--- a/5 - Site web/media/fiche/fiche-technique-a-imprimer.docx
+++ b/5 - Site web/media/fiche/fiche-technique-a-imprimer.docx
@@ -3,37 +3,29 @@
 <w:document xmlns:wpc="http://schemas.microsoft.com/office/word/2010/wordprocessingCanvas" xmlns:cx="http://schemas.microsoft.com/office/drawing/2014/chartex" xmlns:cx1="http://schemas.microsoft.com/office/drawing/2015/9/8/chartex" xmlns:cx2="http://schemas.microsoft.com/office/drawing/2015/10/21/chartex" xmlns:cx3="http://schemas.microsoft.com/office/drawing/2016/5/9/chartex" xmlns:cx4="http://schemas.microsoft.com/office/drawing/2016/5/10/chartex" xmlns:cx5="http://schemas.microsoft.com/office/drawing/2016/5/11/chartex" xmlns:cx6="http://schemas.microsoft.com/office/drawing/2016/5/12/chartex" xmlns:cx7="http://schemas.microsoft.com/office/drawing/2016/5/13/chartex" xmlns:cx8="http://schemas.microsoft.com/office/drawing/2016/5/14/chartex" xmlns:mc="http://schemas.openxmlformats.org/markup-compatibility/2006" xmlns:aink="http://schemas.microsoft.com/office/drawing/2016/ink" xmlns:am3d="http://schemas.microsoft.com/office/drawing/2017/model3d" xmlns:o="urn:schemas-microsoft-com:office:office" xmlns:oel="http://schemas.microsoft.com/office/2019/extlst" xmlns:r="http://schemas.openxmlformats.org/officeDocument/2006/relationships" xmlns:m="http://schemas.openxmlformats.org/officeDocument/2006/math" xmlns:v="urn:schemas-microsoft-com:vml" xmlns:wp14="http://schemas.microsoft.com/office/word/2010/wordprocessingDrawing" xmlns:wp="http://schemas.openxmlformats.org/drawingml/2006/wordprocessingDrawing" xmlns:w10="urn:schemas-microsoft-com:office:word" xmlns:w="http://schemas.openxmlformats.org/wordprocessingml/2006/main" xmlns:w14="http://schemas.microsoft.com/office/word/2010/wordml" xmlns:w15="http://schemas.microsoft.com/office/word/2012/wordml" xmlns:w16cex="http://schemas.microsoft.com/office/word/2018/wordml/cex" xmlns:w16cid="http://schemas.microsoft.com/office/word/2016/wordml/cid" xmlns:w16="http://schemas.microsoft.com/office/word/2018/wordml" xmlns:w16du="http://schemas.microsoft.com/office/word/2023/wordml/word16du" xmlns:w16sdtdh="http://schemas.microsoft.com/office/word/2020/wordml/sdtdatahash" xmlns:w16sdtfl="http://schemas.microsoft.com/office/word/2024/wordml/sdtformatlock" xmlns:w16se="http://schemas.microsoft.com/office/word/2015/wordml/symex" xmlns:wpg="http://schemas.microsoft.com/office/word/2010/wordprocessingGroup" xmlns:wpi="http://schemas.microsoft.com/office/word/2010/wordprocessingInk" xmlns:wne="http://schemas.microsoft.com/office/word/2006/wordml" xmlns:wps="http://schemas.microsoft.com/office/word/2010/wordprocessingShape" mc:Ignorable="w14 w15 w16se w16cid w16 w16cex w16sdtdh w16sdtfl w16du wp14">
   <w:body>
     <w:p>
-      <w:pPr>
-        <w:sectPr>
-          <w:pgSz w:w="12240" w:h="15840"/>
-          <w:pgMar w:top="0" w:right="0" w:bottom="0" w:left="0" w:header="720" w:footer="720" w:gutter="0"/>
-          <w:cols w:space="720"/>
-          <w:docGrid w:linePitch="360"/>
-        </w:sectPr>
-      </w:pPr>
       <w:r>
         <w:rPr>
           <w:noProof/>
         </w:rPr>
         <w:drawing>
-          <wp:anchor distT="0" distB="0" distL="114300" distR="114300" simplePos="0" relativeHeight="251658240" behindDoc="1" locked="1" layoutInCell="1" allowOverlap="1" wp14:anchorId="44E987D6" wp14:editId="22BD54E7">
+          <wp:anchor distT="0" distB="0" distL="114300" distR="114300" simplePos="0" relativeHeight="251658240" behindDoc="1" locked="1" layoutInCell="1" allowOverlap="1" wp14:anchorId="6EA2043A" wp14:editId="0EED95D9">
             <wp:simplePos x="0" y="0"/>
             <wp:positionH relativeFrom="page">
               <wp:posOffset>0</wp:posOffset>
             </wp:positionH>
             <wp:positionV relativeFrom="page">
-              <wp:posOffset>0</wp:posOffset>
+              <wp:posOffset>-9525</wp:posOffset>
             </wp:positionV>
             <wp:extent cx="7772400" cy="10058400"/>
             <wp:effectExtent l="0" t="0" r="0" b="0"/>
             <wp:wrapNone/>
-            <wp:docPr id="139832288" name="Image 1"/>
+            <wp:docPr id="310301206" name="Image 1"/>
             <wp:cNvGraphicFramePr/>
             <a:graphic xmlns:a="http://schemas.openxmlformats.org/drawingml/2006/main">
               <a:graphicData uri="http://schemas.openxmlformats.org/drawingml/2006/picture">
                 <pic:pic xmlns:pic="http://schemas.openxmlformats.org/drawingml/2006/picture">
                   <pic:nvPicPr>
-                    <pic:cNvPr id="139832288" name=""/>
+                    <pic:cNvPr id="310301206" name=""/>
                     <pic:cNvPicPr/>
                   </pic:nvPicPr>
                   <pic:blipFill>
@@ -64,37 +56,829 @@
         </w:drawing>
       </w:r>
     </w:p>
-    <w:p/>
     <w:p>
       <w:pPr>
-        <w:pBdr>
-          <w:bottom w:val="single" w:sz="6" w:space="4" w:color="D8D5CD"/>
-        </w:pBdr>
-        <w:spacing w:before="400" w:after="60"/>
+        <w:sectPr>
+          <w:pgSz w:w="12240" w:h="15840"/>
+          <w:pgMar w:top="0" w:right="0" w:bottom="0" w:left="0" w:header="720" w:footer="720" w:gutter="0"/>
+          <w:cols w:space="720"/>
+          <w:docGrid w:linePitch="360"/>
+        </w:sectPr>
+      </w:pPr>
+    </w:p>
+    <w:p>
+      <w:pPr>
+        <w:pStyle w:val="Titre1"/>
+      </w:pPr>
+      <w:bookmarkStart w:id="0" w:name="_Toc238713379"/>
+      <w:r>
+        <w:lastRenderedPageBreak/>
+        <w:t>Sommaire</w:t>
+      </w:r>
+      <w:bookmarkEnd w:id="0"/>
+    </w:p>
+    <w:p>
+      <w:pPr>
+        <w:spacing w:after="80"/>
       </w:pPr>
       <w:r>
+        <w:t>Ce document existe aussi en version consultable, avec la bande du spectacle écoutable, les intentions de lumière en images et une vidéo de la conduite des premiers titres.</w:t>
+      </w:r>
+    </w:p>
+    <w:p>
+      <w:pPr>
+        <w:spacing w:after="280"/>
+      </w:pPr>
+      <w:r>
+        <w:t xml:space="preserve">Tout est là : </w:t>
+      </w:r>
+      <w:hyperlink r:id="rId7">
+        <w:r>
+          <w:rPr>
+            <w:b/>
+            <w:color w:val="2D5586"/>
+            <w:u w:val="single"/>
+          </w:rPr>
+          <w:t>ouvrir la version consultable</w:t>
+        </w:r>
+      </w:hyperlink>
+    </w:p>
+    <w:p>
+      <w:pPr>
+        <w:pStyle w:val="TM1"/>
+        <w:tabs>
+          <w:tab w:val="right" w:leader="dot" w:pos="9736"/>
+        </w:tabs>
         <w:rPr>
-          <w:b/>
-          <w:color w:val="8A2B2B"/>
-          <w:sz w:val="32"/>
+          <w:rFonts w:asciiTheme="minorHAnsi" w:hAnsiTheme="minorHAnsi"/>
+          <w:noProof/>
+          <w:kern w:val="2"/>
+          <w:sz w:val="24"/>
+          <w:szCs w:val="24"/>
+          <w:lang w:bidi="ar-SA"/>
+          <w14:ligatures w14:val="standardContextual"/>
         </w:rPr>
-        <w:t xml:space="preserve">1.   </w:t>
+      </w:pPr>
+      <w:r>
+        <w:fldChar w:fldCharType="begin"/>
       </w:r>
       <w:r>
+        <w:instrText>TOC \o "1-1" \h \z \u</w:instrText>
+      </w:r>
+      <w:r>
+        <w:fldChar w:fldCharType="separate"/>
+      </w:r>
+      <w:hyperlink w:anchor="_Toc238713379" w:history="1">
+        <w:r>
+          <w:rPr>
+            <w:rStyle w:val="Lienhypertexte"/>
+            <w:noProof/>
+          </w:rPr>
+          <w:t>Sommaire</w:t>
+        </w:r>
+        <w:r>
+          <w:rPr>
+            <w:noProof/>
+            <w:webHidden/>
+          </w:rPr>
+          <w:tab/>
+        </w:r>
+        <w:r>
+          <w:rPr>
+            <w:noProof/>
+            <w:webHidden/>
+          </w:rPr>
+          <w:fldChar w:fldCharType="begin"/>
+        </w:r>
+        <w:r>
+          <w:rPr>
+            <w:noProof/>
+            <w:webHidden/>
+          </w:rPr>
+          <w:instrText xml:space="preserve"> PAGEREF _Toc238713379 \h </w:instrText>
+        </w:r>
+        <w:r>
+          <w:rPr>
+            <w:noProof/>
+            <w:webHidden/>
+          </w:rPr>
+        </w:r>
+        <w:r>
+          <w:rPr>
+            <w:noProof/>
+            <w:webHidden/>
+          </w:rPr>
+          <w:fldChar w:fldCharType="separate"/>
+        </w:r>
+        <w:r>
+          <w:rPr>
+            <w:noProof/>
+            <w:webHidden/>
+          </w:rPr>
+          <w:t>2</w:t>
+        </w:r>
+        <w:r>
+          <w:rPr>
+            <w:noProof/>
+            <w:webHidden/>
+          </w:rPr>
+          <w:fldChar w:fldCharType="end"/>
+        </w:r>
+      </w:hyperlink>
+    </w:p>
+    <w:p>
+      <w:pPr>
+        <w:pStyle w:val="TM1"/>
+        <w:tabs>
+          <w:tab w:val="right" w:leader="dot" w:pos="9736"/>
+        </w:tabs>
         <w:rPr>
-          <w:b/>
-          <w:color w:val="16181D"/>
-          <w:sz w:val="32"/>
+          <w:rFonts w:asciiTheme="minorHAnsi" w:hAnsiTheme="minorHAnsi"/>
+          <w:noProof/>
+          <w:kern w:val="2"/>
+          <w:sz w:val="24"/>
+          <w:szCs w:val="24"/>
+          <w:lang w:bidi="ar-SA"/>
+          <w14:ligatures w14:val="standardContextual"/>
         </w:rPr>
+      </w:pPr>
+      <w:hyperlink w:anchor="_Toc238713380" w:history="1">
+        <w:r>
+          <w:rPr>
+            <w:rStyle w:val="Lienhypertexte"/>
+            <w:noProof/>
+          </w:rPr>
+          <w:t>Ce dont j'ai besoin, en un coup d'œil</w:t>
+        </w:r>
+        <w:r>
+          <w:rPr>
+            <w:noProof/>
+            <w:webHidden/>
+          </w:rPr>
+          <w:tab/>
+        </w:r>
+        <w:r>
+          <w:rPr>
+            <w:noProof/>
+            <w:webHidden/>
+          </w:rPr>
+          <w:fldChar w:fldCharType="begin"/>
+        </w:r>
+        <w:r>
+          <w:rPr>
+            <w:noProof/>
+            <w:webHidden/>
+          </w:rPr>
+          <w:instrText xml:space="preserve"> PAGEREF _Toc238713380 \h </w:instrText>
+        </w:r>
+        <w:r>
+          <w:rPr>
+            <w:noProof/>
+            <w:webHidden/>
+          </w:rPr>
+        </w:r>
+        <w:r>
+          <w:rPr>
+            <w:noProof/>
+            <w:webHidden/>
+          </w:rPr>
+          <w:fldChar w:fldCharType="separate"/>
+        </w:r>
+        <w:r>
+          <w:rPr>
+            <w:noProof/>
+            <w:webHidden/>
+          </w:rPr>
+          <w:t>3</w:t>
+        </w:r>
+        <w:r>
+          <w:rPr>
+            <w:noProof/>
+            <w:webHidden/>
+          </w:rPr>
+          <w:fldChar w:fldCharType="end"/>
+        </w:r>
+      </w:hyperlink>
+    </w:p>
+    <w:p>
+      <w:pPr>
+        <w:pStyle w:val="TM1"/>
+        <w:tabs>
+          <w:tab w:val="right" w:leader="dot" w:pos="9736"/>
+        </w:tabs>
+        <w:rPr>
+          <w:rFonts w:asciiTheme="minorHAnsi" w:hAnsiTheme="minorHAnsi"/>
+          <w:noProof/>
+          <w:kern w:val="2"/>
+          <w:sz w:val="24"/>
+          <w:szCs w:val="24"/>
+          <w:lang w:bidi="ar-SA"/>
+          <w14:ligatures w14:val="standardContextual"/>
+        </w:rPr>
+      </w:pPr>
+      <w:hyperlink w:anchor="_Toc238713381" w:history="1">
+        <w:r>
+          <w:rPr>
+            <w:rStyle w:val="Lienhypertexte"/>
+            <w:noProof/>
+          </w:rPr>
+          <w:t>Son</w:t>
+        </w:r>
+        <w:r>
+          <w:rPr>
+            <w:noProof/>
+            <w:webHidden/>
+          </w:rPr>
+          <w:tab/>
+        </w:r>
+        <w:r>
+          <w:rPr>
+            <w:noProof/>
+            <w:webHidden/>
+          </w:rPr>
+          <w:fldChar w:fldCharType="begin"/>
+        </w:r>
+        <w:r>
+          <w:rPr>
+            <w:noProof/>
+            <w:webHidden/>
+          </w:rPr>
+          <w:instrText xml:space="preserve"> PAGEREF _Toc238713381 \h </w:instrText>
+        </w:r>
+        <w:r>
+          <w:rPr>
+            <w:noProof/>
+            <w:webHidden/>
+          </w:rPr>
+        </w:r>
+        <w:r>
+          <w:rPr>
+            <w:noProof/>
+            <w:webHidden/>
+          </w:rPr>
+          <w:fldChar w:fldCharType="separate"/>
+        </w:r>
+        <w:r>
+          <w:rPr>
+            <w:noProof/>
+            <w:webHidden/>
+          </w:rPr>
+          <w:t>5</w:t>
+        </w:r>
+        <w:r>
+          <w:rPr>
+            <w:noProof/>
+            <w:webHidden/>
+          </w:rPr>
+          <w:fldChar w:fldCharType="end"/>
+        </w:r>
+      </w:hyperlink>
+    </w:p>
+    <w:p>
+      <w:pPr>
+        <w:pStyle w:val="TM1"/>
+        <w:tabs>
+          <w:tab w:val="right" w:leader="dot" w:pos="9736"/>
+        </w:tabs>
+        <w:rPr>
+          <w:rFonts w:asciiTheme="minorHAnsi" w:hAnsiTheme="minorHAnsi"/>
+          <w:noProof/>
+          <w:kern w:val="2"/>
+          <w:sz w:val="24"/>
+          <w:szCs w:val="24"/>
+          <w:lang w:bidi="ar-SA"/>
+          <w14:ligatures w14:val="standardContextual"/>
+        </w:rPr>
+      </w:pPr>
+      <w:hyperlink w:anchor="_Toc238713382" w:history="1">
+        <w:r>
+          <w:rPr>
+            <w:rStyle w:val="Lienhypertexte"/>
+            <w:noProof/>
+          </w:rPr>
+          <w:t>Plateau</w:t>
+        </w:r>
+        <w:r>
+          <w:rPr>
+            <w:noProof/>
+            <w:webHidden/>
+          </w:rPr>
+          <w:tab/>
+        </w:r>
+        <w:r>
+          <w:rPr>
+            <w:noProof/>
+            <w:webHidden/>
+          </w:rPr>
+          <w:fldChar w:fldCharType="begin"/>
+        </w:r>
+        <w:r>
+          <w:rPr>
+            <w:noProof/>
+            <w:webHidden/>
+          </w:rPr>
+          <w:instrText xml:space="preserve"> PAGEREF _Toc238713382 \h </w:instrText>
+        </w:r>
+        <w:r>
+          <w:rPr>
+            <w:noProof/>
+            <w:webHidden/>
+          </w:rPr>
+        </w:r>
+        <w:r>
+          <w:rPr>
+            <w:noProof/>
+            <w:webHidden/>
+          </w:rPr>
+          <w:fldChar w:fldCharType="separate"/>
+        </w:r>
+        <w:r>
+          <w:rPr>
+            <w:noProof/>
+            <w:webHidden/>
+          </w:rPr>
+          <w:t>6</w:t>
+        </w:r>
+        <w:r>
+          <w:rPr>
+            <w:noProof/>
+            <w:webHidden/>
+          </w:rPr>
+          <w:fldChar w:fldCharType="end"/>
+        </w:r>
+      </w:hyperlink>
+    </w:p>
+    <w:p>
+      <w:pPr>
+        <w:pStyle w:val="TM1"/>
+        <w:tabs>
+          <w:tab w:val="right" w:leader="dot" w:pos="9736"/>
+        </w:tabs>
+        <w:rPr>
+          <w:rFonts w:asciiTheme="minorHAnsi" w:hAnsiTheme="minorHAnsi"/>
+          <w:noProof/>
+          <w:kern w:val="2"/>
+          <w:sz w:val="24"/>
+          <w:szCs w:val="24"/>
+          <w:lang w:bidi="ar-SA"/>
+          <w14:ligatures w14:val="standardContextual"/>
+        </w:rPr>
+      </w:pPr>
+      <w:hyperlink w:anchor="_Toc238713383" w:history="1">
+        <w:r>
+          <w:rPr>
+            <w:rStyle w:val="Lienhypertexte"/>
+            <w:noProof/>
+          </w:rPr>
+          <w:t>Lumière</w:t>
+        </w:r>
+        <w:r>
+          <w:rPr>
+            <w:noProof/>
+            <w:webHidden/>
+          </w:rPr>
+          <w:tab/>
+        </w:r>
+        <w:r>
+          <w:rPr>
+            <w:noProof/>
+            <w:webHidden/>
+          </w:rPr>
+          <w:fldChar w:fldCharType="begin"/>
+        </w:r>
+        <w:r>
+          <w:rPr>
+            <w:noProof/>
+            <w:webHidden/>
+          </w:rPr>
+          <w:instrText xml:space="preserve"> PAGEREF _Toc238713383 \h </w:instrText>
+        </w:r>
+        <w:r>
+          <w:rPr>
+            <w:noProof/>
+            <w:webHidden/>
+          </w:rPr>
+        </w:r>
+        <w:r>
+          <w:rPr>
+            <w:noProof/>
+            <w:webHidden/>
+          </w:rPr>
+          <w:fldChar w:fldCharType="separate"/>
+        </w:r>
+        <w:r>
+          <w:rPr>
+            <w:noProof/>
+            <w:webHidden/>
+          </w:rPr>
+          <w:t>8</w:t>
+        </w:r>
+        <w:r>
+          <w:rPr>
+            <w:noProof/>
+            <w:webHidden/>
+          </w:rPr>
+          <w:fldChar w:fldCharType="end"/>
+        </w:r>
+      </w:hyperlink>
+    </w:p>
+    <w:p>
+      <w:pPr>
+        <w:pStyle w:val="TM1"/>
+        <w:tabs>
+          <w:tab w:val="right" w:leader="dot" w:pos="9736"/>
+        </w:tabs>
+        <w:rPr>
+          <w:rFonts w:asciiTheme="minorHAnsi" w:hAnsiTheme="minorHAnsi"/>
+          <w:noProof/>
+          <w:kern w:val="2"/>
+          <w:sz w:val="24"/>
+          <w:szCs w:val="24"/>
+          <w:lang w:bidi="ar-SA"/>
+          <w14:ligatures w14:val="standardContextual"/>
+        </w:rPr>
+      </w:pPr>
+      <w:hyperlink w:anchor="_Toc238713384" w:history="1">
+        <w:r>
+          <w:rPr>
+            <w:rStyle w:val="Lienhypertexte"/>
+            <w:noProof/>
+          </w:rPr>
+          <w:t>Effets et vidéo</w:t>
+        </w:r>
+        <w:r>
+          <w:rPr>
+            <w:noProof/>
+            <w:webHidden/>
+          </w:rPr>
+          <w:tab/>
+        </w:r>
+        <w:r>
+          <w:rPr>
+            <w:noProof/>
+            <w:webHidden/>
+          </w:rPr>
+          <w:fldChar w:fldCharType="begin"/>
+        </w:r>
+        <w:r>
+          <w:rPr>
+            <w:noProof/>
+            <w:webHidden/>
+          </w:rPr>
+          <w:instrText xml:space="preserve"> PAGEREF _Toc238713384 \h </w:instrText>
+        </w:r>
+        <w:r>
+          <w:rPr>
+            <w:noProof/>
+            <w:webHidden/>
+          </w:rPr>
+        </w:r>
+        <w:r>
+          <w:rPr>
+            <w:noProof/>
+            <w:webHidden/>
+          </w:rPr>
+          <w:fldChar w:fldCharType="separate"/>
+        </w:r>
+        <w:r>
+          <w:rPr>
+            <w:noProof/>
+            <w:webHidden/>
+          </w:rPr>
+          <w:t>11</w:t>
+        </w:r>
+        <w:r>
+          <w:rPr>
+            <w:noProof/>
+            <w:webHidden/>
+          </w:rPr>
+          <w:fldChar w:fldCharType="end"/>
+        </w:r>
+      </w:hyperlink>
+    </w:p>
+    <w:p>
+      <w:pPr>
+        <w:pStyle w:val="TM1"/>
+        <w:tabs>
+          <w:tab w:val="right" w:leader="dot" w:pos="9736"/>
+        </w:tabs>
+        <w:rPr>
+          <w:rFonts w:asciiTheme="minorHAnsi" w:hAnsiTheme="minorHAnsi"/>
+          <w:noProof/>
+          <w:kern w:val="2"/>
+          <w:sz w:val="24"/>
+          <w:szCs w:val="24"/>
+          <w:lang w:bidi="ar-SA"/>
+          <w14:ligatures w14:val="standardContextual"/>
+        </w:rPr>
+      </w:pPr>
+      <w:hyperlink w:anchor="_Toc238713385" w:history="1">
+        <w:r>
+          <w:rPr>
+            <w:rStyle w:val="Lienhypertexte"/>
+            <w:noProof/>
+          </w:rPr>
+          <w:t>Déroulé minuté</w:t>
+        </w:r>
+        <w:r>
+          <w:rPr>
+            <w:noProof/>
+            <w:webHidden/>
+          </w:rPr>
+          <w:tab/>
+        </w:r>
+        <w:r>
+          <w:rPr>
+            <w:noProof/>
+            <w:webHidden/>
+          </w:rPr>
+          <w:fldChar w:fldCharType="begin"/>
+        </w:r>
+        <w:r>
+          <w:rPr>
+            <w:noProof/>
+            <w:webHidden/>
+          </w:rPr>
+          <w:instrText xml:space="preserve"> PAGEREF _Toc238713385 \h </w:instrText>
+        </w:r>
+        <w:r>
+          <w:rPr>
+            <w:noProof/>
+            <w:webHidden/>
+          </w:rPr>
+        </w:r>
+        <w:r>
+          <w:rPr>
+            <w:noProof/>
+            <w:webHidden/>
+          </w:rPr>
+          <w:fldChar w:fldCharType="separate"/>
+        </w:r>
+        <w:r>
+          <w:rPr>
+            <w:noProof/>
+            <w:webHidden/>
+          </w:rPr>
+          <w:t>12</w:t>
+        </w:r>
+        <w:r>
+          <w:rPr>
+            <w:noProof/>
+            <w:webHidden/>
+          </w:rPr>
+          <w:fldChar w:fldCharType="end"/>
+        </w:r>
+      </w:hyperlink>
+    </w:p>
+    <w:p>
+      <w:pPr>
+        <w:pStyle w:val="TM1"/>
+        <w:tabs>
+          <w:tab w:val="right" w:leader="dot" w:pos="9736"/>
+        </w:tabs>
+        <w:rPr>
+          <w:rFonts w:asciiTheme="minorHAnsi" w:hAnsiTheme="minorHAnsi"/>
+          <w:noProof/>
+          <w:kern w:val="2"/>
+          <w:sz w:val="24"/>
+          <w:szCs w:val="24"/>
+          <w:lang w:bidi="ar-SA"/>
+          <w14:ligatures w14:val="standardContextual"/>
+        </w:rPr>
+      </w:pPr>
+      <w:hyperlink w:anchor="_Toc238713386" w:history="1">
+        <w:r>
+          <w:rPr>
+            <w:rStyle w:val="Lienhypertexte"/>
+            <w:noProof/>
+          </w:rPr>
+          <w:t>Le jour du spectacle</w:t>
+        </w:r>
+        <w:r>
+          <w:rPr>
+            <w:noProof/>
+            <w:webHidden/>
+          </w:rPr>
+          <w:tab/>
+        </w:r>
+        <w:r>
+          <w:rPr>
+            <w:noProof/>
+            <w:webHidden/>
+          </w:rPr>
+          <w:fldChar w:fldCharType="begin"/>
+        </w:r>
+        <w:r>
+          <w:rPr>
+            <w:noProof/>
+            <w:webHidden/>
+          </w:rPr>
+          <w:instrText xml:space="preserve"> PAGEREF _Toc238713386 \h </w:instrText>
+        </w:r>
+        <w:r>
+          <w:rPr>
+            <w:noProof/>
+            <w:webHidden/>
+          </w:rPr>
+        </w:r>
+        <w:r>
+          <w:rPr>
+            <w:noProof/>
+            <w:webHidden/>
+          </w:rPr>
+          <w:fldChar w:fldCharType="separate"/>
+        </w:r>
+        <w:r>
+          <w:rPr>
+            <w:noProof/>
+            <w:webHidden/>
+          </w:rPr>
+          <w:t>13</w:t>
+        </w:r>
+        <w:r>
+          <w:rPr>
+            <w:noProof/>
+            <w:webHidden/>
+          </w:rPr>
+          <w:fldChar w:fldCharType="end"/>
+        </w:r>
+      </w:hyperlink>
+    </w:p>
+    <w:p>
+      <w:pPr>
+        <w:pStyle w:val="TM1"/>
+        <w:tabs>
+          <w:tab w:val="right" w:leader="dot" w:pos="9736"/>
+        </w:tabs>
+        <w:rPr>
+          <w:rFonts w:asciiTheme="minorHAnsi" w:hAnsiTheme="minorHAnsi"/>
+          <w:noProof/>
+          <w:kern w:val="2"/>
+          <w:sz w:val="24"/>
+          <w:szCs w:val="24"/>
+          <w:lang w:bidi="ar-SA"/>
+          <w14:ligatures w14:val="standardContextual"/>
+        </w:rPr>
+      </w:pPr>
+      <w:hyperlink w:anchor="_Toc238713387" w:history="1">
+        <w:r>
+          <w:rPr>
+            <w:rStyle w:val="Lienhypertexte"/>
+            <w:noProof/>
+          </w:rPr>
+          <w:t>Mes questions</w:t>
+        </w:r>
+        <w:r>
+          <w:rPr>
+            <w:noProof/>
+            <w:webHidden/>
+          </w:rPr>
+          <w:tab/>
+        </w:r>
+        <w:r>
+          <w:rPr>
+            <w:noProof/>
+            <w:webHidden/>
+          </w:rPr>
+          <w:fldChar w:fldCharType="begin"/>
+        </w:r>
+        <w:r>
+          <w:rPr>
+            <w:noProof/>
+            <w:webHidden/>
+          </w:rPr>
+          <w:instrText xml:space="preserve"> PAGEREF _Toc238713387 \h </w:instrText>
+        </w:r>
+        <w:r>
+          <w:rPr>
+            <w:noProof/>
+            <w:webHidden/>
+          </w:rPr>
+        </w:r>
+        <w:r>
+          <w:rPr>
+            <w:noProof/>
+            <w:webHidden/>
+          </w:rPr>
+          <w:fldChar w:fldCharType="separate"/>
+        </w:r>
+        <w:r>
+          <w:rPr>
+            <w:noProof/>
+            <w:webHidden/>
+          </w:rPr>
+          <w:t>14</w:t>
+        </w:r>
+        <w:r>
+          <w:rPr>
+            <w:noProof/>
+            <w:webHidden/>
+          </w:rPr>
+          <w:fldChar w:fldCharType="end"/>
+        </w:r>
+      </w:hyperlink>
+    </w:p>
+    <w:p>
+      <w:pPr>
+        <w:pStyle w:val="TM1"/>
+        <w:tabs>
+          <w:tab w:val="right" w:leader="dot" w:pos="9736"/>
+        </w:tabs>
+        <w:rPr>
+          <w:rFonts w:asciiTheme="minorHAnsi" w:hAnsiTheme="minorHAnsi"/>
+          <w:noProof/>
+          <w:kern w:val="2"/>
+          <w:sz w:val="24"/>
+          <w:szCs w:val="24"/>
+          <w:lang w:bidi="ar-SA"/>
+          <w14:ligatures w14:val="standardContextual"/>
+        </w:rPr>
+      </w:pPr>
+      <w:hyperlink w:anchor="_Toc238713388" w:history="1">
+        <w:r>
+          <w:rPr>
+            <w:rStyle w:val="Lienhypertexte"/>
+            <w:noProof/>
+          </w:rPr>
+          <w:t>Contacts</w:t>
+        </w:r>
+        <w:r>
+          <w:rPr>
+            <w:noProof/>
+            <w:webHidden/>
+          </w:rPr>
+          <w:tab/>
+        </w:r>
+        <w:r>
+          <w:rPr>
+            <w:noProof/>
+            <w:webHidden/>
+          </w:rPr>
+          <w:fldChar w:fldCharType="begin"/>
+        </w:r>
+        <w:r>
+          <w:rPr>
+            <w:noProof/>
+            <w:webHidden/>
+          </w:rPr>
+          <w:instrText xml:space="preserve"> PAGEREF _Toc238713388 \h </w:instrText>
+        </w:r>
+        <w:r>
+          <w:rPr>
+            <w:noProof/>
+            <w:webHidden/>
+          </w:rPr>
+        </w:r>
+        <w:r>
+          <w:rPr>
+            <w:noProof/>
+            <w:webHidden/>
+          </w:rPr>
+          <w:fldChar w:fldCharType="separate"/>
+        </w:r>
+        <w:r>
+          <w:rPr>
+            <w:noProof/>
+            <w:webHidden/>
+          </w:rPr>
+          <w:t>15</w:t>
+        </w:r>
+        <w:r>
+          <w:rPr>
+            <w:noProof/>
+            <w:webHidden/>
+          </w:rPr>
+          <w:fldChar w:fldCharType="end"/>
+        </w:r>
+      </w:hyperlink>
+    </w:p>
+    <w:p>
+      <w:r>
+        <w:fldChar w:fldCharType="end"/>
+      </w:r>
+    </w:p>
+    <w:p>
+      <w:r>
+        <w:br w:type="page"/>
+      </w:r>
+    </w:p>
+    <w:p>
+      <w:pPr>
+        <w:pStyle w:val="Titre1"/>
+      </w:pPr>
+      <w:bookmarkStart w:id="1" w:name="_Toc238713380"/>
+      <w:r>
+        <w:lastRenderedPageBreak/>
         <w:t>Ce dont j'ai besoin, en un coup d'œil</w:t>
       </w:r>
+      <w:bookmarkEnd w:id="1"/>
     </w:p>
     <w:p>
       <w:r>
         <w:rPr>
           <w:color w:val="666B76"/>
         </w:rPr>
-        <w:t>Chaque ligne indique ce que je souhaite et pourquoi. Tout le reste du document ne fait que développer ce tableau.</w:t>
+        <w:t>Chaque ligne indique ce que je souhaite et pourquoi. Tout le reste du document ne fait que développer ce tableau. Aucune de ces demandes ne doit entraîner de dépense supplémentaire : si l'un de ces points supposait une location ou un supplément, je le retire sans discussion.</w:t>
       </w:r>
     </w:p>
     <w:tbl>
@@ -105,9 +889,9 @@
         <w:tblLook w:val="04A0" w:firstRow="1" w:lastRow="0" w:firstColumn="1" w:lastColumn="0" w:noHBand="0" w:noVBand="1"/>
       </w:tblPr>
       <w:tblGrid>
-        <w:gridCol w:w="1361"/>
-        <w:gridCol w:w="3402"/>
-        <w:gridCol w:w="4082"/>
+        <w:gridCol w:w="1474"/>
+        <w:gridCol w:w="3628"/>
+        <w:gridCol w:w="4309"/>
       </w:tblGrid>
       <w:tr>
         <w:trPr>
@@ -115,7 +899,7 @@
         </w:trPr>
         <w:tc>
           <w:tcPr>
-            <w:tcW w:w="1361" w:type="dxa"/>
+            <w:tcW w:w="1474" w:type="dxa"/>
           </w:tcPr>
           <w:p>
             <w:r>
@@ -130,7 +914,7 @@
         </w:tc>
         <w:tc>
           <w:tcPr>
-            <w:tcW w:w="3402" w:type="dxa"/>
+            <w:tcW w:w="3628" w:type="dxa"/>
           </w:tcPr>
           <w:p>
             <w:r>
@@ -145,7 +929,7 @@
         </w:tc>
         <w:tc>
           <w:tcPr>
-            <w:tcW w:w="4082" w:type="dxa"/>
+            <w:tcW w:w="4309" w:type="dxa"/>
           </w:tcPr>
           <w:p>
             <w:r>
@@ -165,15 +949,15 @@
         </w:trPr>
         <w:tc>
           <w:tcPr>
-            <w:tcW w:w="1361" w:type="dxa"/>
+            <w:tcW w:w="1474" w:type="dxa"/>
           </w:tcPr>
           <w:p>
             <w:pPr>
-              <w:spacing w:after="40"/>
+              <w:spacing w:after="60"/>
             </w:pPr>
             <w:r>
               <w:rPr>
-                <w:sz w:val="17"/>
+                <w:sz w:val="19"/>
               </w:rPr>
               <w:t>IMPORTANT</w:t>
             </w:r>
@@ -181,16 +965,16 @@
         </w:tc>
         <w:tc>
           <w:tcPr>
-            <w:tcW w:w="3402" w:type="dxa"/>
+            <w:tcW w:w="3628" w:type="dxa"/>
           </w:tcPr>
           <w:p>
             <w:pPr>
-              <w:spacing w:after="40"/>
+              <w:spacing w:after="60"/>
             </w:pPr>
             <w:r>
               <w:rPr>
                 <w:b/>
-                <w:sz w:val="17"/>
+                <w:sz w:val="19"/>
               </w:rPr>
               <w:t>La scène dégagée pendant notre passage, le backline du groupe s'installant à l'entracte</w:t>
             </w:r>
@@ -198,17 +982,17 @@
         </w:tc>
         <w:tc>
           <w:tcPr>
-            <w:tcW w:w="4082" w:type="dxa"/>
+            <w:tcW w:w="4309" w:type="dxa"/>
           </w:tcPr>
           <w:p>
             <w:pPr>
-              <w:spacing w:after="40"/>
+              <w:spacing w:after="60"/>
             </w:pPr>
             <w:r>
               <w:rPr>
-                <w:sz w:val="17"/>
+                <w:sz w:val="19"/>
               </w:rPr>
-              <w:t>Toute la mise en scène repose dessus : les six chanteurs circulent d'un bout à l'autre du plateau.</w:t>
+              <w:t>Toute la mise en scène repose dessus : les six chanteurs circulent d'un bout à l'autre du plateau, du début à la fin.</w:t>
             </w:r>
           </w:p>
         </w:tc>
@@ -219,15 +1003,15 @@
         </w:trPr>
         <w:tc>
           <w:tcPr>
-            <w:tcW w:w="1361" w:type="dxa"/>
+            <w:tcW w:w="1474" w:type="dxa"/>
           </w:tcPr>
           <w:p>
             <w:pPr>
-              <w:spacing w:after="40"/>
+              <w:spacing w:after="60"/>
             </w:pPr>
             <w:r>
               <w:rPr>
-                <w:sz w:val="17"/>
+                <w:sz w:val="19"/>
               </w:rPr>
               <w:t>IMPORTANT</w:t>
             </w:r>
@@ -235,16 +1019,16 @@
         </w:tc>
         <w:tc>
           <w:tcPr>
-            <w:tcW w:w="3402" w:type="dxa"/>
+            <w:tcW w:w="3628" w:type="dxa"/>
           </w:tcPr>
           <w:p>
             <w:pPr>
-              <w:spacing w:after="40"/>
+              <w:spacing w:after="60"/>
             </w:pPr>
             <w:r>
               <w:rPr>
                 <w:b/>
-                <w:sz w:val="17"/>
+                <w:sz w:val="19"/>
               </w:rPr>
               <w:t>6 micros HF main, tous du même modèle, six canaux ouverts en même temps</w:t>
             </w:r>
@@ -252,15 +1036,15 @@
         </w:tc>
         <w:tc>
           <w:tcPr>
-            <w:tcW w:w="4082" w:type="dxa"/>
+            <w:tcW w:w="4309" w:type="dxa"/>
           </w:tcPr>
           <w:p>
             <w:pPr>
-              <w:spacing w:after="40"/>
+              <w:spacing w:after="60"/>
             </w:pPr>
             <w:r>
               <w:rPr>
-                <w:sz w:val="17"/>
+                <w:sz w:val="19"/>
               </w:rPr>
               <w:t>Les six chantent ensemble sur plusieurs titres ; des capsules différentes donneraient des timbres hétérogènes.</w:t>
             </w:r>
@@ -273,15 +1057,15 @@
         </w:trPr>
         <w:tc>
           <w:tcPr>
-            <w:tcW w:w="1361" w:type="dxa"/>
+            <w:tcW w:w="1474" w:type="dxa"/>
           </w:tcPr>
           <w:p>
             <w:pPr>
-              <w:spacing w:after="40"/>
+              <w:spacing w:after="60"/>
             </w:pPr>
             <w:r>
               <w:rPr>
-                <w:sz w:val="17"/>
+                <w:sz w:val="19"/>
               </w:rPr>
               <w:t>SOUHAITÉ</w:t>
             </w:r>
@@ -289,16 +1073,16 @@
         </w:tc>
         <w:tc>
           <w:tcPr>
-            <w:tcW w:w="3402" w:type="dxa"/>
+            <w:tcW w:w="3628" w:type="dxa"/>
           </w:tcPr>
           <w:p>
             <w:pPr>
-              <w:spacing w:after="40"/>
+              <w:spacing w:after="60"/>
             </w:pPr>
             <w:r>
               <w:rPr>
                 <w:b/>
-                <w:sz w:val="17"/>
+                <w:sz w:val="19"/>
               </w:rPr>
               <w:t>2 à 3 micros de secours, allumés et réglés, en coulisse</w:t>
             </w:r>
@@ -306,17 +1090,17 @@
         </w:tc>
         <w:tc>
           <w:tcPr>
-            <w:tcW w:w="4082" w:type="dxa"/>
+            <w:tcW w:w="4309" w:type="dxa"/>
           </w:tcPr>
           <w:p>
             <w:pPr>
-              <w:spacing w:after="40"/>
+              <w:spacing w:after="60"/>
             </w:pPr>
             <w:r>
               <w:rPr>
-                <w:sz w:val="17"/>
+                <w:sz w:val="19"/>
               </w:rPr>
-              <w:t>Le medley s'enchaîne sans la moindre pause : aucun moment pour aller en chercher un.</w:t>
+              <w:t>Le medley s'enchaîne sans la moindre pause : si un micro lâchait, il n'y aurait aucun moment pour aller en chercher un.</w:t>
             </w:r>
           </w:p>
         </w:tc>
@@ -327,15 +1111,15 @@
         </w:trPr>
         <w:tc>
           <w:tcPr>
-            <w:tcW w:w="1361" w:type="dxa"/>
+            <w:tcW w:w="1474" w:type="dxa"/>
           </w:tcPr>
           <w:p>
             <w:pPr>
-              <w:spacing w:after="40"/>
+              <w:spacing w:after="60"/>
             </w:pPr>
             <w:r>
               <w:rPr>
-                <w:sz w:val="17"/>
+                <w:sz w:val="19"/>
               </w:rPr>
               <w:t>IMPORTANT</w:t>
             </w:r>
@@ -343,16 +1127,16 @@
         </w:tc>
         <w:tc>
           <w:tcPr>
-            <w:tcW w:w="3402" w:type="dxa"/>
+            <w:tcW w:w="3628" w:type="dxa"/>
           </w:tcPr>
           <w:p>
             <w:pPr>
-              <w:spacing w:after="40"/>
+              <w:spacing w:after="60"/>
             </w:pPr>
             <w:r>
               <w:rPr>
                 <w:b/>
-                <w:sz w:val="17"/>
+                <w:sz w:val="19"/>
               </w:rPr>
               <w:t>La lecture d'un fichier unique, lancé une seule fois</w:t>
             </w:r>
@@ -360,15 +1144,15 @@
         </w:tc>
         <w:tc>
           <w:tcPr>
-            <w:tcW w:w="4082" w:type="dxa"/>
+            <w:tcW w:w="4309" w:type="dxa"/>
           </w:tcPr>
           <w:p>
             <w:pPr>
-              <w:spacing w:after="40"/>
+              <w:spacing w:after="60"/>
             </w:pPr>
             <w:r>
               <w:rPr>
-                <w:sz w:val="17"/>
+                <w:sz w:val="19"/>
               </w:rPr>
               <w:t>Un seul départ en début de spectacle, aucune relance, aucun enchaînement à gérer.</w:t>
             </w:r>
@@ -381,15 +1165,15 @@
         </w:trPr>
         <w:tc>
           <w:tcPr>
-            <w:tcW w:w="1361" w:type="dxa"/>
+            <w:tcW w:w="1474" w:type="dxa"/>
           </w:tcPr>
           <w:p>
             <w:pPr>
-              <w:spacing w:after="40"/>
+              <w:spacing w:after="60"/>
             </w:pPr>
             <w:r>
               <w:rPr>
-                <w:sz w:val="17"/>
+                <w:sz w:val="19"/>
               </w:rPr>
               <w:t>IMPORTANT</w:t>
             </w:r>
@@ -397,16 +1181,16 @@
         </w:tc>
         <w:tc>
           <w:tcPr>
-            <w:tcW w:w="3402" w:type="dxa"/>
+            <w:tcW w:w="3628" w:type="dxa"/>
           </w:tcPr>
           <w:p>
             <w:pPr>
-              <w:spacing w:after="40"/>
+              <w:spacing w:after="60"/>
             </w:pPr>
             <w:r>
               <w:rPr>
                 <w:b/>
-                <w:sz w:val="17"/>
+                <w:sz w:val="19"/>
               </w:rPr>
               <w:t>Des douches sur des points fixes numérotés, complétées en face</w:t>
             </w:r>
@@ -414,15 +1198,15 @@
         </w:tc>
         <w:tc>
           <w:tcPr>
-            <w:tcW w:w="4082" w:type="dxa"/>
+            <w:tcW w:w="4309" w:type="dxa"/>
           </w:tcPr>
           <w:p>
             <w:pPr>
-              <w:spacing w:after="40"/>
+              <w:spacing w:after="60"/>
             </w:pPr>
             <w:r>
               <w:rPr>
-                <w:sz w:val="17"/>
+                <w:sz w:val="19"/>
               </w:rPr>
               <w:t>C'est l'outil principal du spectacle, qui alterne sans cesse solos, duos et ensembles.</w:t>
             </w:r>
@@ -435,15 +1219,15 @@
         </w:trPr>
         <w:tc>
           <w:tcPr>
-            <w:tcW w:w="1361" w:type="dxa"/>
+            <w:tcW w:w="1474" w:type="dxa"/>
           </w:tcPr>
           <w:p>
             <w:pPr>
-              <w:spacing w:after="40"/>
+              <w:spacing w:after="60"/>
             </w:pPr>
             <w:r>
               <w:rPr>
-                <w:sz w:val="17"/>
+                <w:sz w:val="19"/>
               </w:rPr>
               <w:t>TRÈS SOUHAITÉ</w:t>
             </w:r>
@@ -451,16 +1235,16 @@
         </w:tc>
         <w:tc>
           <w:tcPr>
-            <w:tcW w:w="3402" w:type="dxa"/>
+            <w:tcW w:w="3628" w:type="dxa"/>
           </w:tcPr>
           <w:p>
             <w:pPr>
-              <w:spacing w:after="40"/>
+              <w:spacing w:after="60"/>
             </w:pPr>
             <w:r>
               <w:rPr>
                 <w:b/>
-                <w:sz w:val="17"/>
+                <w:sz w:val="19"/>
               </w:rPr>
               <w:t>De la fumée lourde, deux envois au moins</w:t>
             </w:r>
@@ -468,17 +1252,17 @@
         </w:tc>
         <w:tc>
           <w:tcPr>
-            <w:tcW w:w="4082" w:type="dxa"/>
+            <w:tcW w:w="4309" w:type="dxa"/>
           </w:tcPr>
           <w:p>
             <w:pPr>
-              <w:spacing w:after="40"/>
+              <w:spacing w:after="60"/>
             </w:pPr>
             <w:r>
               <w:rPr>
-                <w:sz w:val="17"/>
+                <w:sz w:val="19"/>
               </w:rPr>
-              <w:t>L'ouverture du spectacle, et la suspension du temps vers 23:00.</w:t>
+              <w:t>L'ouverture du spectacle, et la suspension du temps vers 23:00. D'autres pourront s'ajouter.</w:t>
             </w:r>
           </w:p>
         </w:tc>
@@ -489,15 +1273,15 @@
         </w:trPr>
         <w:tc>
           <w:tcPr>
-            <w:tcW w:w="1361" w:type="dxa"/>
+            <w:tcW w:w="1474" w:type="dxa"/>
           </w:tcPr>
           <w:p>
             <w:pPr>
-              <w:spacing w:after="40"/>
+              <w:spacing w:after="60"/>
             </w:pPr>
             <w:r>
               <w:rPr>
-                <w:sz w:val="17"/>
+                <w:sz w:val="19"/>
               </w:rPr>
               <w:t>TRÈS SOUHAITÉ</w:t>
             </w:r>
@@ -505,16 +1289,16 @@
         </w:tc>
         <w:tc>
           <w:tcPr>
-            <w:tcW w:w="3402" w:type="dxa"/>
+            <w:tcW w:w="3628" w:type="dxa"/>
           </w:tcPr>
           <w:p>
             <w:pPr>
-              <w:spacing w:after="40"/>
+              <w:spacing w:after="60"/>
             </w:pPr>
             <w:r>
               <w:rPr>
                 <w:b/>
-                <w:sz w:val="17"/>
+                <w:sz w:val="19"/>
               </w:rPr>
               <w:t>De la couleur sur le cyclorama, une par univers</w:t>
             </w:r>
@@ -522,15 +1306,15 @@
         </w:tc>
         <w:tc>
           <w:tcPr>
-            <w:tcW w:w="4082" w:type="dxa"/>
+            <w:tcW w:w="4309" w:type="dxa"/>
           </w:tcPr>
           <w:p>
             <w:pPr>
-              <w:spacing w:after="40"/>
+              <w:spacing w:after="60"/>
             </w:pPr>
             <w:r>
               <w:rPr>
-                <w:sz w:val="17"/>
+                <w:sz w:val="19"/>
               </w:rPr>
               <w:t>C'est le marqueur le plus lisible des ruptures entre les trois œuvres.</w:t>
             </w:r>
@@ -543,15 +1327,15 @@
         </w:trPr>
         <w:tc>
           <w:tcPr>
-            <w:tcW w:w="1361" w:type="dxa"/>
+            <w:tcW w:w="1474" w:type="dxa"/>
           </w:tcPr>
           <w:p>
             <w:pPr>
-              <w:spacing w:after="40"/>
+              <w:spacing w:after="60"/>
             </w:pPr>
             <w:r>
               <w:rPr>
-                <w:sz w:val="17"/>
+                <w:sz w:val="19"/>
               </w:rPr>
               <w:t>TRÈS SOUHAITÉ</w:t>
             </w:r>
@@ -559,16 +1343,16 @@
         </w:tc>
         <w:tc>
           <w:tcPr>
-            <w:tcW w:w="3402" w:type="dxa"/>
+            <w:tcW w:w="3628" w:type="dxa"/>
           </w:tcPr>
           <w:p>
             <w:pPr>
-              <w:spacing w:after="40"/>
+              <w:spacing w:after="60"/>
             </w:pPr>
             <w:r>
               <w:rPr>
                 <w:b/>
-                <w:sz w:val="17"/>
+                <w:sz w:val="19"/>
               </w:rPr>
               <w:t>Un écran ou une surface de projection</w:t>
             </w:r>
@@ -576,15 +1360,15 @@
         </w:tc>
         <w:tc>
           <w:tcPr>
-            <w:tcW w:w="4082" w:type="dxa"/>
+            <w:tcW w:w="4309" w:type="dxa"/>
           </w:tcPr>
           <w:p>
             <w:pPr>
-              <w:spacing w:after="40"/>
+              <w:spacing w:after="60"/>
             </w:pPr>
             <w:r>
               <w:rPr>
-                <w:sz w:val="17"/>
+                <w:sz w:val="19"/>
               </w:rPr>
               <w:t>Il tiendrait lieu de décor, le spectacle n'en comportant aucun.</w:t>
             </w:r>
@@ -597,15 +1381,15 @@
         </w:trPr>
         <w:tc>
           <w:tcPr>
-            <w:tcW w:w="1361" w:type="dxa"/>
+            <w:tcW w:w="1474" w:type="dxa"/>
           </w:tcPr>
           <w:p>
             <w:pPr>
-              <w:spacing w:after="40"/>
+              <w:spacing w:after="60"/>
             </w:pPr>
             <w:r>
               <w:rPr>
-                <w:sz w:val="17"/>
+                <w:sz w:val="19"/>
               </w:rPr>
               <w:t>SOUHAITÉ</w:t>
             </w:r>
@@ -613,16 +1397,16 @@
         </w:tc>
         <w:tc>
           <w:tcPr>
-            <w:tcW w:w="3402" w:type="dxa"/>
+            <w:tcW w:w="3628" w:type="dxa"/>
           </w:tcPr>
           <w:p>
             <w:pPr>
-              <w:spacing w:after="40"/>
+              <w:spacing w:after="60"/>
             </w:pPr>
             <w:r>
               <w:rPr>
                 <w:b/>
-                <w:sz w:val="17"/>
+                <w:sz w:val="19"/>
               </w:rPr>
               <w:t>Une poursuite et son poursuiteur, cadrage médaillon</w:t>
             </w:r>
@@ -630,15 +1414,15 @@
         </w:tc>
         <w:tc>
           <w:tcPr>
-            <w:tcW w:w="4082" w:type="dxa"/>
+            <w:tcW w:w="4309" w:type="dxa"/>
           </w:tcPr>
           <w:p>
             <w:pPr>
-              <w:spacing w:after="40"/>
+              <w:spacing w:after="60"/>
             </w:pPr>
             <w:r>
               <w:rPr>
-                <w:sz w:val="17"/>
+                <w:sz w:val="19"/>
               </w:rPr>
               <w:t>Pour suivre un soliste qui se déplace.</w:t>
             </w:r>
@@ -651,15 +1435,15 @@
         </w:trPr>
         <w:tc>
           <w:tcPr>
-            <w:tcW w:w="1361" w:type="dxa"/>
+            <w:tcW w:w="1474" w:type="dxa"/>
           </w:tcPr>
           <w:p>
             <w:pPr>
-              <w:spacing w:after="40"/>
+              <w:spacing w:after="60"/>
             </w:pPr>
             <w:r>
               <w:rPr>
-                <w:sz w:val="17"/>
+                <w:sz w:val="19"/>
               </w:rPr>
               <w:t>SOUHAITÉ</w:t>
             </w:r>
@@ -667,16 +1451,16 @@
         </w:tc>
         <w:tc>
           <w:tcPr>
-            <w:tcW w:w="3402" w:type="dxa"/>
+            <w:tcW w:w="3628" w:type="dxa"/>
           </w:tcPr>
           <w:p>
             <w:pPr>
-              <w:spacing w:after="40"/>
+              <w:spacing w:after="60"/>
             </w:pPr>
             <w:r>
               <w:rPr>
                 <w:b/>
-                <w:sz w:val="17"/>
+                <w:sz w:val="19"/>
               </w:rPr>
               <w:t>Des retours de plateau, placés hors des zones où l'on joue au sol</w:t>
             </w:r>
@@ -684,15 +1468,15 @@
         </w:tc>
         <w:tc>
           <w:tcPr>
-            <w:tcW w:w="4082" w:type="dxa"/>
+            <w:tcW w:w="4309" w:type="dxa"/>
           </w:tcPr>
           <w:p>
             <w:pPr>
-              <w:spacing w:after="40"/>
+              <w:spacing w:after="60"/>
             </w:pPr>
             <w:r>
               <w:rPr>
-                <w:sz w:val="17"/>
+                <w:sz w:val="19"/>
               </w:rPr>
               <w:t>Plusieurs passages se jouent à genoux, notamment Les Sans-papiers.</w:t>
             </w:r>
@@ -705,15 +1489,15 @@
         </w:trPr>
         <w:tc>
           <w:tcPr>
-            <w:tcW w:w="1361" w:type="dxa"/>
+            <w:tcW w:w="1474" w:type="dxa"/>
           </w:tcPr>
           <w:p>
             <w:pPr>
-              <w:spacing w:after="40"/>
+              <w:spacing w:after="60"/>
             </w:pPr>
             <w:r>
               <w:rPr>
-                <w:sz w:val="17"/>
+                <w:sz w:val="19"/>
               </w:rPr>
               <w:t>CONFORT</w:t>
             </w:r>
@@ -721,16 +1505,16 @@
         </w:tc>
         <w:tc>
           <w:tcPr>
-            <w:tcW w:w="3402" w:type="dxa"/>
+            <w:tcW w:w="3628" w:type="dxa"/>
           </w:tcPr>
           <w:p>
             <w:pPr>
-              <w:spacing w:after="40"/>
+              <w:spacing w:after="60"/>
             </w:pPr>
             <w:r>
               <w:rPr>
                 <w:b/>
-                <w:sz w:val="17"/>
+                <w:sz w:val="19"/>
               </w:rPr>
               <w:t>Des marques au sol discrètes, invisibles du public</w:t>
             </w:r>
@@ -738,15 +1522,15 @@
         </w:tc>
         <w:tc>
           <w:tcPr>
-            <w:tcW w:w="4082" w:type="dxa"/>
+            <w:tcW w:w="4309" w:type="dxa"/>
           </w:tcPr>
           <w:p>
             <w:pPr>
-              <w:spacing w:after="40"/>
+              <w:spacing w:after="60"/>
             </w:pPr>
             <w:r>
               <w:rPr>
-                <w:sz w:val="17"/>
+                <w:sz w:val="19"/>
               </w:rPr>
               <w:t>Pour retrouver les positions numérotées sans avoir à les chercher.</w:t>
             </w:r>
@@ -759,15 +1543,15 @@
         </w:trPr>
         <w:tc>
           <w:tcPr>
-            <w:tcW w:w="1361" w:type="dxa"/>
+            <w:tcW w:w="1474" w:type="dxa"/>
           </w:tcPr>
           <w:p>
             <w:pPr>
-              <w:spacing w:after="40"/>
+              <w:spacing w:after="60"/>
             </w:pPr>
             <w:r>
               <w:rPr>
-                <w:sz w:val="17"/>
+                <w:sz w:val="19"/>
               </w:rPr>
               <w:t>CONFORT</w:t>
             </w:r>
@@ -775,16 +1559,16 @@
         </w:tc>
         <w:tc>
           <w:tcPr>
-            <w:tcW w:w="3402" w:type="dxa"/>
+            <w:tcW w:w="3628" w:type="dxa"/>
           </w:tcPr>
           <w:p>
             <w:pPr>
-              <w:spacing w:after="40"/>
+              <w:spacing w:after="60"/>
             </w:pPr>
             <w:r>
               <w:rPr>
                 <w:b/>
-                <w:sz w:val="17"/>
+                <w:sz w:val="19"/>
               </w:rPr>
               <w:t>Un hazer, brume légère en fond de plateau</w:t>
             </w:r>
@@ -792,17 +1576,17 @@
         </w:tc>
         <w:tc>
           <w:tcPr>
-            <w:tcW w:w="4082" w:type="dxa"/>
+            <w:tcW w:w="4309" w:type="dxa"/>
           </w:tcPr>
           <w:p>
             <w:pPr>
-              <w:spacing w:after="40"/>
+              <w:spacing w:after="60"/>
             </w:pPr>
             <w:r>
               <w:rPr>
-                <w:sz w:val="17"/>
+                <w:sz w:val="19"/>
               </w:rPr>
-              <w:t>Pour donner du corps aux faisceaux.</w:t>
+              <w:t>Pour donner du corps aux faisceaux et rendre les douches visibles dans l'air.</w:t>
             </w:r>
           </w:p>
         </w:tc>
@@ -813,15 +1597,15 @@
         </w:trPr>
         <w:tc>
           <w:tcPr>
-            <w:tcW w:w="1361" w:type="dxa"/>
+            <w:tcW w:w="1474" w:type="dxa"/>
           </w:tcPr>
           <w:p>
             <w:pPr>
-              <w:spacing w:after="40"/>
+              <w:spacing w:after="60"/>
             </w:pPr>
             <w:r>
               <w:rPr>
-                <w:sz w:val="17"/>
+                <w:sz w:val="19"/>
               </w:rPr>
               <w:t>À CALER</w:t>
             </w:r>
@@ -829,16 +1613,16 @@
         </w:tc>
         <w:tc>
           <w:tcPr>
-            <w:tcW w:w="3402" w:type="dxa"/>
+            <w:tcW w:w="3628" w:type="dxa"/>
           </w:tcPr>
           <w:p>
             <w:pPr>
-              <w:spacing w:after="40"/>
+              <w:spacing w:after="60"/>
             </w:pPr>
             <w:r>
               <w:rPr>
                 <w:b/>
-                <w:sz w:val="17"/>
+                <w:sz w:val="19"/>
               </w:rPr>
               <w:t>Un temps de plateau, et si possible une répétition</w:t>
             </w:r>
@@ -846,15 +1630,15 @@
         </w:tc>
         <w:tc>
           <w:tcPr>
-            <w:tcW w:w="4082" w:type="dxa"/>
+            <w:tcW w:w="4309" w:type="dxa"/>
           </w:tcPr>
           <w:p>
             <w:pPr>
-              <w:spacing w:after="40"/>
+              <w:spacing w:after="60"/>
             </w:pPr>
             <w:r>
               <w:rPr>
-                <w:sz w:val="17"/>
+                <w:sz w:val="19"/>
               </w:rPr>
               <w:t>Six chanteurs à placer et une conduite lumière de 30 à 45 états.</w:t>
             </w:r>
@@ -868,34 +1652,57 @@
       </w:pPr>
     </w:p>
     <w:p>
-      <w:r>
-        <w:br w:type="page"/>
-      </w:r>
-    </w:p>
-    <w:p>
       <w:pPr>
-        <w:pBdr>
-          <w:bottom w:val="single" w:sz="6" w:space="4" w:color="D8D5CD"/>
-        </w:pBdr>
-        <w:spacing w:before="400" w:after="60"/>
+        <w:spacing w:before="280" w:after="80"/>
       </w:pPr>
       <w:r>
         <w:rPr>
           <w:b/>
-          <w:color w:val="8A2B2B"/>
-          <w:sz w:val="32"/>
+          <w:color w:val="666B76"/>
+          <w:spacing w:val="60"/>
+          <w:sz w:val="18"/>
         </w:rPr>
-        <w:lastRenderedPageBreak/>
-        <w:t xml:space="preserve">2.   </w:t>
+        <w:t>VOS NOTES</w:t>
       </w:r>
+    </w:p>
+    <w:tbl>
+      <w:tblPr>
+        <w:tblStyle w:val="Grilledutableau"/>
+        <w:tblW w:w="0" w:type="auto"/>
+        <w:jc w:val="center"/>
+        <w:tblLook w:val="04A0" w:firstRow="1" w:lastRow="0" w:firstColumn="1" w:lastColumn="0" w:noHBand="0" w:noVBand="1"/>
+      </w:tblPr>
+      <w:tblGrid>
+        <w:gridCol w:w="9411"/>
+      </w:tblGrid>
+      <w:tr>
+        <w:trPr>
+          <w:trHeight w:hRule="exact" w:val="13345"/>
+          <w:jc w:val="center"/>
+        </w:trPr>
+        <w:tc>
+          <w:tcPr>
+            <w:tcW w:w="9411" w:type="dxa"/>
+          </w:tcPr>
+          <w:p/>
+        </w:tc>
+      </w:tr>
+    </w:tbl>
+    <w:p>
+      <w:pPr>
+        <w:spacing w:after="80"/>
+      </w:pPr>
+    </w:p>
+    <w:p/>
+    <w:p>
+      <w:pPr>
+        <w:pStyle w:val="Titre1"/>
+      </w:pPr>
+      <w:bookmarkStart w:id="2" w:name="_Toc238713381"/>
       <w:r>
-        <w:rPr>
-          <w:b/>
-          <w:color w:val="16181D"/>
-          <w:sz w:val="32"/>
-        </w:rPr>
         <w:t>Son</w:t>
       </w:r>
+      <w:bookmarkEnd w:id="2"/>
     </w:p>
     <w:p>
       <w:r>
@@ -904,14 +1711,9 @@
     </w:p>
     <w:p>
       <w:pPr>
-        <w:spacing w:before="260" w:after="60"/>
+        <w:pStyle w:val="Titre2"/>
       </w:pPr>
       <w:r>
-        <w:rPr>
-          <w:b/>
-          <w:color w:val="2D5586"/>
-          <w:sz w:val="23"/>
-        </w:rPr>
         <w:t>Micros</w:t>
       </w:r>
     </w:p>
@@ -923,8 +1725,8 @@
         <w:tblLook w:val="04A0" w:firstRow="1" w:lastRow="0" w:firstColumn="1" w:lastColumn="0" w:noHBand="0" w:noVBand="1"/>
       </w:tblPr>
       <w:tblGrid>
-        <w:gridCol w:w="2268"/>
-        <w:gridCol w:w="6576"/>
+        <w:gridCol w:w="2381"/>
+        <w:gridCol w:w="7030"/>
       </w:tblGrid>
       <w:tr>
         <w:trPr>
@@ -932,7 +1734,7 @@
         </w:trPr>
         <w:tc>
           <w:tcPr>
-            <w:tcW w:w="2268" w:type="dxa"/>
+            <w:tcW w:w="2381" w:type="dxa"/>
           </w:tcPr>
           <w:p>
             <w:r>
@@ -947,7 +1749,7 @@
         </w:tc>
         <w:tc>
           <w:tcPr>
-            <w:tcW w:w="6576" w:type="dxa"/>
+            <w:tcW w:w="7030" w:type="dxa"/>
           </w:tcPr>
           <w:p>
             <w:r>
@@ -967,11 +1769,11 @@
         </w:trPr>
         <w:tc>
           <w:tcPr>
-            <w:tcW w:w="2268" w:type="dxa"/>
+            <w:tcW w:w="2381" w:type="dxa"/>
           </w:tcPr>
           <w:p>
             <w:pPr>
-              <w:spacing w:after="40"/>
+              <w:spacing w:after="60"/>
             </w:pPr>
             <w:r>
               <w:rPr>
@@ -984,11 +1786,11 @@
         </w:tc>
         <w:tc>
           <w:tcPr>
-            <w:tcW w:w="6576" w:type="dxa"/>
+            <w:tcW w:w="7030" w:type="dxa"/>
           </w:tcPr>
           <w:p>
             <w:pPr>
-              <w:spacing w:after="40"/>
+              <w:spacing w:after="60"/>
             </w:pPr>
             <w:r>
               <w:rPr>
@@ -1005,11 +1807,11 @@
         </w:trPr>
         <w:tc>
           <w:tcPr>
-            <w:tcW w:w="2268" w:type="dxa"/>
+            <w:tcW w:w="2381" w:type="dxa"/>
           </w:tcPr>
           <w:p>
             <w:pPr>
-              <w:spacing w:after="40"/>
+              <w:spacing w:after="60"/>
             </w:pPr>
             <w:r>
               <w:rPr>
@@ -1022,11 +1824,11 @@
         </w:tc>
         <w:tc>
           <w:tcPr>
-            <w:tcW w:w="6576" w:type="dxa"/>
+            <w:tcW w:w="7030" w:type="dxa"/>
           </w:tcPr>
           <w:p>
             <w:pPr>
-              <w:spacing w:after="40"/>
+              <w:spacing w:after="60"/>
             </w:pPr>
             <w:r>
               <w:rPr>
@@ -1043,11 +1845,11 @@
         </w:trPr>
         <w:tc>
           <w:tcPr>
-            <w:tcW w:w="2268" w:type="dxa"/>
+            <w:tcW w:w="2381" w:type="dxa"/>
           </w:tcPr>
           <w:p>
             <w:pPr>
-              <w:spacing w:after="40"/>
+              <w:spacing w:after="60"/>
             </w:pPr>
             <w:r>
               <w:rPr>
@@ -1059,11 +1861,11 @@
         </w:tc>
         <w:tc>
           <w:tcPr>
-            <w:tcW w:w="6576" w:type="dxa"/>
+            <w:tcW w:w="7030" w:type="dxa"/>
           </w:tcPr>
           <w:p>
             <w:pPr>
-              <w:spacing w:after="40"/>
+              <w:spacing w:after="60"/>
             </w:pPr>
             <w:r>
               <w:rPr>
@@ -1080,11 +1882,11 @@
         </w:trPr>
         <w:tc>
           <w:tcPr>
-            <w:tcW w:w="2268" w:type="dxa"/>
+            <w:tcW w:w="2381" w:type="dxa"/>
           </w:tcPr>
           <w:p>
             <w:pPr>
-              <w:spacing w:after="40"/>
+              <w:spacing w:after="60"/>
             </w:pPr>
             <w:r>
               <w:rPr>
@@ -1097,11 +1899,11 @@
         </w:tc>
         <w:tc>
           <w:tcPr>
-            <w:tcW w:w="6576" w:type="dxa"/>
+            <w:tcW w:w="7030" w:type="dxa"/>
           </w:tcPr>
           <w:p>
             <w:pPr>
-              <w:spacing w:after="40"/>
+              <w:spacing w:after="60"/>
             </w:pPr>
             <w:r>
               <w:rPr>
@@ -1118,11 +1920,11 @@
         </w:trPr>
         <w:tc>
           <w:tcPr>
-            <w:tcW w:w="2268" w:type="dxa"/>
+            <w:tcW w:w="2381" w:type="dxa"/>
           </w:tcPr>
           <w:p>
             <w:pPr>
-              <w:spacing w:after="40"/>
+              <w:spacing w:after="60"/>
             </w:pPr>
             <w:r>
               <w:rPr>
@@ -1134,11 +1936,11 @@
         </w:tc>
         <w:tc>
           <w:tcPr>
-            <w:tcW w:w="6576" w:type="dxa"/>
+            <w:tcW w:w="7030" w:type="dxa"/>
           </w:tcPr>
           <w:p>
             <w:pPr>
-              <w:spacing w:after="40"/>
+              <w:spacing w:after="60"/>
             </w:pPr>
             <w:r>
               <w:rPr>
@@ -1155,11 +1957,11 @@
         </w:trPr>
         <w:tc>
           <w:tcPr>
-            <w:tcW w:w="2268" w:type="dxa"/>
+            <w:tcW w:w="2381" w:type="dxa"/>
           </w:tcPr>
           <w:p>
             <w:pPr>
-              <w:spacing w:after="40"/>
+              <w:spacing w:after="60"/>
             </w:pPr>
             <w:r>
               <w:rPr>
@@ -1172,11 +1974,11 @@
         </w:tc>
         <w:tc>
           <w:tcPr>
-            <w:tcW w:w="6576" w:type="dxa"/>
+            <w:tcW w:w="7030" w:type="dxa"/>
           </w:tcPr>
           <w:p>
             <w:pPr>
-              <w:spacing w:after="40"/>
+              <w:spacing w:after="60"/>
             </w:pPr>
             <w:r>
               <w:rPr>
@@ -1199,7 +2001,7 @@
           <w:left w:val="single" w:sz="18" w:space="10" w:color="8A2B2B"/>
         </w:pBdr>
         <w:spacing w:before="160" w:after="200"/>
-        <w:ind w:left="283" w:right="170"/>
+        <w:ind w:left="283" w:right="113"/>
       </w:pPr>
       <w:r>
         <w:rPr>
@@ -1209,28 +2011,23 @@
         <w:t xml:space="preserve">Pourquoi le micro main plutôt que le serre-tête. </w:t>
       </w:r>
       <w:r>
-        <w:t xml:space="preserve">Ce medley tient à la fois de la comédie musicale et du concert : il y a du jeu, des déplacements, des personnages. Le serre-tête donnerait davantage de liberté aux mains, j'en ai bien conscience, mais il demande un réglage précis voix par voix et un temps de pose dont nous ne disposerons sans doute pas. Le micro main est plus simple et plus sûr, et il laisse chaque chanteur doser lui-même son niveau en jouant sur la distance, ce qui compte beaucoup avec six voix de puissances très différentes. Cela dit, si </w:t>
+        <w:t>Ce medley tient à la fois de la comédie musicale et du concert : il y a du jeu, des déplacements, des personnages. Le serre-tête donnerait davantage de liberté aux mains, mais il demande un réglage précis voix par voix et un temps de pose dont nous ne disposerons sans doute pas. Le micro main est plus simple et plus sûr, et il laisse chaque chanteur doser lui-même son niveau en jouant sur la distance, ce qui compte beaucoup avec six voix de puissances très différentes. Cela dit, si vous êtes bien équipés en</w:t>
       </w:r>
       <w:r>
-        <w:t>vous êtes bien équipés en serre-têtes et que vous les jugez préférables ici, dites-le-moi : je suivrai vos conseils.</w:t>
+        <w:t xml:space="preserve"> serre-têtes et que vous les jugez préférables ici, dites-le-moi : je suivrai vos conseils.</w:t>
       </w:r>
     </w:p>
     <w:p>
       <w:pPr>
-        <w:spacing w:before="260" w:after="60"/>
+        <w:pStyle w:val="Titre2"/>
       </w:pPr>
       <w:r>
-        <w:rPr>
-          <w:b/>
-          <w:color w:val="2D5586"/>
-          <w:sz w:val="23"/>
-        </w:rPr>
         <w:t>Diffusion de la bande</w:t>
       </w:r>
     </w:p>
     <w:p>
       <w:r>
-        <w:t>La bande couvre l'intégralité des 26 min 50. Un seul départ en début de spectacle : aucune relance, aucun enchaînement à gérer. Deux options, selon qu'un écran soit disponible ou non.</w:t>
+        <w:t>La bande couvre l'intégralité des 26 min 50. Un seul départ, aucune relance. Deux options, selon qu'un écran soit disponible ou non.</w:t>
       </w:r>
     </w:p>
     <w:tbl>
@@ -1241,8 +2038,8 @@
         <w:tblLook w:val="04A0" w:firstRow="1" w:lastRow="0" w:firstColumn="1" w:lastColumn="0" w:noHBand="0" w:noVBand="1"/>
       </w:tblPr>
       <w:tblGrid>
-        <w:gridCol w:w="1928"/>
-        <w:gridCol w:w="6917"/>
+        <w:gridCol w:w="2041"/>
+        <w:gridCol w:w="7370"/>
       </w:tblGrid>
       <w:tr>
         <w:trPr>
@@ -1250,7 +2047,7 @@
         </w:trPr>
         <w:tc>
           <w:tcPr>
-            <w:tcW w:w="1928" w:type="dxa"/>
+            <w:tcW w:w="2041" w:type="dxa"/>
           </w:tcPr>
           <w:p>
             <w:r>
@@ -1265,7 +2062,7 @@
         </w:tc>
         <w:tc>
           <w:tcPr>
-            <w:tcW w:w="6917" w:type="dxa"/>
+            <w:tcW w:w="7370" w:type="dxa"/>
           </w:tcPr>
           <w:p>
             <w:r>
@@ -1285,11 +2082,11 @@
         </w:trPr>
         <w:tc>
           <w:tcPr>
-            <w:tcW w:w="1928" w:type="dxa"/>
+            <w:tcW w:w="2041" w:type="dxa"/>
           </w:tcPr>
           <w:p>
             <w:pPr>
-              <w:spacing w:after="40"/>
+              <w:spacing w:after="60"/>
             </w:pPr>
             <w:r>
               <w:rPr>
@@ -1302,11 +2099,11 @@
         </w:tc>
         <w:tc>
           <w:tcPr>
-            <w:tcW w:w="6917" w:type="dxa"/>
+            <w:tcW w:w="7370" w:type="dxa"/>
           </w:tcPr>
           <w:p>
             <w:pPr>
-              <w:spacing w:after="40"/>
+              <w:spacing w:after="60"/>
             </w:pPr>
             <w:r>
               <w:rPr>
@@ -1323,11 +2120,11 @@
         </w:trPr>
         <w:tc>
           <w:tcPr>
-            <w:tcW w:w="1928" w:type="dxa"/>
+            <w:tcW w:w="2041" w:type="dxa"/>
           </w:tcPr>
           <w:p>
             <w:pPr>
-              <w:spacing w:after="40"/>
+              <w:spacing w:after="60"/>
             </w:pPr>
             <w:r>
               <w:rPr>
@@ -1340,11 +2137,11 @@
         </w:tc>
         <w:tc>
           <w:tcPr>
-            <w:tcW w:w="6917" w:type="dxa"/>
+            <w:tcW w:w="7370" w:type="dxa"/>
           </w:tcPr>
           <w:p>
             <w:pPr>
-              <w:spacing w:after="40"/>
+              <w:spacing w:after="60"/>
             </w:pPr>
             <w:r>
               <w:rPr>
@@ -1363,140 +2160,112 @@
     </w:p>
     <w:p>
       <w:r>
-        <w:t>Dans les deux cas, j'apporte également une clé USB de secours le jour du spectacle, contenant le fichier de diffusion et sa version audio seule. Le fichier définitif vous sera envoyé environ une semaine avant le spectacle.</w:t>
+        <w:t>Dans les deux cas, j'apporte également une clé USB de secours le jour du spectacle. Le fichier définitif vous sera envoyé environ une semaine avant.</w:t>
       </w:r>
     </w:p>
     <w:p>
       <w:pPr>
-        <w:spacing w:before="260" w:after="60"/>
+        <w:pStyle w:val="Titre2"/>
       </w:pPr>
       <w:r>
-        <w:rPr>
-          <w:b/>
-          <w:color w:val="2D5586"/>
-          <w:sz w:val="23"/>
-        </w:rPr>
+        <w:lastRenderedPageBreak/>
         <w:t>Retours</w:t>
       </w:r>
     </w:p>
     <w:p>
       <w:r>
-        <w:lastRenderedPageBreak/>
-        <w:t>Des retours de plateau me conviennent parfaitement. Si vous travaillez plutôt en oreillettes dans cette salle, je suivrai vos conseils. Un point d'attention en revanche sur leur emplacement : la mise en scène comporte des moments où plusieurs chanteurs se mettent à genoux ou au sol. Il faudrait donc les placer de façon qu'ils ne masquent personne à ces instants-là.</w:t>
+        <w:t>Des retours de plateau me conviennent parfaitement. Si vous travaillez plutôt en oreillettes dans cette salle, je suivrai vos conseils. Un point d'attention sur leur emplacement : la mise en scène comporte des moments où plusieurs chanteurs se mettent à genoux ou au sol. Il faudrait les placer de façon qu'ils ne masquent personne à ces instants-là.</w:t>
       </w:r>
     </w:p>
     <w:p>
       <w:pPr>
-        <w:spacing w:before="200" w:after="80"/>
+        <w:spacing w:before="280" w:after="80"/>
       </w:pPr>
       <w:r>
         <w:rPr>
           <w:b/>
           <w:color w:val="666B76"/>
+          <w:spacing w:val="60"/>
           <w:sz w:val="18"/>
         </w:rPr>
-        <w:t>Vos notes</w:t>
+        <w:t>VOS NOTES</w:t>
+      </w:r>
+    </w:p>
+    <w:tbl>
+      <w:tblPr>
+        <w:tblStyle w:val="Grilledutableau"/>
+        <w:tblW w:w="0" w:type="auto"/>
+        <w:jc w:val="center"/>
+        <w:tblLook w:val="04A0" w:firstRow="1" w:lastRow="0" w:firstColumn="1" w:lastColumn="0" w:noHBand="0" w:noVBand="1"/>
+      </w:tblPr>
+      <w:tblGrid>
+        <w:gridCol w:w="9411"/>
+      </w:tblGrid>
+      <w:tr>
+        <w:trPr>
+          <w:trHeight w:hRule="exact" w:val="3000"/>
+          <w:jc w:val="center"/>
+        </w:trPr>
+        <w:tc>
+          <w:tcPr>
+            <w:tcW w:w="9411" w:type="dxa"/>
+          </w:tcPr>
+          <w:p/>
+        </w:tc>
+      </w:tr>
+    </w:tbl>
+    <w:p>
+      <w:pPr>
+        <w:spacing w:after="80"/>
+      </w:pPr>
+    </w:p>
+    <w:p/>
+    <w:p>
+      <w:pPr>
+        <w:pStyle w:val="Titre1"/>
+      </w:pPr>
+      <w:bookmarkStart w:id="3" w:name="_Toc238713382"/>
+      <w:r>
+        <w:t>Plateau</w:t>
+      </w:r>
+      <w:bookmarkEnd w:id="3"/>
+    </w:p>
+    <w:p>
+      <w:r>
+        <w:t>Le spectacle ne comporte aucun décor, aucun accessoire, aucun élément à monter. Six chanteurs, six micros, rien d'autre. En revanche, il occupe tout l'espace : les chanteurs entrent et sortent, se déplacent d'un point à l'autre, disparaissent dans le fond pendant qu'un autre reste seul dans la lumière. Chaque placement a été choisi en fonction de tous les autres, et la conduite lumière en découle directement.</w:t>
       </w:r>
     </w:p>
     <w:p>
       <w:pPr>
-        <w:pBdr>
-          <w:bottom w:val="dotted" w:sz="6" w:space="2" w:color="BFBCB4"/>
-        </w:pBdr>
-        <w:spacing w:after="220"/>
-      </w:pPr>
-    </w:p>
-    <w:p>
-      <w:pPr>
-        <w:pBdr>
-          <w:bottom w:val="dotted" w:sz="6" w:space="2" w:color="BFBCB4"/>
-        </w:pBdr>
-        <w:spacing w:after="220"/>
-      </w:pPr>
-    </w:p>
-    <w:p>
-      <w:pPr>
-        <w:pBdr>
-          <w:bottom w:val="dotted" w:sz="6" w:space="2" w:color="BFBCB4"/>
-        </w:pBdr>
-        <w:spacing w:after="220"/>
-      </w:pPr>
-    </w:p>
-    <w:p>
-      <w:pPr>
-        <w:pBdr>
-          <w:bottom w:val="dotted" w:sz="6" w:space="2" w:color="BFBCB4"/>
-        </w:pBdr>
-        <w:spacing w:after="220"/>
-      </w:pPr>
-    </w:p>
-    <w:p>
-      <w:r>
-        <w:br w:type="page"/>
-      </w:r>
-    </w:p>
-    <w:p>
-      <w:pPr>
-        <w:pBdr>
-          <w:bottom w:val="single" w:sz="6" w:space="4" w:color="D8D5CD"/>
-        </w:pBdr>
-        <w:spacing w:before="400" w:after="60"/>
+        <w:pStyle w:val="Titre2"/>
       </w:pPr>
       <w:r>
-        <w:rPr>
-          <w:b/>
-          <w:color w:val="8A2B2B"/>
-          <w:sz w:val="32"/>
-        </w:rPr>
-        <w:lastRenderedPageBreak/>
-        <w:t xml:space="preserve">3.   </w:t>
-      </w:r>
-      <w:r>
-        <w:rPr>
-          <w:b/>
-          <w:color w:val="16181D"/>
-          <w:sz w:val="32"/>
-        </w:rPr>
-        <w:t>Plateau</w:t>
-      </w:r>
-    </w:p>
-    <w:p>
-      <w:r>
-        <w:t>Le spectacle ne comporte aucun décor, aucun accessoire, aucun élément à monter. Six chanteurs, six micros, rien d'autre. En revanche, il occupe tout l'espace : les chanteurs entrent et sortent, se déplacent d'un point à l'autre, disparaissent dans le fond pendant qu'un autre reste seul dans la lumière.</w:t>
-      </w:r>
-    </w:p>
-    <w:p>
-      <w:pPr>
-        <w:spacing w:before="260" w:after="60"/>
-      </w:pPr>
-      <w:r>
-        <w:rPr>
-          <w:b/>
-          <w:color w:val="2D5586"/>
-          <w:sz w:val="23"/>
-        </w:rPr>
         <w:t>Sept points fixes, numérotés</w:t>
       </w:r>
     </w:p>
     <w:p>
       <w:r>
-        <w:t>Les chanteurs ne sont jamais au même endroit d'un titre à l'autre, et un projecteur, lui, ne se déplace pas. Je propose donc de définir quelques points fixes du plateau, numérotés, sur lesquels ils viendront se placer. Chaque point recevrait sa douche, réglée une fois pour toutes pendant le montage. La conduite indiquerait alors simplement quels points s'allument, et non quel chanteur éclairer. Sept points me semblent suffire, mais ce nombre est à ajuster selon vos moyens.</w:t>
+        <w:t>Les chanteurs ne sont jamais au même endroit d'un titre à l'autre, et un projecteur, lui, ne se déplace pas. Je propose donc de définir quelques points fixes du plateau, numérotés, sur lesquels ils viendront se placer. Chaque point recevrait sa douche, réglée une fois pour toutes pendant le montage. La conduite indiquerait alors simplement quels points s'allument, et non quel chanteur éclairer. L'avantage est décisif : si un placement change à la dernière répétition, on ne retouche rien au matériel, on chan</w:t>
+      </w:r>
+      <w:r>
+        <w:t>ge seulement quel numéro s'allume.</w:t>
       </w:r>
     </w:p>
     <w:p>
       <w:pPr>
-        <w:spacing w:before="160" w:after="40"/>
+        <w:spacing w:before="120" w:after="40"/>
         <w:jc w:val="center"/>
       </w:pPr>
       <w:r>
         <w:rPr>
           <w:noProof/>
         </w:rPr>
+        <w:lastRenderedPageBreak/>
         <w:drawing>
-          <wp:inline distT="0" distB="0" distL="0" distR="0" wp14:anchorId="672BE4B6" wp14:editId="19F218E6">
-            <wp:extent cx="5040000" cy="3978534"/>
+          <wp:inline distT="0" distB="0" distL="0" distR="0" wp14:anchorId="445A82A3" wp14:editId="5F528912">
+            <wp:extent cx="4860000" cy="3836443"/>
             <wp:effectExtent l="0" t="0" r="0" b="0"/>
-            <wp:docPr id="2" name="Picture 2"/>
+            <wp:docPr id="1" name="Picture 1"/>
             <wp:cNvGraphicFramePr>
               <a:graphicFrameLocks xmlns:a="http://schemas.openxmlformats.org/drawingml/2006/main" noChangeAspect="1"/>
             </wp:cNvGraphicFramePr>
@@ -1508,7 +2277,7 @@
                     <pic:cNvPicPr/>
                   </pic:nvPicPr>
                   <pic:blipFill>
-                    <a:blip r:embed="rId7"/>
+                    <a:blip r:embed="rId8"/>
                     <a:stretch>
                       <a:fillRect/>
                     </a:stretch>
@@ -1516,7 +2285,7 @@
                   <pic:spPr>
                     <a:xfrm>
                       <a:off x="0" y="0"/>
-                      <a:ext cx="5040000" cy="3978534"/>
+                      <a:ext cx="4860000" cy="3836443"/>
                     </a:xfrm>
                     <a:prstGeom prst="rect">
                       <a:avLst/>
@@ -1531,7 +2300,7 @@
     </w:p>
     <w:p>
       <w:pPr>
-        <w:spacing w:after="240"/>
+        <w:spacing w:after="200"/>
         <w:jc w:val="center"/>
       </w:pPr>
       <w:r>
@@ -1544,12 +2313,17 @@
       </w:r>
     </w:p>
     <w:p>
+      <w:r>
+        <w:t>Sept points me semblent suffire, mais ce nombre est à ajuster selon vos moyens. Des marques au sol discrètes, invisibles du public, permettraient à chacun de retrouver sa place sans la chercher : cela fait partie du spectacle, ce n'est pas un confort.</w:t>
+      </w:r>
+    </w:p>
+    <w:p>
       <w:pPr>
         <w:pBdr>
           <w:left w:val="single" w:sz="18" w:space="10" w:color="2D5586"/>
         </w:pBdr>
         <w:spacing w:before="160" w:after="200"/>
-        <w:ind w:left="283" w:right="170"/>
+        <w:ind w:left="283" w:right="113"/>
       </w:pPr>
       <w:r>
         <w:rPr>
@@ -1564,47 +2338,44 @@
     </w:p>
     <w:p>
       <w:pPr>
-        <w:spacing w:before="200" w:after="80"/>
+        <w:spacing w:before="280" w:after="80"/>
       </w:pPr>
       <w:r>
         <w:rPr>
           <w:b/>
           <w:color w:val="666B76"/>
+          <w:spacing w:val="60"/>
           <w:sz w:val="18"/>
         </w:rPr>
-        <w:t>Vos notes</w:t>
+        <w:t>VOS NOTES</w:t>
       </w:r>
     </w:p>
+    <w:tbl>
+      <w:tblPr>
+        <w:tblStyle w:val="Grilledutableau"/>
+        <w:tblW w:w="0" w:type="auto"/>
+        <w:jc w:val="center"/>
+        <w:tblLook w:val="04A0" w:firstRow="1" w:lastRow="0" w:firstColumn="1" w:lastColumn="0" w:noHBand="0" w:noVBand="1"/>
+      </w:tblPr>
+      <w:tblGrid>
+        <w:gridCol w:w="9411"/>
+      </w:tblGrid>
+      <w:tr>
+        <w:trPr>
+          <w:trHeight w:hRule="exact" w:val="3000"/>
+          <w:jc w:val="center"/>
+        </w:trPr>
+        <w:tc>
+          <w:tcPr>
+            <w:tcW w:w="9411" w:type="dxa"/>
+          </w:tcPr>
+          <w:p/>
+        </w:tc>
+      </w:tr>
+    </w:tbl>
     <w:p>
       <w:pPr>
-        <w:pBdr>
-          <w:bottom w:val="dotted" w:sz="6" w:space="2" w:color="BFBCB4"/>
-        </w:pBdr>
-        <w:spacing w:after="220"/>
-      </w:pPr>
-    </w:p>
-    <w:p>
-      <w:pPr>
-        <w:pBdr>
-          <w:bottom w:val="dotted" w:sz="6" w:space="2" w:color="BFBCB4"/>
-        </w:pBdr>
-        <w:spacing w:after="220"/>
-      </w:pPr>
-    </w:p>
-    <w:p>
-      <w:pPr>
-        <w:pBdr>
-          <w:bottom w:val="dotted" w:sz="6" w:space="2" w:color="BFBCB4"/>
-        </w:pBdr>
-        <w:spacing w:after="220"/>
-      </w:pPr>
-    </w:p>
-    <w:p>
-      <w:pPr>
-        <w:pBdr>
-          <w:bottom w:val="dotted" w:sz="6" w:space="2" w:color="BFBCB4"/>
-        </w:pBdr>
-        <w:spacing w:after="220"/>
+        <w:spacing w:after="80"/>
       </w:pPr>
     </w:p>
     <w:p>
@@ -1614,28 +2385,14 @@
     </w:p>
     <w:p>
       <w:pPr>
-        <w:pBdr>
-          <w:bottom w:val="single" w:sz="6" w:space="4" w:color="D8D5CD"/>
-        </w:pBdr>
-        <w:spacing w:before="400" w:after="60"/>
+        <w:pStyle w:val="Titre1"/>
       </w:pPr>
+      <w:bookmarkStart w:id="4" w:name="_Toc238713383"/>
       <w:r>
-        <w:rPr>
-          <w:b/>
-          <w:color w:val="8A2B2B"/>
-          <w:sz w:val="32"/>
-        </w:rPr>
         <w:lastRenderedPageBreak/>
-        <w:t xml:space="preserve">4.   </w:t>
-      </w:r>
-      <w:r>
-        <w:rPr>
-          <w:b/>
-          <w:color w:val="16181D"/>
-          <w:sz w:val="32"/>
-        </w:rPr>
         <w:t>Lumière</w:t>
       </w:r>
+      <w:bookmarkEnd w:id="4"/>
     </w:p>
     <w:p>
       <w:r>
@@ -1644,7 +2401,7 @@
     </w:p>
     <w:p>
       <w:pPr>
-        <w:spacing w:before="160" w:after="40"/>
+        <w:spacing w:before="120" w:after="40"/>
         <w:jc w:val="center"/>
       </w:pPr>
       <w:r>
@@ -1652,10 +2409,10 @@
           <w:noProof/>
         </w:rPr>
         <w:drawing>
-          <wp:inline distT="0" distB="0" distL="0" distR="0" wp14:anchorId="77B1EFEA" wp14:editId="004DE557">
-            <wp:extent cx="5544000" cy="3097710"/>
+          <wp:inline distT="0" distB="0" distL="0" distR="0" wp14:anchorId="7C6159EB" wp14:editId="3DC3792B">
+            <wp:extent cx="3960000" cy="2212650"/>
             <wp:effectExtent l="0" t="0" r="0" b="0"/>
-            <wp:docPr id="3" name="Picture 3"/>
+            <wp:docPr id="2" name="Picture 2"/>
             <wp:cNvGraphicFramePr>
               <a:graphicFrameLocks xmlns:a="http://schemas.openxmlformats.org/drawingml/2006/main" noChangeAspect="1"/>
             </wp:cNvGraphicFramePr>
@@ -1667,7 +2424,7 @@
                     <pic:cNvPicPr/>
                   </pic:nvPicPr>
                   <pic:blipFill>
-                    <a:blip r:embed="rId8"/>
+                    <a:blip r:embed="rId9"/>
                     <a:stretch>
                       <a:fillRect/>
                     </a:stretch>
@@ -1675,7 +2432,7 @@
                   <pic:spPr>
                     <a:xfrm>
                       <a:off x="0" y="0"/>
-                      <a:ext cx="5544000" cy="3097710"/>
+                      <a:ext cx="3960000" cy="2212650"/>
                     </a:xfrm>
                     <a:prstGeom prst="rect">
                       <a:avLst/>
@@ -1690,7 +2447,7 @@
     </w:p>
     <w:p>
       <w:pPr>
-        <w:spacing w:after="240"/>
+        <w:spacing w:after="160"/>
         <w:jc w:val="center"/>
       </w:pPr>
       <w:r>
@@ -1699,12 +2456,12 @@
           <w:color w:val="666B76"/>
           <w:sz w:val="17"/>
         </w:rPr>
-        <w:t>L'ouverture — noir, fumée lourde au sol, une voix off. Les chanteurs émergent de la nappe. (0:00)</w:t>
+        <w:t>L'ouverture — noir, fumée lourde au sol, une voix seule. Les chanteurs émergent de la nappe. (0:00)</w:t>
       </w:r>
     </w:p>
     <w:p>
       <w:pPr>
-        <w:spacing w:before="160" w:after="40"/>
+        <w:spacing w:before="120" w:after="40"/>
         <w:jc w:val="center"/>
       </w:pPr>
       <w:r>
@@ -1712,10 +2469,10 @@
           <w:noProof/>
         </w:rPr>
         <w:drawing>
-          <wp:inline distT="0" distB="0" distL="0" distR="0" wp14:anchorId="4763DB80" wp14:editId="5CE88D60">
-            <wp:extent cx="5544000" cy="3097710"/>
+          <wp:inline distT="0" distB="0" distL="0" distR="0" wp14:anchorId="0F0C3693" wp14:editId="6296519C">
+            <wp:extent cx="3960000" cy="2212650"/>
             <wp:effectExtent l="0" t="0" r="0" b="0"/>
-            <wp:docPr id="4" name="Picture 4"/>
+            <wp:docPr id="3" name="Picture 3"/>
             <wp:cNvGraphicFramePr>
               <a:graphicFrameLocks xmlns:a="http://schemas.openxmlformats.org/drawingml/2006/main" noChangeAspect="1"/>
             </wp:cNvGraphicFramePr>
@@ -1727,7 +2484,7 @@
                     <pic:cNvPicPr/>
                   </pic:nvPicPr>
                   <pic:blipFill>
-                    <a:blip r:embed="rId9"/>
+                    <a:blip r:embed="rId10"/>
                     <a:stretch>
                       <a:fillRect/>
                     </a:stretch>
@@ -1735,7 +2492,7 @@
                   <pic:spPr>
                     <a:xfrm>
                       <a:off x="0" y="0"/>
-                      <a:ext cx="5544000" cy="3097710"/>
+                      <a:ext cx="3960000" cy="2212650"/>
                     </a:xfrm>
                     <a:prstGeom prst="rect">
                       <a:avLst/>
@@ -1750,7 +2507,7 @@
     </w:p>
     <w:p>
       <w:pPr>
-        <w:spacing w:after="240"/>
+        <w:spacing w:after="160"/>
         <w:jc w:val="center"/>
       </w:pPr>
       <w:r>
@@ -1759,24 +2516,23 @@
           <w:color w:val="666B76"/>
           <w:sz w:val="17"/>
         </w:rPr>
-        <w:t>« Un éclair dans le brouillard » — flash blanc : on découvre cinq silhouettes. Quand on arrive en ville (1:20)</w:t>
+        <w:t>« Un éclair dans le brouillard » — flash blanc : on découvre cinq silhouettes. (1:20)</w:t>
       </w:r>
     </w:p>
     <w:p>
       <w:pPr>
-        <w:spacing w:before="160" w:after="40"/>
+        <w:spacing w:before="120" w:after="40"/>
         <w:jc w:val="center"/>
       </w:pPr>
       <w:r>
         <w:rPr>
           <w:noProof/>
         </w:rPr>
-        <w:lastRenderedPageBreak/>
         <w:drawing>
-          <wp:inline distT="0" distB="0" distL="0" distR="0" wp14:anchorId="608475DD" wp14:editId="54AA7EE5">
-            <wp:extent cx="5544000" cy="3097710"/>
+          <wp:inline distT="0" distB="0" distL="0" distR="0" wp14:anchorId="3BC5ADF5" wp14:editId="29AF5324">
+            <wp:extent cx="3960000" cy="2212650"/>
             <wp:effectExtent l="0" t="0" r="0" b="0"/>
-            <wp:docPr id="5" name="Picture 5"/>
+            <wp:docPr id="4" name="Picture 4"/>
             <wp:cNvGraphicFramePr>
               <a:graphicFrameLocks xmlns:a="http://schemas.openxmlformats.org/drawingml/2006/main" noChangeAspect="1"/>
             </wp:cNvGraphicFramePr>
@@ -1788,7 +2544,7 @@
                     <pic:cNvPicPr/>
                   </pic:nvPicPr>
                   <pic:blipFill>
-                    <a:blip r:embed="rId10"/>
+                    <a:blip r:embed="rId11"/>
                     <a:stretch>
                       <a:fillRect/>
                     </a:stretch>
@@ -1796,7 +2552,7 @@
                   <pic:spPr>
                     <a:xfrm>
                       <a:off x="0" y="0"/>
-                      <a:ext cx="5544000" cy="3097710"/>
+                      <a:ext cx="3960000" cy="2212650"/>
                     </a:xfrm>
                     <a:prstGeom prst="rect">
                       <a:avLst/>
@@ -1811,7 +2567,7 @@
     </w:p>
     <w:p>
       <w:pPr>
-        <w:spacing w:after="240"/>
+        <w:spacing w:after="160"/>
         <w:jc w:val="center"/>
       </w:pPr>
       <w:r>
@@ -1824,19 +2580,26 @@
       </w:r>
     </w:p>
     <w:p>
+      <w:r>
+        <w:lastRenderedPageBreak/>
+        <w:br w:type="page"/>
+      </w:r>
+    </w:p>
+    <w:p>
       <w:pPr>
-        <w:spacing w:before="160" w:after="40"/>
+        <w:spacing w:before="120" w:after="40"/>
         <w:jc w:val="center"/>
       </w:pPr>
       <w:r>
         <w:rPr>
           <w:noProof/>
         </w:rPr>
+        <w:lastRenderedPageBreak/>
         <w:drawing>
-          <wp:inline distT="0" distB="0" distL="0" distR="0" wp14:anchorId="2BD2E857" wp14:editId="55282094">
-            <wp:extent cx="5544000" cy="3097710"/>
+          <wp:inline distT="0" distB="0" distL="0" distR="0" wp14:anchorId="46155C54" wp14:editId="3C83CA99">
+            <wp:extent cx="3960000" cy="2212650"/>
             <wp:effectExtent l="0" t="0" r="0" b="0"/>
-            <wp:docPr id="6" name="Picture 6"/>
+            <wp:docPr id="5" name="Picture 5"/>
             <wp:cNvGraphicFramePr>
               <a:graphicFrameLocks xmlns:a="http://schemas.openxmlformats.org/drawingml/2006/main" noChangeAspect="1"/>
             </wp:cNvGraphicFramePr>
@@ -1848,7 +2611,7 @@
                     <pic:cNvPicPr/>
                   </pic:nvPicPr>
                   <pic:blipFill>
-                    <a:blip r:embed="rId11"/>
+                    <a:blip r:embed="rId12"/>
                     <a:stretch>
                       <a:fillRect/>
                     </a:stretch>
@@ -1856,7 +2619,7 @@
                   <pic:spPr>
                     <a:xfrm>
                       <a:off x="0" y="0"/>
-                      <a:ext cx="5544000" cy="3097710"/>
+                      <a:ext cx="3960000" cy="2212650"/>
                     </a:xfrm>
                     <a:prstGeom prst="rect">
                       <a:avLst/>
@@ -1871,7 +2634,7 @@
     </w:p>
     <w:p>
       <w:pPr>
-        <w:spacing w:after="240"/>
+        <w:spacing w:after="160"/>
         <w:jc w:val="center"/>
       </w:pPr>
       <w:r>
@@ -1885,19 +2648,18 @@
     </w:p>
     <w:p>
       <w:pPr>
-        <w:spacing w:before="160" w:after="40"/>
+        <w:spacing w:before="120" w:after="40"/>
         <w:jc w:val="center"/>
       </w:pPr>
       <w:r>
         <w:rPr>
           <w:noProof/>
         </w:rPr>
-        <w:lastRenderedPageBreak/>
         <w:drawing>
-          <wp:inline distT="0" distB="0" distL="0" distR="0" wp14:anchorId="7F76B8D6" wp14:editId="089DD93D">
-            <wp:extent cx="5544000" cy="3097710"/>
+          <wp:inline distT="0" distB="0" distL="0" distR="0" wp14:anchorId="27001F62" wp14:editId="4AC0B73C">
+            <wp:extent cx="3960000" cy="2212650"/>
             <wp:effectExtent l="0" t="0" r="0" b="0"/>
-            <wp:docPr id="7" name="Picture 7"/>
+            <wp:docPr id="6" name="Picture 6"/>
             <wp:cNvGraphicFramePr>
               <a:graphicFrameLocks xmlns:a="http://schemas.openxmlformats.org/drawingml/2006/main" noChangeAspect="1"/>
             </wp:cNvGraphicFramePr>
@@ -1909,7 +2671,7 @@
                     <pic:cNvPicPr/>
                   </pic:nvPicPr>
                   <pic:blipFill>
-                    <a:blip r:embed="rId12"/>
+                    <a:blip r:embed="rId13"/>
                     <a:stretch>
                       <a:fillRect/>
                     </a:stretch>
@@ -1917,7 +2679,7 @@
                   <pic:spPr>
                     <a:xfrm>
                       <a:off x="0" y="0"/>
-                      <a:ext cx="5544000" cy="3097710"/>
+                      <a:ext cx="3960000" cy="2212650"/>
                     </a:xfrm>
                     <a:prstGeom prst="rect">
                       <a:avLst/>
@@ -1932,7 +2694,7 @@
     </w:p>
     <w:p>
       <w:pPr>
-        <w:spacing w:after="240"/>
+        <w:spacing w:after="160"/>
         <w:jc w:val="center"/>
       </w:pPr>
       <w:r>
@@ -1950,7 +2712,7 @@
           <w:left w:val="single" w:sz="18" w:space="10" w:color="8A2B2B"/>
         </w:pBdr>
         <w:spacing w:before="160" w:after="200"/>
-        <w:ind w:left="283" w:right="170"/>
+        <w:ind w:left="283" w:right="113"/>
       </w:pPr>
       <w:r>
         <w:rPr>
@@ -1965,55 +2727,44 @@
     </w:p>
     <w:p>
       <w:pPr>
-        <w:spacing w:before="200" w:after="80"/>
+        <w:spacing w:before="280" w:after="80"/>
       </w:pPr>
       <w:r>
         <w:rPr>
           <w:b/>
           <w:color w:val="666B76"/>
+          <w:spacing w:val="60"/>
           <w:sz w:val="18"/>
         </w:rPr>
-        <w:t>Vos notes</w:t>
+        <w:t>VOS NOTES</w:t>
       </w:r>
     </w:p>
+    <w:tbl>
+      <w:tblPr>
+        <w:tblStyle w:val="Grilledutableau"/>
+        <w:tblW w:w="0" w:type="auto"/>
+        <w:jc w:val="center"/>
+        <w:tblLook w:val="04A0" w:firstRow="1" w:lastRow="0" w:firstColumn="1" w:lastColumn="0" w:noHBand="0" w:noVBand="1"/>
+      </w:tblPr>
+      <w:tblGrid>
+        <w:gridCol w:w="9411"/>
+      </w:tblGrid>
+      <w:tr>
+        <w:trPr>
+          <w:trHeight w:hRule="exact" w:val="3000"/>
+          <w:jc w:val="center"/>
+        </w:trPr>
+        <w:tc>
+          <w:tcPr>
+            <w:tcW w:w="9411" w:type="dxa"/>
+          </w:tcPr>
+          <w:p/>
+        </w:tc>
+      </w:tr>
+    </w:tbl>
     <w:p>
       <w:pPr>
-        <w:pBdr>
-          <w:bottom w:val="dotted" w:sz="6" w:space="2" w:color="BFBCB4"/>
-        </w:pBdr>
-        <w:spacing w:after="220"/>
-      </w:pPr>
-    </w:p>
-    <w:p>
-      <w:pPr>
-        <w:pBdr>
-          <w:bottom w:val="dotted" w:sz="6" w:space="2" w:color="BFBCB4"/>
-        </w:pBdr>
-        <w:spacing w:after="220"/>
-      </w:pPr>
-    </w:p>
-    <w:p>
-      <w:pPr>
-        <w:pBdr>
-          <w:bottom w:val="dotted" w:sz="6" w:space="2" w:color="BFBCB4"/>
-        </w:pBdr>
-        <w:spacing w:after="220"/>
-      </w:pPr>
-    </w:p>
-    <w:p>
-      <w:pPr>
-        <w:pBdr>
-          <w:bottom w:val="dotted" w:sz="6" w:space="2" w:color="BFBCB4"/>
-        </w:pBdr>
-        <w:spacing w:after="220"/>
-      </w:pPr>
-    </w:p>
-    <w:p>
-      <w:pPr>
-        <w:pBdr>
-          <w:bottom w:val="dotted" w:sz="6" w:space="2" w:color="BFBCB4"/>
-        </w:pBdr>
-        <w:spacing w:after="220"/>
+        <w:spacing w:after="80"/>
       </w:pPr>
     </w:p>
     <w:p>
@@ -2023,101 +2774,62 @@
     </w:p>
     <w:p>
       <w:pPr>
-        <w:pBdr>
-          <w:bottom w:val="single" w:sz="6" w:space="4" w:color="D8D5CD"/>
-        </w:pBdr>
-        <w:spacing w:before="400" w:after="60"/>
+        <w:pStyle w:val="Titre1"/>
       </w:pPr>
+      <w:bookmarkStart w:id="5" w:name="_Toc238713384"/>
       <w:r>
-        <w:rPr>
-          <w:b/>
-          <w:color w:val="8A2B2B"/>
-          <w:sz w:val="32"/>
-        </w:rPr>
         <w:lastRenderedPageBreak/>
-        <w:t xml:space="preserve">5.   </w:t>
-      </w:r>
-      <w:r>
-        <w:rPr>
-          <w:b/>
-          <w:color w:val="16181D"/>
-          <w:sz w:val="32"/>
-        </w:rPr>
         <w:t>Effets et vidéo</w:t>
       </w:r>
+      <w:bookmarkEnd w:id="5"/>
     </w:p>
     <w:p>
       <w:pPr>
-        <w:spacing w:before="260" w:after="60"/>
+        <w:pStyle w:val="Titre2"/>
       </w:pPr>
       <w:r>
-        <w:rPr>
-          <w:b/>
-          <w:color w:val="2D5586"/>
-          <w:sz w:val="23"/>
-        </w:rPr>
         <w:t>Fumée lourde</w:t>
       </w:r>
     </w:p>
     <w:p>
       <w:r>
-        <w:t>Une nappe qui rampe au sol, dont les chanteurs émergent. C'est l'effet auquel je tiens le plus. Pour l'instant j'en vois deux envois, l'ouverture et l'arrêt du temps vers 23:00, mais il pourra y en avoir trois ou quatre : ce n'est pas encore arrêté. Une trace résiduelle sur le titre suivant ne me gêne pas, au contraire : éclairée en couleur, elle prolongera l'atmosphère.</w:t>
+        <w:t>Une nappe qui rampe au sol, dont les chanteurs émergent. C'est l'effet auquel je tiens le plus. Pour l'instant j'en vois deux envois, l'ouverture et l'arrêt du temps vers 23:00, mais il pourra y en avoir trois ou quatre : ce n'est pas encore arrêté. Une trace résiduelle sur le titre suivant ne me gêne pas, au contraire.</w:t>
       </w:r>
     </w:p>
     <w:p>
       <w:r>
-        <w:t>Quelle machine utilisez-vous, et quelle procédure faut-il suivre auprès du chargé de sécurité ? Je fournirai tout document nécessaire, fiche de sécurité du produit ou notice de l'appareil. Je note la présence d'une fosse d'orchestre et reste attentif à la question de la ventilation.</w:t>
+        <w:t>Quelle machine utilisez-vous, et quelle procédure faut-il suivre auprès du chargé de sécurité ? Je fournirai tout document nécessaire. Je note la présence d'une fosse d'orchestre et reste attentif à la question de la ventilation.</w:t>
       </w:r>
     </w:p>
     <w:p>
       <w:pPr>
-        <w:spacing w:before="260" w:after="60"/>
+        <w:pStyle w:val="Titre2"/>
       </w:pPr>
       <w:r>
-        <w:rPr>
-          <w:b/>
-          <w:color w:val="2D5586"/>
-          <w:sz w:val="23"/>
-        </w:rPr>
         <w:t>Brume légère</w:t>
       </w:r>
     </w:p>
     <w:p>
       <w:r>
-        <w:t>Si un hazer est disponible, une brume légère en fond permanent rendrait les faisceaux visibles dans l'air et donnerait toute leur valeur aux douches. Demande secondaire, sans aucune obligation.</w:t>
+        <w:t>Si un hazer est disponible, une brume légère en fond permanent rendrait les faisceaux visibles dans l'air et donnerait toute leur valeur aux douches. Demande secondaire, sans obligation.</w:t>
       </w:r>
     </w:p>
     <w:p>
       <w:pPr>
-        <w:spacing w:before="260" w:after="60"/>
+        <w:pStyle w:val="Titre2"/>
       </w:pPr>
       <w:r>
-        <w:rPr>
-          <w:b/>
-          <w:color w:val="2D5586"/>
-          <w:sz w:val="23"/>
-        </w:rPr>
         <w:t>Vidéo</w:t>
       </w:r>
     </w:p>
     <w:p>
       <w:r>
-        <w:t>Un écran de fond ou une projection sur cyclorama est-il envisageable ? La réponse détermine simplement la façon dont je livre la bande : avec écran, un fichier vidéo contenant déjà le son ; sans écran, un fichier audio.</w:t>
+        <w:t>Un écran de fond ou une projection sur cyclorama est-il envisageable ? La réponse détermine simplement la façon dont je livre la bande. Le spectacle n'ayant aucun décor, l'image en tiendrait lieu : elle changerait d'univers en même temps que la musique, et la conduite lumière en tiendrait compte, l'éclairage de plateau étant abaissé sur les séquences projetées.</w:t>
       </w:r>
     </w:p>
     <w:p>
       <w:r>
-        <w:t>Le spectacle n'ayant aucun décor, l'image en tiendrait lieu : elle changerait d'univers en même temps que la musique. La conduite lumière en tiendrait compte, l'éclairage de plateau étant abaissé sur les séquences projetées pour ne pas délaver l'image.</w:t>
-      </w:r>
-    </w:p>
-    <w:p>
-      <w:r>
-        <w:t>Ce qui compte pour moi n'est pas tant que la toile soit tout au fond que de conserver devant elle une dizaine de mètres de profondeur de jeu : mes positions les plus reculées se situent à 8 m du nez de scène. Deux points sur lesquels vos conseils me seraient précieux : le mode de projection, car si l'image vient de la salle les chanteurs porteront leur ombre dessus ; et la hauteur d'image réellement visible depuis le balcon, pour que je fabrique mes vidéos au bon format dès le départ.</w:t>
-      </w:r>
-    </w:p>
-    <w:p>
-      <w:r>
-        <w:t>Un dernier point, qui relève de la conduite plus que du matériel : une même surface ne peut pas être en même temps un ciel de couleur et un écran. Je prévois donc d'alterner, certains titres en couleur pure, d'autres en image.</w:t>
+        <w:t>Ce qui compte pour moi n'est pas tant que la toile soit tout au fond que de conserver devant elle une dizaine de mètres de profondeur de jeu : mes positions les plus reculées se situent à 8 m du nez de scène. Deux points sur lesquels vos conseils me seraient précieux : le mode de projection, car si l'image vient de la salle les chanteurs porteront leur ombre dessus ; et la hauteur d'image réellement visible depuis le balcon.</w:t>
       </w:r>
     </w:p>
     <w:p>
@@ -2126,7 +2838,7 @@
           <w:left w:val="single" w:sz="18" w:space="10" w:color="8A2B2B"/>
         </w:pBdr>
         <w:spacing w:before="160" w:after="200"/>
-        <w:ind w:left="283" w:right="170"/>
+        <w:ind w:left="283" w:right="113"/>
       </w:pPr>
       <w:r>
         <w:rPr>
@@ -2141,47 +2853,44 @@
     </w:p>
     <w:p>
       <w:pPr>
-        <w:spacing w:before="200" w:after="80"/>
+        <w:spacing w:before="280" w:after="80"/>
       </w:pPr>
       <w:r>
         <w:rPr>
           <w:b/>
           <w:color w:val="666B76"/>
+          <w:spacing w:val="60"/>
           <w:sz w:val="18"/>
         </w:rPr>
-        <w:t>Vos notes</w:t>
+        <w:t>VOS NOTES</w:t>
       </w:r>
     </w:p>
+    <w:tbl>
+      <w:tblPr>
+        <w:tblStyle w:val="Grilledutableau"/>
+        <w:tblW w:w="0" w:type="auto"/>
+        <w:jc w:val="center"/>
+        <w:tblLook w:val="04A0" w:firstRow="1" w:lastRow="0" w:firstColumn="1" w:lastColumn="0" w:noHBand="0" w:noVBand="1"/>
+      </w:tblPr>
+      <w:tblGrid>
+        <w:gridCol w:w="9411"/>
+      </w:tblGrid>
+      <w:tr>
+        <w:trPr>
+          <w:trHeight w:hRule="exact" w:val="3000"/>
+          <w:jc w:val="center"/>
+        </w:trPr>
+        <w:tc>
+          <w:tcPr>
+            <w:tcW w:w="9411" w:type="dxa"/>
+          </w:tcPr>
+          <w:p/>
+        </w:tc>
+      </w:tr>
+    </w:tbl>
     <w:p>
       <w:pPr>
-        <w:pBdr>
-          <w:bottom w:val="dotted" w:sz="6" w:space="2" w:color="BFBCB4"/>
-        </w:pBdr>
-        <w:spacing w:after="220"/>
-      </w:pPr>
-    </w:p>
-    <w:p>
-      <w:pPr>
-        <w:pBdr>
-          <w:bottom w:val="dotted" w:sz="6" w:space="2" w:color="BFBCB4"/>
-        </w:pBdr>
-        <w:spacing w:after="220"/>
-      </w:pPr>
-    </w:p>
-    <w:p>
-      <w:pPr>
-        <w:pBdr>
-          <w:bottom w:val="dotted" w:sz="6" w:space="2" w:color="BFBCB4"/>
-        </w:pBdr>
-        <w:spacing w:after="220"/>
-      </w:pPr>
-    </w:p>
-    <w:p>
-      <w:pPr>
-        <w:pBdr>
-          <w:bottom w:val="dotted" w:sz="6" w:space="2" w:color="BFBCB4"/>
-        </w:pBdr>
-        <w:spacing w:after="220"/>
+        <w:spacing w:after="80"/>
       </w:pPr>
     </w:p>
     <w:p>
@@ -2191,27 +2900,14 @@
     </w:p>
     <w:p>
       <w:pPr>
-        <w:pBdr>
-          <w:bottom w:val="single" w:sz="6" w:space="4" w:color="D8D5CD"/>
-        </w:pBdr>
-        <w:spacing w:before="400" w:after="60"/>
+        <w:pStyle w:val="Titre1"/>
       </w:pPr>
+      <w:bookmarkStart w:id="6" w:name="_Toc238713385"/>
       <w:r>
-        <w:rPr>
-          <w:b/>
-          <w:color w:val="8A2B2B"/>
-          <w:sz w:val="32"/>
-        </w:rPr>
-        <w:t xml:space="preserve">6.   </w:t>
-      </w:r>
-      <w:r>
-        <w:rPr>
-          <w:b/>
-          <w:color w:val="16181D"/>
-          <w:sz w:val="32"/>
-        </w:rPr>
+        <w:lastRenderedPageBreak/>
         <w:t>Déroulé minuté</w:t>
       </w:r>
+      <w:bookmarkEnd w:id="6"/>
     </w:p>
     <w:p>
       <w:r>
@@ -2229,9 +2925,9 @@
         <w:tblLook w:val="04A0" w:firstRow="1" w:lastRow="0" w:firstColumn="1" w:lastColumn="0" w:noHBand="0" w:noVBand="1"/>
       </w:tblPr>
       <w:tblGrid>
-        <w:gridCol w:w="1134"/>
-        <w:gridCol w:w="3628"/>
-        <w:gridCol w:w="4082"/>
+        <w:gridCol w:w="1191"/>
+        <w:gridCol w:w="3912"/>
+        <w:gridCol w:w="4309"/>
       </w:tblGrid>
       <w:tr>
         <w:trPr>
@@ -2239,7 +2935,7 @@
         </w:trPr>
         <w:tc>
           <w:tcPr>
-            <w:tcW w:w="1134" w:type="dxa"/>
+            <w:tcW w:w="1191" w:type="dxa"/>
           </w:tcPr>
           <w:p>
             <w:r>
@@ -2254,7 +2950,7 @@
         </w:tc>
         <w:tc>
           <w:tcPr>
-            <w:tcW w:w="3628" w:type="dxa"/>
+            <w:tcW w:w="3912" w:type="dxa"/>
           </w:tcPr>
           <w:p>
             <w:r>
@@ -2269,7 +2965,7 @@
         </w:tc>
         <w:tc>
           <w:tcPr>
-            <w:tcW w:w="4082" w:type="dxa"/>
+            <w:tcW w:w="4309" w:type="dxa"/>
           </w:tcPr>
           <w:p>
             <w:r>
@@ -2289,16 +2985,16 @@
         </w:trPr>
         <w:tc>
           <w:tcPr>
-            <w:tcW w:w="1134" w:type="dxa"/>
+            <w:tcW w:w="1191" w:type="dxa"/>
           </w:tcPr>
           <w:p>
             <w:pPr>
-              <w:spacing w:after="40"/>
+              <w:spacing w:after="60"/>
             </w:pPr>
             <w:r>
               <w:rPr>
                 <w:b/>
-                <w:sz w:val="17"/>
+                <w:sz w:val="19"/>
               </w:rPr>
               <w:t>0:00</w:t>
             </w:r>
@@ -2306,16 +3002,16 @@
         </w:tc>
         <w:tc>
           <w:tcPr>
-            <w:tcW w:w="3628" w:type="dxa"/>
+            <w:tcW w:w="3912" w:type="dxa"/>
           </w:tcPr>
           <w:p>
             <w:pPr>
-              <w:spacing w:after="40"/>
+              <w:spacing w:after="60"/>
             </w:pPr>
             <w:r>
               <w:rPr>
                 <w:b/>
-                <w:sz w:val="17"/>
+                <w:sz w:val="19"/>
               </w:rPr>
               <w:t>Narration d'ouverture</w:t>
             </w:r>
@@ -2323,15 +3019,15 @@
         </w:tc>
         <w:tc>
           <w:tcPr>
-            <w:tcW w:w="4082" w:type="dxa"/>
+            <w:tcW w:w="4309" w:type="dxa"/>
           </w:tcPr>
           <w:p>
             <w:pPr>
-              <w:spacing w:after="40"/>
+              <w:spacing w:after="60"/>
             </w:pPr>
             <w:r>
               <w:rPr>
-                <w:sz w:val="17"/>
+                <w:sz w:val="19"/>
               </w:rPr>
               <w:t>Voix seule, plateau en pénombre, fumée lourde</w:t>
             </w:r>
@@ -2344,16 +3040,16 @@
         </w:trPr>
         <w:tc>
           <w:tcPr>
-            <w:tcW w:w="1134" w:type="dxa"/>
+            <w:tcW w:w="1191" w:type="dxa"/>
           </w:tcPr>
           <w:p>
             <w:pPr>
-              <w:spacing w:after="40"/>
+              <w:spacing w:after="60"/>
             </w:pPr>
             <w:r>
               <w:rPr>
                 <w:b/>
-                <w:sz w:val="17"/>
+                <w:sz w:val="19"/>
               </w:rPr>
               <w:t>0:30</w:t>
             </w:r>
@@ -2361,16 +3057,16 @@
         </w:tc>
         <w:tc>
           <w:tcPr>
-            <w:tcW w:w="3628" w:type="dxa"/>
+            <w:tcW w:w="3912" w:type="dxa"/>
           </w:tcPr>
           <w:p>
             <w:pPr>
-              <w:spacing w:after="40"/>
+              <w:spacing w:after="60"/>
             </w:pPr>
             <w:r>
               <w:rPr>
                 <w:b/>
-                <w:sz w:val="17"/>
+                <w:sz w:val="19"/>
               </w:rPr>
               <w:t>Quand on arrive en ville</w:t>
             </w:r>
@@ -2378,15 +3074,15 @@
         </w:tc>
         <w:tc>
           <w:tcPr>
-            <w:tcW w:w="4082" w:type="dxa"/>
+            <w:tcW w:w="4309" w:type="dxa"/>
           </w:tcPr>
           <w:p>
             <w:pPr>
-              <w:spacing w:after="40"/>
+              <w:spacing w:after="60"/>
             </w:pPr>
             <w:r>
               <w:rPr>
-                <w:sz w:val="17"/>
+                <w:sz w:val="19"/>
               </w:rPr>
               <w:t>Adrien, puis chœur</w:t>
             </w:r>
@@ -2399,15 +3095,15 @@
         </w:trPr>
         <w:tc>
           <w:tcPr>
-            <w:tcW w:w="1134" w:type="dxa"/>
+            <w:tcW w:w="1191" w:type="dxa"/>
           </w:tcPr>
           <w:p>
             <w:pPr>
-              <w:spacing w:after="40"/>
+              <w:spacing w:after="60"/>
             </w:pPr>
             <w:r>
               <w:rPr>
-                <w:sz w:val="17"/>
+                <w:sz w:val="19"/>
               </w:rPr>
               <w:t>1:48</w:t>
             </w:r>
@@ -2415,15 +3111,15 @@
         </w:tc>
         <w:tc>
           <w:tcPr>
-            <w:tcW w:w="3628" w:type="dxa"/>
+            <w:tcW w:w="3912" w:type="dxa"/>
           </w:tcPr>
           <w:p>
             <w:pPr>
-              <w:spacing w:after="40"/>
+              <w:spacing w:after="60"/>
             </w:pPr>
             <w:r>
               <w:rPr>
-                <w:sz w:val="17"/>
+                <w:sz w:val="19"/>
               </w:rPr>
               <w:t>Explosion, flash radio</w:t>
             </w:r>
@@ -2431,15 +3127,15 @@
         </w:tc>
         <w:tc>
           <w:tcPr>
-            <w:tcW w:w="4082" w:type="dxa"/>
+            <w:tcW w:w="4309" w:type="dxa"/>
           </w:tcPr>
           <w:p>
             <w:pPr>
-              <w:spacing w:after="40"/>
+              <w:spacing w:after="60"/>
             </w:pPr>
             <w:r>
               <w:rPr>
-                <w:sz w:val="17"/>
+                <w:sz w:val="19"/>
               </w:rPr>
               <w:t>bascule</w:t>
             </w:r>
@@ -2452,16 +3148,16 @@
         </w:trPr>
         <w:tc>
           <w:tcPr>
-            <w:tcW w:w="1134" w:type="dxa"/>
+            <w:tcW w:w="1191" w:type="dxa"/>
           </w:tcPr>
           <w:p>
             <w:pPr>
-              <w:spacing w:after="40"/>
+              <w:spacing w:after="60"/>
             </w:pPr>
             <w:r>
               <w:rPr>
                 <w:b/>
-                <w:sz w:val="17"/>
+                <w:sz w:val="19"/>
               </w:rPr>
               <w:t>1:57</w:t>
             </w:r>
@@ -2469,16 +3165,16 @@
         </w:tc>
         <w:tc>
           <w:tcPr>
-            <w:tcW w:w="3628" w:type="dxa"/>
+            <w:tcW w:w="3912" w:type="dxa"/>
           </w:tcPr>
           <w:p>
             <w:pPr>
-              <w:spacing w:after="40"/>
+              <w:spacing w:after="60"/>
             </w:pPr>
             <w:r>
               <w:rPr>
                 <w:b/>
-                <w:sz w:val="17"/>
+                <w:sz w:val="19"/>
               </w:rPr>
               <w:t>Ziggy</w:t>
             </w:r>
@@ -2486,15 +3182,15 @@
         </w:tc>
         <w:tc>
           <w:tcPr>
-            <w:tcW w:w="4082" w:type="dxa"/>
+            <w:tcW w:w="4309" w:type="dxa"/>
           </w:tcPr>
           <w:p>
             <w:pPr>
-              <w:spacing w:after="40"/>
+              <w:spacing w:after="60"/>
             </w:pPr>
             <w:r>
               <w:rPr>
-                <w:sz w:val="17"/>
+                <w:sz w:val="19"/>
               </w:rPr>
               <w:t>Stéphanie</w:t>
             </w:r>
@@ -2507,16 +3203,16 @@
         </w:trPr>
         <w:tc>
           <w:tcPr>
-            <w:tcW w:w="1134" w:type="dxa"/>
+            <w:tcW w:w="1191" w:type="dxa"/>
           </w:tcPr>
           <w:p>
             <w:pPr>
-              <w:spacing w:after="40"/>
+              <w:spacing w:after="60"/>
             </w:pPr>
             <w:r>
               <w:rPr>
                 <w:b/>
-                <w:sz w:val="17"/>
+                <w:sz w:val="19"/>
               </w:rPr>
               <w:t>3:33</w:t>
             </w:r>
@@ -2524,16 +3220,16 @@
         </w:tc>
         <w:tc>
           <w:tcPr>
-            <w:tcW w:w="3628" w:type="dxa"/>
+            <w:tcW w:w="3912" w:type="dxa"/>
           </w:tcPr>
           <w:p>
             <w:pPr>
-              <w:spacing w:after="40"/>
+              <w:spacing w:after="60"/>
             </w:pPr>
             <w:r>
               <w:rPr>
                 <w:b/>
-                <w:sz w:val="17"/>
+                <w:sz w:val="19"/>
               </w:rPr>
               <w:t>La chanson de Ziggy</w:t>
             </w:r>
@@ -2541,15 +3237,15 @@
         </w:tc>
         <w:tc>
           <w:tcPr>
-            <w:tcW w:w="4082" w:type="dxa"/>
+            <w:tcW w:w="4309" w:type="dxa"/>
           </w:tcPr>
           <w:p>
             <w:pPr>
-              <w:spacing w:after="40"/>
+              <w:spacing w:after="60"/>
             </w:pPr>
             <w:r>
               <w:rPr>
-                <w:sz w:val="17"/>
+                <w:sz w:val="19"/>
               </w:rPr>
               <w:t>Adrien</w:t>
             </w:r>
@@ -2562,15 +3258,15 @@
         </w:trPr>
         <w:tc>
           <w:tcPr>
-            <w:tcW w:w="1134" w:type="dxa"/>
+            <w:tcW w:w="1191" w:type="dxa"/>
           </w:tcPr>
           <w:p>
             <w:pPr>
-              <w:spacing w:after="40"/>
+              <w:spacing w:after="60"/>
             </w:pPr>
             <w:r>
               <w:rPr>
-                <w:sz w:val="17"/>
+                <w:sz w:val="19"/>
               </w:rPr>
               <w:t>5:16</w:t>
             </w:r>
@@ -2578,15 +3274,15 @@
         </w:tc>
         <w:tc>
           <w:tcPr>
-            <w:tcW w:w="3628" w:type="dxa"/>
+            <w:tcW w:w="3912" w:type="dxa"/>
           </w:tcPr>
           <w:p>
             <w:pPr>
-              <w:spacing w:after="40"/>
+              <w:spacing w:after="60"/>
             </w:pPr>
             <w:r>
               <w:rPr>
-                <w:sz w:val="17"/>
+                <w:sz w:val="19"/>
               </w:rPr>
               <w:t>Radio Monopolis, le duplex</w:t>
             </w:r>
@@ -2594,15 +3290,15 @@
         </w:tc>
         <w:tc>
           <w:tcPr>
-            <w:tcW w:w="4082" w:type="dxa"/>
+            <w:tcW w:w="4309" w:type="dxa"/>
           </w:tcPr>
           <w:p>
             <w:pPr>
-              <w:spacing w:after="40"/>
+              <w:spacing w:after="60"/>
             </w:pPr>
             <w:r>
               <w:rPr>
-                <w:sz w:val="17"/>
+                <w:sz w:val="19"/>
               </w:rPr>
               <w:t>bascule</w:t>
             </w:r>
@@ -2615,16 +3311,16 @@
         </w:trPr>
         <w:tc>
           <w:tcPr>
-            <w:tcW w:w="1134" w:type="dxa"/>
+            <w:tcW w:w="1191" w:type="dxa"/>
           </w:tcPr>
           <w:p>
             <w:pPr>
-              <w:spacing w:after="40"/>
+              <w:spacing w:after="60"/>
             </w:pPr>
             <w:r>
               <w:rPr>
                 <w:b/>
-                <w:sz w:val="17"/>
+                <w:sz w:val="19"/>
               </w:rPr>
               <w:t>6:06</w:t>
             </w:r>
@@ -2632,16 +3328,16 @@
         </w:tc>
         <w:tc>
           <w:tcPr>
-            <w:tcW w:w="3628" w:type="dxa"/>
+            <w:tcW w:w="3912" w:type="dxa"/>
           </w:tcPr>
           <w:p>
             <w:pPr>
-              <w:spacing w:after="40"/>
+              <w:spacing w:after="60"/>
             </w:pPr>
             <w:r>
               <w:rPr>
                 <w:b/>
-                <w:sz w:val="17"/>
+                <w:sz w:val="19"/>
               </w:rPr>
               <w:t>Le Blues du Businessman</w:t>
             </w:r>
@@ -2649,15 +3345,15 @@
         </w:tc>
         <w:tc>
           <w:tcPr>
-            <w:tcW w:w="4082" w:type="dxa"/>
+            <w:tcW w:w="4309" w:type="dxa"/>
           </w:tcPr>
           <w:p>
             <w:pPr>
-              <w:spacing w:after="40"/>
+              <w:spacing w:after="60"/>
             </w:pPr>
             <w:r>
               <w:rPr>
-                <w:sz w:val="17"/>
+                <w:sz w:val="19"/>
               </w:rPr>
               <w:t>Adrien, Mickaël, Bry · les voix féminines en réponse</w:t>
             </w:r>
@@ -2670,15 +3366,15 @@
         </w:trPr>
         <w:tc>
           <w:tcPr>
-            <w:tcW w:w="1134" w:type="dxa"/>
+            <w:tcW w:w="1191" w:type="dxa"/>
           </w:tcPr>
           <w:p>
             <w:pPr>
-              <w:spacing w:after="40"/>
+              <w:spacing w:after="60"/>
             </w:pPr>
             <w:r>
               <w:rPr>
-                <w:sz w:val="17"/>
+                <w:sz w:val="19"/>
               </w:rPr>
               <w:t>8:34</w:t>
             </w:r>
@@ -2686,15 +3382,15 @@
         </w:tc>
         <w:tc>
           <w:tcPr>
-            <w:tcW w:w="3628" w:type="dxa"/>
+            <w:tcW w:w="3912" w:type="dxa"/>
           </w:tcPr>
           <w:p>
             <w:pPr>
-              <w:spacing w:after="40"/>
+              <w:spacing w:after="60"/>
             </w:pPr>
             <w:r>
               <w:rPr>
-                <w:sz w:val="17"/>
+                <w:sz w:val="19"/>
               </w:rPr>
               <w:t>Retour d'antenne, transition chantée</w:t>
             </w:r>
@@ -2702,15 +3398,15 @@
         </w:tc>
         <w:tc>
           <w:tcPr>
-            <w:tcW w:w="4082" w:type="dxa"/>
+            <w:tcW w:w="4309" w:type="dxa"/>
           </w:tcPr>
           <w:p>
             <w:pPr>
-              <w:spacing w:after="40"/>
+              <w:spacing w:after="60"/>
             </w:pPr>
             <w:r>
               <w:rPr>
-                <w:sz w:val="17"/>
+                <w:sz w:val="19"/>
               </w:rPr>
               <w:t>bascule</w:t>
             </w:r>
@@ -2723,16 +3419,16 @@
         </w:trPr>
         <w:tc>
           <w:tcPr>
-            <w:tcW w:w="1134" w:type="dxa"/>
+            <w:tcW w:w="1191" w:type="dxa"/>
           </w:tcPr>
           <w:p>
             <w:pPr>
-              <w:spacing w:after="40"/>
+              <w:spacing w:after="60"/>
             </w:pPr>
             <w:r>
               <w:rPr>
                 <w:b/>
-                <w:sz w:val="17"/>
+                <w:sz w:val="19"/>
               </w:rPr>
               <w:t>8:46</w:t>
             </w:r>
@@ -2740,16 +3436,16 @@
         </w:tc>
         <w:tc>
           <w:tcPr>
-            <w:tcW w:w="3628" w:type="dxa"/>
+            <w:tcW w:w="3912" w:type="dxa"/>
           </w:tcPr>
           <w:p>
             <w:pPr>
-              <w:spacing w:after="40"/>
+              <w:spacing w:after="60"/>
             </w:pPr>
             <w:r>
               <w:rPr>
                 <w:b/>
-                <w:sz w:val="17"/>
+                <w:sz w:val="19"/>
               </w:rPr>
               <w:t>Les uns contre les autres</w:t>
             </w:r>
@@ -2757,15 +3453,15 @@
         </w:tc>
         <w:tc>
           <w:tcPr>
-            <w:tcW w:w="4082" w:type="dxa"/>
+            <w:tcW w:w="4309" w:type="dxa"/>
           </w:tcPr>
           <w:p>
             <w:pPr>
-              <w:spacing w:after="40"/>
+              <w:spacing w:after="60"/>
             </w:pPr>
             <w:r>
               <w:rPr>
-                <w:sz w:val="17"/>
+                <w:sz w:val="19"/>
               </w:rPr>
               <w:t>Stéphanie en tête, avec Mickaël, Candice, Adrien</w:t>
             </w:r>
@@ -2778,15 +3474,15 @@
         </w:trPr>
         <w:tc>
           <w:tcPr>
-            <w:tcW w:w="1134" w:type="dxa"/>
+            <w:tcW w:w="1191" w:type="dxa"/>
           </w:tcPr>
           <w:p>
             <w:pPr>
-              <w:spacing w:after="40"/>
+              <w:spacing w:after="60"/>
             </w:pPr>
             <w:r>
               <w:rPr>
-                <w:sz w:val="17"/>
+                <w:sz w:val="19"/>
               </w:rPr>
               <w:t>10:20</w:t>
             </w:r>
@@ -2794,15 +3490,15 @@
         </w:tc>
         <w:tc>
           <w:tcPr>
-            <w:tcW w:w="3628" w:type="dxa"/>
+            <w:tcW w:w="3912" w:type="dxa"/>
           </w:tcPr>
           <w:p>
             <w:pPr>
-              <w:spacing w:after="40"/>
+              <w:spacing w:after="60"/>
             </w:pPr>
             <w:r>
               <w:rPr>
-                <w:sz w:val="17"/>
+                <w:sz w:val="19"/>
               </w:rPr>
               <w:t>Cloches, narration</w:t>
             </w:r>
@@ -2810,15 +3506,15 @@
         </w:tc>
         <w:tc>
           <w:tcPr>
-            <w:tcW w:w="4082" w:type="dxa"/>
+            <w:tcW w:w="4309" w:type="dxa"/>
           </w:tcPr>
           <w:p>
             <w:pPr>
-              <w:spacing w:after="40"/>
+              <w:spacing w:after="60"/>
             </w:pPr>
             <w:r>
               <w:rPr>
-                <w:sz w:val="17"/>
+                <w:sz w:val="19"/>
               </w:rPr>
               <w:t>bascule</w:t>
             </w:r>
@@ -2831,16 +3527,16 @@
         </w:trPr>
         <w:tc>
           <w:tcPr>
-            <w:tcW w:w="1134" w:type="dxa"/>
+            <w:tcW w:w="1191" w:type="dxa"/>
           </w:tcPr>
           <w:p>
             <w:pPr>
-              <w:spacing w:after="40"/>
+              <w:spacing w:after="60"/>
             </w:pPr>
             <w:r>
               <w:rPr>
                 <w:b/>
-                <w:sz w:val="17"/>
+                <w:sz w:val="19"/>
               </w:rPr>
               <w:t>10:27</w:t>
             </w:r>
@@ -2848,16 +3544,16 @@
         </w:tc>
         <w:tc>
           <w:tcPr>
-            <w:tcW w:w="3628" w:type="dxa"/>
+            <w:tcW w:w="3912" w:type="dxa"/>
           </w:tcPr>
           <w:p>
             <w:pPr>
-              <w:spacing w:after="40"/>
+              <w:spacing w:after="60"/>
             </w:pPr>
             <w:r>
               <w:rPr>
                 <w:b/>
-                <w:sz w:val="17"/>
+                <w:sz w:val="19"/>
               </w:rPr>
               <w:t>Le Temps des Cathédrales</w:t>
             </w:r>
@@ -2865,15 +3561,15 @@
         </w:tc>
         <w:tc>
           <w:tcPr>
-            <w:tcW w:w="4082" w:type="dxa"/>
+            <w:tcW w:w="4309" w:type="dxa"/>
           </w:tcPr>
           <w:p>
             <w:pPr>
-              <w:spacing w:after="40"/>
+              <w:spacing w:after="60"/>
             </w:pPr>
             <w:r>
               <w:rPr>
-                <w:sz w:val="17"/>
+                <w:sz w:val="19"/>
               </w:rPr>
               <w:t>Mickaël, avec les réponses chantées de l'ensemble</w:t>
             </w:r>
@@ -2886,15 +3582,15 @@
         </w:trPr>
         <w:tc>
           <w:tcPr>
-            <w:tcW w:w="1134" w:type="dxa"/>
+            <w:tcW w:w="1191" w:type="dxa"/>
           </w:tcPr>
           <w:p>
             <w:pPr>
-              <w:spacing w:after="40"/>
+              <w:spacing w:after="60"/>
             </w:pPr>
             <w:r>
               <w:rPr>
-                <w:sz w:val="17"/>
+                <w:sz w:val="19"/>
               </w:rPr>
               <w:t>12:12</w:t>
             </w:r>
@@ -2902,15 +3598,15 @@
         </w:tc>
         <w:tc>
           <w:tcPr>
-            <w:tcW w:w="3628" w:type="dxa"/>
+            <w:tcW w:w="3912" w:type="dxa"/>
           </w:tcPr>
           <w:p>
             <w:pPr>
-              <w:spacing w:after="40"/>
+              <w:spacing w:after="60"/>
             </w:pPr>
             <w:r>
               <w:rPr>
-                <w:sz w:val="17"/>
+                <w:sz w:val="19"/>
               </w:rPr>
               <w:t>Bataille, appel crié</w:t>
             </w:r>
@@ -2918,15 +3614,15 @@
         </w:tc>
         <w:tc>
           <w:tcPr>
-            <w:tcW w:w="4082" w:type="dxa"/>
+            <w:tcW w:w="4309" w:type="dxa"/>
           </w:tcPr>
           <w:p>
             <w:pPr>
-              <w:spacing w:after="40"/>
+              <w:spacing w:after="60"/>
             </w:pPr>
             <w:r>
               <w:rPr>
-                <w:sz w:val="17"/>
+                <w:sz w:val="19"/>
               </w:rPr>
               <w:t>bascule</w:t>
             </w:r>
@@ -2939,16 +3635,16 @@
         </w:trPr>
         <w:tc>
           <w:tcPr>
-            <w:tcW w:w="1134" w:type="dxa"/>
+            <w:tcW w:w="1191" w:type="dxa"/>
           </w:tcPr>
           <w:p>
             <w:pPr>
-              <w:spacing w:after="40"/>
+              <w:spacing w:after="60"/>
             </w:pPr>
             <w:r>
               <w:rPr>
                 <w:b/>
-                <w:sz w:val="17"/>
+                <w:sz w:val="19"/>
               </w:rPr>
               <w:t>12:33</w:t>
             </w:r>
@@ -2956,16 +3652,16 @@
         </w:tc>
         <w:tc>
           <w:tcPr>
-            <w:tcW w:w="3628" w:type="dxa"/>
+            <w:tcW w:w="3912" w:type="dxa"/>
           </w:tcPr>
           <w:p>
             <w:pPr>
-              <w:spacing w:after="40"/>
+              <w:spacing w:after="60"/>
             </w:pPr>
             <w:r>
               <w:rPr>
                 <w:b/>
-                <w:sz w:val="17"/>
+                <w:sz w:val="19"/>
               </w:rPr>
               <w:t>Les Sans-papiers</w:t>
             </w:r>
@@ -2973,15 +3669,15 @@
         </w:tc>
         <w:tc>
           <w:tcPr>
-            <w:tcW w:w="4082" w:type="dxa"/>
+            <w:tcW w:w="4309" w:type="dxa"/>
           </w:tcPr>
           <w:p>
             <w:pPr>
-              <w:spacing w:after="40"/>
+              <w:spacing w:after="60"/>
             </w:pPr>
             <w:r>
               <w:rPr>
-                <w:sz w:val="17"/>
+                <w:sz w:val="19"/>
               </w:rPr>
               <w:t>Bry, les cinq autres au sol</w:t>
             </w:r>
@@ -2994,16 +3690,16 @@
         </w:trPr>
         <w:tc>
           <w:tcPr>
-            <w:tcW w:w="1134" w:type="dxa"/>
+            <w:tcW w:w="1191" w:type="dxa"/>
           </w:tcPr>
           <w:p>
             <w:pPr>
-              <w:spacing w:after="40"/>
+              <w:spacing w:after="60"/>
             </w:pPr>
             <w:r>
               <w:rPr>
                 <w:b/>
-                <w:sz w:val="17"/>
+                <w:sz w:val="19"/>
               </w:rPr>
               <w:t>13:59</w:t>
             </w:r>
@@ -3011,16 +3707,16 @@
         </w:tc>
         <w:tc>
           <w:tcPr>
-            <w:tcW w:w="3628" w:type="dxa"/>
+            <w:tcW w:w="3912" w:type="dxa"/>
           </w:tcPr>
           <w:p>
             <w:pPr>
-              <w:spacing w:after="40"/>
+              <w:spacing w:after="60"/>
             </w:pPr>
             <w:r>
               <w:rPr>
                 <w:b/>
-                <w:sz w:val="17"/>
+                <w:sz w:val="19"/>
               </w:rPr>
               <w:t>Bohémienne</w:t>
             </w:r>
@@ -3028,15 +3724,15 @@
         </w:tc>
         <w:tc>
           <w:tcPr>
-            <w:tcW w:w="4082" w:type="dxa"/>
+            <w:tcW w:w="4309" w:type="dxa"/>
           </w:tcPr>
           <w:p>
             <w:pPr>
-              <w:spacing w:after="40"/>
+              <w:spacing w:after="60"/>
             </w:pPr>
             <w:r>
               <w:rPr>
-                <w:sz w:val="17"/>
+                <w:sz w:val="19"/>
               </w:rPr>
               <w:t>Candice</w:t>
             </w:r>
@@ -3049,16 +3745,16 @@
         </w:trPr>
         <w:tc>
           <w:tcPr>
-            <w:tcW w:w="1134" w:type="dxa"/>
+            <w:tcW w:w="1191" w:type="dxa"/>
           </w:tcPr>
           <w:p>
             <w:pPr>
-              <w:spacing w:after="40"/>
+              <w:spacing w:after="60"/>
             </w:pPr>
             <w:r>
               <w:rPr>
                 <w:b/>
-                <w:sz w:val="17"/>
+                <w:sz w:val="19"/>
               </w:rPr>
               <w:t>16:01</w:t>
             </w:r>
@@ -3066,16 +3762,16 @@
         </w:tc>
         <w:tc>
           <w:tcPr>
-            <w:tcW w:w="3628" w:type="dxa"/>
+            <w:tcW w:w="3912" w:type="dxa"/>
           </w:tcPr>
           <w:p>
             <w:pPr>
-              <w:spacing w:after="40"/>
+              <w:spacing w:after="60"/>
             </w:pPr>
             <w:r>
               <w:rPr>
                 <w:b/>
-                <w:sz w:val="17"/>
+                <w:sz w:val="19"/>
               </w:rPr>
               <w:t>Belle</w:t>
             </w:r>
@@ -3083,15 +3779,15 @@
         </w:tc>
         <w:tc>
           <w:tcPr>
-            <w:tcW w:w="4082" w:type="dxa"/>
+            <w:tcW w:w="4309" w:type="dxa"/>
           </w:tcPr>
           <w:p>
             <w:pPr>
-              <w:spacing w:after="40"/>
+              <w:spacing w:after="60"/>
             </w:pPr>
             <w:r>
               <w:rPr>
-                <w:sz w:val="17"/>
+                <w:sz w:val="19"/>
               </w:rPr>
               <w:t>Élie, Mickaël, Bry, avec un final à trois</w:t>
             </w:r>
@@ -3104,16 +3800,16 @@
         </w:trPr>
         <w:tc>
           <w:tcPr>
-            <w:tcW w:w="1134" w:type="dxa"/>
+            <w:tcW w:w="1191" w:type="dxa"/>
           </w:tcPr>
           <w:p>
             <w:pPr>
-              <w:spacing w:after="40"/>
+              <w:spacing w:after="60"/>
             </w:pPr>
             <w:r>
               <w:rPr>
                 <w:b/>
-                <w:sz w:val="17"/>
+                <w:sz w:val="19"/>
               </w:rPr>
               <w:t>18:53</w:t>
             </w:r>
@@ -3121,16 +3817,16 @@
         </w:tc>
         <w:tc>
           <w:tcPr>
-            <w:tcW w:w="3628" w:type="dxa"/>
+            <w:tcW w:w="3912" w:type="dxa"/>
           </w:tcPr>
           <w:p>
             <w:pPr>
-              <w:spacing w:after="40"/>
+              <w:spacing w:after="60"/>
             </w:pPr>
             <w:r>
               <w:rPr>
                 <w:b/>
-                <w:sz w:val="17"/>
+                <w:sz w:val="19"/>
               </w:rPr>
               <w:t>Le Dilemme</w:t>
             </w:r>
@@ -3138,15 +3834,15 @@
         </w:tc>
         <w:tc>
           <w:tcPr>
-            <w:tcW w:w="4082" w:type="dxa"/>
+            <w:tcW w:w="4309" w:type="dxa"/>
           </w:tcPr>
           <w:p>
             <w:pPr>
-              <w:spacing w:after="40"/>
+              <w:spacing w:after="60"/>
             </w:pPr>
             <w:r>
               <w:rPr>
-                <w:sz w:val="17"/>
+                <w:sz w:val="19"/>
               </w:rPr>
               <w:t>Candice et Élie</w:t>
             </w:r>
@@ -3159,16 +3855,16 @@
         </w:trPr>
         <w:tc>
           <w:tcPr>
-            <w:tcW w:w="1134" w:type="dxa"/>
+            <w:tcW w:w="1191" w:type="dxa"/>
           </w:tcPr>
           <w:p>
             <w:pPr>
-              <w:spacing w:after="40"/>
+              <w:spacing w:after="60"/>
             </w:pPr>
             <w:r>
               <w:rPr>
                 <w:b/>
-                <w:sz w:val="17"/>
+                <w:sz w:val="19"/>
               </w:rPr>
               <w:t>20:55</w:t>
             </w:r>
@@ -3176,16 +3872,16 @@
         </w:tc>
         <w:tc>
           <w:tcPr>
-            <w:tcW w:w="3628" w:type="dxa"/>
+            <w:tcW w:w="3912" w:type="dxa"/>
           </w:tcPr>
           <w:p>
             <w:pPr>
-              <w:spacing w:after="40"/>
+              <w:spacing w:after="60"/>
             </w:pPr>
             <w:r>
               <w:rPr>
                 <w:b/>
-                <w:sz w:val="17"/>
+                <w:sz w:val="19"/>
               </w:rPr>
               <w:t>Mon Frère</w:t>
             </w:r>
@@ -3193,15 +3889,15 @@
         </w:tc>
         <w:tc>
           <w:tcPr>
-            <w:tcW w:w="4082" w:type="dxa"/>
+            <w:tcW w:w="4309" w:type="dxa"/>
           </w:tcPr>
           <w:p>
             <w:pPr>
-              <w:spacing w:after="40"/>
+              <w:spacing w:after="60"/>
             </w:pPr>
             <w:r>
               <w:rPr>
-                <w:sz w:val="17"/>
+                <w:sz w:val="19"/>
               </w:rPr>
               <w:t>Mickaël et Bry</w:t>
             </w:r>
@@ -3214,15 +3910,15 @@
         </w:trPr>
         <w:tc>
           <w:tcPr>
-            <w:tcW w:w="1134" w:type="dxa"/>
+            <w:tcW w:w="1191" w:type="dxa"/>
           </w:tcPr>
           <w:p>
             <w:pPr>
-              <w:spacing w:after="40"/>
+              <w:spacing w:after="60"/>
             </w:pPr>
             <w:r>
               <w:rPr>
-                <w:sz w:val="17"/>
+                <w:sz w:val="19"/>
               </w:rPr>
               <w:t>23:00</w:t>
             </w:r>
@@ -3230,15 +3926,15 @@
         </w:tc>
         <w:tc>
           <w:tcPr>
-            <w:tcW w:w="3628" w:type="dxa"/>
+            <w:tcW w:w="3912" w:type="dxa"/>
           </w:tcPr>
           <w:p>
             <w:pPr>
-              <w:spacing w:after="40"/>
+              <w:spacing w:after="60"/>
             </w:pPr>
             <w:r>
               <w:rPr>
-                <w:sz w:val="17"/>
+                <w:sz w:val="19"/>
               </w:rPr>
               <w:t>L'arrêt du temps, accord tenu</w:t>
             </w:r>
@@ -3246,15 +3942,15 @@
         </w:tc>
         <w:tc>
           <w:tcPr>
-            <w:tcW w:w="4082" w:type="dxa"/>
+            <w:tcW w:w="4309" w:type="dxa"/>
           </w:tcPr>
           <w:p>
             <w:pPr>
-              <w:spacing w:after="40"/>
+              <w:spacing w:after="60"/>
             </w:pPr>
             <w:r>
               <w:rPr>
-                <w:sz w:val="17"/>
+                <w:sz w:val="19"/>
               </w:rPr>
               <w:t>bascule, fumée lourde</w:t>
             </w:r>
@@ -3267,16 +3963,16 @@
         </w:trPr>
         <w:tc>
           <w:tcPr>
-            <w:tcW w:w="1134" w:type="dxa"/>
+            <w:tcW w:w="1191" w:type="dxa"/>
           </w:tcPr>
           <w:p>
             <w:pPr>
-              <w:spacing w:after="40"/>
+              <w:spacing w:after="60"/>
             </w:pPr>
             <w:r>
               <w:rPr>
                 <w:b/>
-                <w:sz w:val="17"/>
+                <w:sz w:val="19"/>
               </w:rPr>
               <w:t>23:20</w:t>
             </w:r>
@@ -3284,16 +3980,16 @@
         </w:tc>
         <w:tc>
           <w:tcPr>
-            <w:tcW w:w="3628" w:type="dxa"/>
+            <w:tcW w:w="3912" w:type="dxa"/>
           </w:tcPr>
           <w:p>
             <w:pPr>
-              <w:spacing w:after="40"/>
+              <w:spacing w:after="60"/>
             </w:pPr>
             <w:r>
               <w:rPr>
                 <w:b/>
-                <w:sz w:val="17"/>
+                <w:sz w:val="19"/>
               </w:rPr>
               <w:t>Stone</w:t>
             </w:r>
@@ -3301,15 +3997,15 @@
         </w:tc>
         <w:tc>
           <w:tcPr>
-            <w:tcW w:w="4082" w:type="dxa"/>
+            <w:tcW w:w="4309" w:type="dxa"/>
           </w:tcPr>
           <w:p>
             <w:pPr>
-              <w:spacing w:after="40"/>
+              <w:spacing w:after="60"/>
             </w:pPr>
             <w:r>
               <w:rPr>
-                <w:sz w:val="17"/>
+                <w:sz w:val="19"/>
               </w:rPr>
               <w:t>Stéphanie</w:t>
             </w:r>
@@ -3322,16 +4018,16 @@
         </w:trPr>
         <w:tc>
           <w:tcPr>
-            <w:tcW w:w="1134" w:type="dxa"/>
+            <w:tcW w:w="1191" w:type="dxa"/>
           </w:tcPr>
           <w:p>
             <w:pPr>
-              <w:spacing w:after="40"/>
+              <w:spacing w:after="60"/>
             </w:pPr>
             <w:r>
               <w:rPr>
                 <w:b/>
-                <w:sz w:val="17"/>
+                <w:sz w:val="19"/>
               </w:rPr>
               <w:t>24:00</w:t>
             </w:r>
@@ -3339,16 +4035,16 @@
         </w:tc>
         <w:tc>
           <w:tcPr>
-            <w:tcW w:w="3628" w:type="dxa"/>
+            <w:tcW w:w="3912" w:type="dxa"/>
           </w:tcPr>
           <w:p>
             <w:pPr>
-              <w:spacing w:after="40"/>
+              <w:spacing w:after="60"/>
             </w:pPr>
             <w:r>
               <w:rPr>
                 <w:b/>
-                <w:sz w:val="17"/>
+                <w:sz w:val="19"/>
               </w:rPr>
               <w:t>Aimer</w:t>
             </w:r>
@@ -3356,15 +4052,15 @@
         </w:tc>
         <w:tc>
           <w:tcPr>
-            <w:tcW w:w="4082" w:type="dxa"/>
+            <w:tcW w:w="4309" w:type="dxa"/>
           </w:tcPr>
           <w:p>
             <w:pPr>
-              <w:spacing w:after="40"/>
+              <w:spacing w:after="60"/>
             </w:pPr>
             <w:r>
               <w:rPr>
-                <w:sz w:val="17"/>
+                <w:sz w:val="19"/>
               </w:rPr>
               <w:t>Candice et Mickaël, puis les six</w:t>
             </w:r>
@@ -3377,16 +4073,16 @@
         </w:trPr>
         <w:tc>
           <w:tcPr>
-            <w:tcW w:w="1134" w:type="dxa"/>
+            <w:tcW w:w="1191" w:type="dxa"/>
           </w:tcPr>
           <w:p>
             <w:pPr>
-              <w:spacing w:after="40"/>
+              <w:spacing w:after="60"/>
             </w:pPr>
             <w:r>
               <w:rPr>
                 <w:b/>
-                <w:sz w:val="17"/>
+                <w:sz w:val="19"/>
               </w:rPr>
               <w:t>26:50</w:t>
             </w:r>
@@ -3394,16 +4090,16 @@
         </w:tc>
         <w:tc>
           <w:tcPr>
-            <w:tcW w:w="3628" w:type="dxa"/>
+            <w:tcW w:w="3912" w:type="dxa"/>
           </w:tcPr>
           <w:p>
             <w:pPr>
-              <w:spacing w:after="40"/>
+              <w:spacing w:after="60"/>
             </w:pPr>
             <w:r>
               <w:rPr>
                 <w:b/>
-                <w:sz w:val="17"/>
+                <w:sz w:val="19"/>
               </w:rPr>
               <w:t>Fin du spectacle</w:t>
             </w:r>
@@ -3411,15 +4107,15 @@
         </w:tc>
         <w:tc>
           <w:tcPr>
-            <w:tcW w:w="4082" w:type="dxa"/>
+            <w:tcW w:w="4309" w:type="dxa"/>
           </w:tcPr>
           <w:p>
             <w:pPr>
-              <w:spacing w:after="40"/>
+              <w:spacing w:after="60"/>
             </w:pPr>
             <w:r>
               <w:rPr>
-                <w:sz w:val="17"/>
+                <w:sz w:val="19"/>
               </w:rPr>
               <w:t>Noir</w:t>
             </w:r>
@@ -3432,15 +4128,15 @@
         </w:trPr>
         <w:tc>
           <w:tcPr>
-            <w:tcW w:w="1134" w:type="dxa"/>
+            <w:tcW w:w="1191" w:type="dxa"/>
           </w:tcPr>
           <w:p>
             <w:pPr>
-              <w:spacing w:after="40"/>
+              <w:spacing w:after="60"/>
             </w:pPr>
             <w:r>
               <w:rPr>
-                <w:sz w:val="17"/>
+                <w:sz w:val="19"/>
               </w:rPr>
               <w:t>+1:00</w:t>
             </w:r>
@@ -3448,15 +4144,15 @@
         </w:tc>
         <w:tc>
           <w:tcPr>
-            <w:tcW w:w="3628" w:type="dxa"/>
+            <w:tcW w:w="3912" w:type="dxa"/>
           </w:tcPr>
           <w:p>
             <w:pPr>
-              <w:spacing w:after="40"/>
+              <w:spacing w:after="60"/>
             </w:pPr>
             <w:r>
               <w:rPr>
-                <w:sz w:val="17"/>
+                <w:sz w:val="19"/>
               </w:rPr>
               <w:t>Saluts, présentation des artistes, bis éventuel</w:t>
             </w:r>
@@ -3464,15 +4160,15 @@
         </w:tc>
         <w:tc>
           <w:tcPr>
-            <w:tcW w:w="4082" w:type="dxa"/>
+            <w:tcW w:w="4309" w:type="dxa"/>
           </w:tcPr>
           <w:p>
             <w:pPr>
-              <w:spacing w:after="40"/>
+              <w:spacing w:after="60"/>
             </w:pPr>
             <w:r>
               <w:rPr>
-                <w:sz w:val="17"/>
+                <w:sz w:val="19"/>
               </w:rPr>
               <w:t>à confirmer</w:t>
             </w:r>
@@ -3483,6 +4179,48 @@
     <w:p>
       <w:pPr>
         <w:spacing w:after="120"/>
+      </w:pPr>
+    </w:p>
+    <w:p>
+      <w:pPr>
+        <w:spacing w:before="280" w:after="80"/>
+      </w:pPr>
+      <w:r>
+        <w:rPr>
+          <w:b/>
+          <w:color w:val="666B76"/>
+          <w:spacing w:val="60"/>
+          <w:sz w:val="18"/>
+        </w:rPr>
+        <w:t>VOS NOTES</w:t>
+      </w:r>
+    </w:p>
+    <w:tbl>
+      <w:tblPr>
+        <w:tblStyle w:val="Grilledutableau"/>
+        <w:tblW w:w="0" w:type="auto"/>
+        <w:jc w:val="center"/>
+        <w:tblLook w:val="04A0" w:firstRow="1" w:lastRow="0" w:firstColumn="1" w:lastColumn="0" w:noHBand="0" w:noVBand="1"/>
+      </w:tblPr>
+      <w:tblGrid>
+        <w:gridCol w:w="9411"/>
+      </w:tblGrid>
+      <w:tr>
+        <w:trPr>
+          <w:trHeight w:hRule="exact" w:val="3000"/>
+          <w:jc w:val="center"/>
+        </w:trPr>
+        <w:tc>
+          <w:tcPr>
+            <w:tcW w:w="9411" w:type="dxa"/>
+          </w:tcPr>
+          <w:p/>
+        </w:tc>
+      </w:tr>
+    </w:tbl>
+    <w:p>
+      <w:pPr>
+        <w:spacing w:after="80"/>
       </w:pPr>
     </w:p>
     <w:p>
@@ -3492,27 +4230,14 @@
     </w:p>
     <w:p>
       <w:pPr>
-        <w:pBdr>
-          <w:bottom w:val="single" w:sz="6" w:space="4" w:color="D8D5CD"/>
-        </w:pBdr>
-        <w:spacing w:before="400" w:after="60"/>
+        <w:pStyle w:val="Titre1"/>
       </w:pPr>
+      <w:bookmarkStart w:id="7" w:name="_Toc238713386"/>
       <w:r>
-        <w:rPr>
-          <w:b/>
-          <w:color w:val="8A2B2B"/>
-          <w:sz w:val="32"/>
-        </w:rPr>
-        <w:t xml:space="preserve">7.   </w:t>
-      </w:r>
-      <w:r>
-        <w:rPr>
-          <w:b/>
-          <w:color w:val="16181D"/>
-          <w:sz w:val="32"/>
-        </w:rPr>
+        <w:lastRenderedPageBreak/>
         <w:t>Le jour du spectacle</w:t>
       </w:r>
+      <w:bookmarkEnd w:id="7"/>
     </w:p>
     <w:p>
       <w:r>
@@ -3527,8 +4252,8 @@
         <w:tblLook w:val="04A0" w:firstRow="1" w:lastRow="0" w:firstColumn="1" w:lastColumn="0" w:noHBand="0" w:noVBand="1"/>
       </w:tblPr>
       <w:tblGrid>
-        <w:gridCol w:w="2268"/>
-        <w:gridCol w:w="6576"/>
+        <w:gridCol w:w="2381"/>
+        <w:gridCol w:w="7030"/>
       </w:tblGrid>
       <w:tr>
         <w:trPr>
@@ -3536,7 +4261,7 @@
         </w:trPr>
         <w:tc>
           <w:tcPr>
-            <w:tcW w:w="2268" w:type="dxa"/>
+            <w:tcW w:w="2381" w:type="dxa"/>
           </w:tcPr>
           <w:p>
             <w:r>
@@ -3551,7 +4276,7 @@
         </w:tc>
         <w:tc>
           <w:tcPr>
-            <w:tcW w:w="6576" w:type="dxa"/>
+            <w:tcW w:w="7030" w:type="dxa"/>
           </w:tcPr>
           <w:p>
             <w:r>
@@ -3571,11 +4296,11 @@
         </w:trPr>
         <w:tc>
           <w:tcPr>
-            <w:tcW w:w="2268" w:type="dxa"/>
+            <w:tcW w:w="2381" w:type="dxa"/>
           </w:tcPr>
           <w:p>
             <w:pPr>
-              <w:spacing w:after="40"/>
+              <w:spacing w:after="60"/>
             </w:pPr>
             <w:r>
               <w:rPr>
@@ -3588,11 +4313,11 @@
         </w:tc>
         <w:tc>
           <w:tcPr>
-            <w:tcW w:w="6576" w:type="dxa"/>
+            <w:tcW w:w="7030" w:type="dxa"/>
           </w:tcPr>
           <w:p>
             <w:pPr>
-              <w:spacing w:after="40"/>
+              <w:spacing w:after="60"/>
             </w:pPr>
             <w:r>
               <w:rPr>
@@ -3609,11 +4334,11 @@
         </w:trPr>
         <w:tc>
           <w:tcPr>
-            <w:tcW w:w="2268" w:type="dxa"/>
+            <w:tcW w:w="2381" w:type="dxa"/>
           </w:tcPr>
           <w:p>
             <w:pPr>
-              <w:spacing w:after="40"/>
+              <w:spacing w:after="60"/>
             </w:pPr>
             <w:r>
               <w:rPr>
@@ -3626,11 +4351,11 @@
         </w:tc>
         <w:tc>
           <w:tcPr>
-            <w:tcW w:w="6576" w:type="dxa"/>
+            <w:tcW w:w="7030" w:type="dxa"/>
           </w:tcPr>
           <w:p>
             <w:pPr>
-              <w:spacing w:after="40"/>
+              <w:spacing w:after="60"/>
             </w:pPr>
             <w:r>
               <w:rPr>
@@ -3647,11 +4372,11 @@
         </w:trPr>
         <w:tc>
           <w:tcPr>
-            <w:tcW w:w="2268" w:type="dxa"/>
+            <w:tcW w:w="2381" w:type="dxa"/>
           </w:tcPr>
           <w:p>
             <w:pPr>
-              <w:spacing w:after="40"/>
+              <w:spacing w:after="60"/>
             </w:pPr>
             <w:r>
               <w:rPr>
@@ -3664,11 +4389,11 @@
         </w:tc>
         <w:tc>
           <w:tcPr>
-            <w:tcW w:w="6576" w:type="dxa"/>
+            <w:tcW w:w="7030" w:type="dxa"/>
           </w:tcPr>
           <w:p>
             <w:pPr>
-              <w:spacing w:after="40"/>
+              <w:spacing w:after="60"/>
             </w:pPr>
             <w:r>
               <w:rPr>
@@ -3685,11 +4410,11 @@
         </w:trPr>
         <w:tc>
           <w:tcPr>
-            <w:tcW w:w="2268" w:type="dxa"/>
+            <w:tcW w:w="2381" w:type="dxa"/>
           </w:tcPr>
           <w:p>
             <w:pPr>
-              <w:spacing w:after="40"/>
+              <w:spacing w:after="60"/>
             </w:pPr>
             <w:r>
               <w:rPr>
@@ -3702,11 +4427,11 @@
         </w:tc>
         <w:tc>
           <w:tcPr>
-            <w:tcW w:w="6576" w:type="dxa"/>
+            <w:tcW w:w="7030" w:type="dxa"/>
           </w:tcPr>
           <w:p>
             <w:pPr>
-              <w:spacing w:after="40"/>
+              <w:spacing w:after="60"/>
             </w:pPr>
             <w:r>
               <w:rPr>
@@ -3723,11 +4448,11 @@
         </w:trPr>
         <w:tc>
           <w:tcPr>
-            <w:tcW w:w="2268" w:type="dxa"/>
+            <w:tcW w:w="2381" w:type="dxa"/>
           </w:tcPr>
           <w:p>
             <w:pPr>
-              <w:spacing w:after="40"/>
+              <w:spacing w:after="60"/>
             </w:pPr>
             <w:r>
               <w:rPr>
@@ -3740,11 +4465,11 @@
         </w:tc>
         <w:tc>
           <w:tcPr>
-            <w:tcW w:w="6576" w:type="dxa"/>
+            <w:tcW w:w="7030" w:type="dxa"/>
           </w:tcPr>
           <w:p>
             <w:pPr>
-              <w:spacing w:after="40"/>
+              <w:spacing w:after="60"/>
             </w:pPr>
             <w:r>
               <w:rPr>
@@ -3761,11 +4486,11 @@
         </w:trPr>
         <w:tc>
           <w:tcPr>
-            <w:tcW w:w="2268" w:type="dxa"/>
+            <w:tcW w:w="2381" w:type="dxa"/>
           </w:tcPr>
           <w:p>
             <w:pPr>
-              <w:spacing w:after="40"/>
+              <w:spacing w:after="60"/>
             </w:pPr>
             <w:r>
               <w:rPr>
@@ -3778,11 +4503,11 @@
         </w:tc>
         <w:tc>
           <w:tcPr>
-            <w:tcW w:w="6576" w:type="dxa"/>
+            <w:tcW w:w="7030" w:type="dxa"/>
           </w:tcPr>
           <w:p>
             <w:pPr>
-              <w:spacing w:after="40"/>
+              <w:spacing w:after="60"/>
             </w:pPr>
             <w:r>
               <w:rPr>
@@ -3799,11 +4524,11 @@
         </w:trPr>
         <w:tc>
           <w:tcPr>
-            <w:tcW w:w="2268" w:type="dxa"/>
+            <w:tcW w:w="2381" w:type="dxa"/>
           </w:tcPr>
           <w:p>
             <w:pPr>
-              <w:spacing w:after="40"/>
+              <w:spacing w:after="60"/>
             </w:pPr>
             <w:r>
               <w:rPr>
@@ -3816,11 +4541,11 @@
         </w:tc>
         <w:tc>
           <w:tcPr>
-            <w:tcW w:w="6576" w:type="dxa"/>
+            <w:tcW w:w="7030" w:type="dxa"/>
           </w:tcPr>
           <w:p>
             <w:pPr>
-              <w:spacing w:after="40"/>
+              <w:spacing w:after="60"/>
             </w:pPr>
             <w:r>
               <w:rPr>
@@ -3839,34 +4564,89 @@
     </w:p>
     <w:p>
       <w:pPr>
-        <w:pBdr>
-          <w:bottom w:val="single" w:sz="6" w:space="4" w:color="D8D5CD"/>
-        </w:pBdr>
-        <w:spacing w:before="400" w:after="60"/>
+        <w:spacing w:before="280" w:after="80"/>
       </w:pPr>
       <w:r>
         <w:rPr>
           <w:b/>
-          <w:color w:val="8A2B2B"/>
-          <w:sz w:val="32"/>
+          <w:color w:val="666B76"/>
+          <w:spacing w:val="60"/>
+          <w:sz w:val="18"/>
         </w:rPr>
-        <w:t xml:space="preserve">8.   </w:t>
+        <w:t>VOS NOTES</w:t>
       </w:r>
+    </w:p>
+    <w:tbl>
+      <w:tblPr>
+        <w:tblStyle w:val="Grilledutableau"/>
+        <w:tblW w:w="0" w:type="auto"/>
+        <w:jc w:val="center"/>
+        <w:tblLook w:val="04A0" w:firstRow="1" w:lastRow="0" w:firstColumn="1" w:lastColumn="0" w:noHBand="0" w:noVBand="1"/>
+      </w:tblPr>
+      <w:tblGrid>
+        <w:gridCol w:w="9411"/>
+      </w:tblGrid>
+      <w:tr>
+        <w:trPr>
+          <w:trHeight w:hRule="exact" w:val="3000"/>
+          <w:jc w:val="center"/>
+        </w:trPr>
+        <w:tc>
+          <w:tcPr>
+            <w:tcW w:w="9411" w:type="dxa"/>
+          </w:tcPr>
+          <w:p/>
+        </w:tc>
+      </w:tr>
+    </w:tbl>
+    <w:p>
+      <w:pPr>
+        <w:spacing w:after="80"/>
+      </w:pPr>
+    </w:p>
+    <w:p>
       <w:r>
-        <w:rPr>
-          <w:b/>
-          <w:color w:val="16181D"/>
-          <w:sz w:val="32"/>
-        </w:rPr>
-        <w:t>Mes questions, rassemblées</w:t>
+        <w:br w:type="page"/>
       </w:r>
     </w:p>
     <w:p>
+      <w:pPr>
+        <w:pStyle w:val="Titre1"/>
+      </w:pPr>
+      <w:bookmarkStart w:id="8" w:name="_Toc238713387"/>
       <w:r>
-        <w:rPr>
-          <w:color w:val="666B76"/>
-        </w:rPr>
-        <w:t>Tout ce dont j'ai besoin de votre part tient ici. Un mail en vrac me va très bien : les numéros suffisent. Vous pouvez aussi répondre directement dans la colonne de droite.</w:t>
+        <w:lastRenderedPageBreak/>
+        <w:t>Mes questions</w:t>
+      </w:r>
+      <w:bookmarkEnd w:id="8"/>
+    </w:p>
+    <w:p>
+      <w:r>
+        <w:t>Elles sont rassemblées, numérotées, dans la version consultable de ce document : dix-sept questions que vous pouvez prendre d'un seul coup, avec un bouton qui ouvre directement un mail vers moi. Un message en vrac me va très bien : les numéros suffisent.</w:t>
+      </w:r>
+    </w:p>
+    <w:p>
+      <w:pPr>
+        <w:spacing w:after="280"/>
+      </w:pPr>
+      <w:r>
+        <w:t xml:space="preserve">Elles sont ici : </w:t>
+      </w:r>
+      <w:hyperlink r:id="rId14" w:anchor="questions">
+        <w:r>
+          <w:rPr>
+            <w:b/>
+            <w:color w:val="2D5586"/>
+            <w:sz w:val="22"/>
+            <w:u w:val="single"/>
+          </w:rPr>
+          <w:t>ouvrir la liste des questions</w:t>
+        </w:r>
+      </w:hyperlink>
+    </w:p>
+    <w:p>
+      <w:r>
+        <w:t>Si vous préférez le papier, l'essentiel tient en quatre points :</w:t>
       </w:r>
     </w:p>
     <w:tbl>
@@ -3878,8 +4658,7 @@
       </w:tblPr>
       <w:tblGrid>
         <w:gridCol w:w="680"/>
-        <w:gridCol w:w="4989"/>
-        <w:gridCol w:w="3175"/>
+        <w:gridCol w:w="8731"/>
       </w:tblGrid>
       <w:tr>
         <w:trPr>
@@ -3888,6 +4667,12 @@
         <w:tc>
           <w:tcPr>
             <w:tcW w:w="680" w:type="dxa"/>
+          </w:tcPr>
+          <w:p/>
+        </w:tc>
+        <w:tc>
+          <w:tcPr>
+            <w:tcW w:w="8731" w:type="dxa"/>
           </w:tcPr>
           <w:p>
             <w:r>
@@ -3896,37 +4681,7 @@
                 <w:color w:val="666B76"/>
                 <w:sz w:val="17"/>
               </w:rPr>
-              <w:t>N°</w:t>
-            </w:r>
-          </w:p>
-        </w:tc>
-        <w:tc>
-          <w:tcPr>
-            <w:tcW w:w="4989" w:type="dxa"/>
-          </w:tcPr>
-          <w:p>
-            <w:r>
-              <w:rPr>
-                <w:b/>
-                <w:color w:val="666B76"/>
-                <w:sz w:val="17"/>
-              </w:rPr>
-              <w:t>Question</w:t>
-            </w:r>
-          </w:p>
-        </w:tc>
-        <w:tc>
-          <w:tcPr>
-            <w:tcW w:w="3175" w:type="dxa"/>
-          </w:tcPr>
-          <w:p>
-            <w:r>
-              <w:rPr>
-                <w:b/>
-                <w:color w:val="666B76"/>
-                <w:sz w:val="17"/>
-              </w:rPr>
-              <w:t>Votre réponse</w:t>
+              <w:t>L'essentiel de ce que j'attends de vous</w:t>
             </w:r>
           </w:p>
         </w:tc>
@@ -3941,41 +4696,32 @@
           </w:tcPr>
           <w:p>
             <w:pPr>
-              <w:spacing w:after="40"/>
+              <w:spacing w:after="60"/>
             </w:pPr>
             <w:r>
               <w:rPr>
                 <w:b/>
-                <w:sz w:val="17"/>
+                <w:sz w:val="20"/>
               </w:rPr>
-              <w:t>01</w:t>
+              <w:t>1</w:t>
             </w:r>
           </w:p>
         </w:tc>
         <w:tc>
           <w:tcPr>
-            <w:tcW w:w="4989" w:type="dxa"/>
+            <w:tcW w:w="8731" w:type="dxa"/>
           </w:tcPr>
           <w:p>
             <w:pPr>
-              <w:spacing w:after="40"/>
+              <w:spacing w:after="60"/>
             </w:pPr>
             <w:r>
               <w:rPr>
-                <w:sz w:val="17"/>
+                <w:b/>
+                <w:sz w:val="20"/>
               </w:rPr>
-              <w:t>Le plateau est-il bien dégagé pendant la première partie, l'installation du groupe se faisant à l'entracte ?</w:t>
+              <w:t>Le plateau est-il bien dégagé pendant la première partie, l'installation du groupe se faisant à l'entracte ? C'est le point dont tout le reste dépend.</w:t>
             </w:r>
-          </w:p>
-        </w:tc>
-        <w:tc>
-          <w:tcPr>
-            <w:tcW w:w="3175" w:type="dxa"/>
-          </w:tcPr>
-          <w:p>
-            <w:pPr>
-              <w:spacing w:after="40"/>
-            </w:pPr>
           </w:p>
         </w:tc>
       </w:tr>
@@ -3989,41 +4735,32 @@
           </w:tcPr>
           <w:p>
             <w:pPr>
-              <w:spacing w:after="40"/>
+              <w:spacing w:after="60"/>
             </w:pPr>
             <w:r>
               <w:rPr>
                 <w:b/>
-                <w:sz w:val="17"/>
+                <w:sz w:val="20"/>
               </w:rPr>
-              <w:t>02</w:t>
+              <w:t>2</w:t>
             </w:r>
           </w:p>
         </w:tc>
         <w:tc>
           <w:tcPr>
-            <w:tcW w:w="4989" w:type="dxa"/>
+            <w:tcW w:w="8731" w:type="dxa"/>
           </w:tcPr>
           <w:p>
             <w:pPr>
-              <w:spacing w:after="40"/>
+              <w:spacing w:after="60"/>
             </w:pPr>
             <w:r>
               <w:rPr>
-                <w:sz w:val="17"/>
+                <w:b/>
+                <w:sz w:val="20"/>
               </w:rPr>
-              <w:t>Des douches sur des positions que nous définirions ensemble (P1 à P7), complétées d'une face à 45° : est-ce possible ?</w:t>
+              <w:t>Que pouvez-vous nous accorder côté lumière : des douches sur des positions que nous définirions ensemble, une poursuite, de la couleur sur le cyclorama, un écran ?</w:t>
             </w:r>
-          </w:p>
-        </w:tc>
-        <w:tc>
-          <w:tcPr>
-            <w:tcW w:w="3175" w:type="dxa"/>
-          </w:tcPr>
-          <w:p>
-            <w:pPr>
-              <w:spacing w:after="40"/>
-            </w:pPr>
           </w:p>
         </w:tc>
       </w:tr>
@@ -4037,41 +4774,32 @@
           </w:tcPr>
           <w:p>
             <w:pPr>
-              <w:spacing w:after="40"/>
+              <w:spacing w:after="60"/>
             </w:pPr>
             <w:r>
               <w:rPr>
                 <w:b/>
-                <w:sz w:val="17"/>
+                <w:sz w:val="20"/>
               </w:rPr>
-              <w:t>03</w:t>
+              <w:t>3</w:t>
             </w:r>
           </w:p>
         </w:tc>
         <w:tc>
           <w:tcPr>
-            <w:tcW w:w="4989" w:type="dxa"/>
+            <w:tcW w:w="8731" w:type="dxa"/>
           </w:tcPr>
           <w:p>
             <w:pPr>
-              <w:spacing w:after="40"/>
+              <w:spacing w:after="60"/>
             </w:pPr>
             <w:r>
               <w:rPr>
-                <w:sz w:val="17"/>
+                <w:b/>
+                <w:sz w:val="20"/>
               </w:rPr>
-              <w:t>Des marques discrètes au sol sont-elles possibles pour repérer ces positions ?</w:t>
+              <w:t>Fumée lourde : quelle machine, et quelle procédure auprès du chargé de sécurité ?</w:t>
             </w:r>
-          </w:p>
-        </w:tc>
-        <w:tc>
-          <w:tcPr>
-            <w:tcW w:w="3175" w:type="dxa"/>
-          </w:tcPr>
-          <w:p>
-            <w:pPr>
-              <w:spacing w:after="40"/>
-            </w:pPr>
           </w:p>
         </w:tc>
       </w:tr>
@@ -4085,665 +4813,32 @@
           </w:tcPr>
           <w:p>
             <w:pPr>
-              <w:spacing w:after="40"/>
+              <w:spacing w:after="60"/>
             </w:pPr>
             <w:r>
               <w:rPr>
                 <w:b/>
-                <w:sz w:val="17"/>
+                <w:sz w:val="20"/>
               </w:rPr>
-              <w:t>04</w:t>
+              <w:t>4</w:t>
             </w:r>
           </w:p>
         </w:tc>
         <w:tc>
           <w:tcPr>
-            <w:tcW w:w="4989" w:type="dxa"/>
+            <w:tcW w:w="8731" w:type="dxa"/>
           </w:tcPr>
           <w:p>
             <w:pPr>
-              <w:spacing w:after="40"/>
-            </w:pPr>
-            <w:r>
-              <w:rPr>
-                <w:sz w:val="17"/>
-              </w:rPr>
-              <w:t>Une poursuite et son technicien sont-ils envisageables, sans surcoût ?</w:t>
-            </w:r>
-          </w:p>
-        </w:tc>
-        <w:tc>
-          <w:tcPr>
-            <w:tcW w:w="3175" w:type="dxa"/>
-          </w:tcPr>
-          <w:p>
-            <w:pPr>
-              <w:spacing w:after="40"/>
-            </w:pPr>
-          </w:p>
-        </w:tc>
-      </w:tr>
-      <w:tr>
-        <w:trPr>
-          <w:jc w:val="center"/>
-        </w:trPr>
-        <w:tc>
-          <w:tcPr>
-            <w:tcW w:w="680" w:type="dxa"/>
-          </w:tcPr>
-          <w:p>
-            <w:pPr>
-              <w:spacing w:after="40"/>
+              <w:spacing w:after="60"/>
             </w:pPr>
             <w:r>
               <w:rPr>
                 <w:b/>
-                <w:sz w:val="17"/>
+                <w:sz w:val="20"/>
               </w:rPr>
-              <w:t>05</w:t>
+              <w:t>Quel temps de plateau nous est réservé le jour J, et à quelle heure ?</w:t>
             </w:r>
-          </w:p>
-        </w:tc>
-        <w:tc>
-          <w:tcPr>
-            <w:tcW w:w="4989" w:type="dxa"/>
-          </w:tcPr>
-          <w:p>
-            <w:pPr>
-              <w:spacing w:after="40"/>
-            </w:pPr>
-            <w:r>
-              <w:rPr>
-                <w:sz w:val="17"/>
-              </w:rPr>
-              <w:t>Six micros HF main du même modèle, plus 2 à 3 secours réglés en coulisse : est-ce disponible ?</w:t>
-            </w:r>
-          </w:p>
-        </w:tc>
-        <w:tc>
-          <w:tcPr>
-            <w:tcW w:w="3175" w:type="dxa"/>
-          </w:tcPr>
-          <w:p>
-            <w:pPr>
-              <w:spacing w:after="40"/>
-            </w:pPr>
-          </w:p>
-        </w:tc>
-      </w:tr>
-      <w:tr>
-        <w:trPr>
-          <w:jc w:val="center"/>
-        </w:trPr>
-        <w:tc>
-          <w:tcPr>
-            <w:tcW w:w="680" w:type="dxa"/>
-          </w:tcPr>
-          <w:p>
-            <w:pPr>
-              <w:spacing w:after="40"/>
-            </w:pPr>
-            <w:r>
-              <w:rPr>
-                <w:b/>
-                <w:sz w:val="17"/>
-              </w:rPr>
-              <w:t>06</w:t>
-            </w:r>
-          </w:p>
-        </w:tc>
-        <w:tc>
-          <w:tcPr>
-            <w:tcW w:w="4989" w:type="dxa"/>
-          </w:tcPr>
-          <w:p>
-            <w:pPr>
-              <w:spacing w:after="40"/>
-            </w:pPr>
-            <w:r>
-              <w:rPr>
-                <w:sz w:val="17"/>
-              </w:rPr>
-              <w:t>Six pieds de micro en coulisse, un par chanteur, aucun sur le plateau ?</w:t>
-            </w:r>
-          </w:p>
-        </w:tc>
-        <w:tc>
-          <w:tcPr>
-            <w:tcW w:w="3175" w:type="dxa"/>
-          </w:tcPr>
-          <w:p>
-            <w:pPr>
-              <w:spacing w:after="40"/>
-            </w:pPr>
-          </w:p>
-        </w:tc>
-      </w:tr>
-      <w:tr>
-        <w:trPr>
-          <w:jc w:val="center"/>
-        </w:trPr>
-        <w:tc>
-          <w:tcPr>
-            <w:tcW w:w="680" w:type="dxa"/>
-          </w:tcPr>
-          <w:p>
-            <w:pPr>
-              <w:spacing w:after="40"/>
-            </w:pPr>
-            <w:r>
-              <w:rPr>
-                <w:b/>
-                <w:sz w:val="17"/>
-              </w:rPr>
-              <w:t>07</w:t>
-            </w:r>
-          </w:p>
-        </w:tc>
-        <w:tc>
-          <w:tcPr>
-            <w:tcW w:w="4989" w:type="dxa"/>
-          </w:tcPr>
-          <w:p>
-            <w:pPr>
-              <w:spacing w:after="40"/>
-            </w:pPr>
-            <w:r>
-              <w:rPr>
-                <w:sz w:val="17"/>
-              </w:rPr>
-              <w:t>Travaillez-vous plutôt en retours de plateau ou en oreillettes dans cette salle ?</w:t>
-            </w:r>
-          </w:p>
-        </w:tc>
-        <w:tc>
-          <w:tcPr>
-            <w:tcW w:w="3175" w:type="dxa"/>
-          </w:tcPr>
-          <w:p>
-            <w:pPr>
-              <w:spacing w:after="40"/>
-            </w:pPr>
-          </w:p>
-        </w:tc>
-      </w:tr>
-      <w:tr>
-        <w:trPr>
-          <w:jc w:val="center"/>
-        </w:trPr>
-        <w:tc>
-          <w:tcPr>
-            <w:tcW w:w="680" w:type="dxa"/>
-          </w:tcPr>
-          <w:p>
-            <w:pPr>
-              <w:spacing w:after="40"/>
-            </w:pPr>
-            <w:r>
-              <w:rPr>
-                <w:b/>
-                <w:sz w:val="17"/>
-              </w:rPr>
-              <w:t>08</w:t>
-            </w:r>
-          </w:p>
-        </w:tc>
-        <w:tc>
-          <w:tcPr>
-            <w:tcW w:w="4989" w:type="dxa"/>
-          </w:tcPr>
-          <w:p>
-            <w:pPr>
-              <w:spacing w:after="40"/>
-            </w:pPr>
-            <w:r>
-              <w:rPr>
-                <w:sz w:val="17"/>
-              </w:rPr>
-              <w:t>Quel format de fichier préférez-vous pour la bande, et sur quel support le lisez-vous ?</w:t>
-            </w:r>
-          </w:p>
-        </w:tc>
-        <w:tc>
-          <w:tcPr>
-            <w:tcW w:w="3175" w:type="dxa"/>
-          </w:tcPr>
-          <w:p>
-            <w:pPr>
-              <w:spacing w:after="40"/>
-            </w:pPr>
-          </w:p>
-        </w:tc>
-      </w:tr>
-      <w:tr>
-        <w:trPr>
-          <w:jc w:val="center"/>
-        </w:trPr>
-        <w:tc>
-          <w:tcPr>
-            <w:tcW w:w="680" w:type="dxa"/>
-          </w:tcPr>
-          <w:p>
-            <w:pPr>
-              <w:spacing w:after="40"/>
-            </w:pPr>
-            <w:r>
-              <w:rPr>
-                <w:b/>
-                <w:sz w:val="17"/>
-              </w:rPr>
-              <w:t>09</w:t>
-            </w:r>
-          </w:p>
-        </w:tc>
-        <w:tc>
-          <w:tcPr>
-            <w:tcW w:w="4989" w:type="dxa"/>
-          </w:tcPr>
-          <w:p>
-            <w:pPr>
-              <w:spacing w:after="40"/>
-            </w:pPr>
-            <w:r>
-              <w:rPr>
-                <w:sz w:val="17"/>
-              </w:rPr>
-              <w:t>Souhaitez-vous recevoir le fichier à une date précise ?</w:t>
-            </w:r>
-          </w:p>
-        </w:tc>
-        <w:tc>
-          <w:tcPr>
-            <w:tcW w:w="3175" w:type="dxa"/>
-          </w:tcPr>
-          <w:p>
-            <w:pPr>
-              <w:spacing w:after="40"/>
-            </w:pPr>
-          </w:p>
-        </w:tc>
-      </w:tr>
-      <w:tr>
-        <w:trPr>
-          <w:jc w:val="center"/>
-        </w:trPr>
-        <w:tc>
-          <w:tcPr>
-            <w:tcW w:w="680" w:type="dxa"/>
-          </w:tcPr>
-          <w:p>
-            <w:pPr>
-              <w:spacing w:after="40"/>
-            </w:pPr>
-            <w:r>
-              <w:rPr>
-                <w:b/>
-                <w:sz w:val="17"/>
-              </w:rPr>
-              <w:t>10</w:t>
-            </w:r>
-          </w:p>
-        </w:tc>
-        <w:tc>
-          <w:tcPr>
-            <w:tcW w:w="4989" w:type="dxa"/>
-          </w:tcPr>
-          <w:p>
-            <w:pPr>
-              <w:spacing w:after="40"/>
-            </w:pPr>
-            <w:r>
-              <w:rPr>
-                <w:sz w:val="17"/>
-              </w:rPr>
-              <w:t>Un écran ou une surface de projection est-il disponible ? Quelles dimensions, quelle source ?</w:t>
-            </w:r>
-          </w:p>
-        </w:tc>
-        <w:tc>
-          <w:tcPr>
-            <w:tcW w:w="3175" w:type="dxa"/>
-          </w:tcPr>
-          <w:p>
-            <w:pPr>
-              <w:spacing w:after="40"/>
-            </w:pPr>
-          </w:p>
-        </w:tc>
-      </w:tr>
-      <w:tr>
-        <w:trPr>
-          <w:jc w:val="center"/>
-        </w:trPr>
-        <w:tc>
-          <w:tcPr>
-            <w:tcW w:w="680" w:type="dxa"/>
-          </w:tcPr>
-          <w:p>
-            <w:pPr>
-              <w:spacing w:after="40"/>
-            </w:pPr>
-            <w:r>
-              <w:rPr>
-                <w:b/>
-                <w:sz w:val="17"/>
-              </w:rPr>
-              <w:t>11</w:t>
-            </w:r>
-          </w:p>
-        </w:tc>
-        <w:tc>
-          <w:tcPr>
-            <w:tcW w:w="4989" w:type="dxa"/>
-          </w:tcPr>
-          <w:p>
-            <w:pPr>
-              <w:spacing w:after="40"/>
-            </w:pPr>
-            <w:r>
-              <w:rPr>
-                <w:sz w:val="17"/>
-              </w:rPr>
-              <w:t>L'image viendrait-elle de la salle ou de derrière la toile, et quelle hauteur reste visible depuis le balcon ?</w:t>
-            </w:r>
-          </w:p>
-        </w:tc>
-        <w:tc>
-          <w:tcPr>
-            <w:tcW w:w="3175" w:type="dxa"/>
-          </w:tcPr>
-          <w:p>
-            <w:pPr>
-              <w:spacing w:after="40"/>
-            </w:pPr>
-          </w:p>
-        </w:tc>
-      </w:tr>
-      <w:tr>
-        <w:trPr>
-          <w:jc w:val="center"/>
-        </w:trPr>
-        <w:tc>
-          <w:tcPr>
-            <w:tcW w:w="680" w:type="dxa"/>
-          </w:tcPr>
-          <w:p>
-            <w:pPr>
-              <w:spacing w:after="40"/>
-            </w:pPr>
-            <w:r>
-              <w:rPr>
-                <w:b/>
-                <w:sz w:val="17"/>
-              </w:rPr>
-              <w:t>12</w:t>
-            </w:r>
-          </w:p>
-        </w:tc>
-        <w:tc>
-          <w:tcPr>
-            <w:tcW w:w="4989" w:type="dxa"/>
-          </w:tcPr>
-          <w:p>
-            <w:pPr>
-              <w:spacing w:after="40"/>
-            </w:pPr>
-            <w:r>
-              <w:rPr>
-                <w:sz w:val="17"/>
-              </w:rPr>
-              <w:t>Le cyclorama est-il utilisable et colorable, placé au lointain pour garder la profondeur devant ?</w:t>
-            </w:r>
-          </w:p>
-        </w:tc>
-        <w:tc>
-          <w:tcPr>
-            <w:tcW w:w="3175" w:type="dxa"/>
-          </w:tcPr>
-          <w:p>
-            <w:pPr>
-              <w:spacing w:after="40"/>
-            </w:pPr>
-          </w:p>
-        </w:tc>
-      </w:tr>
-      <w:tr>
-        <w:trPr>
-          <w:jc w:val="center"/>
-        </w:trPr>
-        <w:tc>
-          <w:tcPr>
-            <w:tcW w:w="680" w:type="dxa"/>
-          </w:tcPr>
-          <w:p>
-            <w:pPr>
-              <w:spacing w:after="40"/>
-            </w:pPr>
-            <w:r>
-              <w:rPr>
-                <w:b/>
-                <w:sz w:val="17"/>
-              </w:rPr>
-              <w:t>13</w:t>
-            </w:r>
-          </w:p>
-        </w:tc>
-        <w:tc>
-          <w:tcPr>
-            <w:tcW w:w="4989" w:type="dxa"/>
-          </w:tcPr>
-          <w:p>
-            <w:pPr>
-              <w:spacing w:after="40"/>
-            </w:pPr>
-            <w:r>
-              <w:rPr>
-                <w:sz w:val="17"/>
-              </w:rPr>
-              <w:t>Fumée lourde : quelle machine, et quelle procédure auprès du chargé de sécurité ? Un hazer est-il disponible ?</w:t>
-            </w:r>
-          </w:p>
-        </w:tc>
-        <w:tc>
-          <w:tcPr>
-            <w:tcW w:w="3175" w:type="dxa"/>
-          </w:tcPr>
-          <w:p>
-            <w:pPr>
-              <w:spacing w:after="40"/>
-            </w:pPr>
-          </w:p>
-        </w:tc>
-      </w:tr>
-      <w:tr>
-        <w:trPr>
-          <w:jc w:val="center"/>
-        </w:trPr>
-        <w:tc>
-          <w:tcPr>
-            <w:tcW w:w="680" w:type="dxa"/>
-          </w:tcPr>
-          <w:p>
-            <w:pPr>
-              <w:spacing w:after="40"/>
-            </w:pPr>
-            <w:r>
-              <w:rPr>
-                <w:b/>
-                <w:sz w:val="17"/>
-              </w:rPr>
-              <w:t>14</w:t>
-            </w:r>
-          </w:p>
-        </w:tc>
-        <w:tc>
-          <w:tcPr>
-            <w:tcW w:w="4989" w:type="dxa"/>
-          </w:tcPr>
-          <w:p>
-            <w:pPr>
-              <w:spacing w:after="40"/>
-            </w:pPr>
-            <w:r>
-              <w:rPr>
-                <w:sz w:val="17"/>
-              </w:rPr>
-              <w:t>Quel temps de plateau nous est réservé le jour J, et à quelle heure ? Une répétition complète est-elle envisageable ?</w:t>
-            </w:r>
-          </w:p>
-        </w:tc>
-        <w:tc>
-          <w:tcPr>
-            <w:tcW w:w="3175" w:type="dxa"/>
-          </w:tcPr>
-          <w:p>
-            <w:pPr>
-              <w:spacing w:after="40"/>
-            </w:pPr>
-          </w:p>
-        </w:tc>
-      </w:tr>
-      <w:tr>
-        <w:trPr>
-          <w:jc w:val="center"/>
-        </w:trPr>
-        <w:tc>
-          <w:tcPr>
-            <w:tcW w:w="680" w:type="dxa"/>
-          </w:tcPr>
-          <w:p>
-            <w:pPr>
-              <w:spacing w:after="40"/>
-            </w:pPr>
-            <w:r>
-              <w:rPr>
-                <w:b/>
-                <w:sz w:val="17"/>
-              </w:rPr>
-              <w:t>15</w:t>
-            </w:r>
-          </w:p>
-        </w:tc>
-        <w:tc>
-          <w:tcPr>
-            <w:tcW w:w="4989" w:type="dxa"/>
-          </w:tcPr>
-          <w:p>
-            <w:pPr>
-              <w:spacing w:after="40"/>
-            </w:pPr>
-            <w:r>
-              <w:rPr>
-                <w:sz w:val="17"/>
-              </w:rPr>
-              <w:t>La veille : la salle serait-elle accessible ? Je pose la question sans y compter.</w:t>
-            </w:r>
-          </w:p>
-        </w:tc>
-        <w:tc>
-          <w:tcPr>
-            <w:tcW w:w="3175" w:type="dxa"/>
-          </w:tcPr>
-          <w:p>
-            <w:pPr>
-              <w:spacing w:after="40"/>
-            </w:pPr>
-          </w:p>
-        </w:tc>
-      </w:tr>
-      <w:tr>
-        <w:trPr>
-          <w:jc w:val="center"/>
-        </w:trPr>
-        <w:tc>
-          <w:tcPr>
-            <w:tcW w:w="680" w:type="dxa"/>
-          </w:tcPr>
-          <w:p>
-            <w:pPr>
-              <w:spacing w:after="40"/>
-            </w:pPr>
-            <w:r>
-              <w:rPr>
-                <w:b/>
-                <w:sz w:val="17"/>
-              </w:rPr>
-              <w:t>16</w:t>
-            </w:r>
-          </w:p>
-        </w:tc>
-        <w:tc>
-          <w:tcPr>
-            <w:tcW w:w="4989" w:type="dxa"/>
-          </w:tcPr>
-          <w:p>
-            <w:pPr>
-              <w:spacing w:after="40"/>
-            </w:pPr>
-            <w:r>
-              <w:rPr>
-                <w:sz w:val="17"/>
-              </w:rPr>
-              <w:t>Si l'un de ces points suppose une dépense, je le retire : qu'auriez-vous à me proposer à la place ?</w:t>
-            </w:r>
-          </w:p>
-        </w:tc>
-        <w:tc>
-          <w:tcPr>
-            <w:tcW w:w="3175" w:type="dxa"/>
-          </w:tcPr>
-          <w:p>
-            <w:pPr>
-              <w:spacing w:after="40"/>
-            </w:pPr>
-          </w:p>
-        </w:tc>
-      </w:tr>
-      <w:tr>
-        <w:trPr>
-          <w:jc w:val="center"/>
-        </w:trPr>
-        <w:tc>
-          <w:tcPr>
-            <w:tcW w:w="680" w:type="dxa"/>
-          </w:tcPr>
-          <w:p>
-            <w:pPr>
-              <w:spacing w:after="40"/>
-            </w:pPr>
-            <w:r>
-              <w:rPr>
-                <w:b/>
-                <w:sz w:val="17"/>
-              </w:rPr>
-              <w:t>17</w:t>
-            </w:r>
-          </w:p>
-        </w:tc>
-        <w:tc>
-          <w:tcPr>
-            <w:tcW w:w="4989" w:type="dxa"/>
-          </w:tcPr>
-          <w:p>
-            <w:pPr>
-              <w:spacing w:after="40"/>
-            </w:pPr>
-            <w:r>
-              <w:rPr>
-                <w:sz w:val="17"/>
-              </w:rPr>
-              <w:t>Et surtout : que me proposeriez-vous, vous ? Ce document dit mes idées, mais c'est vous les professionnels de la lumière et du son. Si vous voyez des choses qui serviraient mieux ce spectacle, je suis tout ouïe.</w:t>
-            </w:r>
-          </w:p>
-        </w:tc>
-        <w:tc>
-          <w:tcPr>
-            <w:tcW w:w="3175" w:type="dxa"/>
-          </w:tcPr>
-          <w:p>
-            <w:pPr>
-              <w:spacing w:after="40"/>
-            </w:pPr>
           </w:p>
         </w:tc>
       </w:tr>
@@ -4756,26 +4851,34 @@
     <w:p>
       <w:pPr>
         <w:pBdr>
-          <w:bottom w:val="single" w:sz="6" w:space="4" w:color="D8D5CD"/>
+          <w:left w:val="single" w:sz="18" w:space="10" w:color="8A2B2B"/>
         </w:pBdr>
-        <w:spacing w:before="400" w:after="60"/>
+        <w:spacing w:before="160" w:after="200"/>
+        <w:ind w:left="283" w:right="113"/>
       </w:pPr>
       <w:r>
         <w:rPr>
           <w:b/>
           <w:color w:val="8A2B2B"/>
-          <w:sz w:val="32"/>
         </w:rPr>
-        <w:lastRenderedPageBreak/>
-        <w:t xml:space="preserve">9.   </w:t>
+        <w:t xml:space="preserve">Et surtout : que me proposeriez-vous, vous ? </w:t>
       </w:r>
+      <w:r>
+        <w:t>Ce document dit mes idées, mais c'est vous les professionnels de la lumière et du son. Si vous voyez des choses qui serviraient mieux ce spectacle, je suis tout ouïe, et je vous suivrai volontiers.</w:t>
+      </w:r>
+    </w:p>
+    <w:p>
+      <w:pPr>
+        <w:spacing w:before="280" w:after="80"/>
+      </w:pPr>
       <w:r>
         <w:rPr>
           <w:b/>
-          <w:color w:val="16181D"/>
-          <w:sz w:val="32"/>
+          <w:color w:val="666B76"/>
+          <w:spacing w:val="60"/>
+          <w:sz w:val="18"/>
         </w:rPr>
-        <w:t>Contacts</w:t>
+        <w:t>VOS NOTES</w:t>
       </w:r>
     </w:p>
     <w:tbl>
@@ -4786,9 +4889,53 @@
         <w:tblLook w:val="04A0" w:firstRow="1" w:lastRow="0" w:firstColumn="1" w:lastColumn="0" w:noHBand="0" w:noVBand="1"/>
       </w:tblPr>
       <w:tblGrid>
-        <w:gridCol w:w="3515"/>
-        <w:gridCol w:w="2381"/>
-        <w:gridCol w:w="3465"/>
+        <w:gridCol w:w="9411"/>
+      </w:tblGrid>
+      <w:tr>
+        <w:trPr>
+          <w:trHeight w:hRule="exact" w:val="3000"/>
+          <w:jc w:val="center"/>
+        </w:trPr>
+        <w:tc>
+          <w:tcPr>
+            <w:tcW w:w="9411" w:type="dxa"/>
+          </w:tcPr>
+          <w:p/>
+        </w:tc>
+      </w:tr>
+    </w:tbl>
+    <w:p>
+      <w:pPr>
+        <w:spacing w:after="80"/>
+      </w:pPr>
+    </w:p>
+    <w:p>
+      <w:r>
+        <w:br w:type="page"/>
+      </w:r>
+    </w:p>
+    <w:p>
+      <w:pPr>
+        <w:pStyle w:val="Titre1"/>
+      </w:pPr>
+      <w:bookmarkStart w:id="9" w:name="_Toc238713388"/>
+      <w:r>
+        <w:lastRenderedPageBreak/>
+        <w:t>Contacts</w:t>
+      </w:r>
+      <w:bookmarkEnd w:id="9"/>
+    </w:p>
+    <w:tbl>
+      <w:tblPr>
+        <w:tblStyle w:val="Grilledutableau"/>
+        <w:tblW w:w="0" w:type="auto"/>
+        <w:jc w:val="center"/>
+        <w:tblLook w:val="04A0" w:firstRow="1" w:lastRow="0" w:firstColumn="1" w:lastColumn="0" w:noHBand="0" w:noVBand="1"/>
+      </w:tblPr>
+      <w:tblGrid>
+        <w:gridCol w:w="3742"/>
+        <w:gridCol w:w="2494"/>
+        <w:gridCol w:w="3636"/>
       </w:tblGrid>
       <w:tr>
         <w:trPr>
@@ -4796,7 +4943,7 @@
         </w:trPr>
         <w:tc>
           <w:tcPr>
-            <w:tcW w:w="3515" w:type="dxa"/>
+            <w:tcW w:w="3742" w:type="dxa"/>
           </w:tcPr>
           <w:p>
             <w:r>
@@ -4811,7 +4958,7 @@
         </w:tc>
         <w:tc>
           <w:tcPr>
-            <w:tcW w:w="2381" w:type="dxa"/>
+            <w:tcW w:w="2494" w:type="dxa"/>
           </w:tcPr>
           <w:p>
             <w:r>
@@ -4826,7 +4973,7 @@
         </w:tc>
         <w:tc>
           <w:tcPr>
-            <w:tcW w:w="2948" w:type="dxa"/>
+            <w:tcW w:w="3175" w:type="dxa"/>
           </w:tcPr>
           <w:p>
             <w:r>
@@ -4846,23 +4993,23 @@
         </w:trPr>
         <w:tc>
           <w:tcPr>
-            <w:tcW w:w="3515" w:type="dxa"/>
+            <w:tcW w:w="3742" w:type="dxa"/>
           </w:tcPr>
           <w:p>
             <w:pPr>
-              <w:spacing w:after="40"/>
+              <w:spacing w:after="60"/>
             </w:pPr>
             <w:r>
               <w:rPr>
                 <w:b/>
-                <w:sz w:val="19"/>
+                <w:sz w:val="20"/>
               </w:rPr>
               <w:t>Chanteur et direction artistique</w:t>
             </w:r>
             <w:r>
               <w:rPr>
                 <w:b/>
-                <w:sz w:val="19"/>
+                <w:sz w:val="20"/>
               </w:rPr>
               <w:br/>
               <w:t>Votre interlocuteur pour tout ce document.</w:t>
@@ -4871,16 +5018,16 @@
         </w:tc>
         <w:tc>
           <w:tcPr>
-            <w:tcW w:w="2381" w:type="dxa"/>
+            <w:tcW w:w="2494" w:type="dxa"/>
           </w:tcPr>
           <w:p>
             <w:pPr>
-              <w:spacing w:after="40"/>
+              <w:spacing w:after="60"/>
             </w:pPr>
             <w:r>
               <w:rPr>
                 <w:b/>
-                <w:sz w:val="19"/>
+                <w:sz w:val="20"/>
               </w:rPr>
               <w:t>Mickaël Guedj</w:t>
             </w:r>
@@ -4888,21 +5035,21 @@
         </w:tc>
         <w:tc>
           <w:tcPr>
-            <w:tcW w:w="2948" w:type="dxa"/>
+            <w:tcW w:w="3175" w:type="dxa"/>
           </w:tcPr>
           <w:p>
             <w:pPr>
-              <w:spacing w:after="40"/>
+              <w:spacing w:after="60"/>
             </w:pPr>
             <w:r>
               <w:rPr>
-                <w:sz w:val="19"/>
+                <w:sz w:val="20"/>
               </w:rPr>
               <w:t>06 63 42 13 26</w:t>
             </w:r>
             <w:r>
               <w:rPr>
-                <w:sz w:val="19"/>
+                <w:sz w:val="20"/>
               </w:rPr>
               <w:br/>
               <w:t>caidj90@hotmail.com</w:t>
@@ -4916,44 +5063,49 @@
         </w:trPr>
         <w:tc>
           <w:tcPr>
-            <w:tcW w:w="3515" w:type="dxa"/>
+            <w:tcW w:w="3742" w:type="dxa"/>
           </w:tcPr>
           <w:p>
             <w:pPr>
-              <w:spacing w:after="40"/>
+              <w:spacing w:after="60"/>
             </w:pPr>
             <w:r>
               <w:rPr>
-                <w:sz w:val="19"/>
+                <w:sz w:val="20"/>
               </w:rPr>
               <w:t>Production</w:t>
             </w:r>
             <w:r>
               <w:rPr>
-                <w:sz w:val="19"/>
+                <w:sz w:val="20"/>
               </w:rPr>
               <w:br/>
+            </w:r>
+            <w:r>
+              <w:rPr>
+                <w:sz w:val="20"/>
+              </w:rPr>
               <w:t>Également chanteur de la première partie.</w:t>
             </w:r>
           </w:p>
         </w:tc>
         <w:tc>
           <w:tcPr>
-            <w:tcW w:w="2381" w:type="dxa"/>
+            <w:tcW w:w="2494" w:type="dxa"/>
           </w:tcPr>
           <w:p>
             <w:pPr>
-              <w:spacing w:after="40"/>
+              <w:spacing w:after="60"/>
             </w:pPr>
             <w:r>
               <w:rPr>
-                <w:sz w:val="19"/>
+                <w:sz w:val="20"/>
               </w:rPr>
               <w:t>Patrick Élie Féré</w:t>
             </w:r>
             <w:r>
               <w:rPr>
-                <w:sz w:val="19"/>
+                <w:sz w:val="20"/>
               </w:rPr>
               <w:br/>
               <w:t>Bohème Production</w:t>
@@ -4962,28 +5114,23 @@
         </w:tc>
         <w:tc>
           <w:tcPr>
-            <w:tcW w:w="2948" w:type="dxa"/>
+            <w:tcW w:w="3175" w:type="dxa"/>
           </w:tcPr>
           <w:p>
             <w:pPr>
-              <w:spacing w:after="40"/>
+              <w:spacing w:after="60"/>
             </w:pPr>
             <w:r>
               <w:rPr>
-                <w:sz w:val="19"/>
+                <w:sz w:val="20"/>
               </w:rPr>
               <w:t>06 08 72 71 26</w:t>
             </w:r>
             <w:r>
               <w:rPr>
-                <w:sz w:val="19"/>
+                <w:sz w:val="20"/>
               </w:rPr>
               <w:br/>
-            </w:r>
-            <w:r>
-              <w:rPr>
-                <w:sz w:val="19"/>
-              </w:rPr>
               <w:t>bohemeproduction.president@gmail.com</w:t>
             </w:r>
           </w:p>
@@ -4997,11 +5144,67 @@
     </w:p>
     <w:p>
       <w:pPr>
-        <w:spacing w:after="200"/>
+        <w:spacing w:before="200"/>
+      </w:pPr>
+      <w:r>
+        <w:t xml:space="preserve">La version consultable, avec la bande écoutable et la vidéo de la conduite : </w:t>
+      </w:r>
+      <w:hyperlink r:id="rId15">
+        <w:r>
+          <w:rPr>
+            <w:b/>
+            <w:color w:val="2D5586"/>
+            <w:u w:val="single"/>
+          </w:rPr>
+          <w:t>ouvrir</w:t>
+        </w:r>
+      </w:hyperlink>
+    </w:p>
+    <w:p>
+      <w:pPr>
+        <w:spacing w:before="280" w:after="80"/>
+      </w:pPr>
+      <w:r>
+        <w:rPr>
+          <w:b/>
+          <w:color w:val="666B76"/>
+          <w:spacing w:val="60"/>
+          <w:sz w:val="18"/>
+        </w:rPr>
+        <w:t>VOS NOTES</w:t>
+      </w:r>
+    </w:p>
+    <w:tbl>
+      <w:tblPr>
+        <w:tblStyle w:val="Grilledutableau"/>
+        <w:tblW w:w="0" w:type="auto"/>
+        <w:jc w:val="center"/>
+        <w:tblLook w:val="04A0" w:firstRow="1" w:lastRow="0" w:firstColumn="1" w:lastColumn="0" w:noHBand="0" w:noVBand="1"/>
+      </w:tblPr>
+      <w:tblGrid>
+        <w:gridCol w:w="9411"/>
+      </w:tblGrid>
+      <w:tr>
+        <w:trPr>
+          <w:trHeight w:hRule="exact" w:val="3000"/>
+          <w:jc w:val="center"/>
+        </w:trPr>
+        <w:tc>
+          <w:tcPr>
+            <w:tcW w:w="9411" w:type="dxa"/>
+          </w:tcPr>
+          <w:p/>
+        </w:tc>
+      </w:tr>
+    </w:tbl>
+    <w:p>
+      <w:pPr>
+        <w:spacing w:after="80"/>
       </w:pPr>
     </w:p>
     <w:p>
       <w:pPr>
+        <w:spacing w:before="320"/>
         <w:jc w:val="center"/>
       </w:pPr>
       <w:r>
@@ -5015,7 +5218,7 @@
     </w:p>
     <w:sectPr>
       <w:pgSz w:w="12240" w:h="15840"/>
-      <w:pgMar w:top="1134" w:right="1248" w:bottom="1020" w:left="1248" w:header="720" w:footer="720" w:gutter="0"/>
+      <w:pgMar w:top="1134" w:right="1247" w:bottom="1020" w:left="1247" w:header="720" w:footer="720" w:gutter="0"/>
       <w:cols w:space="720"/>
       <w:docGrid w:linePitch="360"/>
     </w:sectPr>
@@ -5196,31 +5399,31 @@
       </w:rPr>
     </w:lvl>
   </w:abstractNum>
-  <w:num w:numId="1" w16cid:durableId="1927616088">
+  <w:num w:numId="1" w16cid:durableId="882867890">
     <w:abstractNumId w:val="8"/>
   </w:num>
-  <w:num w:numId="2" w16cid:durableId="771050123">
+  <w:num w:numId="2" w16cid:durableId="1593273531">
     <w:abstractNumId w:val="6"/>
   </w:num>
-  <w:num w:numId="3" w16cid:durableId="1831284191">
+  <w:num w:numId="3" w16cid:durableId="969702795">
     <w:abstractNumId w:val="5"/>
   </w:num>
-  <w:num w:numId="4" w16cid:durableId="673266167">
+  <w:num w:numId="4" w16cid:durableId="1041707287">
     <w:abstractNumId w:val="4"/>
   </w:num>
-  <w:num w:numId="5" w16cid:durableId="1925454653">
+  <w:num w:numId="5" w16cid:durableId="211230495">
     <w:abstractNumId w:val="7"/>
   </w:num>
-  <w:num w:numId="6" w16cid:durableId="1459909645">
+  <w:num w:numId="6" w16cid:durableId="808867231">
     <w:abstractNumId w:val="3"/>
   </w:num>
-  <w:num w:numId="7" w16cid:durableId="1530097784">
+  <w:num w:numId="7" w16cid:durableId="1400328807">
     <w:abstractNumId w:val="2"/>
   </w:num>
-  <w:num w:numId="8" w16cid:durableId="887884949">
+  <w:num w:numId="8" w16cid:durableId="1981302100">
     <w:abstractNumId w:val="1"/>
   </w:num>
-  <w:num w:numId="9" w16cid:durableId="631249726">
+  <w:num w:numId="9" w16cid:durableId="1515456146">
     <w:abstractNumId w:val="0"/>
   </w:num>
 </w:numbering>
@@ -5636,15 +5839,15 @@
     <w:pPr>
       <w:keepNext/>
       <w:keepLines/>
-      <w:spacing w:before="480" w:after="0"/>
+      <w:spacing w:before="360" w:after="80"/>
       <w:outlineLvl w:val="0"/>
     </w:pPr>
     <w:rPr>
       <w:rFonts w:asciiTheme="majorHAnsi" w:eastAsiaTheme="majorEastAsia" w:hAnsiTheme="majorHAnsi" w:cstheme="majorBidi"/>
       <w:b/>
       <w:bCs/>
-      <w:color w:val="365F91" w:themeColor="accent1" w:themeShade="BF"/>
-      <w:sz w:val="28"/>
+      <w:color w:val="8A2B2B"/>
+      <w:sz w:val="32"/>
       <w:szCs w:val="28"/>
     </w:rPr>
   </w:style>
@@ -5660,15 +5863,15 @@
     <w:pPr>
       <w:keepNext/>
       <w:keepLines/>
-      <w:spacing w:before="200" w:after="0"/>
+      <w:spacing w:before="240" w:after="80"/>
       <w:outlineLvl w:val="1"/>
     </w:pPr>
     <w:rPr>
       <w:rFonts w:asciiTheme="majorHAnsi" w:eastAsiaTheme="majorEastAsia" w:hAnsiTheme="majorHAnsi" w:cstheme="majorBidi"/>
       <w:b/>
       <w:bCs/>
-      <w:color w:val="4F81BD" w:themeColor="accent1"/>
-      <w:sz w:val="26"/>
+      <w:color w:val="2D5586"/>
+      <w:sz w:val="24"/>
       <w:szCs w:val="26"/>
     </w:rPr>
   </w:style>
@@ -16614,6 +16817,29 @@
       </w:tcPr>
     </w:tblStylePr>
   </w:style>
+  <w:style w:type="paragraph" w:styleId="TM1">
+    <w:name w:val="toc 1"/>
+    <w:basedOn w:val="Normal"/>
+    <w:next w:val="Normal"/>
+    <w:autoRedefine/>
+    <w:uiPriority w:val="39"/>
+    <w:unhideWhenUsed/>
+    <w:rsid w:val="007E7CA1"/>
+    <w:pPr>
+      <w:spacing w:after="100"/>
+    </w:pPr>
+  </w:style>
+  <w:style w:type="character" w:styleId="Lienhypertexte">
+    <w:name w:val="Hyperlink"/>
+    <w:basedOn w:val="Policepardfaut"/>
+    <w:uiPriority w:val="99"/>
+    <w:unhideWhenUsed/>
+    <w:rsid w:val="007E7CA1"/>
+    <w:rPr>
+      <w:color w:val="0000FF" w:themeColor="hyperlink"/>
+      <w:u w:val="single"/>
+    </w:rPr>
+  </w:style>
 </w:styles>
 </file>
 

--- a/5 - Site web/media/fiche/fiche-technique-a-imprimer.docx
+++ b/5 - Site web/media/fiche/fiche-technique-a-imprimer.docx
@@ -8,24 +8,24 @@
           <w:noProof/>
         </w:rPr>
         <w:drawing>
-          <wp:anchor distT="0" distB="0" distL="114300" distR="114300" simplePos="0" relativeHeight="251658240" behindDoc="1" locked="1" layoutInCell="1" allowOverlap="1" wp14:anchorId="6EA2043A" wp14:editId="0EED95D9">
+          <wp:anchor distT="0" distB="0" distL="114300" distR="114300" simplePos="0" relativeHeight="251658240" behindDoc="1" locked="1" layoutInCell="1" allowOverlap="1" wp14:anchorId="32C9F6AB" wp14:editId="6EB32F3A">
             <wp:simplePos x="0" y="0"/>
             <wp:positionH relativeFrom="page">
               <wp:posOffset>0</wp:posOffset>
             </wp:positionH>
             <wp:positionV relativeFrom="page">
-              <wp:posOffset>-9525</wp:posOffset>
+              <wp:posOffset>0</wp:posOffset>
             </wp:positionV>
             <wp:extent cx="7772400" cy="10058400"/>
             <wp:effectExtent l="0" t="0" r="0" b="0"/>
             <wp:wrapNone/>
-            <wp:docPr id="310301206" name="Image 1"/>
+            <wp:docPr id="120750714" name="Image 1"/>
             <wp:cNvGraphicFramePr/>
             <a:graphic xmlns:a="http://schemas.openxmlformats.org/drawingml/2006/main">
               <a:graphicData uri="http://schemas.openxmlformats.org/drawingml/2006/picture">
                 <pic:pic xmlns:pic="http://schemas.openxmlformats.org/drawingml/2006/picture">
                   <pic:nvPicPr>
-                    <pic:cNvPr id="310301206" name=""/>
+                    <pic:cNvPr id="120750714" name=""/>
                     <pic:cNvPicPr/>
                   </pic:nvPicPr>
                   <pic:blipFill>
@@ -70,12 +70,14 @@
       <w:pPr>
         <w:pStyle w:val="Titre1"/>
       </w:pPr>
-      <w:bookmarkStart w:id="0" w:name="_Toc238713379"/>
+      <w:bookmarkStart w:id="0" w:name="sommaire"/>
+      <w:bookmarkStart w:id="1" w:name="_Toc238716194"/>
       <w:r>
         <w:lastRenderedPageBreak/>
         <w:t>Sommaire</w:t>
       </w:r>
       <w:bookmarkEnd w:id="0"/>
+      <w:bookmarkEnd w:id="1"/>
     </w:p>
     <w:p>
       <w:pPr>
@@ -87,7 +89,7 @@
     </w:p>
     <w:p>
       <w:pPr>
-        <w:spacing w:after="280"/>
+        <w:spacing w:after="120"/>
       </w:pPr>
       <w:r>
         <w:t xml:space="preserve">Tout est là : </w:t>
@@ -105,9 +107,22 @@
     </w:p>
     <w:p>
       <w:pPr>
+        <w:spacing w:after="280"/>
+      </w:pPr>
+      <w:r>
+        <w:rPr>
+          <w:i/>
+          <w:color w:val="666B76"/>
+          <w:sz w:val="19"/>
+        </w:rPr>
+        <w:t>Chaque titre du sommaire vous emmène directement à sa page ; sous chaque titre, un lien vous ramène ici.</w:t>
+      </w:r>
+    </w:p>
+    <w:p>
+      <w:pPr>
         <w:pStyle w:val="TM1"/>
         <w:tabs>
-          <w:tab w:val="right" w:leader="dot" w:pos="9736"/>
+          <w:tab w:val="right" w:leader="dot" w:pos="9962"/>
         </w:tabs>
         <w:rPr>
           <w:rFonts w:asciiTheme="minorHAnsi" w:hAnsiTheme="minorHAnsi"/>
@@ -128,7 +143,7 @@
       <w:r>
         <w:fldChar w:fldCharType="separate"/>
       </w:r>
-      <w:hyperlink w:anchor="_Toc238713379" w:history="1">
+      <w:hyperlink w:anchor="_Toc238716194" w:history="1">
         <w:r>
           <w:rPr>
             <w:rStyle w:val="Lienhypertexte"/>
@@ -155,7 +170,7 @@
             <w:noProof/>
             <w:webHidden/>
           </w:rPr>
-          <w:instrText xml:space="preserve"> PAGEREF _Toc238713379 \h </w:instrText>
+          <w:instrText xml:space="preserve"> PAGEREF _Toc238716194 \h </w:instrText>
         </w:r>
         <w:r>
           <w:rPr>
@@ -190,7 +205,7 @@
       <w:pPr>
         <w:pStyle w:val="TM1"/>
         <w:tabs>
-          <w:tab w:val="right" w:leader="dot" w:pos="9736"/>
+          <w:tab w:val="right" w:leader="dot" w:pos="9962"/>
         </w:tabs>
         <w:rPr>
           <w:rFonts w:asciiTheme="minorHAnsi" w:hAnsiTheme="minorHAnsi"/>
@@ -202,7 +217,7 @@
           <w14:ligatures w14:val="standardContextual"/>
         </w:rPr>
       </w:pPr>
-      <w:hyperlink w:anchor="_Toc238713380" w:history="1">
+      <w:hyperlink w:anchor="_Toc238716195" w:history="1">
         <w:r>
           <w:rPr>
             <w:rStyle w:val="Lienhypertexte"/>
@@ -229,7 +244,7 @@
             <w:noProof/>
             <w:webHidden/>
           </w:rPr>
-          <w:instrText xml:space="preserve"> PAGEREF _Toc238713380 \h </w:instrText>
+          <w:instrText xml:space="preserve"> PAGEREF _Toc238716195 \h </w:instrText>
         </w:r>
         <w:r>
           <w:rPr>
@@ -264,7 +279,7 @@
       <w:pPr>
         <w:pStyle w:val="TM1"/>
         <w:tabs>
-          <w:tab w:val="right" w:leader="dot" w:pos="9736"/>
+          <w:tab w:val="right" w:leader="dot" w:pos="9962"/>
         </w:tabs>
         <w:rPr>
           <w:rFonts w:asciiTheme="minorHAnsi" w:hAnsiTheme="minorHAnsi"/>
@@ -276,7 +291,7 @@
           <w14:ligatures w14:val="standardContextual"/>
         </w:rPr>
       </w:pPr>
-      <w:hyperlink w:anchor="_Toc238713381" w:history="1">
+      <w:hyperlink w:anchor="_Toc238716196" w:history="1">
         <w:r>
           <w:rPr>
             <w:rStyle w:val="Lienhypertexte"/>
@@ -303,7 +318,7 @@
             <w:noProof/>
             <w:webHidden/>
           </w:rPr>
-          <w:instrText xml:space="preserve"> PAGEREF _Toc238713381 \h </w:instrText>
+          <w:instrText xml:space="preserve"> PAGEREF _Toc238716196 \h </w:instrText>
         </w:r>
         <w:r>
           <w:rPr>
@@ -338,7 +353,7 @@
       <w:pPr>
         <w:pStyle w:val="TM1"/>
         <w:tabs>
-          <w:tab w:val="right" w:leader="dot" w:pos="9736"/>
+          <w:tab w:val="right" w:leader="dot" w:pos="9962"/>
         </w:tabs>
         <w:rPr>
           <w:rFonts w:asciiTheme="minorHAnsi" w:hAnsiTheme="minorHAnsi"/>
@@ -350,7 +365,7 @@
           <w14:ligatures w14:val="standardContextual"/>
         </w:rPr>
       </w:pPr>
-      <w:hyperlink w:anchor="_Toc238713382" w:history="1">
+      <w:hyperlink w:anchor="_Toc238716197" w:history="1">
         <w:r>
           <w:rPr>
             <w:rStyle w:val="Lienhypertexte"/>
@@ -377,7 +392,7 @@
             <w:noProof/>
             <w:webHidden/>
           </w:rPr>
-          <w:instrText xml:space="preserve"> PAGEREF _Toc238713382 \h </w:instrText>
+          <w:instrText xml:space="preserve"> PAGEREF _Toc238716197 \h </w:instrText>
         </w:r>
         <w:r>
           <w:rPr>
@@ -397,7 +412,7 @@
             <w:noProof/>
             <w:webHidden/>
           </w:rPr>
-          <w:t>6</w:t>
+          <w:t>7</w:t>
         </w:r>
         <w:r>
           <w:rPr>
@@ -412,7 +427,7 @@
       <w:pPr>
         <w:pStyle w:val="TM1"/>
         <w:tabs>
-          <w:tab w:val="right" w:leader="dot" w:pos="9736"/>
+          <w:tab w:val="right" w:leader="dot" w:pos="9962"/>
         </w:tabs>
         <w:rPr>
           <w:rFonts w:asciiTheme="minorHAnsi" w:hAnsiTheme="minorHAnsi"/>
@@ -424,7 +439,7 @@
           <w14:ligatures w14:val="standardContextual"/>
         </w:rPr>
       </w:pPr>
-      <w:hyperlink w:anchor="_Toc238713383" w:history="1">
+      <w:hyperlink w:anchor="_Toc238716198" w:history="1">
         <w:r>
           <w:rPr>
             <w:rStyle w:val="Lienhypertexte"/>
@@ -451,7 +466,7 @@
             <w:noProof/>
             <w:webHidden/>
           </w:rPr>
-          <w:instrText xml:space="preserve"> PAGEREF _Toc238713383 \h </w:instrText>
+          <w:instrText xml:space="preserve"> PAGEREF _Toc238716198 \h </w:instrText>
         </w:r>
         <w:r>
           <w:rPr>
@@ -471,7 +486,7 @@
             <w:noProof/>
             <w:webHidden/>
           </w:rPr>
-          <w:t>8</w:t>
+          <w:t>9</w:t>
         </w:r>
         <w:r>
           <w:rPr>
@@ -486,7 +501,7 @@
       <w:pPr>
         <w:pStyle w:val="TM1"/>
         <w:tabs>
-          <w:tab w:val="right" w:leader="dot" w:pos="9736"/>
+          <w:tab w:val="right" w:leader="dot" w:pos="9962"/>
         </w:tabs>
         <w:rPr>
           <w:rFonts w:asciiTheme="minorHAnsi" w:hAnsiTheme="minorHAnsi"/>
@@ -498,7 +513,7 @@
           <w14:ligatures w14:val="standardContextual"/>
         </w:rPr>
       </w:pPr>
-      <w:hyperlink w:anchor="_Toc238713384" w:history="1">
+      <w:hyperlink w:anchor="_Toc238716199" w:history="1">
         <w:r>
           <w:rPr>
             <w:rStyle w:val="Lienhypertexte"/>
@@ -525,7 +540,7 @@
             <w:noProof/>
             <w:webHidden/>
           </w:rPr>
-          <w:instrText xml:space="preserve"> PAGEREF _Toc238713384 \h </w:instrText>
+          <w:instrText xml:space="preserve"> PAGEREF _Toc238716199 \h </w:instrText>
         </w:r>
         <w:r>
           <w:rPr>
@@ -560,7 +575,7 @@
       <w:pPr>
         <w:pStyle w:val="TM1"/>
         <w:tabs>
-          <w:tab w:val="right" w:leader="dot" w:pos="9736"/>
+          <w:tab w:val="right" w:leader="dot" w:pos="9962"/>
         </w:tabs>
         <w:rPr>
           <w:rFonts w:asciiTheme="minorHAnsi" w:hAnsiTheme="minorHAnsi"/>
@@ -572,7 +587,7 @@
           <w14:ligatures w14:val="standardContextual"/>
         </w:rPr>
       </w:pPr>
-      <w:hyperlink w:anchor="_Toc238713385" w:history="1">
+      <w:hyperlink w:anchor="_Toc238716200" w:history="1">
         <w:r>
           <w:rPr>
             <w:rStyle w:val="Lienhypertexte"/>
@@ -599,7 +614,7 @@
             <w:noProof/>
             <w:webHidden/>
           </w:rPr>
-          <w:instrText xml:space="preserve"> PAGEREF _Toc238713385 \h </w:instrText>
+          <w:instrText xml:space="preserve"> PAGEREF _Toc238716200 \h </w:instrText>
         </w:r>
         <w:r>
           <w:rPr>
@@ -634,7 +649,7 @@
       <w:pPr>
         <w:pStyle w:val="TM1"/>
         <w:tabs>
-          <w:tab w:val="right" w:leader="dot" w:pos="9736"/>
+          <w:tab w:val="right" w:leader="dot" w:pos="9962"/>
         </w:tabs>
         <w:rPr>
           <w:rFonts w:asciiTheme="minorHAnsi" w:hAnsiTheme="minorHAnsi"/>
@@ -646,7 +661,7 @@
           <w14:ligatures w14:val="standardContextual"/>
         </w:rPr>
       </w:pPr>
-      <w:hyperlink w:anchor="_Toc238713386" w:history="1">
+      <w:hyperlink w:anchor="_Toc238716201" w:history="1">
         <w:r>
           <w:rPr>
             <w:rStyle w:val="Lienhypertexte"/>
@@ -673,7 +688,7 @@
             <w:noProof/>
             <w:webHidden/>
           </w:rPr>
-          <w:instrText xml:space="preserve"> PAGEREF _Toc238713386 \h </w:instrText>
+          <w:instrText xml:space="preserve"> PAGEREF _Toc238716201 \h </w:instrText>
         </w:r>
         <w:r>
           <w:rPr>
@@ -708,7 +723,7 @@
       <w:pPr>
         <w:pStyle w:val="TM1"/>
         <w:tabs>
-          <w:tab w:val="right" w:leader="dot" w:pos="9736"/>
+          <w:tab w:val="right" w:leader="dot" w:pos="9962"/>
         </w:tabs>
         <w:rPr>
           <w:rFonts w:asciiTheme="minorHAnsi" w:hAnsiTheme="minorHAnsi"/>
@@ -720,7 +735,7 @@
           <w14:ligatures w14:val="standardContextual"/>
         </w:rPr>
       </w:pPr>
-      <w:hyperlink w:anchor="_Toc238713387" w:history="1">
+      <w:hyperlink w:anchor="_Toc238716202" w:history="1">
         <w:r>
           <w:rPr>
             <w:rStyle w:val="Lienhypertexte"/>
@@ -747,7 +762,7 @@
             <w:noProof/>
             <w:webHidden/>
           </w:rPr>
-          <w:instrText xml:space="preserve"> PAGEREF _Toc238713387 \h </w:instrText>
+          <w:instrText xml:space="preserve"> PAGEREF _Toc238716202 \h </w:instrText>
         </w:r>
         <w:r>
           <w:rPr>
@@ -782,7 +797,7 @@
       <w:pPr>
         <w:pStyle w:val="TM1"/>
         <w:tabs>
-          <w:tab w:val="right" w:leader="dot" w:pos="9736"/>
+          <w:tab w:val="right" w:leader="dot" w:pos="9962"/>
         </w:tabs>
         <w:rPr>
           <w:rFonts w:asciiTheme="minorHAnsi" w:hAnsiTheme="minorHAnsi"/>
@@ -794,7 +809,7 @@
           <w14:ligatures w14:val="standardContextual"/>
         </w:rPr>
       </w:pPr>
-      <w:hyperlink w:anchor="_Toc238713388" w:history="1">
+      <w:hyperlink w:anchor="_Toc238716203" w:history="1">
         <w:r>
           <w:rPr>
             <w:rStyle w:val="Lienhypertexte"/>
@@ -821,7 +836,7 @@
             <w:noProof/>
             <w:webHidden/>
           </w:rPr>
-          <w:instrText xml:space="preserve"> PAGEREF _Toc238713388 \h </w:instrText>
+          <w:instrText xml:space="preserve"> PAGEREF _Toc238716203 \h </w:instrText>
         </w:r>
         <w:r>
           <w:rPr>
@@ -866,19 +881,40 @@
       <w:pPr>
         <w:pStyle w:val="Titre1"/>
       </w:pPr>
-      <w:bookmarkStart w:id="1" w:name="_Toc238713380"/>
+      <w:bookmarkStart w:id="2" w:name="besoins"/>
+      <w:bookmarkStart w:id="3" w:name="_Toc238716195"/>
       <w:r>
         <w:lastRenderedPageBreak/>
         <w:t>Ce dont j'ai besoin, en un coup d'œil</w:t>
       </w:r>
-      <w:bookmarkEnd w:id="1"/>
+      <w:bookmarkEnd w:id="2"/>
+      <w:bookmarkEnd w:id="3"/>
     </w:p>
     <w:p>
+      <w:pPr>
+        <w:spacing w:after="180"/>
+      </w:pPr>
+      <w:hyperlink w:anchor="sommaire">
+        <w:r>
+          <w:rPr>
+            <w:i/>
+            <w:color w:val="2D5586"/>
+            <w:sz w:val="18"/>
+            <w:u w:val="single"/>
+          </w:rPr>
+          <w:t>↑  revenir au sommaire</w:t>
+        </w:r>
+      </w:hyperlink>
+    </w:p>
+    <w:p>
+      <w:pPr>
+        <w:spacing w:after="160"/>
+      </w:pPr>
       <w:r>
         <w:rPr>
           <w:color w:val="666B76"/>
         </w:rPr>
-        <w:t>Chaque ligne indique ce que je souhaite et pourquoi. Tout le reste du document ne fait que développer ce tableau. Aucune de ces demandes ne doit entraîner de dépense supplémentaire : si l'un de ces points supposait une location ou un supplément, je le retire sans discussion.</w:t>
+        <w:t>Chaque ligne indique ce que je souhaite et pourquoi. Aucune de ces demandes ne doit entraîner de dépense supplémentaire : si l'un de ces points supposait une location ou un supplément, je le retire sans discussion.</w:t>
       </w:r>
     </w:p>
     <w:tbl>
@@ -889,9 +925,9 @@
         <w:tblLook w:val="04A0" w:firstRow="1" w:lastRow="0" w:firstColumn="1" w:lastColumn="0" w:noHBand="0" w:noVBand="1"/>
       </w:tblPr>
       <w:tblGrid>
-        <w:gridCol w:w="1474"/>
-        <w:gridCol w:w="3628"/>
-        <w:gridCol w:w="4309"/>
+        <w:gridCol w:w="1531"/>
+        <w:gridCol w:w="3742"/>
+        <w:gridCol w:w="4365"/>
       </w:tblGrid>
       <w:tr>
         <w:trPr>
@@ -899,7 +935,8 @@
         </w:trPr>
         <w:tc>
           <w:tcPr>
-            <w:tcW w:w="1474" w:type="dxa"/>
+            <w:tcW w:w="1531" w:type="dxa"/>
+            <w:shd w:val="clear" w:color="auto" w:fill="F2F1EE"/>
           </w:tcPr>
           <w:p>
             <w:r>
@@ -914,7 +951,8 @@
         </w:tc>
         <w:tc>
           <w:tcPr>
-            <w:tcW w:w="3628" w:type="dxa"/>
+            <w:tcW w:w="3742" w:type="dxa"/>
+            <w:shd w:val="clear" w:color="auto" w:fill="F2F1EE"/>
           </w:tcPr>
           <w:p>
             <w:r>
@@ -929,7 +967,8 @@
         </w:tc>
         <w:tc>
           <w:tcPr>
-            <w:tcW w:w="4309" w:type="dxa"/>
+            <w:tcW w:w="4365" w:type="dxa"/>
+            <w:shd w:val="clear" w:color="auto" w:fill="F2F1EE"/>
           </w:tcPr>
           <w:p>
             <w:r>
@@ -949,7 +988,8 @@
         </w:trPr>
         <w:tc>
           <w:tcPr>
-            <w:tcW w:w="1474" w:type="dxa"/>
+            <w:tcW w:w="1531" w:type="dxa"/>
+            <w:shd w:val="clear" w:color="auto" w:fill="F6E6E4"/>
           </w:tcPr>
           <w:p>
             <w:pPr>
@@ -957,6 +997,8 @@
             </w:pPr>
             <w:r>
               <w:rPr>
+                <w:b/>
+                <w:color w:val="8A2B2B"/>
                 <w:sz w:val="19"/>
               </w:rPr>
               <w:t>IMPORTANT</w:t>
@@ -965,7 +1007,8 @@
         </w:tc>
         <w:tc>
           <w:tcPr>
-            <w:tcW w:w="3628" w:type="dxa"/>
+            <w:tcW w:w="3742" w:type="dxa"/>
+            <w:shd w:val="clear" w:color="auto" w:fill="F6E6E4"/>
           </w:tcPr>
           <w:p>
             <w:pPr>
@@ -982,7 +1025,8 @@
         </w:tc>
         <w:tc>
           <w:tcPr>
-            <w:tcW w:w="4309" w:type="dxa"/>
+            <w:tcW w:w="4365" w:type="dxa"/>
+            <w:shd w:val="clear" w:color="auto" w:fill="F6E6E4"/>
           </w:tcPr>
           <w:p>
             <w:pPr>
@@ -1003,7 +1047,8 @@
         </w:trPr>
         <w:tc>
           <w:tcPr>
-            <w:tcW w:w="1474" w:type="dxa"/>
+            <w:tcW w:w="1531" w:type="dxa"/>
+            <w:shd w:val="clear" w:color="auto" w:fill="F6E6E4"/>
           </w:tcPr>
           <w:p>
             <w:pPr>
@@ -1011,6 +1056,8 @@
             </w:pPr>
             <w:r>
               <w:rPr>
+                <w:b/>
+                <w:color w:val="8A2B2B"/>
                 <w:sz w:val="19"/>
               </w:rPr>
               <w:t>IMPORTANT</w:t>
@@ -1019,7 +1066,8 @@
         </w:tc>
         <w:tc>
           <w:tcPr>
-            <w:tcW w:w="3628" w:type="dxa"/>
+            <w:tcW w:w="3742" w:type="dxa"/>
+            <w:shd w:val="clear" w:color="auto" w:fill="F6E6E4"/>
           </w:tcPr>
           <w:p>
             <w:pPr>
@@ -1036,7 +1084,8 @@
         </w:tc>
         <w:tc>
           <w:tcPr>
-            <w:tcW w:w="4309" w:type="dxa"/>
+            <w:tcW w:w="4365" w:type="dxa"/>
+            <w:shd w:val="clear" w:color="auto" w:fill="F6E6E4"/>
           </w:tcPr>
           <w:p>
             <w:pPr>
@@ -1057,7 +1106,45 @@
         </w:trPr>
         <w:tc>
           <w:tcPr>
-            <w:tcW w:w="1474" w:type="dxa"/>
+            <w:tcW w:w="1531" w:type="dxa"/>
+            <w:shd w:val="clear" w:color="auto" w:fill="F6E6E4"/>
+          </w:tcPr>
+          <w:p>
+            <w:pPr>
+              <w:spacing w:after="60"/>
+            </w:pPr>
+            <w:r>
+              <w:rPr>
+                <w:b/>
+                <w:color w:val="8A2B2B"/>
+                <w:sz w:val="19"/>
+              </w:rPr>
+              <w:t>IMPORTANT</w:t>
+            </w:r>
+          </w:p>
+        </w:tc>
+        <w:tc>
+          <w:tcPr>
+            <w:tcW w:w="3742" w:type="dxa"/>
+            <w:shd w:val="clear" w:color="auto" w:fill="F6E6E4"/>
+          </w:tcPr>
+          <w:p>
+            <w:pPr>
+              <w:spacing w:after="60"/>
+            </w:pPr>
+            <w:r>
+              <w:rPr>
+                <w:b/>
+                <w:sz w:val="19"/>
+              </w:rPr>
+              <w:t>Des douches sur des points fixes numérotés, complétées en face</w:t>
+            </w:r>
+          </w:p>
+        </w:tc>
+        <w:tc>
+          <w:tcPr>
+            <w:tcW w:w="4365" w:type="dxa"/>
+            <w:shd w:val="clear" w:color="auto" w:fill="F6E6E4"/>
           </w:tcPr>
           <w:p>
             <w:pPr>
@@ -1067,13 +1154,274 @@
               <w:rPr>
                 <w:sz w:val="19"/>
               </w:rPr>
+              <w:t>C'est l'outil principal du spectacle, qui alterne sans cesse solos, duos et ensembles.</w:t>
+            </w:r>
+          </w:p>
+        </w:tc>
+      </w:tr>
+      <w:tr>
+        <w:trPr>
+          <w:jc w:val="center"/>
+        </w:trPr>
+        <w:tc>
+          <w:tcPr>
+            <w:tcW w:w="1531" w:type="dxa"/>
+            <w:shd w:val="clear" w:color="auto" w:fill="F6E6E4"/>
+          </w:tcPr>
+          <w:p>
+            <w:pPr>
+              <w:spacing w:after="60"/>
+            </w:pPr>
+            <w:r>
+              <w:rPr>
+                <w:b/>
+                <w:color w:val="8A2B2B"/>
+                <w:sz w:val="19"/>
+              </w:rPr>
+              <w:t>IMPORTANT</w:t>
+            </w:r>
+          </w:p>
+        </w:tc>
+        <w:tc>
+          <w:tcPr>
+            <w:tcW w:w="3742" w:type="dxa"/>
+            <w:shd w:val="clear" w:color="auto" w:fill="F6E6E4"/>
+          </w:tcPr>
+          <w:p>
+            <w:pPr>
+              <w:spacing w:after="60"/>
+            </w:pPr>
+            <w:r>
+              <w:rPr>
+                <w:b/>
+                <w:sz w:val="19"/>
+              </w:rPr>
+              <w:t>Une poursuite et son poursuiteur, cadrage médaillon</w:t>
+            </w:r>
+          </w:p>
+        </w:tc>
+        <w:tc>
+          <w:tcPr>
+            <w:tcW w:w="4365" w:type="dxa"/>
+            <w:shd w:val="clear" w:color="auto" w:fill="F6E6E4"/>
+          </w:tcPr>
+          <w:p>
+            <w:pPr>
+              <w:spacing w:after="60"/>
+            </w:pPr>
+            <w:r>
+              <w:rPr>
+                <w:sz w:val="19"/>
+              </w:rPr>
+              <w:t>Plusieurs solistes se déplacent en chantant : une douche fixe ne peut pas les cueillir en mouvement.</w:t>
+            </w:r>
+          </w:p>
+        </w:tc>
+      </w:tr>
+      <w:tr>
+        <w:trPr>
+          <w:jc w:val="center"/>
+        </w:trPr>
+        <w:tc>
+          <w:tcPr>
+            <w:tcW w:w="1531" w:type="dxa"/>
+            <w:shd w:val="clear" w:color="auto" w:fill="FBF0DC"/>
+          </w:tcPr>
+          <w:p>
+            <w:pPr>
+              <w:spacing w:after="60"/>
+            </w:pPr>
+            <w:r>
+              <w:rPr>
+                <w:b/>
+                <w:color w:val="8A6312"/>
+                <w:sz w:val="19"/>
+              </w:rPr>
+              <w:t>TRÈS SOUHAITÉ</w:t>
+            </w:r>
+          </w:p>
+        </w:tc>
+        <w:tc>
+          <w:tcPr>
+            <w:tcW w:w="3742" w:type="dxa"/>
+            <w:shd w:val="clear" w:color="auto" w:fill="FBF0DC"/>
+          </w:tcPr>
+          <w:p>
+            <w:pPr>
+              <w:spacing w:after="60"/>
+            </w:pPr>
+            <w:r>
+              <w:rPr>
+                <w:b/>
+                <w:sz w:val="19"/>
+              </w:rPr>
+              <w:t>De la fumée lourde, deux envois minimum</w:t>
+            </w:r>
+          </w:p>
+        </w:tc>
+        <w:tc>
+          <w:tcPr>
+            <w:tcW w:w="4365" w:type="dxa"/>
+            <w:shd w:val="clear" w:color="auto" w:fill="FBF0DC"/>
+          </w:tcPr>
+          <w:p>
+            <w:pPr>
+              <w:spacing w:after="60"/>
+            </w:pPr>
+            <w:r>
+              <w:rPr>
+                <w:sz w:val="19"/>
+              </w:rPr>
+              <w:t>L'ouverture du spectacle, et la suspension du temps vers 23:00. D'autres pourront s'ajouter.</w:t>
+            </w:r>
+          </w:p>
+        </w:tc>
+      </w:tr>
+      <w:tr>
+        <w:trPr>
+          <w:jc w:val="center"/>
+        </w:trPr>
+        <w:tc>
+          <w:tcPr>
+            <w:tcW w:w="1531" w:type="dxa"/>
+            <w:shd w:val="clear" w:color="auto" w:fill="FBF0DC"/>
+          </w:tcPr>
+          <w:p>
+            <w:pPr>
+              <w:spacing w:after="60"/>
+            </w:pPr>
+            <w:r>
+              <w:rPr>
+                <w:b/>
+                <w:color w:val="8A6312"/>
+                <w:sz w:val="19"/>
+              </w:rPr>
+              <w:t>TRÈS SOUHAITÉ</w:t>
+            </w:r>
+          </w:p>
+        </w:tc>
+        <w:tc>
+          <w:tcPr>
+            <w:tcW w:w="3742" w:type="dxa"/>
+            <w:shd w:val="clear" w:color="auto" w:fill="FBF0DC"/>
+          </w:tcPr>
+          <w:p>
+            <w:pPr>
+              <w:spacing w:after="60"/>
+            </w:pPr>
+            <w:r>
+              <w:rPr>
+                <w:b/>
+                <w:sz w:val="19"/>
+              </w:rPr>
+              <w:t>De la couleur sur le cyclorama, une par univers</w:t>
+            </w:r>
+          </w:p>
+        </w:tc>
+        <w:tc>
+          <w:tcPr>
+            <w:tcW w:w="4365" w:type="dxa"/>
+            <w:shd w:val="clear" w:color="auto" w:fill="FBF0DC"/>
+          </w:tcPr>
+          <w:p>
+            <w:pPr>
+              <w:spacing w:after="60"/>
+            </w:pPr>
+            <w:r>
+              <w:rPr>
+                <w:sz w:val="19"/>
+              </w:rPr>
+              <w:t>C'est le marqueur le plus lisible des ruptures entre les trois œuvres.</w:t>
+            </w:r>
+          </w:p>
+        </w:tc>
+      </w:tr>
+      <w:tr>
+        <w:trPr>
+          <w:jc w:val="center"/>
+        </w:trPr>
+        <w:tc>
+          <w:tcPr>
+            <w:tcW w:w="1531" w:type="dxa"/>
+            <w:shd w:val="clear" w:color="auto" w:fill="FBF0DC"/>
+          </w:tcPr>
+          <w:p>
+            <w:pPr>
+              <w:spacing w:after="60"/>
+            </w:pPr>
+            <w:r>
+              <w:rPr>
+                <w:b/>
+                <w:color w:val="8A6312"/>
+                <w:sz w:val="19"/>
+              </w:rPr>
+              <w:t>TRÈS SOUHAITÉ</w:t>
+            </w:r>
+          </w:p>
+        </w:tc>
+        <w:tc>
+          <w:tcPr>
+            <w:tcW w:w="3742" w:type="dxa"/>
+            <w:shd w:val="clear" w:color="auto" w:fill="FBF0DC"/>
+          </w:tcPr>
+          <w:p>
+            <w:pPr>
+              <w:spacing w:after="60"/>
+            </w:pPr>
+            <w:r>
+              <w:rPr>
+                <w:b/>
+                <w:sz w:val="19"/>
+              </w:rPr>
+              <w:t>Un écran ou une surface de projection</w:t>
+            </w:r>
+          </w:p>
+        </w:tc>
+        <w:tc>
+          <w:tcPr>
+            <w:tcW w:w="4365" w:type="dxa"/>
+            <w:shd w:val="clear" w:color="auto" w:fill="FBF0DC"/>
+          </w:tcPr>
+          <w:p>
+            <w:pPr>
+              <w:spacing w:after="60"/>
+            </w:pPr>
+            <w:r>
+              <w:rPr>
+                <w:sz w:val="19"/>
+              </w:rPr>
+              <w:t>Il tiendrait lieu de décor, le spectacle n'en comportant aucun.</w:t>
+            </w:r>
+          </w:p>
+        </w:tc>
+      </w:tr>
+      <w:tr>
+        <w:trPr>
+          <w:jc w:val="center"/>
+        </w:trPr>
+        <w:tc>
+          <w:tcPr>
+            <w:tcW w:w="1531" w:type="dxa"/>
+            <w:shd w:val="clear" w:color="auto" w:fill="E7F0F8"/>
+          </w:tcPr>
+          <w:p>
+            <w:pPr>
+              <w:spacing w:after="60"/>
+            </w:pPr>
+            <w:r>
+              <w:rPr>
+                <w:b/>
+                <w:color w:val="2D5586"/>
+                <w:sz w:val="19"/>
+              </w:rPr>
               <w:t>SOUHAITÉ</w:t>
             </w:r>
           </w:p>
         </w:tc>
         <w:tc>
           <w:tcPr>
-            <w:tcW w:w="3628" w:type="dxa"/>
+            <w:tcW w:w="3742" w:type="dxa"/>
+            <w:shd w:val="clear" w:color="auto" w:fill="E7F0F8"/>
           </w:tcPr>
           <w:p>
             <w:pPr>
@@ -1090,7 +1438,8 @@
         </w:tc>
         <w:tc>
           <w:tcPr>
-            <w:tcW w:w="4309" w:type="dxa"/>
+            <w:tcW w:w="4365" w:type="dxa"/>
+            <w:shd w:val="clear" w:color="auto" w:fill="E7F0F8"/>
           </w:tcPr>
           <w:p>
             <w:pPr>
@@ -1100,7 +1449,7 @@
               <w:rPr>
                 <w:sz w:val="19"/>
               </w:rPr>
-              <w:t>Le medley s'enchaîne sans la moindre pause : si un micro lâchait, il n'y aurait aucun moment pour aller en chercher un.</w:t>
+              <w:t>Le medley s'enchaîne sans la moindre pause : si un micro lâchait, aucun moment pour aller en chercher un.</w:t>
             </w:r>
           </w:p>
         </w:tc>
@@ -1111,7 +1460,45 @@
         </w:trPr>
         <w:tc>
           <w:tcPr>
-            <w:tcW w:w="1474" w:type="dxa"/>
+            <w:tcW w:w="1531" w:type="dxa"/>
+            <w:shd w:val="clear" w:color="auto" w:fill="E7F0F8"/>
+          </w:tcPr>
+          <w:p>
+            <w:pPr>
+              <w:spacing w:after="60"/>
+            </w:pPr>
+            <w:r>
+              <w:rPr>
+                <w:b/>
+                <w:color w:val="2D5586"/>
+                <w:sz w:val="19"/>
+              </w:rPr>
+              <w:t>SOUHAITÉ</w:t>
+            </w:r>
+          </w:p>
+        </w:tc>
+        <w:tc>
+          <w:tcPr>
+            <w:tcW w:w="3742" w:type="dxa"/>
+            <w:shd w:val="clear" w:color="auto" w:fill="E7F0F8"/>
+          </w:tcPr>
+          <w:p>
+            <w:pPr>
+              <w:spacing w:after="60"/>
+            </w:pPr>
+            <w:r>
+              <w:rPr>
+                <w:b/>
+                <w:sz w:val="19"/>
+              </w:rPr>
+              <w:t>Des retours de plateau, placés hors des zones où l'on joue au sol</w:t>
+            </w:r>
+          </w:p>
+        </w:tc>
+        <w:tc>
+          <w:tcPr>
+            <w:tcW w:w="4365" w:type="dxa"/>
+            <w:shd w:val="clear" w:color="auto" w:fill="E7F0F8"/>
           </w:tcPr>
           <w:p>
             <w:pPr>
@@ -1121,13 +1508,156 @@
               <w:rPr>
                 <w:sz w:val="19"/>
               </w:rPr>
-              <w:t>IMPORTANT</w:t>
+              <w:t>Plusieurs passages se jouent à genoux, notamment Les Sans-papiers.</w:t>
             </w:r>
           </w:p>
         </w:tc>
-        <w:tc>
-          <w:tcPr>
-            <w:tcW w:w="3628" w:type="dxa"/>
+      </w:tr>
+      <w:tr>
+        <w:trPr>
+          <w:jc w:val="center"/>
+        </w:trPr>
+        <w:tc>
+          <w:tcPr>
+            <w:tcW w:w="1531" w:type="dxa"/>
+            <w:shd w:val="clear" w:color="auto" w:fill="E7F0F8"/>
+          </w:tcPr>
+          <w:p>
+            <w:pPr>
+              <w:spacing w:after="60"/>
+            </w:pPr>
+            <w:r>
+              <w:rPr>
+                <w:b/>
+                <w:color w:val="2D5586"/>
+                <w:sz w:val="19"/>
+              </w:rPr>
+              <w:t>SOUHAITÉ</w:t>
+            </w:r>
+          </w:p>
+        </w:tc>
+        <w:tc>
+          <w:tcPr>
+            <w:tcW w:w="3742" w:type="dxa"/>
+            <w:shd w:val="clear" w:color="auto" w:fill="E7F0F8"/>
+          </w:tcPr>
+          <w:p>
+            <w:pPr>
+              <w:spacing w:after="60"/>
+            </w:pPr>
+            <w:r>
+              <w:rPr>
+                <w:b/>
+                <w:sz w:val="19"/>
+              </w:rPr>
+              <w:t>Des marques au sol discrètes, invisibles du public</w:t>
+            </w:r>
+          </w:p>
+        </w:tc>
+        <w:tc>
+          <w:tcPr>
+            <w:tcW w:w="4365" w:type="dxa"/>
+            <w:shd w:val="clear" w:color="auto" w:fill="E7F0F8"/>
+          </w:tcPr>
+          <w:p>
+            <w:pPr>
+              <w:spacing w:after="60"/>
+            </w:pPr>
+            <w:r>
+              <w:rPr>
+                <w:sz w:val="19"/>
+              </w:rPr>
+              <w:t>Pour que chacun retrouve sa position numérotée sans avoir à la chercher.</w:t>
+            </w:r>
+          </w:p>
+        </w:tc>
+      </w:tr>
+      <w:tr>
+        <w:trPr>
+          <w:jc w:val="center"/>
+        </w:trPr>
+        <w:tc>
+          <w:tcPr>
+            <w:tcW w:w="1531" w:type="dxa"/>
+            <w:shd w:val="clear" w:color="auto" w:fill="E7F0F8"/>
+          </w:tcPr>
+          <w:p>
+            <w:pPr>
+              <w:spacing w:after="60"/>
+            </w:pPr>
+            <w:r>
+              <w:rPr>
+                <w:b/>
+                <w:color w:val="2D5586"/>
+                <w:sz w:val="19"/>
+              </w:rPr>
+              <w:t>SOUHAITÉ</w:t>
+            </w:r>
+          </w:p>
+        </w:tc>
+        <w:tc>
+          <w:tcPr>
+            <w:tcW w:w="3742" w:type="dxa"/>
+            <w:shd w:val="clear" w:color="auto" w:fill="E7F0F8"/>
+          </w:tcPr>
+          <w:p>
+            <w:pPr>
+              <w:spacing w:after="60"/>
+            </w:pPr>
+            <w:r>
+              <w:rPr>
+                <w:b/>
+                <w:sz w:val="19"/>
+              </w:rPr>
+              <w:t>Un hazer, brume légère en fond de plateau</w:t>
+            </w:r>
+          </w:p>
+        </w:tc>
+        <w:tc>
+          <w:tcPr>
+            <w:tcW w:w="4365" w:type="dxa"/>
+            <w:shd w:val="clear" w:color="auto" w:fill="E7F0F8"/>
+          </w:tcPr>
+          <w:p>
+            <w:pPr>
+              <w:spacing w:after="60"/>
+            </w:pPr>
+            <w:r>
+              <w:rPr>
+                <w:sz w:val="19"/>
+              </w:rPr>
+              <w:t>Pour donner du corps aux faisceaux et rendre les douches visibles dans l'air.</w:t>
+            </w:r>
+          </w:p>
+        </w:tc>
+      </w:tr>
+      <w:tr>
+        <w:trPr>
+          <w:jc w:val="center"/>
+        </w:trPr>
+        <w:tc>
+          <w:tcPr>
+            <w:tcW w:w="1531" w:type="dxa"/>
+            <w:shd w:val="clear" w:color="auto" w:fill="EDEFEC"/>
+          </w:tcPr>
+          <w:p>
+            <w:pPr>
+              <w:spacing w:after="60"/>
+            </w:pPr>
+            <w:r>
+              <w:rPr>
+                <w:b/>
+                <w:color w:val="3B6B50"/>
+                <w:sz w:val="19"/>
+              </w:rPr>
+              <w:t>À CALER</w:t>
+            </w:r>
+          </w:p>
+        </w:tc>
+        <w:tc>
+          <w:tcPr>
+            <w:tcW w:w="3742" w:type="dxa"/>
+            <w:shd w:val="clear" w:color="auto" w:fill="EDEFEC"/>
           </w:tcPr>
           <w:p>
             <w:pPr>
@@ -1144,7 +1674,8 @@
         </w:tc>
         <w:tc>
           <w:tcPr>
-            <w:tcW w:w="4309" w:type="dxa"/>
+            <w:tcW w:w="4365" w:type="dxa"/>
+            <w:shd w:val="clear" w:color="auto" w:fill="EDEFEC"/>
           </w:tcPr>
           <w:p>
             <w:pPr>
@@ -1154,7 +1685,7 @@
               <w:rPr>
                 <w:sz w:val="19"/>
               </w:rPr>
-              <w:t>Un seul départ en début de spectacle, aucune relance, aucun enchaînement à gérer.</w:t>
+              <w:t>Un seul départ en début de spectacle, aucune relance. Reste à convenir du format et du support.</w:t>
             </w:r>
           </w:p>
         </w:tc>
@@ -1165,23 +1696,8 @@
         </w:trPr>
         <w:tc>
           <w:tcPr>
-            <w:tcW w:w="1474" w:type="dxa"/>
-          </w:tcPr>
-          <w:p>
-            <w:pPr>
-              <w:spacing w:after="60"/>
-            </w:pPr>
-            <w:r>
-              <w:rPr>
-                <w:sz w:val="19"/>
-              </w:rPr>
-              <w:t>IMPORTANT</w:t>
-            </w:r>
-          </w:p>
-        </w:tc>
-        <w:tc>
-          <w:tcPr>
-            <w:tcW w:w="3628" w:type="dxa"/>
+            <w:tcW w:w="1531" w:type="dxa"/>
+            <w:shd w:val="clear" w:color="auto" w:fill="EDEFEC"/>
           </w:tcPr>
           <w:p>
             <w:pPr>
@@ -1190,421 +1706,7 @@
             <w:r>
               <w:rPr>
                 <w:b/>
-                <w:sz w:val="19"/>
-              </w:rPr>
-              <w:t>Des douches sur des points fixes numérotés, complétées en face</w:t>
-            </w:r>
-          </w:p>
-        </w:tc>
-        <w:tc>
-          <w:tcPr>
-            <w:tcW w:w="4309" w:type="dxa"/>
-          </w:tcPr>
-          <w:p>
-            <w:pPr>
-              <w:spacing w:after="60"/>
-            </w:pPr>
-            <w:r>
-              <w:rPr>
-                <w:sz w:val="19"/>
-              </w:rPr>
-              <w:t>C'est l'outil principal du spectacle, qui alterne sans cesse solos, duos et ensembles.</w:t>
-            </w:r>
-          </w:p>
-        </w:tc>
-      </w:tr>
-      <w:tr>
-        <w:trPr>
-          <w:jc w:val="center"/>
-        </w:trPr>
-        <w:tc>
-          <w:tcPr>
-            <w:tcW w:w="1474" w:type="dxa"/>
-          </w:tcPr>
-          <w:p>
-            <w:pPr>
-              <w:spacing w:after="60"/>
-            </w:pPr>
-            <w:r>
-              <w:rPr>
-                <w:sz w:val="19"/>
-              </w:rPr>
-              <w:t>TRÈS SOUHAITÉ</w:t>
-            </w:r>
-          </w:p>
-        </w:tc>
-        <w:tc>
-          <w:tcPr>
-            <w:tcW w:w="3628" w:type="dxa"/>
-          </w:tcPr>
-          <w:p>
-            <w:pPr>
-              <w:spacing w:after="60"/>
-            </w:pPr>
-            <w:r>
-              <w:rPr>
-                <w:b/>
-                <w:sz w:val="19"/>
-              </w:rPr>
-              <w:t>De la fumée lourde, deux envois au moins</w:t>
-            </w:r>
-          </w:p>
-        </w:tc>
-        <w:tc>
-          <w:tcPr>
-            <w:tcW w:w="4309" w:type="dxa"/>
-          </w:tcPr>
-          <w:p>
-            <w:pPr>
-              <w:spacing w:after="60"/>
-            </w:pPr>
-            <w:r>
-              <w:rPr>
-                <w:sz w:val="19"/>
-              </w:rPr>
-              <w:t>L'ouverture du spectacle, et la suspension du temps vers 23:00. D'autres pourront s'ajouter.</w:t>
-            </w:r>
-          </w:p>
-        </w:tc>
-      </w:tr>
-      <w:tr>
-        <w:trPr>
-          <w:jc w:val="center"/>
-        </w:trPr>
-        <w:tc>
-          <w:tcPr>
-            <w:tcW w:w="1474" w:type="dxa"/>
-          </w:tcPr>
-          <w:p>
-            <w:pPr>
-              <w:spacing w:after="60"/>
-            </w:pPr>
-            <w:r>
-              <w:rPr>
-                <w:sz w:val="19"/>
-              </w:rPr>
-              <w:t>TRÈS SOUHAITÉ</w:t>
-            </w:r>
-          </w:p>
-        </w:tc>
-        <w:tc>
-          <w:tcPr>
-            <w:tcW w:w="3628" w:type="dxa"/>
-          </w:tcPr>
-          <w:p>
-            <w:pPr>
-              <w:spacing w:after="60"/>
-            </w:pPr>
-            <w:r>
-              <w:rPr>
-                <w:b/>
-                <w:sz w:val="19"/>
-              </w:rPr>
-              <w:t>De la couleur sur le cyclorama, une par univers</w:t>
-            </w:r>
-          </w:p>
-        </w:tc>
-        <w:tc>
-          <w:tcPr>
-            <w:tcW w:w="4309" w:type="dxa"/>
-          </w:tcPr>
-          <w:p>
-            <w:pPr>
-              <w:spacing w:after="60"/>
-            </w:pPr>
-            <w:r>
-              <w:rPr>
-                <w:sz w:val="19"/>
-              </w:rPr>
-              <w:t>C'est le marqueur le plus lisible des ruptures entre les trois œuvres.</w:t>
-            </w:r>
-          </w:p>
-        </w:tc>
-      </w:tr>
-      <w:tr>
-        <w:trPr>
-          <w:jc w:val="center"/>
-        </w:trPr>
-        <w:tc>
-          <w:tcPr>
-            <w:tcW w:w="1474" w:type="dxa"/>
-          </w:tcPr>
-          <w:p>
-            <w:pPr>
-              <w:spacing w:after="60"/>
-            </w:pPr>
-            <w:r>
-              <w:rPr>
-                <w:sz w:val="19"/>
-              </w:rPr>
-              <w:t>TRÈS SOUHAITÉ</w:t>
-            </w:r>
-          </w:p>
-        </w:tc>
-        <w:tc>
-          <w:tcPr>
-            <w:tcW w:w="3628" w:type="dxa"/>
-          </w:tcPr>
-          <w:p>
-            <w:pPr>
-              <w:spacing w:after="60"/>
-            </w:pPr>
-            <w:r>
-              <w:rPr>
-                <w:b/>
-                <w:sz w:val="19"/>
-              </w:rPr>
-              <w:t>Un écran ou une surface de projection</w:t>
-            </w:r>
-          </w:p>
-        </w:tc>
-        <w:tc>
-          <w:tcPr>
-            <w:tcW w:w="4309" w:type="dxa"/>
-          </w:tcPr>
-          <w:p>
-            <w:pPr>
-              <w:spacing w:after="60"/>
-            </w:pPr>
-            <w:r>
-              <w:rPr>
-                <w:sz w:val="19"/>
-              </w:rPr>
-              <w:t>Il tiendrait lieu de décor, le spectacle n'en comportant aucun.</w:t>
-            </w:r>
-          </w:p>
-        </w:tc>
-      </w:tr>
-      <w:tr>
-        <w:trPr>
-          <w:jc w:val="center"/>
-        </w:trPr>
-        <w:tc>
-          <w:tcPr>
-            <w:tcW w:w="1474" w:type="dxa"/>
-          </w:tcPr>
-          <w:p>
-            <w:pPr>
-              <w:spacing w:after="60"/>
-            </w:pPr>
-            <w:r>
-              <w:rPr>
-                <w:sz w:val="19"/>
-              </w:rPr>
-              <w:t>SOUHAITÉ</w:t>
-            </w:r>
-          </w:p>
-        </w:tc>
-        <w:tc>
-          <w:tcPr>
-            <w:tcW w:w="3628" w:type="dxa"/>
-          </w:tcPr>
-          <w:p>
-            <w:pPr>
-              <w:spacing w:after="60"/>
-            </w:pPr>
-            <w:r>
-              <w:rPr>
-                <w:b/>
-                <w:sz w:val="19"/>
-              </w:rPr>
-              <w:t>Une poursuite et son poursuiteur, cadrage médaillon</w:t>
-            </w:r>
-          </w:p>
-        </w:tc>
-        <w:tc>
-          <w:tcPr>
-            <w:tcW w:w="4309" w:type="dxa"/>
-          </w:tcPr>
-          <w:p>
-            <w:pPr>
-              <w:spacing w:after="60"/>
-            </w:pPr>
-            <w:r>
-              <w:rPr>
-                <w:sz w:val="19"/>
-              </w:rPr>
-              <w:t>Pour suivre un soliste qui se déplace.</w:t>
-            </w:r>
-          </w:p>
-        </w:tc>
-      </w:tr>
-      <w:tr>
-        <w:trPr>
-          <w:jc w:val="center"/>
-        </w:trPr>
-        <w:tc>
-          <w:tcPr>
-            <w:tcW w:w="1474" w:type="dxa"/>
-          </w:tcPr>
-          <w:p>
-            <w:pPr>
-              <w:spacing w:after="60"/>
-            </w:pPr>
-            <w:r>
-              <w:rPr>
-                <w:sz w:val="19"/>
-              </w:rPr>
-              <w:t>SOUHAITÉ</w:t>
-            </w:r>
-          </w:p>
-        </w:tc>
-        <w:tc>
-          <w:tcPr>
-            <w:tcW w:w="3628" w:type="dxa"/>
-          </w:tcPr>
-          <w:p>
-            <w:pPr>
-              <w:spacing w:after="60"/>
-            </w:pPr>
-            <w:r>
-              <w:rPr>
-                <w:b/>
-                <w:sz w:val="19"/>
-              </w:rPr>
-              <w:t>Des retours de plateau, placés hors des zones où l'on joue au sol</w:t>
-            </w:r>
-          </w:p>
-        </w:tc>
-        <w:tc>
-          <w:tcPr>
-            <w:tcW w:w="4309" w:type="dxa"/>
-          </w:tcPr>
-          <w:p>
-            <w:pPr>
-              <w:spacing w:after="60"/>
-            </w:pPr>
-            <w:r>
-              <w:rPr>
-                <w:sz w:val="19"/>
-              </w:rPr>
-              <w:t>Plusieurs passages se jouent à genoux, notamment Les Sans-papiers.</w:t>
-            </w:r>
-          </w:p>
-        </w:tc>
-      </w:tr>
-      <w:tr>
-        <w:trPr>
-          <w:jc w:val="center"/>
-        </w:trPr>
-        <w:tc>
-          <w:tcPr>
-            <w:tcW w:w="1474" w:type="dxa"/>
-          </w:tcPr>
-          <w:p>
-            <w:pPr>
-              <w:spacing w:after="60"/>
-            </w:pPr>
-            <w:r>
-              <w:rPr>
-                <w:sz w:val="19"/>
-              </w:rPr>
-              <w:t>CONFORT</w:t>
-            </w:r>
-          </w:p>
-        </w:tc>
-        <w:tc>
-          <w:tcPr>
-            <w:tcW w:w="3628" w:type="dxa"/>
-          </w:tcPr>
-          <w:p>
-            <w:pPr>
-              <w:spacing w:after="60"/>
-            </w:pPr>
-            <w:r>
-              <w:rPr>
-                <w:b/>
-                <w:sz w:val="19"/>
-              </w:rPr>
-              <w:t>Des marques au sol discrètes, invisibles du public</w:t>
-            </w:r>
-          </w:p>
-        </w:tc>
-        <w:tc>
-          <w:tcPr>
-            <w:tcW w:w="4309" w:type="dxa"/>
-          </w:tcPr>
-          <w:p>
-            <w:pPr>
-              <w:spacing w:after="60"/>
-            </w:pPr>
-            <w:r>
-              <w:rPr>
-                <w:sz w:val="19"/>
-              </w:rPr>
-              <w:t>Pour retrouver les positions numérotées sans avoir à les chercher.</w:t>
-            </w:r>
-          </w:p>
-        </w:tc>
-      </w:tr>
-      <w:tr>
-        <w:trPr>
-          <w:jc w:val="center"/>
-        </w:trPr>
-        <w:tc>
-          <w:tcPr>
-            <w:tcW w:w="1474" w:type="dxa"/>
-          </w:tcPr>
-          <w:p>
-            <w:pPr>
-              <w:spacing w:after="60"/>
-            </w:pPr>
-            <w:r>
-              <w:rPr>
-                <w:sz w:val="19"/>
-              </w:rPr>
-              <w:t>CONFORT</w:t>
-            </w:r>
-          </w:p>
-        </w:tc>
-        <w:tc>
-          <w:tcPr>
-            <w:tcW w:w="3628" w:type="dxa"/>
-          </w:tcPr>
-          <w:p>
-            <w:pPr>
-              <w:spacing w:after="60"/>
-            </w:pPr>
-            <w:r>
-              <w:rPr>
-                <w:b/>
-                <w:sz w:val="19"/>
-              </w:rPr>
-              <w:t>Un hazer, brume légère en fond de plateau</w:t>
-            </w:r>
-          </w:p>
-        </w:tc>
-        <w:tc>
-          <w:tcPr>
-            <w:tcW w:w="4309" w:type="dxa"/>
-          </w:tcPr>
-          <w:p>
-            <w:pPr>
-              <w:spacing w:after="60"/>
-            </w:pPr>
-            <w:r>
-              <w:rPr>
-                <w:sz w:val="19"/>
-              </w:rPr>
-              <w:t>Pour donner du corps aux faisceaux et rendre les douches visibles dans l'air.</w:t>
-            </w:r>
-          </w:p>
-        </w:tc>
-      </w:tr>
-      <w:tr>
-        <w:trPr>
-          <w:jc w:val="center"/>
-        </w:trPr>
-        <w:tc>
-          <w:tcPr>
-            <w:tcW w:w="1474" w:type="dxa"/>
-          </w:tcPr>
-          <w:p>
-            <w:pPr>
-              <w:spacing w:after="60"/>
-            </w:pPr>
-            <w:r>
-              <w:rPr>
+                <w:color w:val="3B6B50"/>
                 <w:sz w:val="19"/>
               </w:rPr>
               <w:t>À CALER</w:t>
@@ -1613,7 +1715,8 @@
         </w:tc>
         <w:tc>
           <w:tcPr>
-            <w:tcW w:w="3628" w:type="dxa"/>
+            <w:tcW w:w="3742" w:type="dxa"/>
+            <w:shd w:val="clear" w:color="auto" w:fill="EDEFEC"/>
           </w:tcPr>
           <w:p>
             <w:pPr>
@@ -1630,7 +1733,8 @@
         </w:tc>
         <w:tc>
           <w:tcPr>
-            <w:tcW w:w="4309" w:type="dxa"/>
+            <w:tcW w:w="4365" w:type="dxa"/>
+            <w:shd w:val="clear" w:color="auto" w:fill="EDEFEC"/>
           </w:tcPr>
           <w:p>
             <w:pPr>
@@ -1645,15 +1749,74 @@
           </w:p>
         </w:tc>
       </w:tr>
+      <w:tr>
+        <w:trPr>
+          <w:jc w:val="center"/>
+        </w:trPr>
+        <w:tc>
+          <w:tcPr>
+            <w:tcW w:w="1531" w:type="dxa"/>
+            <w:shd w:val="clear" w:color="auto" w:fill="EFE8F4"/>
+          </w:tcPr>
+          <w:p>
+            <w:pPr>
+              <w:spacing w:after="60"/>
+            </w:pPr>
+            <w:r>
+              <w:rPr>
+                <w:b/>
+                <w:color w:val="5B3E7E"/>
+                <w:sz w:val="19"/>
+              </w:rPr>
+              <w:t>VOTRE AVIS</w:t>
+            </w:r>
+          </w:p>
+        </w:tc>
+        <w:tc>
+          <w:tcPr>
+            <w:tcW w:w="3742" w:type="dxa"/>
+            <w:shd w:val="clear" w:color="auto" w:fill="EFE8F4"/>
+          </w:tcPr>
+          <w:p>
+            <w:pPr>
+              <w:spacing w:after="60"/>
+            </w:pPr>
+            <w:r>
+              <w:rPr>
+                <w:b/>
+                <w:sz w:val="19"/>
+              </w:rPr>
+              <w:t>Ce que vous, vous me proposeriez</w:t>
+            </w:r>
+          </w:p>
+        </w:tc>
+        <w:tc>
+          <w:tcPr>
+            <w:tcW w:w="4365" w:type="dxa"/>
+            <w:shd w:val="clear" w:color="auto" w:fill="EFE8F4"/>
+          </w:tcPr>
+          <w:p>
+            <w:pPr>
+              <w:spacing w:after="60"/>
+            </w:pPr>
+            <w:r>
+              <w:rPr>
+                <w:sz w:val="19"/>
+              </w:rPr>
+              <w:t>Ce tableau dit mes idées. Si vous voyez autre chose qui servirait mieux ce spectacle, ou dont vous disposez déjà et auquel je n'ai pas pensé, je suis tout ouïe : c'est vous le professionnel.</w:t>
+            </w:r>
+          </w:p>
+        </w:tc>
+      </w:tr>
     </w:tbl>
     <w:p>
       <w:pPr>
-        <w:spacing w:after="120"/>
+        <w:spacing w:after="100"/>
       </w:pPr>
     </w:p>
     <w:p>
       <w:pPr>
-        <w:spacing w:before="280" w:after="80"/>
+        <w:spacing w:before="240" w:after="100"/>
       </w:pPr>
       <w:r>
         <w:rPr>
@@ -1667,24 +1830,115 @@
     </w:p>
     <w:tbl>
       <w:tblPr>
-        <w:tblStyle w:val="Grilledutableau"/>
         <w:tblW w:w="0" w:type="auto"/>
         <w:jc w:val="center"/>
+        <w:tblBorders>
+          <w:top w:val="single" w:sz="8" w:space="0" w:color="8A9099"/>
+          <w:left w:val="single" w:sz="8" w:space="0" w:color="8A9099"/>
+          <w:bottom w:val="single" w:sz="8" w:space="0" w:color="8A9099"/>
+          <w:right w:val="single" w:sz="8" w:space="0" w:color="8A9099"/>
+          <w:insideH w:val="dotted" w:sz="6" w:space="0" w:color="AEB4BE"/>
+          <w:insideV w:val="nil"/>
+        </w:tblBorders>
         <w:tblLook w:val="04A0" w:firstRow="1" w:lastRow="0" w:firstColumn="1" w:lastColumn="0" w:noHBand="0" w:noVBand="1"/>
       </w:tblPr>
       <w:tblGrid>
-        <w:gridCol w:w="9411"/>
+        <w:gridCol w:w="9638"/>
       </w:tblGrid>
       <w:tr>
         <w:trPr>
-          <w:trHeight w:hRule="exact" w:val="13345"/>
+          <w:trHeight w:hRule="exact" w:val="520"/>
           <w:jc w:val="center"/>
         </w:trPr>
         <w:tc>
           <w:tcPr>
-            <w:tcW w:w="9411" w:type="dxa"/>
-          </w:tcPr>
-          <w:p/>
+            <w:tcW w:w="9638" w:type="dxa"/>
+          </w:tcPr>
+          <w:p>
+            <w:pPr>
+              <w:spacing w:before="80" w:after="80"/>
+            </w:pPr>
+          </w:p>
+        </w:tc>
+      </w:tr>
+      <w:tr>
+        <w:trPr>
+          <w:trHeight w:hRule="exact" w:val="520"/>
+          <w:jc w:val="center"/>
+        </w:trPr>
+        <w:tc>
+          <w:tcPr>
+            <w:tcW w:w="9638" w:type="dxa"/>
+          </w:tcPr>
+          <w:p>
+            <w:pPr>
+              <w:spacing w:before="80" w:after="80"/>
+            </w:pPr>
+          </w:p>
+        </w:tc>
+      </w:tr>
+      <w:tr>
+        <w:trPr>
+          <w:trHeight w:hRule="exact" w:val="520"/>
+          <w:jc w:val="center"/>
+        </w:trPr>
+        <w:tc>
+          <w:tcPr>
+            <w:tcW w:w="9638" w:type="dxa"/>
+          </w:tcPr>
+          <w:p>
+            <w:pPr>
+              <w:spacing w:before="80" w:after="80"/>
+            </w:pPr>
+          </w:p>
+        </w:tc>
+      </w:tr>
+      <w:tr>
+        <w:trPr>
+          <w:trHeight w:hRule="exact" w:val="520"/>
+          <w:jc w:val="center"/>
+        </w:trPr>
+        <w:tc>
+          <w:tcPr>
+            <w:tcW w:w="9638" w:type="dxa"/>
+          </w:tcPr>
+          <w:p>
+            <w:pPr>
+              <w:spacing w:before="80" w:after="80"/>
+            </w:pPr>
+          </w:p>
+        </w:tc>
+      </w:tr>
+      <w:tr>
+        <w:trPr>
+          <w:trHeight w:hRule="exact" w:val="520"/>
+          <w:jc w:val="center"/>
+        </w:trPr>
+        <w:tc>
+          <w:tcPr>
+            <w:tcW w:w="9638" w:type="dxa"/>
+          </w:tcPr>
+          <w:p>
+            <w:pPr>
+              <w:spacing w:before="80" w:after="80"/>
+            </w:pPr>
+          </w:p>
+        </w:tc>
+      </w:tr>
+      <w:tr>
+        <w:trPr>
+          <w:trHeight w:hRule="exact" w:val="520"/>
+          <w:jc w:val="center"/>
+        </w:trPr>
+        <w:tc>
+          <w:tcPr>
+            <w:tcW w:w="9638" w:type="dxa"/>
+          </w:tcPr>
+          <w:p>
+            <w:pPr>
+              <w:spacing w:before="80" w:after="80"/>
+            </w:pPr>
+          </w:p>
         </w:tc>
       </w:tr>
     </w:tbl>
@@ -1693,16 +1947,39 @@
         <w:spacing w:after="80"/>
       </w:pPr>
     </w:p>
-    <w:p/>
+    <w:p>
+      <w:r>
+        <w:br w:type="page"/>
+      </w:r>
+    </w:p>
     <w:p>
       <w:pPr>
         <w:pStyle w:val="Titre1"/>
       </w:pPr>
-      <w:bookmarkStart w:id="2" w:name="_Toc238713381"/>
+      <w:bookmarkStart w:id="4" w:name="son"/>
+      <w:bookmarkStart w:id="5" w:name="_Toc238716196"/>
       <w:r>
+        <w:lastRenderedPageBreak/>
         <w:t>Son</w:t>
       </w:r>
-      <w:bookmarkEnd w:id="2"/>
+      <w:bookmarkEnd w:id="4"/>
+      <w:bookmarkEnd w:id="5"/>
+    </w:p>
+    <w:p>
+      <w:pPr>
+        <w:spacing w:after="180"/>
+      </w:pPr>
+      <w:hyperlink w:anchor="sommaire">
+        <w:r>
+          <w:rPr>
+            <w:i/>
+            <w:color w:val="2D5586"/>
+            <w:sz w:val="18"/>
+            <w:u w:val="single"/>
+          </w:rPr>
+          <w:t>↑  revenir au sommaire</w:t>
+        </w:r>
+      </w:hyperlink>
     </w:p>
     <w:p>
       <w:r>
@@ -1726,7 +2003,7 @@
       </w:tblPr>
       <w:tblGrid>
         <w:gridCol w:w="2381"/>
-        <w:gridCol w:w="7030"/>
+        <w:gridCol w:w="7257"/>
       </w:tblGrid>
       <w:tr>
         <w:trPr>
@@ -1735,6 +2012,7 @@
         <w:tc>
           <w:tcPr>
             <w:tcW w:w="2381" w:type="dxa"/>
+            <w:shd w:val="clear" w:color="auto" w:fill="F2F1EE"/>
           </w:tcPr>
           <w:p>
             <w:r>
@@ -1749,7 +2027,8 @@
         </w:tc>
         <w:tc>
           <w:tcPr>
-            <w:tcW w:w="7030" w:type="dxa"/>
+            <w:tcW w:w="7257" w:type="dxa"/>
+            <w:shd w:val="clear" w:color="auto" w:fill="F2F1EE"/>
           </w:tcPr>
           <w:p>
             <w:r>
@@ -1786,7 +2065,7 @@
         </w:tc>
         <w:tc>
           <w:tcPr>
-            <w:tcW w:w="7030" w:type="dxa"/>
+            <w:tcW w:w="7257" w:type="dxa"/>
           </w:tcPr>
           <w:p>
             <w:pPr>
@@ -1824,7 +2103,7 @@
         </w:tc>
         <w:tc>
           <w:tcPr>
-            <w:tcW w:w="7030" w:type="dxa"/>
+            <w:tcW w:w="7257" w:type="dxa"/>
           </w:tcPr>
           <w:p>
             <w:pPr>
@@ -1861,7 +2140,7 @@
         </w:tc>
         <w:tc>
           <w:tcPr>
-            <w:tcW w:w="7030" w:type="dxa"/>
+            <w:tcW w:w="7257" w:type="dxa"/>
           </w:tcPr>
           <w:p>
             <w:pPr>
@@ -1899,7 +2178,7 @@
         </w:tc>
         <w:tc>
           <w:tcPr>
-            <w:tcW w:w="7030" w:type="dxa"/>
+            <w:tcW w:w="7257" w:type="dxa"/>
           </w:tcPr>
           <w:p>
             <w:pPr>
@@ -1909,7 +2188,7 @@
               <w:rPr>
                 <w:sz w:val="19"/>
               </w:rPr>
-              <w:t>Même modèle, allumés et réglés, disponibles en coulisse pendant toute la durée du spectacle. L'échange doit pouvoir se faire en quelques secondes, pendant que la musique continue.</w:t>
+              <w:t>Même modèle, allumés et réglés, disponibles en coulisse pendant toute la durée du spectacle.</w:t>
             </w:r>
           </w:p>
         </w:tc>
@@ -1936,7 +2215,7 @@
         </w:tc>
         <w:tc>
           <w:tcPr>
-            <w:tcW w:w="7030" w:type="dxa"/>
+            <w:tcW w:w="7257" w:type="dxa"/>
           </w:tcPr>
           <w:p>
             <w:pPr>
@@ -1974,7 +2253,7 @@
         </w:tc>
         <w:tc>
           <w:tcPr>
-            <w:tcW w:w="7030" w:type="dxa"/>
+            <w:tcW w:w="7257" w:type="dxa"/>
           </w:tcPr>
           <w:p>
             <w:pPr>
@@ -1984,7 +2263,7 @@
               <w:rPr>
                 <w:sz w:val="19"/>
               </w:rPr>
-              <w:t>Un par chanteur, pour y poser son micro avant l'entrée et le retrouver au même endroit en sortant. Aucun pied sur le plateau.</w:t>
+              <w:t>Un par chanteur, pour y poser son micro avant l'entrée. Aucun pied sur le plateau.</w:t>
             </w:r>
           </w:p>
         </w:tc>
@@ -1992,30 +2271,58 @@
     </w:tbl>
     <w:p>
       <w:pPr>
-        <w:spacing w:after="120"/>
+        <w:spacing w:after="100"/>
       </w:pPr>
     </w:p>
+    <w:tbl>
+      <w:tblPr>
+        <w:tblW w:w="0" w:type="auto"/>
+        <w:jc w:val="center"/>
+        <w:tblLook w:val="04A0" w:firstRow="1" w:lastRow="0" w:firstColumn="1" w:lastColumn="0" w:noHBand="0" w:noVBand="1"/>
+      </w:tblPr>
+      <w:tblGrid>
+        <w:gridCol w:w="9638"/>
+      </w:tblGrid>
+      <w:tr>
+        <w:trPr>
+          <w:jc w:val="center"/>
+        </w:trPr>
+        <w:tc>
+          <w:tcPr>
+            <w:tcW w:w="9638" w:type="dxa"/>
+            <w:tcBorders>
+              <w:top w:val="nil"/>
+              <w:left w:val="single" w:sz="18" w:space="0" w:color="8A2B2B"/>
+              <w:bottom w:val="nil"/>
+              <w:right w:val="nil"/>
+            </w:tcBorders>
+            <w:shd w:val="clear" w:color="auto" w:fill="FBF7F6"/>
+          </w:tcPr>
+          <w:p>
+            <w:pPr>
+              <w:spacing w:before="120" w:after="120"/>
+            </w:pPr>
+            <w:r>
+              <w:rPr>
+                <w:b/>
+                <w:color w:val="8A2B2B"/>
+              </w:rPr>
+              <w:t xml:space="preserve">Pourquoi le micro main plutôt que le serre-tête. </w:t>
+            </w:r>
+            <w:r>
+              <w:t>Ce medley tient à la fois de la comédie musicale et du concert : il y a du jeu, des déplacements, des personnages. Le serre-tête donnerait davantage de liberté aux mains, mais il demande un réglage précis voix par voix et un temps de pose dont nous ne disposerons sans doute pas. Le micro main est plus simple et plus sûr, et il laisse chaque chanteur doser lui-même son niveau en jouant sur la distance. Cela dit, si vous êtes bien équipés en serre-têtes et que vous les jugez préférables ici, dites-le-moi : je</w:t>
+            </w:r>
+            <w:r>
+              <w:t xml:space="preserve"> suivrai vos conseils.</w:t>
+            </w:r>
+          </w:p>
+        </w:tc>
+      </w:tr>
+    </w:tbl>
     <w:p>
       <w:pPr>
-        <w:pBdr>
-          <w:left w:val="single" w:sz="18" w:space="10" w:color="8A2B2B"/>
-        </w:pBdr>
-        <w:spacing w:before="160" w:after="200"/>
-        <w:ind w:left="283" w:right="113"/>
+        <w:spacing w:after="80"/>
       </w:pPr>
-      <w:r>
-        <w:rPr>
-          <w:b/>
-          <w:color w:val="8A2B2B"/>
-        </w:rPr>
-        <w:t xml:space="preserve">Pourquoi le micro main plutôt que le serre-tête. </w:t>
-      </w:r>
-      <w:r>
-        <w:t>Ce medley tient à la fois de la comédie musicale et du concert : il y a du jeu, des déplacements, des personnages. Le serre-tête donnerait davantage de liberté aux mains, mais il demande un réglage précis voix par voix et un temps de pose dont nous ne disposerons sans doute pas. Le micro main est plus simple et plus sûr, et il laisse chaque chanteur doser lui-même son niveau en jouant sur la distance, ce qui compte beaucoup avec six voix de puissances très différentes. Cela dit, si vous êtes bien équipés en</w:t>
-      </w:r>
-      <w:r>
-        <w:t xml:space="preserve"> serre-têtes et que vous les jugez préférables ici, dites-le-moi : je suivrai vos conseils.</w:t>
-      </w:r>
     </w:p>
     <w:p>
       <w:pPr>
@@ -2027,7 +2334,7 @@
     </w:p>
     <w:p>
       <w:r>
-        <w:t>La bande couvre l'intégralité des 26 min 50. Un seul départ, aucune relance. Deux options, selon qu'un écran soit disponible ou non.</w:t>
+        <w:t>La bande couvre l'intégralité des 26 min 50. Un seul départ, aucune relance.</w:t>
       </w:r>
     </w:p>
     <w:tbl>
@@ -2039,7 +2346,7 @@
       </w:tblPr>
       <w:tblGrid>
         <w:gridCol w:w="2041"/>
-        <w:gridCol w:w="7370"/>
+        <w:gridCol w:w="7597"/>
       </w:tblGrid>
       <w:tr>
         <w:trPr>
@@ -2048,6 +2355,7 @@
         <w:tc>
           <w:tcPr>
             <w:tcW w:w="2041" w:type="dxa"/>
+            <w:shd w:val="clear" w:color="auto" w:fill="F2F1EE"/>
           </w:tcPr>
           <w:p>
             <w:r>
@@ -2062,7 +2370,8 @@
         </w:tc>
         <w:tc>
           <w:tcPr>
-            <w:tcW w:w="7370" w:type="dxa"/>
+            <w:tcW w:w="7597" w:type="dxa"/>
+            <w:shd w:val="clear" w:color="auto" w:fill="F2F1EE"/>
           </w:tcPr>
           <w:p>
             <w:r>
@@ -2083,6 +2392,7 @@
         <w:tc>
           <w:tcPr>
             <w:tcW w:w="2041" w:type="dxa"/>
+            <w:shd w:val="clear" w:color="auto" w:fill="FBF0DC"/>
           </w:tcPr>
           <w:p>
             <w:pPr>
@@ -2091,6 +2401,7 @@
             <w:r>
               <w:rPr>
                 <w:b/>
+                <w:color w:val="8A6312"/>
                 <w:sz w:val="19"/>
               </w:rPr>
               <w:t>A — avec écran</w:t>
@@ -2099,7 +2410,8 @@
         </w:tc>
         <w:tc>
           <w:tcPr>
-            <w:tcW w:w="7370" w:type="dxa"/>
+            <w:tcW w:w="7597" w:type="dxa"/>
+            <w:shd w:val="clear" w:color="auto" w:fill="FBF0DC"/>
           </w:tcPr>
           <w:p>
             <w:pPr>
@@ -2109,7 +2421,7 @@
               <w:rPr>
                 <w:sz w:val="19"/>
               </w:rPr>
-              <w:t>Un fichier unique réunissant l'image et le son : MP4, H.264, 1920 × 1080, 25 images par seconde, débit élevé, audio en 48 kHz. Image et son voyageant ensemble, la synchronisation est acquise par construction. Si votre régie préfère un autre format, dites-le-moi et je m'adapte.</w:t>
+              <w:t>Un fichier unique réunissant l'image et le son : MP4, H.264, 1920 × 1080, 25 images par seconde, débit élevé, audio en 48 kHz. La synchronisation est acquise par construction. Si votre régie préfère un autre format, dites-le-moi et je m'adapte.</w:t>
             </w:r>
           </w:p>
         </w:tc>
@@ -2121,6 +2433,7 @@
         <w:tc>
           <w:tcPr>
             <w:tcW w:w="2041" w:type="dxa"/>
+            <w:shd w:val="clear" w:color="auto" w:fill="E7F0F8"/>
           </w:tcPr>
           <w:p>
             <w:pPr>
@@ -2129,6 +2442,7 @@
             <w:r>
               <w:rPr>
                 <w:b/>
+                <w:color w:val="2D5586"/>
                 <w:sz w:val="19"/>
               </w:rPr>
               <w:t>B — sans écran</w:t>
@@ -2137,7 +2451,8 @@
         </w:tc>
         <w:tc>
           <w:tcPr>
-            <w:tcW w:w="7370" w:type="dxa"/>
+            <w:tcW w:w="7597" w:type="dxa"/>
+            <w:shd w:val="clear" w:color="auto" w:fill="E7F0F8"/>
           </w:tcPr>
           <w:p>
             <w:pPr>
@@ -2147,7 +2462,7 @@
               <w:rPr>
                 <w:sz w:val="19"/>
               </w:rPr>
-              <w:t>Un fichier audio unique, en WAV 24 bits. Sans écran, pas de vidéo.</w:t>
+              <w:t>Un fichier audio unique, en WAV 24 bits.</w:t>
             </w:r>
           </w:p>
         </w:tc>
@@ -2155,12 +2470,12 @@
     </w:tbl>
     <w:p>
       <w:pPr>
-        <w:spacing w:after="120"/>
+        <w:spacing w:after="100"/>
       </w:pPr>
     </w:p>
     <w:p>
       <w:r>
-        <w:t>Dans les deux cas, j'apporte également une clé USB de secours le jour du spectacle. Le fichier définitif vous sera envoyé environ une semaine avant.</w:t>
+        <w:t>Dans les deux cas, j'apporte une clé USB de secours le jour du spectacle. Le fichier définitif vous sera envoyé environ une semaine avant.</w:t>
       </w:r>
     </w:p>
     <w:p>
@@ -2174,12 +2489,12 @@
     </w:p>
     <w:p>
       <w:r>
-        <w:t>Des retours de plateau me conviennent parfaitement. Si vous travaillez plutôt en oreillettes dans cette salle, je suivrai vos conseils. Un point d'attention sur leur emplacement : la mise en scène comporte des moments où plusieurs chanteurs se mettent à genoux ou au sol. Il faudrait les placer de façon qu'ils ne masquent personne à ces instants-là.</w:t>
+        <w:t>Des retours de plateau me conviennent parfaitement. Si vous travaillez plutôt en oreillettes dans cette salle, je suivrai vos conseils. Un point d'attention sur leur emplacement : la mise en scène comporte des moments où plusieurs chanteurs se mettent à genoux ou au sol.</w:t>
       </w:r>
     </w:p>
     <w:p>
       <w:pPr>
-        <w:spacing w:before="280" w:after="80"/>
+        <w:spacing w:before="240" w:after="100"/>
       </w:pPr>
       <w:r>
         <w:rPr>
@@ -2193,24 +2508,131 @@
     </w:p>
     <w:tbl>
       <w:tblPr>
-        <w:tblStyle w:val="Grilledutableau"/>
         <w:tblW w:w="0" w:type="auto"/>
         <w:jc w:val="center"/>
+        <w:tblBorders>
+          <w:top w:val="single" w:sz="8" w:space="0" w:color="8A9099"/>
+          <w:left w:val="single" w:sz="8" w:space="0" w:color="8A9099"/>
+          <w:bottom w:val="single" w:sz="8" w:space="0" w:color="8A9099"/>
+          <w:right w:val="single" w:sz="8" w:space="0" w:color="8A9099"/>
+          <w:insideH w:val="dotted" w:sz="6" w:space="0" w:color="AEB4BE"/>
+          <w:insideV w:val="nil"/>
+        </w:tblBorders>
         <w:tblLook w:val="04A0" w:firstRow="1" w:lastRow="0" w:firstColumn="1" w:lastColumn="0" w:noHBand="0" w:noVBand="1"/>
       </w:tblPr>
       <w:tblGrid>
-        <w:gridCol w:w="9411"/>
+        <w:gridCol w:w="9638"/>
       </w:tblGrid>
       <w:tr>
         <w:trPr>
-          <w:trHeight w:hRule="exact" w:val="3000"/>
+          <w:trHeight w:hRule="exact" w:val="520"/>
           <w:jc w:val="center"/>
         </w:trPr>
         <w:tc>
           <w:tcPr>
-            <w:tcW w:w="9411" w:type="dxa"/>
-          </w:tcPr>
-          <w:p/>
+            <w:tcW w:w="9638" w:type="dxa"/>
+          </w:tcPr>
+          <w:p>
+            <w:pPr>
+              <w:spacing w:before="80" w:after="80"/>
+            </w:pPr>
+          </w:p>
+        </w:tc>
+      </w:tr>
+      <w:tr>
+        <w:trPr>
+          <w:trHeight w:hRule="exact" w:val="520"/>
+          <w:jc w:val="center"/>
+        </w:trPr>
+        <w:tc>
+          <w:tcPr>
+            <w:tcW w:w="9638" w:type="dxa"/>
+          </w:tcPr>
+          <w:p>
+            <w:pPr>
+              <w:spacing w:before="80" w:after="80"/>
+            </w:pPr>
+          </w:p>
+        </w:tc>
+      </w:tr>
+      <w:tr>
+        <w:trPr>
+          <w:trHeight w:hRule="exact" w:val="520"/>
+          <w:jc w:val="center"/>
+        </w:trPr>
+        <w:tc>
+          <w:tcPr>
+            <w:tcW w:w="9638" w:type="dxa"/>
+          </w:tcPr>
+          <w:p>
+            <w:pPr>
+              <w:spacing w:before="80" w:after="80"/>
+            </w:pPr>
+          </w:p>
+        </w:tc>
+      </w:tr>
+      <w:tr>
+        <w:trPr>
+          <w:trHeight w:hRule="exact" w:val="520"/>
+          <w:jc w:val="center"/>
+        </w:trPr>
+        <w:tc>
+          <w:tcPr>
+            <w:tcW w:w="9638" w:type="dxa"/>
+          </w:tcPr>
+          <w:p>
+            <w:pPr>
+              <w:spacing w:before="80" w:after="80"/>
+            </w:pPr>
+          </w:p>
+        </w:tc>
+      </w:tr>
+      <w:tr>
+        <w:trPr>
+          <w:trHeight w:hRule="exact" w:val="520"/>
+          <w:jc w:val="center"/>
+        </w:trPr>
+        <w:tc>
+          <w:tcPr>
+            <w:tcW w:w="9638" w:type="dxa"/>
+          </w:tcPr>
+          <w:p>
+            <w:pPr>
+              <w:spacing w:before="80" w:after="80"/>
+            </w:pPr>
+          </w:p>
+        </w:tc>
+      </w:tr>
+      <w:tr>
+        <w:trPr>
+          <w:trHeight w:hRule="exact" w:val="520"/>
+          <w:jc w:val="center"/>
+        </w:trPr>
+        <w:tc>
+          <w:tcPr>
+            <w:tcW w:w="9638" w:type="dxa"/>
+          </w:tcPr>
+          <w:p>
+            <w:pPr>
+              <w:spacing w:before="80" w:after="80"/>
+            </w:pPr>
+          </w:p>
+        </w:tc>
+      </w:tr>
+      <w:tr>
+        <w:trPr>
+          <w:trHeight w:hRule="exact" w:val="520"/>
+          <w:jc w:val="center"/>
+        </w:trPr>
+        <w:tc>
+          <w:tcPr>
+            <w:tcW w:w="9638" w:type="dxa"/>
+          </w:tcPr>
+          <w:p>
+            <w:pPr>
+              <w:spacing w:before="80" w:after="80"/>
+            </w:pPr>
+          </w:p>
         </w:tc>
       </w:tr>
     </w:tbl>
@@ -2219,16 +2641,39 @@
         <w:spacing w:after="80"/>
       </w:pPr>
     </w:p>
-    <w:p/>
+    <w:p>
+      <w:r>
+        <w:br w:type="page"/>
+      </w:r>
+    </w:p>
     <w:p>
       <w:pPr>
         <w:pStyle w:val="Titre1"/>
       </w:pPr>
-      <w:bookmarkStart w:id="3" w:name="_Toc238713382"/>
+      <w:bookmarkStart w:id="6" w:name="plateau"/>
+      <w:bookmarkStart w:id="7" w:name="_Toc238716197"/>
       <w:r>
+        <w:lastRenderedPageBreak/>
         <w:t>Plateau</w:t>
       </w:r>
-      <w:bookmarkEnd w:id="3"/>
+      <w:bookmarkEnd w:id="6"/>
+      <w:bookmarkEnd w:id="7"/>
+    </w:p>
+    <w:p>
+      <w:pPr>
+        <w:spacing w:after="180"/>
+      </w:pPr>
+      <w:hyperlink w:anchor="sommaire">
+        <w:r>
+          <w:rPr>
+            <w:i/>
+            <w:color w:val="2D5586"/>
+            <w:sz w:val="18"/>
+            <w:u w:val="single"/>
+          </w:rPr>
+          <w:t>↑  revenir au sommaire</w:t>
+        </w:r>
+      </w:hyperlink>
     </w:p>
     <w:p>
       <w:r>
@@ -2253,17 +2698,16 @@
     </w:p>
     <w:p>
       <w:pPr>
-        <w:spacing w:before="120" w:after="40"/>
+        <w:spacing w:before="100" w:after="40"/>
         <w:jc w:val="center"/>
       </w:pPr>
       <w:r>
         <w:rPr>
           <w:noProof/>
         </w:rPr>
-        <w:lastRenderedPageBreak/>
         <w:drawing>
-          <wp:inline distT="0" distB="0" distL="0" distR="0" wp14:anchorId="445A82A3" wp14:editId="5F528912">
-            <wp:extent cx="4860000" cy="3836443"/>
+          <wp:inline distT="0" distB="0" distL="0" distR="0" wp14:anchorId="3C920908" wp14:editId="49715198">
+            <wp:extent cx="4680000" cy="3694353"/>
             <wp:effectExtent l="0" t="0" r="0" b="0"/>
             <wp:docPr id="1" name="Picture 1"/>
             <wp:cNvGraphicFramePr>
@@ -2285,154 +2729,7 @@
                   <pic:spPr>
                     <a:xfrm>
                       <a:off x="0" y="0"/>
-                      <a:ext cx="4860000" cy="3836443"/>
-                    </a:xfrm>
-                    <a:prstGeom prst="rect">
-                      <a:avLst/>
-                    </a:prstGeom>
-                  </pic:spPr>
-                </pic:pic>
-              </a:graphicData>
-            </a:graphic>
-          </wp:inline>
-        </w:drawing>
-      </w:r>
-    </w:p>
-    <w:p>
-      <w:pPr>
-        <w:spacing w:after="200"/>
-        <w:jc w:val="center"/>
-      </w:pPr>
-      <w:r>
-        <w:rPr>
-          <w:i/>
-          <w:color w:val="666B76"/>
-          <w:sz w:val="17"/>
-        </w:rPr>
-        <w:t>Plateau vu de dessus, à l'échelle sur les 14 m d'ouverture d'exploitation. Zone représentée : les 10 premiers mètres, sur 13,70 m de profondeur totale. Répartition indicative, à ajuster ensemble.</w:t>
-      </w:r>
-    </w:p>
-    <w:p>
-      <w:r>
-        <w:t>Sept points me semblent suffire, mais ce nombre est à ajuster selon vos moyens. Des marques au sol discrètes, invisibles du public, permettraient à chacun de retrouver sa place sans la chercher : cela fait partie du spectacle, ce n'est pas un confort.</w:t>
-      </w:r>
-    </w:p>
-    <w:p>
-      <w:pPr>
-        <w:pBdr>
-          <w:left w:val="single" w:sz="18" w:space="10" w:color="2D5586"/>
-        </w:pBdr>
-        <w:spacing w:before="160" w:after="200"/>
-        <w:ind w:left="283" w:right="113"/>
-      </w:pPr>
-      <w:r>
-        <w:rPr>
-          <w:b/>
-          <w:color w:val="2D5586"/>
-        </w:rPr>
-        <w:t xml:space="preserve">À suivre : </w:t>
-      </w:r>
-      <w:r>
-        <w:t>le plan de placement titre par titre, indiquant qui se trouve sur quelle position à chaque moment, vous sera transmis avec la conduite complète.</w:t>
-      </w:r>
-    </w:p>
-    <w:p>
-      <w:pPr>
-        <w:spacing w:before="280" w:after="80"/>
-      </w:pPr>
-      <w:r>
-        <w:rPr>
-          <w:b/>
-          <w:color w:val="666B76"/>
-          <w:spacing w:val="60"/>
-          <w:sz w:val="18"/>
-        </w:rPr>
-        <w:t>VOS NOTES</w:t>
-      </w:r>
-    </w:p>
-    <w:tbl>
-      <w:tblPr>
-        <w:tblStyle w:val="Grilledutableau"/>
-        <w:tblW w:w="0" w:type="auto"/>
-        <w:jc w:val="center"/>
-        <w:tblLook w:val="04A0" w:firstRow="1" w:lastRow="0" w:firstColumn="1" w:lastColumn="0" w:noHBand="0" w:noVBand="1"/>
-      </w:tblPr>
-      <w:tblGrid>
-        <w:gridCol w:w="9411"/>
-      </w:tblGrid>
-      <w:tr>
-        <w:trPr>
-          <w:trHeight w:hRule="exact" w:val="3000"/>
-          <w:jc w:val="center"/>
-        </w:trPr>
-        <w:tc>
-          <w:tcPr>
-            <w:tcW w:w="9411" w:type="dxa"/>
-          </w:tcPr>
-          <w:p/>
-        </w:tc>
-      </w:tr>
-    </w:tbl>
-    <w:p>
-      <w:pPr>
-        <w:spacing w:after="80"/>
-      </w:pPr>
-    </w:p>
-    <w:p>
-      <w:r>
-        <w:br w:type="page"/>
-      </w:r>
-    </w:p>
-    <w:p>
-      <w:pPr>
-        <w:pStyle w:val="Titre1"/>
-      </w:pPr>
-      <w:bookmarkStart w:id="4" w:name="_Toc238713383"/>
-      <w:r>
-        <w:lastRenderedPageBreak/>
-        <w:t>Lumière</w:t>
-      </w:r>
-      <w:bookmarkEnd w:id="4"/>
-    </w:p>
-    <w:p>
-      <w:r>
-        <w:t>C'est le domaine où votre expérience me sera la plus précieuse. Le medley traverse quatre univers très différents. Les images qui suivent disent l'intention ; vous saurez mieux que moi comment l'obtenir dans cette salle. La conduite complète, avec les tops écrits en repères audibles, suivra dans un document séparé : j'estime l'ensemble entre 30 et 45 états.</w:t>
-      </w:r>
-    </w:p>
-    <w:p>
-      <w:pPr>
-        <w:spacing w:before="120" w:after="40"/>
-        <w:jc w:val="center"/>
-      </w:pPr>
-      <w:r>
-        <w:rPr>
-          <w:noProof/>
-        </w:rPr>
-        <w:drawing>
-          <wp:inline distT="0" distB="0" distL="0" distR="0" wp14:anchorId="7C6159EB" wp14:editId="3DC3792B">
-            <wp:extent cx="3960000" cy="2212650"/>
-            <wp:effectExtent l="0" t="0" r="0" b="0"/>
-            <wp:docPr id="2" name="Picture 2"/>
-            <wp:cNvGraphicFramePr>
-              <a:graphicFrameLocks xmlns:a="http://schemas.openxmlformats.org/drawingml/2006/main" noChangeAspect="1"/>
-            </wp:cNvGraphicFramePr>
-            <a:graphic xmlns:a="http://schemas.openxmlformats.org/drawingml/2006/main">
-              <a:graphicData uri="http://schemas.openxmlformats.org/drawingml/2006/picture">
-                <pic:pic xmlns:pic="http://schemas.openxmlformats.org/drawingml/2006/picture">
-                  <pic:nvPicPr>
-                    <pic:cNvPr id="0" name="fumee.jpg"/>
-                    <pic:cNvPicPr/>
-                  </pic:nvPicPr>
-                  <pic:blipFill>
-                    <a:blip r:embed="rId9"/>
-                    <a:stretch>
-                      <a:fillRect/>
-                    </a:stretch>
-                  </pic:blipFill>
-                  <pic:spPr>
-                    <a:xfrm>
-                      <a:off x="0" y="0"/>
-                      <a:ext cx="3960000" cy="2212650"/>
+                      <a:ext cx="4680000" cy="3694353"/>
                     </a:xfrm>
                     <a:prstGeom prst="rect">
                       <a:avLst/>
@@ -2456,12 +2753,231 @@
           <w:color w:val="666B76"/>
           <w:sz w:val="17"/>
         </w:rPr>
-        <w:t>L'ouverture — noir, fumée lourde au sol, une voix seule. Les chanteurs émergent de la nappe. (0:00)</w:t>
+        <w:t>Plateau vu de dessus, à l'échelle sur les 14 m d'ouverture d'exploitation. Zone représentée : les 10 premiers mètres, sur 13,70 m de profondeur totale. Répartition indicative.</w:t>
+      </w:r>
+    </w:p>
+    <w:tbl>
+      <w:tblPr>
+        <w:tblW w:w="0" w:type="auto"/>
+        <w:jc w:val="center"/>
+        <w:tblLook w:val="04A0" w:firstRow="1" w:lastRow="0" w:firstColumn="1" w:lastColumn="0" w:noHBand="0" w:noVBand="1"/>
+      </w:tblPr>
+      <w:tblGrid>
+        <w:gridCol w:w="9638"/>
+      </w:tblGrid>
+      <w:tr>
+        <w:trPr>
+          <w:jc w:val="center"/>
+        </w:trPr>
+        <w:tc>
+          <w:tcPr>
+            <w:tcW w:w="9638" w:type="dxa"/>
+            <w:tcBorders>
+              <w:top w:val="nil"/>
+              <w:left w:val="single" w:sz="18" w:space="0" w:color="2D5586"/>
+              <w:bottom w:val="nil"/>
+              <w:right w:val="nil"/>
+            </w:tcBorders>
+            <w:shd w:val="clear" w:color="auto" w:fill="F5F8FB"/>
+          </w:tcPr>
+          <w:p>
+            <w:pPr>
+              <w:spacing w:before="120" w:after="120"/>
+            </w:pPr>
+            <w:r>
+              <w:rPr>
+                <w:b/>
+                <w:color w:val="2D5586"/>
+              </w:rPr>
+              <w:t xml:space="preserve">À suivre : </w:t>
+            </w:r>
+            <w:r>
+              <w:t>le plan de placement titre par titre, indiquant qui se trouve sur quelle position à chaque moment, vous sera transmis avec la conduite complète.</w:t>
+            </w:r>
+          </w:p>
+        </w:tc>
+      </w:tr>
+    </w:tbl>
+    <w:p>
+      <w:pPr>
+        <w:spacing w:after="80"/>
+      </w:pPr>
+    </w:p>
+    <w:p>
+      <w:pPr>
+        <w:spacing w:before="240" w:after="100"/>
+      </w:pPr>
+      <w:r>
+        <w:rPr>
+          <w:b/>
+          <w:color w:val="666B76"/>
+          <w:spacing w:val="60"/>
+          <w:sz w:val="18"/>
+        </w:rPr>
+        <w:t>VOS NOTES</w:t>
+      </w:r>
+    </w:p>
+    <w:tbl>
+      <w:tblPr>
+        <w:tblW w:w="0" w:type="auto"/>
+        <w:jc w:val="center"/>
+        <w:tblBorders>
+          <w:top w:val="single" w:sz="8" w:space="0" w:color="8A9099"/>
+          <w:left w:val="single" w:sz="8" w:space="0" w:color="8A9099"/>
+          <w:bottom w:val="single" w:sz="8" w:space="0" w:color="8A9099"/>
+          <w:right w:val="single" w:sz="8" w:space="0" w:color="8A9099"/>
+          <w:insideH w:val="dotted" w:sz="6" w:space="0" w:color="AEB4BE"/>
+          <w:insideV w:val="nil"/>
+        </w:tblBorders>
+        <w:tblLook w:val="04A0" w:firstRow="1" w:lastRow="0" w:firstColumn="1" w:lastColumn="0" w:noHBand="0" w:noVBand="1"/>
+      </w:tblPr>
+      <w:tblGrid>
+        <w:gridCol w:w="9638"/>
+      </w:tblGrid>
+      <w:tr>
+        <w:trPr>
+          <w:trHeight w:hRule="exact" w:val="520"/>
+          <w:jc w:val="center"/>
+        </w:trPr>
+        <w:tc>
+          <w:tcPr>
+            <w:tcW w:w="9638" w:type="dxa"/>
+          </w:tcPr>
+          <w:p>
+            <w:pPr>
+              <w:spacing w:before="80" w:after="80"/>
+            </w:pPr>
+          </w:p>
+        </w:tc>
+      </w:tr>
+      <w:tr>
+        <w:trPr>
+          <w:trHeight w:hRule="exact" w:val="520"/>
+          <w:jc w:val="center"/>
+        </w:trPr>
+        <w:tc>
+          <w:tcPr>
+            <w:tcW w:w="9638" w:type="dxa"/>
+          </w:tcPr>
+          <w:p>
+            <w:pPr>
+              <w:spacing w:before="80" w:after="80"/>
+            </w:pPr>
+          </w:p>
+        </w:tc>
+      </w:tr>
+      <w:tr>
+        <w:trPr>
+          <w:trHeight w:hRule="exact" w:val="520"/>
+          <w:jc w:val="center"/>
+        </w:trPr>
+        <w:tc>
+          <w:tcPr>
+            <w:tcW w:w="9638" w:type="dxa"/>
+          </w:tcPr>
+          <w:p>
+            <w:pPr>
+              <w:spacing w:before="80" w:after="80"/>
+            </w:pPr>
+          </w:p>
+        </w:tc>
+      </w:tr>
+      <w:tr>
+        <w:trPr>
+          <w:trHeight w:hRule="exact" w:val="520"/>
+          <w:jc w:val="center"/>
+        </w:trPr>
+        <w:tc>
+          <w:tcPr>
+            <w:tcW w:w="9638" w:type="dxa"/>
+          </w:tcPr>
+          <w:p>
+            <w:pPr>
+              <w:spacing w:before="80" w:after="80"/>
+            </w:pPr>
+          </w:p>
+        </w:tc>
+      </w:tr>
+      <w:tr>
+        <w:trPr>
+          <w:trHeight w:hRule="exact" w:val="520"/>
+          <w:jc w:val="center"/>
+        </w:trPr>
+        <w:tc>
+          <w:tcPr>
+            <w:tcW w:w="9638" w:type="dxa"/>
+          </w:tcPr>
+          <w:p>
+            <w:pPr>
+              <w:spacing w:before="80" w:after="80"/>
+            </w:pPr>
+          </w:p>
+        </w:tc>
+      </w:tr>
+      <w:tr>
+        <w:trPr>
+          <w:trHeight w:hRule="exact" w:val="520"/>
+          <w:jc w:val="center"/>
+        </w:trPr>
+        <w:tc>
+          <w:tcPr>
+            <w:tcW w:w="9638" w:type="dxa"/>
+          </w:tcPr>
+          <w:p>
+            <w:pPr>
+              <w:spacing w:before="80" w:after="80"/>
+            </w:pPr>
+          </w:p>
+        </w:tc>
+      </w:tr>
+    </w:tbl>
+    <w:p>
+      <w:pPr>
+        <w:spacing w:after="80"/>
+      </w:pPr>
+    </w:p>
+    <w:p>
+      <w:r>
+        <w:br w:type="page"/>
       </w:r>
     </w:p>
     <w:p>
       <w:pPr>
-        <w:spacing w:before="120" w:after="40"/>
+        <w:pStyle w:val="Titre1"/>
+      </w:pPr>
+      <w:bookmarkStart w:id="8" w:name="lumiere"/>
+      <w:bookmarkStart w:id="9" w:name="_Toc238716198"/>
+      <w:r>
+        <w:lastRenderedPageBreak/>
+        <w:t>Lumière</w:t>
+      </w:r>
+      <w:bookmarkEnd w:id="8"/>
+      <w:bookmarkEnd w:id="9"/>
+    </w:p>
+    <w:p>
+      <w:pPr>
+        <w:spacing w:after="180"/>
+      </w:pPr>
+      <w:hyperlink w:anchor="sommaire">
+        <w:r>
+          <w:rPr>
+            <w:i/>
+            <w:color w:val="2D5586"/>
+            <w:sz w:val="18"/>
+            <w:u w:val="single"/>
+          </w:rPr>
+          <w:t>↑  revenir au sommaire</w:t>
+        </w:r>
+      </w:hyperlink>
+    </w:p>
+    <w:p>
+      <w:r>
+        <w:t>C'est le domaine où votre expérience me sera la plus précieuse. Le medley traverse quatre univers très différents. Les images qui suivent disent l'intention ; vous saurez mieux que moi comment l'obtenir dans cette salle. La conduite complète, avec les tops écrits en repères audibles, suivra dans un document séparé : entre 30 et 45 états.</w:t>
+      </w:r>
+    </w:p>
+    <w:p>
+      <w:pPr>
+        <w:spacing w:before="100" w:after="40"/>
         <w:jc w:val="center"/>
       </w:pPr>
       <w:r>
@@ -2469,8 +2985,67 @@
           <w:noProof/>
         </w:rPr>
         <w:drawing>
-          <wp:inline distT="0" distB="0" distL="0" distR="0" wp14:anchorId="0F0C3693" wp14:editId="6296519C">
-            <wp:extent cx="3960000" cy="2212650"/>
+          <wp:inline distT="0" distB="0" distL="0" distR="0" wp14:anchorId="1B541E52" wp14:editId="051BEB10">
+            <wp:extent cx="3780000" cy="2112075"/>
+            <wp:effectExtent l="0" t="0" r="0" b="0"/>
+            <wp:docPr id="2" name="Picture 2"/>
+            <wp:cNvGraphicFramePr>
+              <a:graphicFrameLocks xmlns:a="http://schemas.openxmlformats.org/drawingml/2006/main" noChangeAspect="1"/>
+            </wp:cNvGraphicFramePr>
+            <a:graphic xmlns:a="http://schemas.openxmlformats.org/drawingml/2006/main">
+              <a:graphicData uri="http://schemas.openxmlformats.org/drawingml/2006/picture">
+                <pic:pic xmlns:pic="http://schemas.openxmlformats.org/drawingml/2006/picture">
+                  <pic:nvPicPr>
+                    <pic:cNvPr id="0" name="fumee.jpg"/>
+                    <pic:cNvPicPr/>
+                  </pic:nvPicPr>
+                  <pic:blipFill>
+                    <a:blip r:embed="rId9"/>
+                    <a:stretch>
+                      <a:fillRect/>
+                    </a:stretch>
+                  </pic:blipFill>
+                  <pic:spPr>
+                    <a:xfrm>
+                      <a:off x="0" y="0"/>
+                      <a:ext cx="3780000" cy="2112075"/>
+                    </a:xfrm>
+                    <a:prstGeom prst="rect">
+                      <a:avLst/>
+                    </a:prstGeom>
+                  </pic:spPr>
+                </pic:pic>
+              </a:graphicData>
+            </a:graphic>
+          </wp:inline>
+        </w:drawing>
+      </w:r>
+    </w:p>
+    <w:p>
+      <w:pPr>
+        <w:jc w:val="center"/>
+      </w:pPr>
+      <w:r>
+        <w:rPr>
+          <w:i/>
+          <w:color w:val="666B76"/>
+          <w:sz w:val="17"/>
+        </w:rPr>
+        <w:t>L'ouverture — noir, fumée lourde au sol, une voix seule. Les chanteurs émergent de la nappe. (0:00)</w:t>
+      </w:r>
+    </w:p>
+    <w:p>
+      <w:pPr>
+        <w:spacing w:before="100" w:after="40"/>
+        <w:jc w:val="center"/>
+      </w:pPr>
+      <w:r>
+        <w:rPr>
+          <w:noProof/>
+        </w:rPr>
+        <w:drawing>
+          <wp:inline distT="0" distB="0" distL="0" distR="0" wp14:anchorId="1B156BED" wp14:editId="1FDA35E5">
+            <wp:extent cx="3780000" cy="2112075"/>
             <wp:effectExtent l="0" t="0" r="0" b="0"/>
             <wp:docPr id="3" name="Picture 3"/>
             <wp:cNvGraphicFramePr>
@@ -2492,7 +3067,7 @@
                   <pic:spPr>
                     <a:xfrm>
                       <a:off x="0" y="0"/>
-                      <a:ext cx="3960000" cy="2212650"/>
+                      <a:ext cx="3780000" cy="2112075"/>
                     </a:xfrm>
                     <a:prstGeom prst="rect">
                       <a:avLst/>
@@ -2507,7 +3082,6 @@
     </w:p>
     <w:p>
       <w:pPr>
-        <w:spacing w:after="160"/>
         <w:jc w:val="center"/>
       </w:pPr>
       <w:r>
@@ -2521,7 +3095,7 @@
     </w:p>
     <w:p>
       <w:pPr>
-        <w:spacing w:before="120" w:after="40"/>
+        <w:spacing w:before="100" w:after="40"/>
         <w:jc w:val="center"/>
       </w:pPr>
       <w:r>
@@ -2529,8 +3103,8 @@
           <w:noProof/>
         </w:rPr>
         <w:drawing>
-          <wp:inline distT="0" distB="0" distL="0" distR="0" wp14:anchorId="3BC5ADF5" wp14:editId="29AF5324">
-            <wp:extent cx="3960000" cy="2212650"/>
+          <wp:inline distT="0" distB="0" distL="0" distR="0" wp14:anchorId="11526105" wp14:editId="2060B397">
+            <wp:extent cx="3780000" cy="2112075"/>
             <wp:effectExtent l="0" t="0" r="0" b="0"/>
             <wp:docPr id="4" name="Picture 4"/>
             <wp:cNvGraphicFramePr>
@@ -2552,7 +3126,7 @@
                   <pic:spPr>
                     <a:xfrm>
                       <a:off x="0" y="0"/>
-                      <a:ext cx="3960000" cy="2212650"/>
+                      <a:ext cx="3780000" cy="2112075"/>
                     </a:xfrm>
                     <a:prstGeom prst="rect">
                       <a:avLst/>
@@ -2567,7 +3141,6 @@
     </w:p>
     <w:p>
       <w:pPr>
-        <w:spacing w:after="160"/>
         <w:jc w:val="center"/>
       </w:pPr>
       <w:r>
@@ -2581,13 +3154,12 @@
     </w:p>
     <w:p>
       <w:r>
-        <w:lastRenderedPageBreak/>
         <w:br w:type="page"/>
       </w:r>
     </w:p>
     <w:p>
       <w:pPr>
-        <w:spacing w:before="120" w:after="40"/>
+        <w:spacing w:before="100" w:after="40"/>
         <w:jc w:val="center"/>
       </w:pPr>
       <w:r>
@@ -2596,8 +3168,8 @@
         </w:rPr>
         <w:lastRenderedPageBreak/>
         <w:drawing>
-          <wp:inline distT="0" distB="0" distL="0" distR="0" wp14:anchorId="46155C54" wp14:editId="3C83CA99">
-            <wp:extent cx="3960000" cy="2212650"/>
+          <wp:inline distT="0" distB="0" distL="0" distR="0" wp14:anchorId="38D6793A" wp14:editId="16F589F4">
+            <wp:extent cx="3780000" cy="2112075"/>
             <wp:effectExtent l="0" t="0" r="0" b="0"/>
             <wp:docPr id="5" name="Picture 5"/>
             <wp:cNvGraphicFramePr>
@@ -2619,7 +3191,7 @@
                   <pic:spPr>
                     <a:xfrm>
                       <a:off x="0" y="0"/>
-                      <a:ext cx="3960000" cy="2212650"/>
+                      <a:ext cx="3780000" cy="2112075"/>
                     </a:xfrm>
                     <a:prstGeom prst="rect">
                       <a:avLst/>
@@ -2634,7 +3206,6 @@
     </w:p>
     <w:p>
       <w:pPr>
-        <w:spacing w:after="160"/>
         <w:jc w:val="center"/>
       </w:pPr>
       <w:r>
@@ -2643,12 +3214,12 @@
           <w:color w:val="666B76"/>
           <w:sz w:val="17"/>
         </w:rPr>
-        <w:t>Quatre solitudes côte à côte — quatre puits à peine teintés, du noir entre eux. Les uns contre les autres (8:46)</w:t>
+        <w:t>Quatre solitudes côte à côte — quatre puits à peine teintés, du noir entre eux. (8:46)</w:t>
       </w:r>
     </w:p>
     <w:p>
       <w:pPr>
-        <w:spacing w:before="120" w:after="40"/>
+        <w:spacing w:before="100" w:after="40"/>
         <w:jc w:val="center"/>
       </w:pPr>
       <w:r>
@@ -2656,8 +3227,8 @@
           <w:noProof/>
         </w:rPr>
         <w:drawing>
-          <wp:inline distT="0" distB="0" distL="0" distR="0" wp14:anchorId="27001F62" wp14:editId="4AC0B73C">
-            <wp:extent cx="3960000" cy="2212650"/>
+          <wp:inline distT="0" distB="0" distL="0" distR="0" wp14:anchorId="64BA0DFC" wp14:editId="50B76D2A">
+            <wp:extent cx="3780000" cy="2112075"/>
             <wp:effectExtent l="0" t="0" r="0" b="0"/>
             <wp:docPr id="6" name="Picture 6"/>
             <wp:cNvGraphicFramePr>
@@ -2679,7 +3250,7 @@
                   <pic:spPr>
                     <a:xfrm>
                       <a:off x="0" y="0"/>
-                      <a:ext cx="3960000" cy="2212650"/>
+                      <a:ext cx="3780000" cy="2112075"/>
                     </a:xfrm>
                     <a:prstGeom prst="rect">
                       <a:avLst/>
@@ -2694,7 +3265,6 @@
     </w:p>
     <w:p>
       <w:pPr>
-        <w:spacing w:after="160"/>
         <w:jc w:val="center"/>
       </w:pPr>
       <w:r>
@@ -2706,28 +3276,56 @@
         <w:t>La pierre et le vitrail — or et ambre, le Moyen Âge. Le Temps des Cathédrales (10:27)</w:t>
       </w:r>
     </w:p>
+    <w:tbl>
+      <w:tblPr>
+        <w:tblW w:w="0" w:type="auto"/>
+        <w:jc w:val="center"/>
+        <w:tblLook w:val="04A0" w:firstRow="1" w:lastRow="0" w:firstColumn="1" w:lastColumn="0" w:noHBand="0" w:noVBand="1"/>
+      </w:tblPr>
+      <w:tblGrid>
+        <w:gridCol w:w="9638"/>
+      </w:tblGrid>
+      <w:tr>
+        <w:trPr>
+          <w:jc w:val="center"/>
+        </w:trPr>
+        <w:tc>
+          <w:tcPr>
+            <w:tcW w:w="9638" w:type="dxa"/>
+            <w:tcBorders>
+              <w:top w:val="nil"/>
+              <w:left w:val="single" w:sz="18" w:space="0" w:color="8A2B2B"/>
+              <w:bottom w:val="nil"/>
+              <w:right w:val="nil"/>
+            </w:tcBorders>
+            <w:shd w:val="clear" w:color="auto" w:fill="FBF7F6"/>
+          </w:tcPr>
+          <w:p>
+            <w:pPr>
+              <w:spacing w:before="120" w:after="120"/>
+            </w:pPr>
+            <w:r>
+              <w:rPr>
+                <w:b/>
+                <w:color w:val="8A2B2B"/>
+              </w:rPr>
+              <w:t xml:space="preserve">Une précision importante : </w:t>
+            </w:r>
+            <w:r>
+              <w:t>ce ne sont que des intentions. C'est vous les professionnels de la lumière : si vous pensez qu'autre chose rendrait mieux au Debussy, je suis preneur, et je vous suivrai volontiers.</w:t>
+            </w:r>
+          </w:p>
+        </w:tc>
+      </w:tr>
+    </w:tbl>
     <w:p>
       <w:pPr>
-        <w:pBdr>
-          <w:left w:val="single" w:sz="18" w:space="10" w:color="8A2B2B"/>
-        </w:pBdr>
-        <w:spacing w:before="160" w:after="200"/>
-        <w:ind w:left="283" w:right="113"/>
+        <w:spacing w:after="80"/>
       </w:pPr>
-      <w:r>
-        <w:rPr>
-          <w:b/>
-          <w:color w:val="8A2B2B"/>
-        </w:rPr>
-        <w:t xml:space="preserve">Une précision importante : </w:t>
-      </w:r>
-      <w:r>
-        <w:t>ce ne sont que des intentions. C'est vous les professionnels de la lumière : si vous pensez qu'autre chose rendrait mieux au Debussy, je suis preneur, et je vous suivrai volontiers.</w:t>
-      </w:r>
     </w:p>
     <w:p>
       <w:pPr>
-        <w:spacing w:before="280" w:after="80"/>
+        <w:spacing w:before="240" w:after="100"/>
       </w:pPr>
       <w:r>
         <w:rPr>
@@ -2741,24 +3339,115 @@
     </w:p>
     <w:tbl>
       <w:tblPr>
-        <w:tblStyle w:val="Grilledutableau"/>
         <w:tblW w:w="0" w:type="auto"/>
         <w:jc w:val="center"/>
+        <w:tblBorders>
+          <w:top w:val="single" w:sz="8" w:space="0" w:color="8A9099"/>
+          <w:left w:val="single" w:sz="8" w:space="0" w:color="8A9099"/>
+          <w:bottom w:val="single" w:sz="8" w:space="0" w:color="8A9099"/>
+          <w:right w:val="single" w:sz="8" w:space="0" w:color="8A9099"/>
+          <w:insideH w:val="dotted" w:sz="6" w:space="0" w:color="AEB4BE"/>
+          <w:insideV w:val="nil"/>
+        </w:tblBorders>
         <w:tblLook w:val="04A0" w:firstRow="1" w:lastRow="0" w:firstColumn="1" w:lastColumn="0" w:noHBand="0" w:noVBand="1"/>
       </w:tblPr>
       <w:tblGrid>
-        <w:gridCol w:w="9411"/>
+        <w:gridCol w:w="9638"/>
       </w:tblGrid>
       <w:tr>
         <w:trPr>
-          <w:trHeight w:hRule="exact" w:val="3000"/>
+          <w:trHeight w:hRule="exact" w:val="520"/>
           <w:jc w:val="center"/>
         </w:trPr>
         <w:tc>
           <w:tcPr>
-            <w:tcW w:w="9411" w:type="dxa"/>
-          </w:tcPr>
-          <w:p/>
+            <w:tcW w:w="9638" w:type="dxa"/>
+          </w:tcPr>
+          <w:p>
+            <w:pPr>
+              <w:spacing w:before="80" w:after="80"/>
+            </w:pPr>
+          </w:p>
+        </w:tc>
+      </w:tr>
+      <w:tr>
+        <w:trPr>
+          <w:trHeight w:hRule="exact" w:val="520"/>
+          <w:jc w:val="center"/>
+        </w:trPr>
+        <w:tc>
+          <w:tcPr>
+            <w:tcW w:w="9638" w:type="dxa"/>
+          </w:tcPr>
+          <w:p>
+            <w:pPr>
+              <w:spacing w:before="80" w:after="80"/>
+            </w:pPr>
+          </w:p>
+        </w:tc>
+      </w:tr>
+      <w:tr>
+        <w:trPr>
+          <w:trHeight w:hRule="exact" w:val="520"/>
+          <w:jc w:val="center"/>
+        </w:trPr>
+        <w:tc>
+          <w:tcPr>
+            <w:tcW w:w="9638" w:type="dxa"/>
+          </w:tcPr>
+          <w:p>
+            <w:pPr>
+              <w:spacing w:before="80" w:after="80"/>
+            </w:pPr>
+          </w:p>
+        </w:tc>
+      </w:tr>
+      <w:tr>
+        <w:trPr>
+          <w:trHeight w:hRule="exact" w:val="520"/>
+          <w:jc w:val="center"/>
+        </w:trPr>
+        <w:tc>
+          <w:tcPr>
+            <w:tcW w:w="9638" w:type="dxa"/>
+          </w:tcPr>
+          <w:p>
+            <w:pPr>
+              <w:spacing w:before="80" w:after="80"/>
+            </w:pPr>
+          </w:p>
+        </w:tc>
+      </w:tr>
+      <w:tr>
+        <w:trPr>
+          <w:trHeight w:hRule="exact" w:val="520"/>
+          <w:jc w:val="center"/>
+        </w:trPr>
+        <w:tc>
+          <w:tcPr>
+            <w:tcW w:w="9638" w:type="dxa"/>
+          </w:tcPr>
+          <w:p>
+            <w:pPr>
+              <w:spacing w:before="80" w:after="80"/>
+            </w:pPr>
+          </w:p>
+        </w:tc>
+      </w:tr>
+      <w:tr>
+        <w:trPr>
+          <w:trHeight w:hRule="exact" w:val="520"/>
+          <w:jc w:val="center"/>
+        </w:trPr>
+        <w:tc>
+          <w:tcPr>
+            <w:tcW w:w="9638" w:type="dxa"/>
+          </w:tcPr>
+          <w:p>
+            <w:pPr>
+              <w:spacing w:before="80" w:after="80"/>
+            </w:pPr>
+          </w:p>
         </w:tc>
       </w:tr>
     </w:tbl>
@@ -2776,12 +3465,30 @@
       <w:pPr>
         <w:pStyle w:val="Titre1"/>
       </w:pPr>
-      <w:bookmarkStart w:id="5" w:name="_Toc238713384"/>
+      <w:bookmarkStart w:id="10" w:name="effets"/>
+      <w:bookmarkStart w:id="11" w:name="_Toc238716199"/>
       <w:r>
         <w:lastRenderedPageBreak/>
         <w:t>Effets et vidéo</w:t>
       </w:r>
-      <w:bookmarkEnd w:id="5"/>
+      <w:bookmarkEnd w:id="10"/>
+      <w:bookmarkEnd w:id="11"/>
+    </w:p>
+    <w:p>
+      <w:pPr>
+        <w:spacing w:after="180"/>
+      </w:pPr>
+      <w:hyperlink w:anchor="sommaire">
+        <w:r>
+          <w:rPr>
+            <w:i/>
+            <w:color w:val="2D5586"/>
+            <w:sz w:val="18"/>
+            <w:u w:val="single"/>
+          </w:rPr>
+          <w:t>↑  revenir au sommaire</w:t>
+        </w:r>
+      </w:hyperlink>
     </w:p>
     <w:p>
       <w:pPr>
@@ -2793,7 +3500,7 @@
     </w:p>
     <w:p>
       <w:r>
-        <w:t>Une nappe qui rampe au sol, dont les chanteurs émergent. C'est l'effet auquel je tiens le plus. Pour l'instant j'en vois deux envois, l'ouverture et l'arrêt du temps vers 23:00, mais il pourra y en avoir trois ou quatre : ce n'est pas encore arrêté. Une trace résiduelle sur le titre suivant ne me gêne pas, au contraire.</w:t>
+        <w:t>Une nappe qui rampe au sol, dont les chanteurs émergent. C'est l'effet auquel je tiens le plus. Deux envois minimum, l'ouverture et l'arrêt du temps vers 23:00, et il pourra y en avoir trois ou quatre : ce n'est pas encore arrêté. Une trace résiduelle sur le titre suivant ne me gêne pas.</w:t>
       </w:r>
     </w:p>
     <w:p>
@@ -2811,7 +3518,7 @@
     </w:p>
     <w:p>
       <w:r>
-        <w:t>Si un hazer est disponible, une brume légère en fond permanent rendrait les faisceaux visibles dans l'air et donnerait toute leur valeur aux douches. Demande secondaire, sans obligation.</w:t>
+        <w:t>Si un hazer est disponible, une brume légère en fond permanent rendrait les faisceaux visibles dans l'air et donnerait toute leur valeur aux douches.</w:t>
       </w:r>
     </w:p>
     <w:p>
@@ -2824,7 +3531,7 @@
     </w:p>
     <w:p>
       <w:r>
-        <w:t>Un écran de fond ou une projection sur cyclorama est-il envisageable ? La réponse détermine simplement la façon dont je livre la bande. Le spectacle n'ayant aucun décor, l'image en tiendrait lieu : elle changerait d'univers en même temps que la musique, et la conduite lumière en tiendrait compte, l'éclairage de plateau étant abaissé sur les séquences projetées.</w:t>
+        <w:t>Un écran de fond ou une projection sur cyclorama est-il envisageable ? Le spectacle n'ayant aucun décor, l'image en tiendrait lieu : elle changerait d'univers en même temps que la musique, et la conduite lumière en tiendrait compte.</w:t>
       </w:r>
     </w:p>
     <w:p>
@@ -2832,28 +3539,56 @@
         <w:t>Ce qui compte pour moi n'est pas tant que la toile soit tout au fond que de conserver devant elle une dizaine de mètres de profondeur de jeu : mes positions les plus reculées se situent à 8 m du nez de scène. Deux points sur lesquels vos conseils me seraient précieux : le mode de projection, car si l'image vient de la salle les chanteurs porteront leur ombre dessus ; et la hauteur d'image réellement visible depuis le balcon.</w:t>
       </w:r>
     </w:p>
+    <w:tbl>
+      <w:tblPr>
+        <w:tblW w:w="0" w:type="auto"/>
+        <w:jc w:val="center"/>
+        <w:tblLook w:val="04A0" w:firstRow="1" w:lastRow="0" w:firstColumn="1" w:lastColumn="0" w:noHBand="0" w:noVBand="1"/>
+      </w:tblPr>
+      <w:tblGrid>
+        <w:gridCol w:w="9638"/>
+      </w:tblGrid>
+      <w:tr>
+        <w:trPr>
+          <w:jc w:val="center"/>
+        </w:trPr>
+        <w:tc>
+          <w:tcPr>
+            <w:tcW w:w="9638" w:type="dxa"/>
+            <w:tcBorders>
+              <w:top w:val="nil"/>
+              <w:left w:val="single" w:sz="18" w:space="0" w:color="8A2B2B"/>
+              <w:bottom w:val="nil"/>
+              <w:right w:val="nil"/>
+            </w:tcBorders>
+            <w:shd w:val="clear" w:color="auto" w:fill="FBF7F6"/>
+          </w:tcPr>
+          <w:p>
+            <w:pPr>
+              <w:spacing w:before="120" w:after="120"/>
+            </w:pPr>
+            <w:r>
+              <w:rPr>
+                <w:b/>
+                <w:color w:val="8A2B2B"/>
+              </w:rPr>
+              <w:t xml:space="preserve">Et surtout : </w:t>
+            </w:r>
+            <w:r>
+              <w:t>si la projection n'est pas possible, ce n'est pas un problème : je préfère de loin garder la profondeur de jeu. Le décor se fera par la lumière et les couleurs.</w:t>
+            </w:r>
+          </w:p>
+        </w:tc>
+      </w:tr>
+    </w:tbl>
     <w:p>
       <w:pPr>
-        <w:pBdr>
-          <w:left w:val="single" w:sz="18" w:space="10" w:color="8A2B2B"/>
-        </w:pBdr>
-        <w:spacing w:before="160" w:after="200"/>
-        <w:ind w:left="283" w:right="113"/>
+        <w:spacing w:after="80"/>
       </w:pPr>
-      <w:r>
-        <w:rPr>
-          <w:b/>
-          <w:color w:val="8A2B2B"/>
-        </w:rPr>
-        <w:t xml:space="preserve">Et surtout : </w:t>
-      </w:r>
-      <w:r>
-        <w:t>si la projection n'est pas possible, ce n'est pas un problème : je préfère de loin garder la profondeur de jeu. Le décor se fera par la lumière et les couleurs.</w:t>
-      </w:r>
     </w:p>
     <w:p>
       <w:pPr>
-        <w:spacing w:before="280" w:after="80"/>
+        <w:spacing w:before="240" w:after="100"/>
       </w:pPr>
       <w:r>
         <w:rPr>
@@ -2867,24 +3602,131 @@
     </w:p>
     <w:tbl>
       <w:tblPr>
-        <w:tblStyle w:val="Grilledutableau"/>
         <w:tblW w:w="0" w:type="auto"/>
         <w:jc w:val="center"/>
+        <w:tblBorders>
+          <w:top w:val="single" w:sz="8" w:space="0" w:color="8A9099"/>
+          <w:left w:val="single" w:sz="8" w:space="0" w:color="8A9099"/>
+          <w:bottom w:val="single" w:sz="8" w:space="0" w:color="8A9099"/>
+          <w:right w:val="single" w:sz="8" w:space="0" w:color="8A9099"/>
+          <w:insideH w:val="dotted" w:sz="6" w:space="0" w:color="AEB4BE"/>
+          <w:insideV w:val="nil"/>
+        </w:tblBorders>
         <w:tblLook w:val="04A0" w:firstRow="1" w:lastRow="0" w:firstColumn="1" w:lastColumn="0" w:noHBand="0" w:noVBand="1"/>
       </w:tblPr>
       <w:tblGrid>
-        <w:gridCol w:w="9411"/>
+        <w:gridCol w:w="9638"/>
       </w:tblGrid>
       <w:tr>
         <w:trPr>
-          <w:trHeight w:hRule="exact" w:val="3000"/>
+          <w:trHeight w:hRule="exact" w:val="520"/>
           <w:jc w:val="center"/>
         </w:trPr>
         <w:tc>
           <w:tcPr>
-            <w:tcW w:w="9411" w:type="dxa"/>
-          </w:tcPr>
-          <w:p/>
+            <w:tcW w:w="9638" w:type="dxa"/>
+          </w:tcPr>
+          <w:p>
+            <w:pPr>
+              <w:spacing w:before="80" w:after="80"/>
+            </w:pPr>
+          </w:p>
+        </w:tc>
+      </w:tr>
+      <w:tr>
+        <w:trPr>
+          <w:trHeight w:hRule="exact" w:val="520"/>
+          <w:jc w:val="center"/>
+        </w:trPr>
+        <w:tc>
+          <w:tcPr>
+            <w:tcW w:w="9638" w:type="dxa"/>
+          </w:tcPr>
+          <w:p>
+            <w:pPr>
+              <w:spacing w:before="80" w:after="80"/>
+            </w:pPr>
+          </w:p>
+        </w:tc>
+      </w:tr>
+      <w:tr>
+        <w:trPr>
+          <w:trHeight w:hRule="exact" w:val="520"/>
+          <w:jc w:val="center"/>
+        </w:trPr>
+        <w:tc>
+          <w:tcPr>
+            <w:tcW w:w="9638" w:type="dxa"/>
+          </w:tcPr>
+          <w:p>
+            <w:pPr>
+              <w:spacing w:before="80" w:after="80"/>
+            </w:pPr>
+          </w:p>
+        </w:tc>
+      </w:tr>
+      <w:tr>
+        <w:trPr>
+          <w:trHeight w:hRule="exact" w:val="520"/>
+          <w:jc w:val="center"/>
+        </w:trPr>
+        <w:tc>
+          <w:tcPr>
+            <w:tcW w:w="9638" w:type="dxa"/>
+          </w:tcPr>
+          <w:p>
+            <w:pPr>
+              <w:spacing w:before="80" w:after="80"/>
+            </w:pPr>
+          </w:p>
+        </w:tc>
+      </w:tr>
+      <w:tr>
+        <w:trPr>
+          <w:trHeight w:hRule="exact" w:val="520"/>
+          <w:jc w:val="center"/>
+        </w:trPr>
+        <w:tc>
+          <w:tcPr>
+            <w:tcW w:w="9638" w:type="dxa"/>
+          </w:tcPr>
+          <w:p>
+            <w:pPr>
+              <w:spacing w:before="80" w:after="80"/>
+            </w:pPr>
+          </w:p>
+        </w:tc>
+      </w:tr>
+      <w:tr>
+        <w:trPr>
+          <w:trHeight w:hRule="exact" w:val="520"/>
+          <w:jc w:val="center"/>
+        </w:trPr>
+        <w:tc>
+          <w:tcPr>
+            <w:tcW w:w="9638" w:type="dxa"/>
+          </w:tcPr>
+          <w:p>
+            <w:pPr>
+              <w:spacing w:before="80" w:after="80"/>
+            </w:pPr>
+          </w:p>
+        </w:tc>
+      </w:tr>
+      <w:tr>
+        <w:trPr>
+          <w:trHeight w:hRule="exact" w:val="520"/>
+          <w:jc w:val="center"/>
+        </w:trPr>
+        <w:tc>
+          <w:tcPr>
+            <w:tcW w:w="9638" w:type="dxa"/>
+          </w:tcPr>
+          <w:p>
+            <w:pPr>
+              <w:spacing w:before="80" w:after="80"/>
+            </w:pPr>
+          </w:p>
         </w:tc>
       </w:tr>
     </w:tbl>
@@ -2902,19 +3744,37 @@
       <w:pPr>
         <w:pStyle w:val="Titre1"/>
       </w:pPr>
-      <w:bookmarkStart w:id="6" w:name="_Toc238713385"/>
+      <w:bookmarkStart w:id="12" w:name="deroule"/>
+      <w:bookmarkStart w:id="13" w:name="_Toc238716200"/>
       <w:r>
         <w:lastRenderedPageBreak/>
         <w:t>Déroulé minuté</w:t>
       </w:r>
-      <w:bookmarkEnd w:id="6"/>
+      <w:bookmarkEnd w:id="12"/>
+      <w:bookmarkEnd w:id="13"/>
+    </w:p>
+    <w:p>
+      <w:pPr>
+        <w:spacing w:after="180"/>
+      </w:pPr>
+      <w:hyperlink w:anchor="sommaire">
+        <w:r>
+          <w:rPr>
+            <w:i/>
+            <w:color w:val="2D5586"/>
+            <w:sz w:val="18"/>
+            <w:u w:val="single"/>
+          </w:rPr>
+          <w:t>↑  revenir au sommaire</w:t>
+        </w:r>
+      </w:hyperlink>
     </w:p>
     <w:p>
       <w:r>
         <w:rPr>
           <w:color w:val="666B76"/>
         </w:rPr>
-        <w:t>Minutage définitif, mesuré sur la bande. Les lignes en italique sont les transitions : elles sont habillées et enchaînées, jamais silencieuses.</w:t>
+        <w:t>Minutage définitif, mesuré sur la bande. Les lignes claires sont les transitions : elles sont habillées et enchaînées, jamais silencieuses.</w:t>
       </w:r>
     </w:p>
     <w:tbl>
@@ -2926,8 +3786,8 @@
       </w:tblPr>
       <w:tblGrid>
         <w:gridCol w:w="1191"/>
-        <w:gridCol w:w="3912"/>
-        <w:gridCol w:w="4309"/>
+        <w:gridCol w:w="3969"/>
+        <w:gridCol w:w="4479"/>
       </w:tblGrid>
       <w:tr>
         <w:trPr>
@@ -2936,6 +3796,7 @@
         <w:tc>
           <w:tcPr>
             <w:tcW w:w="1191" w:type="dxa"/>
+            <w:shd w:val="clear" w:color="auto" w:fill="F2F1EE"/>
           </w:tcPr>
           <w:p>
             <w:r>
@@ -2950,7 +3811,8 @@
         </w:tc>
         <w:tc>
           <w:tcPr>
-            <w:tcW w:w="3912" w:type="dxa"/>
+            <w:tcW w:w="3969" w:type="dxa"/>
+            <w:shd w:val="clear" w:color="auto" w:fill="F2F1EE"/>
           </w:tcPr>
           <w:p>
             <w:r>
@@ -2965,7 +3827,8 @@
         </w:tc>
         <w:tc>
           <w:tcPr>
-            <w:tcW w:w="4309" w:type="dxa"/>
+            <w:tcW w:w="4479" w:type="dxa"/>
+            <w:shd w:val="clear" w:color="auto" w:fill="F2F1EE"/>
           </w:tcPr>
           <w:p>
             <w:r>
@@ -3002,7 +3865,7 @@
         </w:tc>
         <w:tc>
           <w:tcPr>
-            <w:tcW w:w="3912" w:type="dxa"/>
+            <w:tcW w:w="3969" w:type="dxa"/>
           </w:tcPr>
           <w:p>
             <w:pPr>
@@ -3019,7 +3882,7 @@
         </w:tc>
         <w:tc>
           <w:tcPr>
-            <w:tcW w:w="4309" w:type="dxa"/>
+            <w:tcW w:w="4479" w:type="dxa"/>
           </w:tcPr>
           <w:p>
             <w:pPr>
@@ -3057,7 +3920,7 @@
         </w:tc>
         <w:tc>
           <w:tcPr>
-            <w:tcW w:w="3912" w:type="dxa"/>
+            <w:tcW w:w="3969" w:type="dxa"/>
           </w:tcPr>
           <w:p>
             <w:pPr>
@@ -3074,7 +3937,7 @@
         </w:tc>
         <w:tc>
           <w:tcPr>
-            <w:tcW w:w="4309" w:type="dxa"/>
+            <w:tcW w:w="4479" w:type="dxa"/>
           </w:tcPr>
           <w:p>
             <w:pPr>
@@ -3096,6 +3959,7 @@
         <w:tc>
           <w:tcPr>
             <w:tcW w:w="1191" w:type="dxa"/>
+            <w:shd w:val="clear" w:color="auto" w:fill="F4F5F3"/>
           </w:tcPr>
           <w:p>
             <w:pPr>
@@ -3103,6 +3967,8 @@
             </w:pPr>
             <w:r>
               <w:rPr>
+                <w:b/>
+                <w:color w:val="666B76"/>
                 <w:sz w:val="19"/>
               </w:rPr>
               <w:t>1:48</w:t>
@@ -3111,7 +3977,8 @@
         </w:tc>
         <w:tc>
           <w:tcPr>
-            <w:tcW w:w="3912" w:type="dxa"/>
+            <w:tcW w:w="3969" w:type="dxa"/>
+            <w:shd w:val="clear" w:color="auto" w:fill="F4F5F3"/>
           </w:tcPr>
           <w:p>
             <w:pPr>
@@ -3127,7 +3994,8 @@
         </w:tc>
         <w:tc>
           <w:tcPr>
-            <w:tcW w:w="4309" w:type="dxa"/>
+            <w:tcW w:w="4479" w:type="dxa"/>
+            <w:shd w:val="clear" w:color="auto" w:fill="F4F5F3"/>
           </w:tcPr>
           <w:p>
             <w:pPr>
@@ -3165,7 +4033,7 @@
         </w:tc>
         <w:tc>
           <w:tcPr>
-            <w:tcW w:w="3912" w:type="dxa"/>
+            <w:tcW w:w="3969" w:type="dxa"/>
           </w:tcPr>
           <w:p>
             <w:pPr>
@@ -3182,7 +4050,7 @@
         </w:tc>
         <w:tc>
           <w:tcPr>
-            <w:tcW w:w="4309" w:type="dxa"/>
+            <w:tcW w:w="4479" w:type="dxa"/>
           </w:tcPr>
           <w:p>
             <w:pPr>
@@ -3220,7 +4088,7 @@
         </w:tc>
         <w:tc>
           <w:tcPr>
-            <w:tcW w:w="3912" w:type="dxa"/>
+            <w:tcW w:w="3969" w:type="dxa"/>
           </w:tcPr>
           <w:p>
             <w:pPr>
@@ -3237,7 +4105,7 @@
         </w:tc>
         <w:tc>
           <w:tcPr>
-            <w:tcW w:w="4309" w:type="dxa"/>
+            <w:tcW w:w="4479" w:type="dxa"/>
           </w:tcPr>
           <w:p>
             <w:pPr>
@@ -3259,6 +4127,7 @@
         <w:tc>
           <w:tcPr>
             <w:tcW w:w="1191" w:type="dxa"/>
+            <w:shd w:val="clear" w:color="auto" w:fill="F4F5F3"/>
           </w:tcPr>
           <w:p>
             <w:pPr>
@@ -3266,6 +4135,8 @@
             </w:pPr>
             <w:r>
               <w:rPr>
+                <w:b/>
+                <w:color w:val="666B76"/>
                 <w:sz w:val="19"/>
               </w:rPr>
               <w:t>5:16</w:t>
@@ -3274,7 +4145,8 @@
         </w:tc>
         <w:tc>
           <w:tcPr>
-            <w:tcW w:w="3912" w:type="dxa"/>
+            <w:tcW w:w="3969" w:type="dxa"/>
+            <w:shd w:val="clear" w:color="auto" w:fill="F4F5F3"/>
           </w:tcPr>
           <w:p>
             <w:pPr>
@@ -3290,7 +4162,8 @@
         </w:tc>
         <w:tc>
           <w:tcPr>
-            <w:tcW w:w="4309" w:type="dxa"/>
+            <w:tcW w:w="4479" w:type="dxa"/>
+            <w:shd w:val="clear" w:color="auto" w:fill="F4F5F3"/>
           </w:tcPr>
           <w:p>
             <w:pPr>
@@ -3328,7 +4201,7 @@
         </w:tc>
         <w:tc>
           <w:tcPr>
-            <w:tcW w:w="3912" w:type="dxa"/>
+            <w:tcW w:w="3969" w:type="dxa"/>
           </w:tcPr>
           <w:p>
             <w:pPr>
@@ -3345,7 +4218,7 @@
         </w:tc>
         <w:tc>
           <w:tcPr>
-            <w:tcW w:w="4309" w:type="dxa"/>
+            <w:tcW w:w="4479" w:type="dxa"/>
           </w:tcPr>
           <w:p>
             <w:pPr>
@@ -3367,6 +4240,7 @@
         <w:tc>
           <w:tcPr>
             <w:tcW w:w="1191" w:type="dxa"/>
+            <w:shd w:val="clear" w:color="auto" w:fill="F4F5F3"/>
           </w:tcPr>
           <w:p>
             <w:pPr>
@@ -3374,6 +4248,8 @@
             </w:pPr>
             <w:r>
               <w:rPr>
+                <w:b/>
+                <w:color w:val="666B76"/>
                 <w:sz w:val="19"/>
               </w:rPr>
               <w:t>8:34</w:t>
@@ -3382,7 +4258,8 @@
         </w:tc>
         <w:tc>
           <w:tcPr>
-            <w:tcW w:w="3912" w:type="dxa"/>
+            <w:tcW w:w="3969" w:type="dxa"/>
+            <w:shd w:val="clear" w:color="auto" w:fill="F4F5F3"/>
           </w:tcPr>
           <w:p>
             <w:pPr>
@@ -3398,7 +4275,8 @@
         </w:tc>
         <w:tc>
           <w:tcPr>
-            <w:tcW w:w="4309" w:type="dxa"/>
+            <w:tcW w:w="4479" w:type="dxa"/>
+            <w:shd w:val="clear" w:color="auto" w:fill="F4F5F3"/>
           </w:tcPr>
           <w:p>
             <w:pPr>
@@ -3436,7 +4314,7 @@
         </w:tc>
         <w:tc>
           <w:tcPr>
-            <w:tcW w:w="3912" w:type="dxa"/>
+            <w:tcW w:w="3969" w:type="dxa"/>
           </w:tcPr>
           <w:p>
             <w:pPr>
@@ -3453,7 +4331,7 @@
         </w:tc>
         <w:tc>
           <w:tcPr>
-            <w:tcW w:w="4309" w:type="dxa"/>
+            <w:tcW w:w="4479" w:type="dxa"/>
           </w:tcPr>
           <w:p>
             <w:pPr>
@@ -3475,6 +4353,7 @@
         <w:tc>
           <w:tcPr>
             <w:tcW w:w="1191" w:type="dxa"/>
+            <w:shd w:val="clear" w:color="auto" w:fill="F4F5F3"/>
           </w:tcPr>
           <w:p>
             <w:pPr>
@@ -3482,6 +4361,8 @@
             </w:pPr>
             <w:r>
               <w:rPr>
+                <w:b/>
+                <w:color w:val="666B76"/>
                 <w:sz w:val="19"/>
               </w:rPr>
               <w:t>10:20</w:t>
@@ -3490,7 +4371,8 @@
         </w:tc>
         <w:tc>
           <w:tcPr>
-            <w:tcW w:w="3912" w:type="dxa"/>
+            <w:tcW w:w="3969" w:type="dxa"/>
+            <w:shd w:val="clear" w:color="auto" w:fill="F4F5F3"/>
           </w:tcPr>
           <w:p>
             <w:pPr>
@@ -3506,7 +4388,8 @@
         </w:tc>
         <w:tc>
           <w:tcPr>
-            <w:tcW w:w="4309" w:type="dxa"/>
+            <w:tcW w:w="4479" w:type="dxa"/>
+            <w:shd w:val="clear" w:color="auto" w:fill="F4F5F3"/>
           </w:tcPr>
           <w:p>
             <w:pPr>
@@ -3544,7 +4427,7 @@
         </w:tc>
         <w:tc>
           <w:tcPr>
-            <w:tcW w:w="3912" w:type="dxa"/>
+            <w:tcW w:w="3969" w:type="dxa"/>
           </w:tcPr>
           <w:p>
             <w:pPr>
@@ -3561,7 +4444,7 @@
         </w:tc>
         <w:tc>
           <w:tcPr>
-            <w:tcW w:w="4309" w:type="dxa"/>
+            <w:tcW w:w="4479" w:type="dxa"/>
           </w:tcPr>
           <w:p>
             <w:pPr>
@@ -3583,6 +4466,7 @@
         <w:tc>
           <w:tcPr>
             <w:tcW w:w="1191" w:type="dxa"/>
+            <w:shd w:val="clear" w:color="auto" w:fill="F4F5F3"/>
           </w:tcPr>
           <w:p>
             <w:pPr>
@@ -3590,6 +4474,8 @@
             </w:pPr>
             <w:r>
               <w:rPr>
+                <w:b/>
+                <w:color w:val="666B76"/>
                 <w:sz w:val="19"/>
               </w:rPr>
               <w:t>12:12</w:t>
@@ -3598,7 +4484,8 @@
         </w:tc>
         <w:tc>
           <w:tcPr>
-            <w:tcW w:w="3912" w:type="dxa"/>
+            <w:tcW w:w="3969" w:type="dxa"/>
+            <w:shd w:val="clear" w:color="auto" w:fill="F4F5F3"/>
           </w:tcPr>
           <w:p>
             <w:pPr>
@@ -3614,7 +4501,8 @@
         </w:tc>
         <w:tc>
           <w:tcPr>
-            <w:tcW w:w="4309" w:type="dxa"/>
+            <w:tcW w:w="4479" w:type="dxa"/>
+            <w:shd w:val="clear" w:color="auto" w:fill="F4F5F3"/>
           </w:tcPr>
           <w:p>
             <w:pPr>
@@ -3652,7 +4540,7 @@
         </w:tc>
         <w:tc>
           <w:tcPr>
-            <w:tcW w:w="3912" w:type="dxa"/>
+            <w:tcW w:w="3969" w:type="dxa"/>
           </w:tcPr>
           <w:p>
             <w:pPr>
@@ -3669,7 +4557,7 @@
         </w:tc>
         <w:tc>
           <w:tcPr>
-            <w:tcW w:w="4309" w:type="dxa"/>
+            <w:tcW w:w="4479" w:type="dxa"/>
           </w:tcPr>
           <w:p>
             <w:pPr>
@@ -3707,7 +4595,7 @@
         </w:tc>
         <w:tc>
           <w:tcPr>
-            <w:tcW w:w="3912" w:type="dxa"/>
+            <w:tcW w:w="3969" w:type="dxa"/>
           </w:tcPr>
           <w:p>
             <w:pPr>
@@ -3724,7 +4612,7 @@
         </w:tc>
         <w:tc>
           <w:tcPr>
-            <w:tcW w:w="4309" w:type="dxa"/>
+            <w:tcW w:w="4479" w:type="dxa"/>
           </w:tcPr>
           <w:p>
             <w:pPr>
@@ -3762,7 +4650,7 @@
         </w:tc>
         <w:tc>
           <w:tcPr>
-            <w:tcW w:w="3912" w:type="dxa"/>
+            <w:tcW w:w="3969" w:type="dxa"/>
           </w:tcPr>
           <w:p>
             <w:pPr>
@@ -3779,7 +4667,7 @@
         </w:tc>
         <w:tc>
           <w:tcPr>
-            <w:tcW w:w="4309" w:type="dxa"/>
+            <w:tcW w:w="4479" w:type="dxa"/>
           </w:tcPr>
           <w:p>
             <w:pPr>
@@ -3817,7 +4705,7 @@
         </w:tc>
         <w:tc>
           <w:tcPr>
-            <w:tcW w:w="3912" w:type="dxa"/>
+            <w:tcW w:w="3969" w:type="dxa"/>
           </w:tcPr>
           <w:p>
             <w:pPr>
@@ -3834,7 +4722,7 @@
         </w:tc>
         <w:tc>
           <w:tcPr>
-            <w:tcW w:w="4309" w:type="dxa"/>
+            <w:tcW w:w="4479" w:type="dxa"/>
           </w:tcPr>
           <w:p>
             <w:pPr>
@@ -3872,7 +4760,7 @@
         </w:tc>
         <w:tc>
           <w:tcPr>
-            <w:tcW w:w="3912" w:type="dxa"/>
+            <w:tcW w:w="3969" w:type="dxa"/>
           </w:tcPr>
           <w:p>
             <w:pPr>
@@ -3889,7 +4777,7 @@
         </w:tc>
         <w:tc>
           <w:tcPr>
-            <w:tcW w:w="4309" w:type="dxa"/>
+            <w:tcW w:w="4479" w:type="dxa"/>
           </w:tcPr>
           <w:p>
             <w:pPr>
@@ -3911,6 +4799,7 @@
         <w:tc>
           <w:tcPr>
             <w:tcW w:w="1191" w:type="dxa"/>
+            <w:shd w:val="clear" w:color="auto" w:fill="F4F5F3"/>
           </w:tcPr>
           <w:p>
             <w:pPr>
@@ -3918,6 +4807,8 @@
             </w:pPr>
             <w:r>
               <w:rPr>
+                <w:b/>
+                <w:color w:val="666B76"/>
                 <w:sz w:val="19"/>
               </w:rPr>
               <w:t>23:00</w:t>
@@ -3926,7 +4817,8 @@
         </w:tc>
         <w:tc>
           <w:tcPr>
-            <w:tcW w:w="3912" w:type="dxa"/>
+            <w:tcW w:w="3969" w:type="dxa"/>
+            <w:shd w:val="clear" w:color="auto" w:fill="F4F5F3"/>
           </w:tcPr>
           <w:p>
             <w:pPr>
@@ -3942,7 +4834,8 @@
         </w:tc>
         <w:tc>
           <w:tcPr>
-            <w:tcW w:w="4309" w:type="dxa"/>
+            <w:tcW w:w="4479" w:type="dxa"/>
+            <w:shd w:val="clear" w:color="auto" w:fill="F4F5F3"/>
           </w:tcPr>
           <w:p>
             <w:pPr>
@@ -3980,7 +4873,7 @@
         </w:tc>
         <w:tc>
           <w:tcPr>
-            <w:tcW w:w="3912" w:type="dxa"/>
+            <w:tcW w:w="3969" w:type="dxa"/>
           </w:tcPr>
           <w:p>
             <w:pPr>
@@ -3997,7 +4890,7 @@
         </w:tc>
         <w:tc>
           <w:tcPr>
-            <w:tcW w:w="4309" w:type="dxa"/>
+            <w:tcW w:w="4479" w:type="dxa"/>
           </w:tcPr>
           <w:p>
             <w:pPr>
@@ -4035,7 +4928,7 @@
         </w:tc>
         <w:tc>
           <w:tcPr>
-            <w:tcW w:w="3912" w:type="dxa"/>
+            <w:tcW w:w="3969" w:type="dxa"/>
           </w:tcPr>
           <w:p>
             <w:pPr>
@@ -4052,7 +4945,7 @@
         </w:tc>
         <w:tc>
           <w:tcPr>
-            <w:tcW w:w="4309" w:type="dxa"/>
+            <w:tcW w:w="4479" w:type="dxa"/>
           </w:tcPr>
           <w:p>
             <w:pPr>
@@ -4090,7 +4983,7 @@
         </w:tc>
         <w:tc>
           <w:tcPr>
-            <w:tcW w:w="3912" w:type="dxa"/>
+            <w:tcW w:w="3969" w:type="dxa"/>
           </w:tcPr>
           <w:p>
             <w:pPr>
@@ -4107,7 +5000,7 @@
         </w:tc>
         <w:tc>
           <w:tcPr>
-            <w:tcW w:w="4309" w:type="dxa"/>
+            <w:tcW w:w="4479" w:type="dxa"/>
           </w:tcPr>
           <w:p>
             <w:pPr>
@@ -4129,6 +5022,7 @@
         <w:tc>
           <w:tcPr>
             <w:tcW w:w="1191" w:type="dxa"/>
+            <w:shd w:val="clear" w:color="auto" w:fill="F4F5F3"/>
           </w:tcPr>
           <w:p>
             <w:pPr>
@@ -4136,6 +5030,8 @@
             </w:pPr>
             <w:r>
               <w:rPr>
+                <w:b/>
+                <w:color w:val="666B76"/>
                 <w:sz w:val="19"/>
               </w:rPr>
               <w:t>+1:00</w:t>
@@ -4144,7 +5040,8 @@
         </w:tc>
         <w:tc>
           <w:tcPr>
-            <w:tcW w:w="3912" w:type="dxa"/>
+            <w:tcW w:w="3969" w:type="dxa"/>
+            <w:shd w:val="clear" w:color="auto" w:fill="F4F5F3"/>
           </w:tcPr>
           <w:p>
             <w:pPr>
@@ -4160,7 +5057,8 @@
         </w:tc>
         <w:tc>
           <w:tcPr>
-            <w:tcW w:w="4309" w:type="dxa"/>
+            <w:tcW w:w="4479" w:type="dxa"/>
+            <w:shd w:val="clear" w:color="auto" w:fill="F4F5F3"/>
           </w:tcPr>
           <w:p>
             <w:pPr>
@@ -4178,12 +5076,12 @@
     </w:tbl>
     <w:p>
       <w:pPr>
-        <w:spacing w:after="120"/>
+        <w:spacing w:after="100"/>
       </w:pPr>
     </w:p>
     <w:p>
       <w:pPr>
-        <w:spacing w:before="280" w:after="80"/>
+        <w:spacing w:before="240" w:after="100"/>
       </w:pPr>
       <w:r>
         <w:rPr>
@@ -4197,24 +5095,83 @@
     </w:p>
     <w:tbl>
       <w:tblPr>
-        <w:tblStyle w:val="Grilledutableau"/>
         <w:tblW w:w="0" w:type="auto"/>
         <w:jc w:val="center"/>
+        <w:tblBorders>
+          <w:top w:val="single" w:sz="8" w:space="0" w:color="8A9099"/>
+          <w:left w:val="single" w:sz="8" w:space="0" w:color="8A9099"/>
+          <w:bottom w:val="single" w:sz="8" w:space="0" w:color="8A9099"/>
+          <w:right w:val="single" w:sz="8" w:space="0" w:color="8A9099"/>
+          <w:insideH w:val="dotted" w:sz="6" w:space="0" w:color="AEB4BE"/>
+          <w:insideV w:val="nil"/>
+        </w:tblBorders>
         <w:tblLook w:val="04A0" w:firstRow="1" w:lastRow="0" w:firstColumn="1" w:lastColumn="0" w:noHBand="0" w:noVBand="1"/>
       </w:tblPr>
       <w:tblGrid>
-        <w:gridCol w:w="9411"/>
+        <w:gridCol w:w="9638"/>
       </w:tblGrid>
       <w:tr>
         <w:trPr>
-          <w:trHeight w:hRule="exact" w:val="3000"/>
+          <w:trHeight w:hRule="exact" w:val="520"/>
           <w:jc w:val="center"/>
         </w:trPr>
         <w:tc>
           <w:tcPr>
-            <w:tcW w:w="9411" w:type="dxa"/>
-          </w:tcPr>
-          <w:p/>
+            <w:tcW w:w="9638" w:type="dxa"/>
+          </w:tcPr>
+          <w:p>
+            <w:pPr>
+              <w:spacing w:before="80" w:after="80"/>
+            </w:pPr>
+          </w:p>
+        </w:tc>
+      </w:tr>
+      <w:tr>
+        <w:trPr>
+          <w:trHeight w:hRule="exact" w:val="520"/>
+          <w:jc w:val="center"/>
+        </w:trPr>
+        <w:tc>
+          <w:tcPr>
+            <w:tcW w:w="9638" w:type="dxa"/>
+          </w:tcPr>
+          <w:p>
+            <w:pPr>
+              <w:spacing w:before="80" w:after="80"/>
+            </w:pPr>
+          </w:p>
+        </w:tc>
+      </w:tr>
+      <w:tr>
+        <w:trPr>
+          <w:trHeight w:hRule="exact" w:val="520"/>
+          <w:jc w:val="center"/>
+        </w:trPr>
+        <w:tc>
+          <w:tcPr>
+            <w:tcW w:w="9638" w:type="dxa"/>
+          </w:tcPr>
+          <w:p>
+            <w:pPr>
+              <w:spacing w:before="80" w:after="80"/>
+            </w:pPr>
+          </w:p>
+        </w:tc>
+      </w:tr>
+      <w:tr>
+        <w:trPr>
+          <w:trHeight w:hRule="exact" w:val="520"/>
+          <w:jc w:val="center"/>
+        </w:trPr>
+        <w:tc>
+          <w:tcPr>
+            <w:tcW w:w="9638" w:type="dxa"/>
+          </w:tcPr>
+          <w:p>
+            <w:pPr>
+              <w:spacing w:before="80" w:after="80"/>
+            </w:pPr>
+          </w:p>
         </w:tc>
       </w:tr>
     </w:tbl>
@@ -4232,12 +5189,30 @@
       <w:pPr>
         <w:pStyle w:val="Titre1"/>
       </w:pPr>
-      <w:bookmarkStart w:id="7" w:name="_Toc238713386"/>
+      <w:bookmarkStart w:id="14" w:name="jourj"/>
+      <w:bookmarkStart w:id="15" w:name="_Toc238716201"/>
       <w:r>
         <w:lastRenderedPageBreak/>
         <w:t>Le jour du spectacle</w:t>
       </w:r>
-      <w:bookmarkEnd w:id="7"/>
+      <w:bookmarkEnd w:id="14"/>
+      <w:bookmarkEnd w:id="15"/>
+    </w:p>
+    <w:p>
+      <w:pPr>
+        <w:spacing w:after="180"/>
+      </w:pPr>
+      <w:hyperlink w:anchor="sommaire">
+        <w:r>
+          <w:rPr>
+            <w:i/>
+            <w:color w:val="2D5586"/>
+            <w:sz w:val="18"/>
+            <w:u w:val="single"/>
+          </w:rPr>
+          <w:t>↑  revenir au sommaire</w:t>
+        </w:r>
+      </w:hyperlink>
     </w:p>
     <w:p>
       <w:r>
@@ -4253,7 +5228,7 @@
       </w:tblPr>
       <w:tblGrid>
         <w:gridCol w:w="2381"/>
-        <w:gridCol w:w="7030"/>
+        <w:gridCol w:w="7257"/>
       </w:tblGrid>
       <w:tr>
         <w:trPr>
@@ -4262,6 +5237,7 @@
         <w:tc>
           <w:tcPr>
             <w:tcW w:w="2381" w:type="dxa"/>
+            <w:shd w:val="clear" w:color="auto" w:fill="F2F1EE"/>
           </w:tcPr>
           <w:p>
             <w:r>
@@ -4276,7 +5252,8 @@
         </w:tc>
         <w:tc>
           <w:tcPr>
-            <w:tcW w:w="7030" w:type="dxa"/>
+            <w:tcW w:w="7257" w:type="dxa"/>
+            <w:shd w:val="clear" w:color="auto" w:fill="F2F1EE"/>
           </w:tcPr>
           <w:p>
             <w:r>
@@ -4313,7 +5290,7 @@
         </w:tc>
         <w:tc>
           <w:tcPr>
-            <w:tcW w:w="7030" w:type="dxa"/>
+            <w:tcW w:w="7257" w:type="dxa"/>
           </w:tcPr>
           <w:p>
             <w:pPr>
@@ -4351,7 +5328,7 @@
         </w:tc>
         <w:tc>
           <w:tcPr>
-            <w:tcW w:w="7030" w:type="dxa"/>
+            <w:tcW w:w="7257" w:type="dxa"/>
           </w:tcPr>
           <w:p>
             <w:pPr>
@@ -4389,7 +5366,7 @@
         </w:tc>
         <w:tc>
           <w:tcPr>
-            <w:tcW w:w="7030" w:type="dxa"/>
+            <w:tcW w:w="7257" w:type="dxa"/>
           </w:tcPr>
           <w:p>
             <w:pPr>
@@ -4427,7 +5404,7 @@
         </w:tc>
         <w:tc>
           <w:tcPr>
-            <w:tcW w:w="7030" w:type="dxa"/>
+            <w:tcW w:w="7257" w:type="dxa"/>
           </w:tcPr>
           <w:p>
             <w:pPr>
@@ -4465,7 +5442,7 @@
         </w:tc>
         <w:tc>
           <w:tcPr>
-            <w:tcW w:w="7030" w:type="dxa"/>
+            <w:tcW w:w="7257" w:type="dxa"/>
           </w:tcPr>
           <w:p>
             <w:pPr>
@@ -4503,7 +5480,7 @@
         </w:tc>
         <w:tc>
           <w:tcPr>
-            <w:tcW w:w="7030" w:type="dxa"/>
+            <w:tcW w:w="7257" w:type="dxa"/>
           </w:tcPr>
           <w:p>
             <w:pPr>
@@ -4541,7 +5518,7 @@
         </w:tc>
         <w:tc>
           <w:tcPr>
-            <w:tcW w:w="7030" w:type="dxa"/>
+            <w:tcW w:w="7257" w:type="dxa"/>
           </w:tcPr>
           <w:p>
             <w:pPr>
@@ -4559,12 +5536,12 @@
     </w:tbl>
     <w:p>
       <w:pPr>
-        <w:spacing w:after="120"/>
+        <w:spacing w:after="100"/>
       </w:pPr>
     </w:p>
     <w:p>
       <w:pPr>
-        <w:spacing w:before="280" w:after="80"/>
+        <w:spacing w:before="240" w:after="100"/>
       </w:pPr>
       <w:r>
         <w:rPr>
@@ -4578,24 +5555,163 @@
     </w:p>
     <w:tbl>
       <w:tblPr>
-        <w:tblStyle w:val="Grilledutableau"/>
         <w:tblW w:w="0" w:type="auto"/>
         <w:jc w:val="center"/>
+        <w:tblBorders>
+          <w:top w:val="single" w:sz="8" w:space="0" w:color="8A9099"/>
+          <w:left w:val="single" w:sz="8" w:space="0" w:color="8A9099"/>
+          <w:bottom w:val="single" w:sz="8" w:space="0" w:color="8A9099"/>
+          <w:right w:val="single" w:sz="8" w:space="0" w:color="8A9099"/>
+          <w:insideH w:val="dotted" w:sz="6" w:space="0" w:color="AEB4BE"/>
+          <w:insideV w:val="nil"/>
+        </w:tblBorders>
         <w:tblLook w:val="04A0" w:firstRow="1" w:lastRow="0" w:firstColumn="1" w:lastColumn="0" w:noHBand="0" w:noVBand="1"/>
       </w:tblPr>
       <w:tblGrid>
-        <w:gridCol w:w="9411"/>
+        <w:gridCol w:w="9638"/>
       </w:tblGrid>
       <w:tr>
         <w:trPr>
-          <w:trHeight w:hRule="exact" w:val="3000"/>
+          <w:trHeight w:hRule="exact" w:val="520"/>
           <w:jc w:val="center"/>
         </w:trPr>
         <w:tc>
           <w:tcPr>
-            <w:tcW w:w="9411" w:type="dxa"/>
-          </w:tcPr>
-          <w:p/>
+            <w:tcW w:w="9638" w:type="dxa"/>
+          </w:tcPr>
+          <w:p>
+            <w:pPr>
+              <w:spacing w:before="80" w:after="80"/>
+            </w:pPr>
+          </w:p>
+        </w:tc>
+      </w:tr>
+      <w:tr>
+        <w:trPr>
+          <w:trHeight w:hRule="exact" w:val="520"/>
+          <w:jc w:val="center"/>
+        </w:trPr>
+        <w:tc>
+          <w:tcPr>
+            <w:tcW w:w="9638" w:type="dxa"/>
+          </w:tcPr>
+          <w:p>
+            <w:pPr>
+              <w:spacing w:before="80" w:after="80"/>
+            </w:pPr>
+          </w:p>
+        </w:tc>
+      </w:tr>
+      <w:tr>
+        <w:trPr>
+          <w:trHeight w:hRule="exact" w:val="520"/>
+          <w:jc w:val="center"/>
+        </w:trPr>
+        <w:tc>
+          <w:tcPr>
+            <w:tcW w:w="9638" w:type="dxa"/>
+          </w:tcPr>
+          <w:p>
+            <w:pPr>
+              <w:spacing w:before="80" w:after="80"/>
+            </w:pPr>
+          </w:p>
+        </w:tc>
+      </w:tr>
+      <w:tr>
+        <w:trPr>
+          <w:trHeight w:hRule="exact" w:val="520"/>
+          <w:jc w:val="center"/>
+        </w:trPr>
+        <w:tc>
+          <w:tcPr>
+            <w:tcW w:w="9638" w:type="dxa"/>
+          </w:tcPr>
+          <w:p>
+            <w:pPr>
+              <w:spacing w:before="80" w:after="80"/>
+            </w:pPr>
+          </w:p>
+        </w:tc>
+      </w:tr>
+      <w:tr>
+        <w:trPr>
+          <w:trHeight w:hRule="exact" w:val="520"/>
+          <w:jc w:val="center"/>
+        </w:trPr>
+        <w:tc>
+          <w:tcPr>
+            <w:tcW w:w="9638" w:type="dxa"/>
+          </w:tcPr>
+          <w:p>
+            <w:pPr>
+              <w:spacing w:before="80" w:after="80"/>
+            </w:pPr>
+          </w:p>
+        </w:tc>
+      </w:tr>
+      <w:tr>
+        <w:trPr>
+          <w:trHeight w:hRule="exact" w:val="520"/>
+          <w:jc w:val="center"/>
+        </w:trPr>
+        <w:tc>
+          <w:tcPr>
+            <w:tcW w:w="9638" w:type="dxa"/>
+          </w:tcPr>
+          <w:p>
+            <w:pPr>
+              <w:spacing w:before="80" w:after="80"/>
+            </w:pPr>
+          </w:p>
+        </w:tc>
+      </w:tr>
+      <w:tr>
+        <w:trPr>
+          <w:trHeight w:hRule="exact" w:val="520"/>
+          <w:jc w:val="center"/>
+        </w:trPr>
+        <w:tc>
+          <w:tcPr>
+            <w:tcW w:w="9638" w:type="dxa"/>
+          </w:tcPr>
+          <w:p>
+            <w:pPr>
+              <w:spacing w:before="80" w:after="80"/>
+            </w:pPr>
+          </w:p>
+        </w:tc>
+      </w:tr>
+      <w:tr>
+        <w:trPr>
+          <w:trHeight w:hRule="exact" w:val="520"/>
+          <w:jc w:val="center"/>
+        </w:trPr>
+        <w:tc>
+          <w:tcPr>
+            <w:tcW w:w="9638" w:type="dxa"/>
+          </w:tcPr>
+          <w:p>
+            <w:pPr>
+              <w:spacing w:before="80" w:after="80"/>
+            </w:pPr>
+          </w:p>
+        </w:tc>
+      </w:tr>
+      <w:tr>
+        <w:trPr>
+          <w:trHeight w:hRule="exact" w:val="520"/>
+          <w:jc w:val="center"/>
+        </w:trPr>
+        <w:tc>
+          <w:tcPr>
+            <w:tcW w:w="9638" w:type="dxa"/>
+          </w:tcPr>
+          <w:p>
+            <w:pPr>
+              <w:spacing w:before="80" w:after="80"/>
+            </w:pPr>
+          </w:p>
         </w:tc>
       </w:tr>
     </w:tbl>
@@ -4613,21 +5729,39 @@
       <w:pPr>
         <w:pStyle w:val="Titre1"/>
       </w:pPr>
-      <w:bookmarkStart w:id="8" w:name="_Toc238713387"/>
+      <w:bookmarkStart w:id="16" w:name="questions"/>
+      <w:bookmarkStart w:id="17" w:name="_Toc238716202"/>
       <w:r>
         <w:lastRenderedPageBreak/>
         <w:t>Mes questions</w:t>
       </w:r>
-      <w:bookmarkEnd w:id="8"/>
+      <w:bookmarkEnd w:id="16"/>
+      <w:bookmarkEnd w:id="17"/>
+    </w:p>
+    <w:p>
+      <w:pPr>
+        <w:spacing w:after="180"/>
+      </w:pPr>
+      <w:hyperlink w:anchor="sommaire">
+        <w:r>
+          <w:rPr>
+            <w:i/>
+            <w:color w:val="2D5586"/>
+            <w:sz w:val="18"/>
+            <w:u w:val="single"/>
+          </w:rPr>
+          <w:t>↑  revenir au sommaire</w:t>
+        </w:r>
+      </w:hyperlink>
     </w:p>
     <w:p>
       <w:r>
-        <w:t>Elles sont rassemblées, numérotées, dans la version consultable de ce document : dix-sept questions que vous pouvez prendre d'un seul coup, avec un bouton qui ouvre directement un mail vers moi. Un message en vrac me va très bien : les numéros suffisent.</w:t>
+        <w:t>Dix-sept questions vous attendent dans la version consultable, avec un bouton qui ouvre directement un message vers moi. Un mail en vrac me va très bien : les numéros suffisent.</w:t>
       </w:r>
     </w:p>
     <w:p>
       <w:pPr>
-        <w:spacing w:after="280"/>
+        <w:spacing w:after="240"/>
       </w:pPr>
       <w:r>
         <w:t xml:space="preserve">Elles sont ici : </w:t>
@@ -4658,7 +5792,7 @@
       </w:tblPr>
       <w:tblGrid>
         <w:gridCol w:w="680"/>
-        <w:gridCol w:w="8731"/>
+        <w:gridCol w:w="8957"/>
       </w:tblGrid>
       <w:tr>
         <w:trPr>
@@ -4667,12 +5801,14 @@
         <w:tc>
           <w:tcPr>
             <w:tcW w:w="680" w:type="dxa"/>
+            <w:shd w:val="clear" w:color="auto" w:fill="F2F1EE"/>
           </w:tcPr>
           <w:p/>
         </w:tc>
         <w:tc>
           <w:tcPr>
-            <w:tcW w:w="8731" w:type="dxa"/>
+            <w:tcW w:w="8957" w:type="dxa"/>
+            <w:shd w:val="clear" w:color="auto" w:fill="F2F1EE"/>
           </w:tcPr>
           <w:p>
             <w:r>
@@ -4693,6 +5829,7 @@
         <w:tc>
           <w:tcPr>
             <w:tcW w:w="680" w:type="dxa"/>
+            <w:shd w:val="clear" w:color="auto" w:fill="F6E6E4"/>
           </w:tcPr>
           <w:p>
             <w:pPr>
@@ -4701,6 +5838,7 @@
             <w:r>
               <w:rPr>
                 <w:b/>
+                <w:color w:val="8A2B2B"/>
                 <w:sz w:val="20"/>
               </w:rPr>
               <w:t>1</w:t>
@@ -4709,7 +5847,8 @@
         </w:tc>
         <w:tc>
           <w:tcPr>
-            <w:tcW w:w="8731" w:type="dxa"/>
+            <w:tcW w:w="8957" w:type="dxa"/>
+            <w:shd w:val="clear" w:color="auto" w:fill="F6E6E4"/>
           </w:tcPr>
           <w:p>
             <w:pPr>
@@ -4732,6 +5871,7 @@
         <w:tc>
           <w:tcPr>
             <w:tcW w:w="680" w:type="dxa"/>
+            <w:shd w:val="clear" w:color="auto" w:fill="F6E6E4"/>
           </w:tcPr>
           <w:p>
             <w:pPr>
@@ -4740,6 +5880,7 @@
             <w:r>
               <w:rPr>
                 <w:b/>
+                <w:color w:val="8A2B2B"/>
                 <w:sz w:val="20"/>
               </w:rPr>
               <w:t>2</w:t>
@@ -4748,7 +5889,8 @@
         </w:tc>
         <w:tc>
           <w:tcPr>
-            <w:tcW w:w="8731" w:type="dxa"/>
+            <w:tcW w:w="8957" w:type="dxa"/>
+            <w:shd w:val="clear" w:color="auto" w:fill="F6E6E4"/>
           </w:tcPr>
           <w:p>
             <w:pPr>
@@ -4771,6 +5913,7 @@
         <w:tc>
           <w:tcPr>
             <w:tcW w:w="680" w:type="dxa"/>
+            <w:shd w:val="clear" w:color="auto" w:fill="FBF0DC"/>
           </w:tcPr>
           <w:p>
             <w:pPr>
@@ -4779,6 +5922,7 @@
             <w:r>
               <w:rPr>
                 <w:b/>
+                <w:color w:val="8A6312"/>
                 <w:sz w:val="20"/>
               </w:rPr>
               <w:t>3</w:t>
@@ -4787,7 +5931,8 @@
         </w:tc>
         <w:tc>
           <w:tcPr>
-            <w:tcW w:w="8731" w:type="dxa"/>
+            <w:tcW w:w="8957" w:type="dxa"/>
+            <w:shd w:val="clear" w:color="auto" w:fill="FBF0DC"/>
           </w:tcPr>
           <w:p>
             <w:pPr>
@@ -4810,6 +5955,7 @@
         <w:tc>
           <w:tcPr>
             <w:tcW w:w="680" w:type="dxa"/>
+            <w:shd w:val="clear" w:color="auto" w:fill="EDEFEC"/>
           </w:tcPr>
           <w:p>
             <w:pPr>
@@ -4818,6 +5964,7 @@
             <w:r>
               <w:rPr>
                 <w:b/>
+                <w:color w:val="3B6B50"/>
                 <w:sz w:val="20"/>
               </w:rPr>
               <w:t>4</w:t>
@@ -4826,7 +5973,8 @@
         </w:tc>
         <w:tc>
           <w:tcPr>
-            <w:tcW w:w="8731" w:type="dxa"/>
+            <w:tcW w:w="8957" w:type="dxa"/>
+            <w:shd w:val="clear" w:color="auto" w:fill="EDEFEC"/>
           </w:tcPr>
           <w:p>
             <w:pPr>
@@ -4845,31 +5993,59 @@
     </w:tbl>
     <w:p>
       <w:pPr>
-        <w:spacing w:after="120"/>
+        <w:spacing w:after="100"/>
+      </w:pPr>
+    </w:p>
+    <w:tbl>
+      <w:tblPr>
+        <w:tblW w:w="0" w:type="auto"/>
+        <w:jc w:val="center"/>
+        <w:tblLook w:val="04A0" w:firstRow="1" w:lastRow="0" w:firstColumn="1" w:lastColumn="0" w:noHBand="0" w:noVBand="1"/>
+      </w:tblPr>
+      <w:tblGrid>
+        <w:gridCol w:w="9638"/>
+      </w:tblGrid>
+      <w:tr>
+        <w:trPr>
+          <w:jc w:val="center"/>
+        </w:trPr>
+        <w:tc>
+          <w:tcPr>
+            <w:tcW w:w="9638" w:type="dxa"/>
+            <w:tcBorders>
+              <w:top w:val="nil"/>
+              <w:left w:val="single" w:sz="18" w:space="0" w:color="5B3E7E"/>
+              <w:bottom w:val="nil"/>
+              <w:right w:val="nil"/>
+            </w:tcBorders>
+            <w:shd w:val="clear" w:color="auto" w:fill="F6F2F9"/>
+          </w:tcPr>
+          <w:p>
+            <w:pPr>
+              <w:spacing w:before="120" w:after="120"/>
+            </w:pPr>
+            <w:r>
+              <w:rPr>
+                <w:b/>
+                <w:color w:val="5B3E7E"/>
+              </w:rPr>
+              <w:t xml:space="preserve">Et surtout : que me proposeriez-vous, vous ? </w:t>
+            </w:r>
+            <w:r>
+              <w:t>Ce document dit mes idées, mais c'est vous les professionnels de la lumière et du son. Si vous voyez des choses qui serviraient mieux ce spectacle, je suis tout ouïe.</w:t>
+            </w:r>
+          </w:p>
+        </w:tc>
+      </w:tr>
+    </w:tbl>
+    <w:p>
+      <w:pPr>
+        <w:spacing w:after="80"/>
       </w:pPr>
     </w:p>
     <w:p>
       <w:pPr>
-        <w:pBdr>
-          <w:left w:val="single" w:sz="18" w:space="10" w:color="8A2B2B"/>
-        </w:pBdr>
-        <w:spacing w:before="160" w:after="200"/>
-        <w:ind w:left="283" w:right="113"/>
-      </w:pPr>
-      <w:r>
-        <w:rPr>
-          <w:b/>
-          <w:color w:val="8A2B2B"/>
-        </w:rPr>
-        <w:t xml:space="preserve">Et surtout : que me proposeriez-vous, vous ? </w:t>
-      </w:r>
-      <w:r>
-        <w:t>Ce document dit mes idées, mais c'est vous les professionnels de la lumière et du son. Si vous voyez des choses qui serviraient mieux ce spectacle, je suis tout ouïe, et je vous suivrai volontiers.</w:t>
-      </w:r>
-    </w:p>
-    <w:p>
-      <w:pPr>
-        <w:spacing w:before="280" w:after="80"/>
+        <w:spacing w:before="240" w:after="100"/>
       </w:pPr>
       <w:r>
         <w:rPr>
@@ -4883,24 +6059,131 @@
     </w:p>
     <w:tbl>
       <w:tblPr>
-        <w:tblStyle w:val="Grilledutableau"/>
         <w:tblW w:w="0" w:type="auto"/>
         <w:jc w:val="center"/>
+        <w:tblBorders>
+          <w:top w:val="single" w:sz="8" w:space="0" w:color="8A9099"/>
+          <w:left w:val="single" w:sz="8" w:space="0" w:color="8A9099"/>
+          <w:bottom w:val="single" w:sz="8" w:space="0" w:color="8A9099"/>
+          <w:right w:val="single" w:sz="8" w:space="0" w:color="8A9099"/>
+          <w:insideH w:val="dotted" w:sz="6" w:space="0" w:color="AEB4BE"/>
+          <w:insideV w:val="nil"/>
+        </w:tblBorders>
         <w:tblLook w:val="04A0" w:firstRow="1" w:lastRow="0" w:firstColumn="1" w:lastColumn="0" w:noHBand="0" w:noVBand="1"/>
       </w:tblPr>
       <w:tblGrid>
-        <w:gridCol w:w="9411"/>
+        <w:gridCol w:w="9638"/>
       </w:tblGrid>
       <w:tr>
         <w:trPr>
-          <w:trHeight w:hRule="exact" w:val="3000"/>
+          <w:trHeight w:hRule="exact" w:val="520"/>
           <w:jc w:val="center"/>
         </w:trPr>
         <w:tc>
           <w:tcPr>
-            <w:tcW w:w="9411" w:type="dxa"/>
-          </w:tcPr>
-          <w:p/>
+            <w:tcW w:w="9638" w:type="dxa"/>
+          </w:tcPr>
+          <w:p>
+            <w:pPr>
+              <w:spacing w:before="80" w:after="80"/>
+            </w:pPr>
+          </w:p>
+        </w:tc>
+      </w:tr>
+      <w:tr>
+        <w:trPr>
+          <w:trHeight w:hRule="exact" w:val="520"/>
+          <w:jc w:val="center"/>
+        </w:trPr>
+        <w:tc>
+          <w:tcPr>
+            <w:tcW w:w="9638" w:type="dxa"/>
+          </w:tcPr>
+          <w:p>
+            <w:pPr>
+              <w:spacing w:before="80" w:after="80"/>
+            </w:pPr>
+          </w:p>
+        </w:tc>
+      </w:tr>
+      <w:tr>
+        <w:trPr>
+          <w:trHeight w:hRule="exact" w:val="520"/>
+          <w:jc w:val="center"/>
+        </w:trPr>
+        <w:tc>
+          <w:tcPr>
+            <w:tcW w:w="9638" w:type="dxa"/>
+          </w:tcPr>
+          <w:p>
+            <w:pPr>
+              <w:spacing w:before="80" w:after="80"/>
+            </w:pPr>
+          </w:p>
+        </w:tc>
+      </w:tr>
+      <w:tr>
+        <w:trPr>
+          <w:trHeight w:hRule="exact" w:val="520"/>
+          <w:jc w:val="center"/>
+        </w:trPr>
+        <w:tc>
+          <w:tcPr>
+            <w:tcW w:w="9638" w:type="dxa"/>
+          </w:tcPr>
+          <w:p>
+            <w:pPr>
+              <w:spacing w:before="80" w:after="80"/>
+            </w:pPr>
+          </w:p>
+        </w:tc>
+      </w:tr>
+      <w:tr>
+        <w:trPr>
+          <w:trHeight w:hRule="exact" w:val="520"/>
+          <w:jc w:val="center"/>
+        </w:trPr>
+        <w:tc>
+          <w:tcPr>
+            <w:tcW w:w="9638" w:type="dxa"/>
+          </w:tcPr>
+          <w:p>
+            <w:pPr>
+              <w:spacing w:before="80" w:after="80"/>
+            </w:pPr>
+          </w:p>
+        </w:tc>
+      </w:tr>
+      <w:tr>
+        <w:trPr>
+          <w:trHeight w:hRule="exact" w:val="520"/>
+          <w:jc w:val="center"/>
+        </w:trPr>
+        <w:tc>
+          <w:tcPr>
+            <w:tcW w:w="9638" w:type="dxa"/>
+          </w:tcPr>
+          <w:p>
+            <w:pPr>
+              <w:spacing w:before="80" w:after="80"/>
+            </w:pPr>
+          </w:p>
+        </w:tc>
+      </w:tr>
+      <w:tr>
+        <w:trPr>
+          <w:trHeight w:hRule="exact" w:val="520"/>
+          <w:jc w:val="center"/>
+        </w:trPr>
+        <w:tc>
+          <w:tcPr>
+            <w:tcW w:w="9638" w:type="dxa"/>
+          </w:tcPr>
+          <w:p>
+            <w:pPr>
+              <w:spacing w:before="80" w:after="80"/>
+            </w:pPr>
+          </w:p>
         </w:tc>
       </w:tr>
     </w:tbl>
@@ -4918,12 +6201,30 @@
       <w:pPr>
         <w:pStyle w:val="Titre1"/>
       </w:pPr>
-      <w:bookmarkStart w:id="9" w:name="_Toc238713388"/>
+      <w:bookmarkStart w:id="18" w:name="contacts"/>
+      <w:bookmarkStart w:id="19" w:name="_Toc238716203"/>
       <w:r>
         <w:lastRenderedPageBreak/>
         <w:t>Contacts</w:t>
       </w:r>
-      <w:bookmarkEnd w:id="9"/>
+      <w:bookmarkEnd w:id="18"/>
+      <w:bookmarkEnd w:id="19"/>
+    </w:p>
+    <w:p>
+      <w:pPr>
+        <w:spacing w:after="180"/>
+      </w:pPr>
+      <w:hyperlink w:anchor="sommaire">
+        <w:r>
+          <w:rPr>
+            <w:i/>
+            <w:color w:val="2D5586"/>
+            <w:sz w:val="18"/>
+            <w:u w:val="single"/>
+          </w:rPr>
+          <w:t>↑  revenir au sommaire</w:t>
+        </w:r>
+      </w:hyperlink>
     </w:p>
     <w:tbl>
       <w:tblPr>
@@ -4933,7 +6234,7 @@
         <w:tblLook w:val="04A0" w:firstRow="1" w:lastRow="0" w:firstColumn="1" w:lastColumn="0" w:noHBand="0" w:noVBand="1"/>
       </w:tblPr>
       <w:tblGrid>
-        <w:gridCol w:w="3742"/>
+        <w:gridCol w:w="3855"/>
         <w:gridCol w:w="2494"/>
         <w:gridCol w:w="3636"/>
       </w:tblGrid>
@@ -4943,7 +6244,8 @@
         </w:trPr>
         <w:tc>
           <w:tcPr>
-            <w:tcW w:w="3742" w:type="dxa"/>
+            <w:tcW w:w="3855" w:type="dxa"/>
+            <w:shd w:val="clear" w:color="auto" w:fill="F2F1EE"/>
           </w:tcPr>
           <w:p>
             <w:r>
@@ -4959,6 +6261,7 @@
         <w:tc>
           <w:tcPr>
             <w:tcW w:w="2494" w:type="dxa"/>
+            <w:shd w:val="clear" w:color="auto" w:fill="F2F1EE"/>
           </w:tcPr>
           <w:p>
             <w:r>
@@ -4973,7 +6276,8 @@
         </w:tc>
         <w:tc>
           <w:tcPr>
-            <w:tcW w:w="3175" w:type="dxa"/>
+            <w:tcW w:w="3288" w:type="dxa"/>
+            <w:shd w:val="clear" w:color="auto" w:fill="F2F1EE"/>
           </w:tcPr>
           <w:p>
             <w:r>
@@ -4993,7 +6297,7 @@
         </w:trPr>
         <w:tc>
           <w:tcPr>
-            <w:tcW w:w="3742" w:type="dxa"/>
+            <w:tcW w:w="3855" w:type="dxa"/>
           </w:tcPr>
           <w:p>
             <w:pPr>
@@ -5035,7 +6339,7 @@
         </w:tc>
         <w:tc>
           <w:tcPr>
-            <w:tcW w:w="3175" w:type="dxa"/>
+            <w:tcW w:w="3288" w:type="dxa"/>
           </w:tcPr>
           <w:p>
             <w:pPr>
@@ -5063,7 +6367,7 @@
         </w:trPr>
         <w:tc>
           <w:tcPr>
-            <w:tcW w:w="3742" w:type="dxa"/>
+            <w:tcW w:w="3855" w:type="dxa"/>
           </w:tcPr>
           <w:p>
             <w:pPr>
@@ -5080,11 +6384,6 @@
                 <w:sz w:val="20"/>
               </w:rPr>
               <w:br/>
-            </w:r>
-            <w:r>
-              <w:rPr>
-                <w:sz w:val="20"/>
-              </w:rPr>
               <w:t>Également chanteur de la première partie.</w:t>
             </w:r>
           </w:p>
@@ -5114,7 +6413,7 @@
         </w:tc>
         <w:tc>
           <w:tcPr>
-            <w:tcW w:w="3175" w:type="dxa"/>
+            <w:tcW w:w="3288" w:type="dxa"/>
           </w:tcPr>
           <w:p>
             <w:pPr>
@@ -5139,12 +6438,12 @@
     </w:tbl>
     <w:p>
       <w:pPr>
-        <w:spacing w:after="120"/>
+        <w:spacing w:after="100"/>
       </w:pPr>
     </w:p>
     <w:p>
       <w:pPr>
-        <w:spacing w:before="200"/>
+        <w:spacing w:before="160"/>
       </w:pPr>
       <w:r>
         <w:t xml:space="preserve">La version consultable, avec la bande écoutable et la vidéo de la conduite : </w:t>
@@ -5162,7 +6461,7 @@
     </w:p>
     <w:p>
       <w:pPr>
-        <w:spacing w:before="280" w:after="80"/>
+        <w:spacing w:before="240" w:after="100"/>
       </w:pPr>
       <w:r>
         <w:rPr>
@@ -5176,24 +6475,147 @@
     </w:p>
     <w:tbl>
       <w:tblPr>
-        <w:tblStyle w:val="Grilledutableau"/>
         <w:tblW w:w="0" w:type="auto"/>
         <w:jc w:val="center"/>
+        <w:tblBorders>
+          <w:top w:val="single" w:sz="8" w:space="0" w:color="8A9099"/>
+          <w:left w:val="single" w:sz="8" w:space="0" w:color="8A9099"/>
+          <w:bottom w:val="single" w:sz="8" w:space="0" w:color="8A9099"/>
+          <w:right w:val="single" w:sz="8" w:space="0" w:color="8A9099"/>
+          <w:insideH w:val="dotted" w:sz="6" w:space="0" w:color="AEB4BE"/>
+          <w:insideV w:val="nil"/>
+        </w:tblBorders>
         <w:tblLook w:val="04A0" w:firstRow="1" w:lastRow="0" w:firstColumn="1" w:lastColumn="0" w:noHBand="0" w:noVBand="1"/>
       </w:tblPr>
       <w:tblGrid>
-        <w:gridCol w:w="9411"/>
+        <w:gridCol w:w="9638"/>
       </w:tblGrid>
       <w:tr>
         <w:trPr>
-          <w:trHeight w:hRule="exact" w:val="3000"/>
+          <w:trHeight w:hRule="exact" w:val="520"/>
           <w:jc w:val="center"/>
         </w:trPr>
         <w:tc>
           <w:tcPr>
-            <w:tcW w:w="9411" w:type="dxa"/>
-          </w:tcPr>
-          <w:p/>
+            <w:tcW w:w="9638" w:type="dxa"/>
+          </w:tcPr>
+          <w:p>
+            <w:pPr>
+              <w:spacing w:before="80" w:after="80"/>
+            </w:pPr>
+          </w:p>
+        </w:tc>
+      </w:tr>
+      <w:tr>
+        <w:trPr>
+          <w:trHeight w:hRule="exact" w:val="520"/>
+          <w:jc w:val="center"/>
+        </w:trPr>
+        <w:tc>
+          <w:tcPr>
+            <w:tcW w:w="9638" w:type="dxa"/>
+          </w:tcPr>
+          <w:p>
+            <w:pPr>
+              <w:spacing w:before="80" w:after="80"/>
+            </w:pPr>
+          </w:p>
+        </w:tc>
+      </w:tr>
+      <w:tr>
+        <w:trPr>
+          <w:trHeight w:hRule="exact" w:val="520"/>
+          <w:jc w:val="center"/>
+        </w:trPr>
+        <w:tc>
+          <w:tcPr>
+            <w:tcW w:w="9638" w:type="dxa"/>
+          </w:tcPr>
+          <w:p>
+            <w:pPr>
+              <w:spacing w:before="80" w:after="80"/>
+            </w:pPr>
+          </w:p>
+        </w:tc>
+      </w:tr>
+      <w:tr>
+        <w:trPr>
+          <w:trHeight w:hRule="exact" w:val="520"/>
+          <w:jc w:val="center"/>
+        </w:trPr>
+        <w:tc>
+          <w:tcPr>
+            <w:tcW w:w="9638" w:type="dxa"/>
+          </w:tcPr>
+          <w:p>
+            <w:pPr>
+              <w:spacing w:before="80" w:after="80"/>
+            </w:pPr>
+          </w:p>
+        </w:tc>
+      </w:tr>
+      <w:tr>
+        <w:trPr>
+          <w:trHeight w:hRule="exact" w:val="520"/>
+          <w:jc w:val="center"/>
+        </w:trPr>
+        <w:tc>
+          <w:tcPr>
+            <w:tcW w:w="9638" w:type="dxa"/>
+          </w:tcPr>
+          <w:p>
+            <w:pPr>
+              <w:spacing w:before="80" w:after="80"/>
+            </w:pPr>
+          </w:p>
+        </w:tc>
+      </w:tr>
+      <w:tr>
+        <w:trPr>
+          <w:trHeight w:hRule="exact" w:val="520"/>
+          <w:jc w:val="center"/>
+        </w:trPr>
+        <w:tc>
+          <w:tcPr>
+            <w:tcW w:w="9638" w:type="dxa"/>
+          </w:tcPr>
+          <w:p>
+            <w:pPr>
+              <w:spacing w:before="80" w:after="80"/>
+            </w:pPr>
+          </w:p>
+        </w:tc>
+      </w:tr>
+      <w:tr>
+        <w:trPr>
+          <w:trHeight w:hRule="exact" w:val="520"/>
+          <w:jc w:val="center"/>
+        </w:trPr>
+        <w:tc>
+          <w:tcPr>
+            <w:tcW w:w="9638" w:type="dxa"/>
+          </w:tcPr>
+          <w:p>
+            <w:pPr>
+              <w:spacing w:before="80" w:after="80"/>
+            </w:pPr>
+          </w:p>
+        </w:tc>
+      </w:tr>
+      <w:tr>
+        <w:trPr>
+          <w:trHeight w:hRule="exact" w:val="520"/>
+          <w:jc w:val="center"/>
+        </w:trPr>
+        <w:tc>
+          <w:tcPr>
+            <w:tcW w:w="9638" w:type="dxa"/>
+          </w:tcPr>
+          <w:p>
+            <w:pPr>
+              <w:spacing w:before="80" w:after="80"/>
+            </w:pPr>
+          </w:p>
         </w:tc>
       </w:tr>
     </w:tbl>
@@ -5204,7 +6626,7 @@
     </w:p>
     <w:p>
       <w:pPr>
-        <w:spacing w:before="320"/>
+        <w:spacing w:before="280"/>
         <w:jc w:val="center"/>
       </w:pPr>
       <w:r>
@@ -5218,7 +6640,7 @@
     </w:p>
     <w:sectPr>
       <w:pgSz w:w="12240" w:h="15840"/>
-      <w:pgMar w:top="1134" w:right="1247" w:bottom="1020" w:left="1247" w:header="720" w:footer="720" w:gutter="0"/>
+      <w:pgMar w:top="1134" w:right="1134" w:bottom="964" w:left="1134" w:header="720" w:footer="720" w:gutter="0"/>
       <w:cols w:space="720"/>
       <w:docGrid w:linePitch="360"/>
     </w:sectPr>
@@ -5399,31 +6821,31 @@
       </w:rPr>
     </w:lvl>
   </w:abstractNum>
-  <w:num w:numId="1" w16cid:durableId="882867890">
+  <w:num w:numId="1" w16cid:durableId="109395048">
     <w:abstractNumId w:val="8"/>
   </w:num>
-  <w:num w:numId="2" w16cid:durableId="1593273531">
+  <w:num w:numId="2" w16cid:durableId="1408384354">
     <w:abstractNumId w:val="6"/>
   </w:num>
-  <w:num w:numId="3" w16cid:durableId="969702795">
+  <w:num w:numId="3" w16cid:durableId="187986381">
     <w:abstractNumId w:val="5"/>
   </w:num>
-  <w:num w:numId="4" w16cid:durableId="1041707287">
+  <w:num w:numId="4" w16cid:durableId="1979604286">
     <w:abstractNumId w:val="4"/>
   </w:num>
-  <w:num w:numId="5" w16cid:durableId="211230495">
+  <w:num w:numId="5" w16cid:durableId="741954661">
     <w:abstractNumId w:val="7"/>
   </w:num>
-  <w:num w:numId="6" w16cid:durableId="808867231">
+  <w:num w:numId="6" w16cid:durableId="31423117">
     <w:abstractNumId w:val="3"/>
   </w:num>
-  <w:num w:numId="7" w16cid:durableId="1400328807">
+  <w:num w:numId="7" w16cid:durableId="1654870245">
     <w:abstractNumId w:val="2"/>
   </w:num>
-  <w:num w:numId="8" w16cid:durableId="1981302100">
+  <w:num w:numId="8" w16cid:durableId="653066908">
     <w:abstractNumId w:val="1"/>
   </w:num>
-  <w:num w:numId="9" w16cid:durableId="1515456146">
+  <w:num w:numId="9" w16cid:durableId="996807310">
     <w:abstractNumId w:val="0"/>
   </w:num>
 </w:numbering>
@@ -5839,7 +7261,7 @@
     <w:pPr>
       <w:keepNext/>
       <w:keepLines/>
-      <w:spacing w:before="360" w:after="80"/>
+      <w:spacing w:before="320" w:after="60"/>
       <w:outlineLvl w:val="0"/>
     </w:pPr>
     <w:rPr>
@@ -5863,7 +7285,7 @@
     <w:pPr>
       <w:keepNext/>
       <w:keepLines/>
-      <w:spacing w:before="240" w:after="80"/>
+      <w:spacing w:before="240" w:after="60"/>
       <w:outlineLvl w:val="1"/>
     </w:pPr>
     <w:rPr>
@@ -16824,7 +18246,7 @@
     <w:autoRedefine/>
     <w:uiPriority w:val="39"/>
     <w:unhideWhenUsed/>
-    <w:rsid w:val="007E7CA1"/>
+    <w:rsid w:val="00C7780A"/>
     <w:pPr>
       <w:spacing w:after="100"/>
     </w:pPr>
@@ -16834,7 +18256,7 @@
     <w:basedOn w:val="Policepardfaut"/>
     <w:uiPriority w:val="99"/>
     <w:unhideWhenUsed/>
-    <w:rsid w:val="007E7CA1"/>
+    <w:rsid w:val="00C7780A"/>
     <w:rPr>
       <w:color w:val="0000FF" w:themeColor="hyperlink"/>
       <w:u w:val="single"/>

--- a/5 - Site web/media/fiche/fiche-technique-a-imprimer.docx
+++ b/5 - Site web/media/fiche/fiche-technique-a-imprimer.docx
@@ -8,7 +8,7 @@
           <w:noProof/>
         </w:rPr>
         <w:drawing>
-          <wp:anchor distT="0" distB="0" distL="114300" distR="114300" simplePos="0" relativeHeight="251658240" behindDoc="1" locked="1" layoutInCell="1" allowOverlap="1" wp14:anchorId="32C9F6AB" wp14:editId="6EB32F3A">
+          <wp:anchor distT="0" distB="0" distL="114300" distR="114300" simplePos="0" relativeHeight="251658240" behindDoc="1" locked="0" layoutInCell="1" allowOverlap="1" wp14:anchorId="3B05219E" wp14:editId="12C12E28">
             <wp:simplePos x="0" y="0"/>
             <wp:positionH relativeFrom="page">
               <wp:posOffset>0</wp:posOffset>
@@ -16,20 +16,22 @@
             <wp:positionV relativeFrom="page">
               <wp:posOffset>0</wp:posOffset>
             </wp:positionV>
-            <wp:extent cx="7772400" cy="10058400"/>
-            <wp:effectExtent l="0" t="0" r="0" b="0"/>
+            <wp:extent cx="7560000" cy="10692000"/>
+            <wp:effectExtent l="0" t="0" r="3175" b="0"/>
             <wp:wrapNone/>
-            <wp:docPr id="120750714" name="Image 1"/>
-            <wp:cNvGraphicFramePr/>
+            <wp:docPr id="852238931" name="Image 1"/>
+            <wp:cNvGraphicFramePr>
+              <a:graphicFrameLocks xmlns:a="http://schemas.openxmlformats.org/drawingml/2006/main"/>
+            </wp:cNvGraphicFramePr>
             <a:graphic xmlns:a="http://schemas.openxmlformats.org/drawingml/2006/main">
               <a:graphicData uri="http://schemas.openxmlformats.org/drawingml/2006/picture">
                 <pic:pic xmlns:pic="http://schemas.openxmlformats.org/drawingml/2006/picture">
                   <pic:nvPicPr>
-                    <pic:cNvPr id="120750714" name=""/>
+                    <pic:cNvPr id="852238931" name=""/>
                     <pic:cNvPicPr/>
                   </pic:nvPicPr>
                   <pic:blipFill>
-                    <a:blip r:embed="rId6"/>
+                    <a:blip r:embed="rId8"/>
                     <a:stretch>
                       <a:fillRect/>
                     </a:stretch>
@@ -37,7 +39,7 @@
                   <pic:spPr>
                     <a:xfrm>
                       <a:off x="0" y="0"/>
-                      <a:ext cx="7772400" cy="10058400"/>
+                      <a:ext cx="7560000" cy="10692000"/>
                     </a:xfrm>
                     <a:prstGeom prst="rect">
                       <a:avLst/>
@@ -59,7 +61,8 @@
     <w:p>
       <w:pPr>
         <w:sectPr>
-          <w:pgSz w:w="12240" w:h="15840"/>
+          <w:footerReference w:type="default" r:id="rId9"/>
+          <w:pgSz w:w="11906" w:h="16838"/>
           <w:pgMar w:top="0" w:right="0" w:bottom="0" w:left="0" w:header="720" w:footer="720" w:gutter="0"/>
           <w:cols w:space="720"/>
           <w:docGrid w:linePitch="360"/>
@@ -71,7 +74,7 @@
         <w:pStyle w:val="Titre1"/>
       </w:pPr>
       <w:bookmarkStart w:id="0" w:name="sommaire"/>
-      <w:bookmarkStart w:id="1" w:name="_Toc238716194"/>
+      <w:bookmarkStart w:id="1" w:name="_Toc238725070"/>
       <w:r>
         <w:lastRenderedPageBreak/>
         <w:t>Sommaire</w:t>
@@ -81,7 +84,7 @@
     </w:p>
     <w:p>
       <w:pPr>
-        <w:spacing w:after="80"/>
+        <w:spacing w:after="100"/>
       </w:pPr>
       <w:r>
         <w:t>Ce document existe aussi en version consultable, avec la bande du spectacle écoutable, les intentions de lumière en images et une vidéo de la conduite des premiers titres.</w:t>
@@ -94,7 +97,7 @@
       <w:r>
         <w:t xml:space="preserve">Tout est là : </w:t>
       </w:r>
-      <w:hyperlink r:id="rId7">
+      <w:hyperlink r:id="rId10">
         <w:r>
           <w:rPr>
             <w:b/>
@@ -107,31 +110,25 @@
     </w:p>
     <w:p>
       <w:pPr>
-        <w:spacing w:after="280"/>
+        <w:spacing w:after="320"/>
       </w:pPr>
       <w:r>
         <w:rPr>
           <w:i/>
           <w:color w:val="666B76"/>
-          <w:sz w:val="19"/>
+          <w:sz w:val="20"/>
         </w:rPr>
-        <w:t>Chaque titre du sommaire vous emmène directement à sa page ; sous chaque titre, un lien vous ramène ici.</w:t>
+        <w:t>Chaque titre du sommaire vous emmène directement à sa page ; sous chaque titre, un lien vous ramène ici. Une page de notes suit chaque section.</w:t>
       </w:r>
     </w:p>
     <w:p>
       <w:pPr>
         <w:pStyle w:val="TM1"/>
         <w:tabs>
-          <w:tab w:val="right" w:leader="dot" w:pos="9962"/>
+          <w:tab w:val="right" w:leader="dot" w:pos="9628"/>
         </w:tabs>
         <w:rPr>
-          <w:rFonts w:asciiTheme="minorHAnsi" w:hAnsiTheme="minorHAnsi"/>
           <w:noProof/>
-          <w:kern w:val="2"/>
-          <w:sz w:val="24"/>
-          <w:szCs w:val="24"/>
-          <w:lang w:bidi="ar-SA"/>
-          <w14:ligatures w14:val="standardContextual"/>
         </w:rPr>
       </w:pPr>
       <w:r>
@@ -143,7 +140,7 @@
       <w:r>
         <w:fldChar w:fldCharType="separate"/>
       </w:r>
-      <w:hyperlink w:anchor="_Toc238716194" w:history="1">
+      <w:hyperlink w:anchor="_Toc238725070" w:history="1">
         <w:r>
           <w:rPr>
             <w:rStyle w:val="Lienhypertexte"/>
@@ -170,7 +167,75 @@
             <w:noProof/>
             <w:webHidden/>
           </w:rPr>
-          <w:instrText xml:space="preserve"> PAGEREF _Toc238716194 \h </w:instrText>
+          <w:instrText xml:space="preserve"> PAGEREF _Toc238725070 \h </w:instrText>
+        </w:r>
+        <w:r>
+          <w:rPr>
+            <w:noProof/>
+            <w:webHidden/>
+          </w:rPr>
+        </w:r>
+        <w:r>
+          <w:rPr>
+            <w:noProof/>
+            <w:webHidden/>
+          </w:rPr>
+          <w:fldChar w:fldCharType="separate"/>
+        </w:r>
+        <w:r>
+          <w:rPr>
+            <w:noProof/>
+            <w:webHidden/>
+          </w:rPr>
+          <w:t>1</w:t>
+        </w:r>
+        <w:r>
+          <w:rPr>
+            <w:noProof/>
+            <w:webHidden/>
+          </w:rPr>
+          <w:fldChar w:fldCharType="end"/>
+        </w:r>
+      </w:hyperlink>
+    </w:p>
+    <w:p>
+      <w:pPr>
+        <w:pStyle w:val="TM1"/>
+        <w:tabs>
+          <w:tab w:val="right" w:leader="dot" w:pos="9628"/>
+        </w:tabs>
+        <w:rPr>
+          <w:noProof/>
+        </w:rPr>
+      </w:pPr>
+      <w:hyperlink w:anchor="_Toc238725071" w:history="1">
+        <w:r>
+          <w:rPr>
+            <w:rStyle w:val="Lienhypertexte"/>
+            <w:noProof/>
+          </w:rPr>
+          <w:t>1.  Ce dont j'ai besoin, en un coup d'œil</w:t>
+        </w:r>
+        <w:r>
+          <w:rPr>
+            <w:noProof/>
+            <w:webHidden/>
+          </w:rPr>
+          <w:tab/>
+        </w:r>
+        <w:r>
+          <w:rPr>
+            <w:noProof/>
+            <w:webHidden/>
+          </w:rPr>
+          <w:fldChar w:fldCharType="begin"/>
+        </w:r>
+        <w:r>
+          <w:rPr>
+            <w:noProof/>
+            <w:webHidden/>
+          </w:rPr>
+          <w:instrText xml:space="preserve"> PAGEREF _Toc238725071 \h </w:instrText>
         </w:r>
         <w:r>
           <w:rPr>
@@ -205,25 +270,19 @@
       <w:pPr>
         <w:pStyle w:val="TM1"/>
         <w:tabs>
-          <w:tab w:val="right" w:leader="dot" w:pos="9962"/>
+          <w:tab w:val="right" w:leader="dot" w:pos="9628"/>
         </w:tabs>
         <w:rPr>
-          <w:rFonts w:asciiTheme="minorHAnsi" w:hAnsiTheme="minorHAnsi"/>
           <w:noProof/>
-          <w:kern w:val="2"/>
-          <w:sz w:val="24"/>
-          <w:szCs w:val="24"/>
-          <w:lang w:bidi="ar-SA"/>
-          <w14:ligatures w14:val="standardContextual"/>
         </w:rPr>
       </w:pPr>
-      <w:hyperlink w:anchor="_Toc238716195" w:history="1">
+      <w:hyperlink w:anchor="_Toc238725072" w:history="1">
         <w:r>
           <w:rPr>
             <w:rStyle w:val="Lienhypertexte"/>
             <w:noProof/>
           </w:rPr>
-          <w:t>Ce dont j'ai besoin, en un coup d'œil</w:t>
+          <w:t>2.  Son</w:t>
         </w:r>
         <w:r>
           <w:rPr>
@@ -244,7 +303,7 @@
             <w:noProof/>
             <w:webHidden/>
           </w:rPr>
-          <w:instrText xml:space="preserve"> PAGEREF _Toc238716195 \h </w:instrText>
+          <w:instrText xml:space="preserve"> PAGEREF _Toc238725072 \h </w:instrText>
         </w:r>
         <w:r>
           <w:rPr>
@@ -264,7 +323,7 @@
             <w:noProof/>
             <w:webHidden/>
           </w:rPr>
-          <w:t>3</w:t>
+          <w:t>4</w:t>
         </w:r>
         <w:r>
           <w:rPr>
@@ -279,25 +338,19 @@
       <w:pPr>
         <w:pStyle w:val="TM1"/>
         <w:tabs>
-          <w:tab w:val="right" w:leader="dot" w:pos="9962"/>
+          <w:tab w:val="right" w:leader="dot" w:pos="9628"/>
         </w:tabs>
         <w:rPr>
-          <w:rFonts w:asciiTheme="minorHAnsi" w:hAnsiTheme="minorHAnsi"/>
           <w:noProof/>
-          <w:kern w:val="2"/>
-          <w:sz w:val="24"/>
-          <w:szCs w:val="24"/>
-          <w:lang w:bidi="ar-SA"/>
-          <w14:ligatures w14:val="standardContextual"/>
         </w:rPr>
       </w:pPr>
-      <w:hyperlink w:anchor="_Toc238716196" w:history="1">
+      <w:hyperlink w:anchor="_Toc238725073" w:history="1">
         <w:r>
           <w:rPr>
             <w:rStyle w:val="Lienhypertexte"/>
             <w:noProof/>
           </w:rPr>
-          <w:t>Son</w:t>
+          <w:t>3.  Plateau</w:t>
         </w:r>
         <w:r>
           <w:rPr>
@@ -318,7 +371,7 @@
             <w:noProof/>
             <w:webHidden/>
           </w:rPr>
-          <w:instrText xml:space="preserve"> PAGEREF _Toc238716196 \h </w:instrText>
+          <w:instrText xml:space="preserve"> PAGEREF _Toc238725073 \h </w:instrText>
         </w:r>
         <w:r>
           <w:rPr>
@@ -338,7 +391,7 @@
             <w:noProof/>
             <w:webHidden/>
           </w:rPr>
-          <w:t>5</w:t>
+          <w:t>6</w:t>
         </w:r>
         <w:r>
           <w:rPr>
@@ -353,25 +406,19 @@
       <w:pPr>
         <w:pStyle w:val="TM1"/>
         <w:tabs>
-          <w:tab w:val="right" w:leader="dot" w:pos="9962"/>
+          <w:tab w:val="right" w:leader="dot" w:pos="9628"/>
         </w:tabs>
         <w:rPr>
-          <w:rFonts w:asciiTheme="minorHAnsi" w:hAnsiTheme="minorHAnsi"/>
           <w:noProof/>
-          <w:kern w:val="2"/>
-          <w:sz w:val="24"/>
-          <w:szCs w:val="24"/>
-          <w:lang w:bidi="ar-SA"/>
-          <w14:ligatures w14:val="standardContextual"/>
         </w:rPr>
       </w:pPr>
-      <w:hyperlink w:anchor="_Toc238716197" w:history="1">
+      <w:hyperlink w:anchor="_Toc238725074" w:history="1">
         <w:r>
           <w:rPr>
             <w:rStyle w:val="Lienhypertexte"/>
             <w:noProof/>
           </w:rPr>
-          <w:t>Plateau</w:t>
+          <w:t>4.  Lumière</w:t>
         </w:r>
         <w:r>
           <w:rPr>
@@ -392,7 +439,7 @@
             <w:noProof/>
             <w:webHidden/>
           </w:rPr>
-          <w:instrText xml:space="preserve"> PAGEREF _Toc238716197 \h </w:instrText>
+          <w:instrText xml:space="preserve"> PAGEREF _Toc238725074 \h </w:instrText>
         </w:r>
         <w:r>
           <w:rPr>
@@ -412,7 +459,7 @@
             <w:noProof/>
             <w:webHidden/>
           </w:rPr>
-          <w:t>7</w:t>
+          <w:t>8</w:t>
         </w:r>
         <w:r>
           <w:rPr>
@@ -427,25 +474,19 @@
       <w:pPr>
         <w:pStyle w:val="TM1"/>
         <w:tabs>
-          <w:tab w:val="right" w:leader="dot" w:pos="9962"/>
+          <w:tab w:val="right" w:leader="dot" w:pos="9628"/>
         </w:tabs>
         <w:rPr>
-          <w:rFonts w:asciiTheme="minorHAnsi" w:hAnsiTheme="minorHAnsi"/>
           <w:noProof/>
-          <w:kern w:val="2"/>
-          <w:sz w:val="24"/>
-          <w:szCs w:val="24"/>
-          <w:lang w:bidi="ar-SA"/>
-          <w14:ligatures w14:val="standardContextual"/>
         </w:rPr>
       </w:pPr>
-      <w:hyperlink w:anchor="_Toc238716198" w:history="1">
+      <w:hyperlink w:anchor="_Toc238725075" w:history="1">
         <w:r>
           <w:rPr>
             <w:rStyle w:val="Lienhypertexte"/>
             <w:noProof/>
           </w:rPr>
-          <w:t>Lumière</w:t>
+          <w:t>5.  Effets et vidéo</w:t>
         </w:r>
         <w:r>
           <w:rPr>
@@ -466,7 +507,7 @@
             <w:noProof/>
             <w:webHidden/>
           </w:rPr>
-          <w:instrText xml:space="preserve"> PAGEREF _Toc238716198 \h </w:instrText>
+          <w:instrText xml:space="preserve"> PAGEREF _Toc238725075 \h </w:instrText>
         </w:r>
         <w:r>
           <w:rPr>
@@ -486,7 +527,7 @@
             <w:noProof/>
             <w:webHidden/>
           </w:rPr>
-          <w:t>9</w:t>
+          <w:t>10</w:t>
         </w:r>
         <w:r>
           <w:rPr>
@@ -501,25 +542,19 @@
       <w:pPr>
         <w:pStyle w:val="TM1"/>
         <w:tabs>
-          <w:tab w:val="right" w:leader="dot" w:pos="9962"/>
+          <w:tab w:val="right" w:leader="dot" w:pos="9628"/>
         </w:tabs>
         <w:rPr>
-          <w:rFonts w:asciiTheme="minorHAnsi" w:hAnsiTheme="minorHAnsi"/>
           <w:noProof/>
-          <w:kern w:val="2"/>
-          <w:sz w:val="24"/>
-          <w:szCs w:val="24"/>
-          <w:lang w:bidi="ar-SA"/>
-          <w14:ligatures w14:val="standardContextual"/>
         </w:rPr>
       </w:pPr>
-      <w:hyperlink w:anchor="_Toc238716199" w:history="1">
+      <w:hyperlink w:anchor="_Toc238725076" w:history="1">
         <w:r>
           <w:rPr>
             <w:rStyle w:val="Lienhypertexte"/>
             <w:noProof/>
           </w:rPr>
-          <w:t>Effets et vidéo</w:t>
+          <w:t>6.  Déroulé minuté</w:t>
         </w:r>
         <w:r>
           <w:rPr>
@@ -540,81 +575,7 @@
             <w:noProof/>
             <w:webHidden/>
           </w:rPr>
-          <w:instrText xml:space="preserve"> PAGEREF _Toc238716199 \h </w:instrText>
-        </w:r>
-        <w:r>
-          <w:rPr>
-            <w:noProof/>
-            <w:webHidden/>
-          </w:rPr>
-        </w:r>
-        <w:r>
-          <w:rPr>
-            <w:noProof/>
-            <w:webHidden/>
-          </w:rPr>
-          <w:fldChar w:fldCharType="separate"/>
-        </w:r>
-        <w:r>
-          <w:rPr>
-            <w:noProof/>
-            <w:webHidden/>
-          </w:rPr>
-          <w:t>11</w:t>
-        </w:r>
-        <w:r>
-          <w:rPr>
-            <w:noProof/>
-            <w:webHidden/>
-          </w:rPr>
-          <w:fldChar w:fldCharType="end"/>
-        </w:r>
-      </w:hyperlink>
-    </w:p>
-    <w:p>
-      <w:pPr>
-        <w:pStyle w:val="TM1"/>
-        <w:tabs>
-          <w:tab w:val="right" w:leader="dot" w:pos="9962"/>
-        </w:tabs>
-        <w:rPr>
-          <w:rFonts w:asciiTheme="minorHAnsi" w:hAnsiTheme="minorHAnsi"/>
-          <w:noProof/>
-          <w:kern w:val="2"/>
-          <w:sz w:val="24"/>
-          <w:szCs w:val="24"/>
-          <w:lang w:bidi="ar-SA"/>
-          <w14:ligatures w14:val="standardContextual"/>
-        </w:rPr>
-      </w:pPr>
-      <w:hyperlink w:anchor="_Toc238716200" w:history="1">
-        <w:r>
-          <w:rPr>
-            <w:rStyle w:val="Lienhypertexte"/>
-            <w:noProof/>
-          </w:rPr>
-          <w:t>Déroulé minuté</w:t>
-        </w:r>
-        <w:r>
-          <w:rPr>
-            <w:noProof/>
-            <w:webHidden/>
-          </w:rPr>
-          <w:tab/>
-        </w:r>
-        <w:r>
-          <w:rPr>
-            <w:noProof/>
-            <w:webHidden/>
-          </w:rPr>
-          <w:fldChar w:fldCharType="begin"/>
-        </w:r>
-        <w:r>
-          <w:rPr>
-            <w:noProof/>
-            <w:webHidden/>
-          </w:rPr>
-          <w:instrText xml:space="preserve"> PAGEREF _Toc238716200 \h </w:instrText>
+          <w:instrText xml:space="preserve"> PAGEREF _Toc238725076 \h </w:instrText>
         </w:r>
         <w:r>
           <w:rPr>
@@ -649,25 +610,19 @@
       <w:pPr>
         <w:pStyle w:val="TM1"/>
         <w:tabs>
-          <w:tab w:val="right" w:leader="dot" w:pos="9962"/>
+          <w:tab w:val="right" w:leader="dot" w:pos="9628"/>
         </w:tabs>
         <w:rPr>
-          <w:rFonts w:asciiTheme="minorHAnsi" w:hAnsiTheme="minorHAnsi"/>
           <w:noProof/>
-          <w:kern w:val="2"/>
-          <w:sz w:val="24"/>
-          <w:szCs w:val="24"/>
-          <w:lang w:bidi="ar-SA"/>
-          <w14:ligatures w14:val="standardContextual"/>
         </w:rPr>
       </w:pPr>
-      <w:hyperlink w:anchor="_Toc238716201" w:history="1">
+      <w:hyperlink w:anchor="_Toc238725077" w:history="1">
         <w:r>
           <w:rPr>
             <w:rStyle w:val="Lienhypertexte"/>
             <w:noProof/>
           </w:rPr>
-          <w:t>Le jour du spectacle</w:t>
+          <w:t>7.  Le jour du spectacle</w:t>
         </w:r>
         <w:r>
           <w:rPr>
@@ -688,81 +643,7 @@
             <w:noProof/>
             <w:webHidden/>
           </w:rPr>
-          <w:instrText xml:space="preserve"> PAGEREF _Toc238716201 \h </w:instrText>
-        </w:r>
-        <w:r>
-          <w:rPr>
-            <w:noProof/>
-            <w:webHidden/>
-          </w:rPr>
-        </w:r>
-        <w:r>
-          <w:rPr>
-            <w:noProof/>
-            <w:webHidden/>
-          </w:rPr>
-          <w:fldChar w:fldCharType="separate"/>
-        </w:r>
-        <w:r>
-          <w:rPr>
-            <w:noProof/>
-            <w:webHidden/>
-          </w:rPr>
-          <w:t>13</w:t>
-        </w:r>
-        <w:r>
-          <w:rPr>
-            <w:noProof/>
-            <w:webHidden/>
-          </w:rPr>
-          <w:fldChar w:fldCharType="end"/>
-        </w:r>
-      </w:hyperlink>
-    </w:p>
-    <w:p>
-      <w:pPr>
-        <w:pStyle w:val="TM1"/>
-        <w:tabs>
-          <w:tab w:val="right" w:leader="dot" w:pos="9962"/>
-        </w:tabs>
-        <w:rPr>
-          <w:rFonts w:asciiTheme="minorHAnsi" w:hAnsiTheme="minorHAnsi"/>
-          <w:noProof/>
-          <w:kern w:val="2"/>
-          <w:sz w:val="24"/>
-          <w:szCs w:val="24"/>
-          <w:lang w:bidi="ar-SA"/>
-          <w14:ligatures w14:val="standardContextual"/>
-        </w:rPr>
-      </w:pPr>
-      <w:hyperlink w:anchor="_Toc238716202" w:history="1">
-        <w:r>
-          <w:rPr>
-            <w:rStyle w:val="Lienhypertexte"/>
-            <w:noProof/>
-          </w:rPr>
-          <w:t>Mes questions</w:t>
-        </w:r>
-        <w:r>
-          <w:rPr>
-            <w:noProof/>
-            <w:webHidden/>
-          </w:rPr>
-          <w:tab/>
-        </w:r>
-        <w:r>
-          <w:rPr>
-            <w:noProof/>
-            <w:webHidden/>
-          </w:rPr>
-          <w:fldChar w:fldCharType="begin"/>
-        </w:r>
-        <w:r>
-          <w:rPr>
-            <w:noProof/>
-            <w:webHidden/>
-          </w:rPr>
-          <w:instrText xml:space="preserve"> PAGEREF _Toc238716202 \h </w:instrText>
+          <w:instrText xml:space="preserve"> PAGEREF _Toc238725077 \h </w:instrText>
         </w:r>
         <w:r>
           <w:rPr>
@@ -797,25 +678,19 @@
       <w:pPr>
         <w:pStyle w:val="TM1"/>
         <w:tabs>
-          <w:tab w:val="right" w:leader="dot" w:pos="9962"/>
+          <w:tab w:val="right" w:leader="dot" w:pos="9628"/>
         </w:tabs>
         <w:rPr>
-          <w:rFonts w:asciiTheme="minorHAnsi" w:hAnsiTheme="minorHAnsi"/>
           <w:noProof/>
-          <w:kern w:val="2"/>
-          <w:sz w:val="24"/>
-          <w:szCs w:val="24"/>
-          <w:lang w:bidi="ar-SA"/>
-          <w14:ligatures w14:val="standardContextual"/>
         </w:rPr>
       </w:pPr>
-      <w:hyperlink w:anchor="_Toc238716203" w:history="1">
+      <w:hyperlink w:anchor="_Toc238725078" w:history="1">
         <w:r>
           <w:rPr>
             <w:rStyle w:val="Lienhypertexte"/>
             <w:noProof/>
           </w:rPr>
-          <w:t>Contacts</w:t>
+          <w:t>8.  Mes questions</w:t>
         </w:r>
         <w:r>
           <w:rPr>
@@ -836,7 +711,7 @@
             <w:noProof/>
             <w:webHidden/>
           </w:rPr>
-          <w:instrText xml:space="preserve"> PAGEREF _Toc238716203 \h </w:instrText>
+          <w:instrText xml:space="preserve"> PAGEREF _Toc238725078 \h </w:instrText>
         </w:r>
         <w:r>
           <w:rPr>
@@ -856,7 +731,75 @@
             <w:noProof/>
             <w:webHidden/>
           </w:rPr>
-          <w:t>15</w:t>
+          <w:t>16</w:t>
+        </w:r>
+        <w:r>
+          <w:rPr>
+            <w:noProof/>
+            <w:webHidden/>
+          </w:rPr>
+          <w:fldChar w:fldCharType="end"/>
+        </w:r>
+      </w:hyperlink>
+    </w:p>
+    <w:p>
+      <w:pPr>
+        <w:pStyle w:val="TM1"/>
+        <w:tabs>
+          <w:tab w:val="right" w:leader="dot" w:pos="9628"/>
+        </w:tabs>
+        <w:rPr>
+          <w:noProof/>
+        </w:rPr>
+      </w:pPr>
+      <w:hyperlink w:anchor="_Toc238725079" w:history="1">
+        <w:r>
+          <w:rPr>
+            <w:rStyle w:val="Lienhypertexte"/>
+            <w:noProof/>
+          </w:rPr>
+          <w:t>9.  Contacts</w:t>
+        </w:r>
+        <w:r>
+          <w:rPr>
+            <w:noProof/>
+            <w:webHidden/>
+          </w:rPr>
+          <w:tab/>
+        </w:r>
+        <w:r>
+          <w:rPr>
+            <w:noProof/>
+            <w:webHidden/>
+          </w:rPr>
+          <w:fldChar w:fldCharType="begin"/>
+        </w:r>
+        <w:r>
+          <w:rPr>
+            <w:noProof/>
+            <w:webHidden/>
+          </w:rPr>
+          <w:instrText xml:space="preserve"> PAGEREF _Toc238725079 \h </w:instrText>
+        </w:r>
+        <w:r>
+          <w:rPr>
+            <w:noProof/>
+            <w:webHidden/>
+          </w:rPr>
+        </w:r>
+        <w:r>
+          <w:rPr>
+            <w:noProof/>
+            <w:webHidden/>
+          </w:rPr>
+          <w:fldChar w:fldCharType="separate"/>
+        </w:r>
+        <w:r>
+          <w:rPr>
+            <w:noProof/>
+            <w:webHidden/>
+          </w:rPr>
+          <w:t>18</w:t>
         </w:r>
         <w:r>
           <w:rPr>
@@ -873,18 +816,17 @@
       </w:r>
     </w:p>
     <w:p>
-      <w:r>
-        <w:br w:type="page"/>
-      </w:r>
-    </w:p>
-    <w:p>
       <w:pPr>
         <w:pStyle w:val="Titre1"/>
+        <w:pageBreakBefore/>
       </w:pPr>
       <w:bookmarkStart w:id="2" w:name="besoins"/>
-      <w:bookmarkStart w:id="3" w:name="_Toc238716195"/>
+      <w:bookmarkStart w:id="3" w:name="_Toc238725071"/>
       <w:r>
         <w:lastRenderedPageBreak/>
+        <w:t xml:space="preserve">1.  </w:t>
+      </w:r>
+      <w:r>
         <w:t>Ce dont j'ai besoin, en un coup d'œil</w:t>
       </w:r>
       <w:bookmarkEnd w:id="2"/>
@@ -892,7 +834,7 @@
     </w:p>
     <w:p>
       <w:pPr>
-        <w:spacing w:after="180"/>
+        <w:spacing w:after="160"/>
       </w:pPr>
       <w:hyperlink w:anchor="sommaire">
         <w:r>
@@ -908,11 +850,11 @@
     </w:p>
     <w:p>
       <w:pPr>
-        <w:spacing w:after="160"/>
+        <w:spacing w:after="200"/>
       </w:pPr>
       <w:r>
         <w:rPr>
-          <w:color w:val="666B76"/>
+          <w:sz w:val="23"/>
         </w:rPr>
         <w:t>Chaque ligne indique ce que je souhaite et pourquoi. Aucune de ces demandes ne doit entraîner de dépense supplémentaire : si l'un de ces points supposait une location ou un supplément, je le retire sans discussion.</w:t>
       </w:r>
@@ -925,9 +867,9 @@
         <w:tblLook w:val="04A0" w:firstRow="1" w:lastRow="0" w:firstColumn="1" w:lastColumn="0" w:noHBand="0" w:noVBand="1"/>
       </w:tblPr>
       <w:tblGrid>
-        <w:gridCol w:w="1531"/>
-        <w:gridCol w:w="3742"/>
-        <w:gridCol w:w="4365"/>
+        <w:gridCol w:w="1644"/>
+        <w:gridCol w:w="3912"/>
+        <w:gridCol w:w="4082"/>
       </w:tblGrid>
       <w:tr>
         <w:trPr>
@@ -935,7 +877,7 @@
         </w:trPr>
         <w:tc>
           <w:tcPr>
-            <w:tcW w:w="1531" w:type="dxa"/>
+            <w:tcW w:w="1644" w:type="dxa"/>
             <w:shd w:val="clear" w:color="auto" w:fill="F2F1EE"/>
           </w:tcPr>
           <w:p>
@@ -943,7 +885,7 @@
               <w:rPr>
                 <w:b/>
                 <w:color w:val="666B76"/>
-                <w:sz w:val="17"/>
+                <w:sz w:val="18"/>
               </w:rPr>
               <w:t>Priorité</w:t>
             </w:r>
@@ -951,7 +893,7 @@
         </w:tc>
         <w:tc>
           <w:tcPr>
-            <w:tcW w:w="3742" w:type="dxa"/>
+            <w:tcW w:w="3912" w:type="dxa"/>
             <w:shd w:val="clear" w:color="auto" w:fill="F2F1EE"/>
           </w:tcPr>
           <w:p>
@@ -959,7 +901,7 @@
               <w:rPr>
                 <w:b/>
                 <w:color w:val="666B76"/>
-                <w:sz w:val="17"/>
+                <w:sz w:val="18"/>
               </w:rPr>
               <w:t>Ce dont j'ai besoin</w:t>
             </w:r>
@@ -967,7 +909,7 @@
         </w:tc>
         <w:tc>
           <w:tcPr>
-            <w:tcW w:w="4365" w:type="dxa"/>
+            <w:tcW w:w="4082" w:type="dxa"/>
             <w:shd w:val="clear" w:color="auto" w:fill="F2F1EE"/>
           </w:tcPr>
           <w:p>
@@ -975,7 +917,7 @@
               <w:rPr>
                 <w:b/>
                 <w:color w:val="666B76"/>
-                <w:sz w:val="17"/>
+                <w:sz w:val="18"/>
               </w:rPr>
               <w:t>Pourquoi</w:t>
             </w:r>
@@ -988,18 +930,18 @@
         </w:trPr>
         <w:tc>
           <w:tcPr>
-            <w:tcW w:w="1531" w:type="dxa"/>
+            <w:tcW w:w="1644" w:type="dxa"/>
             <w:shd w:val="clear" w:color="auto" w:fill="F6E6E4"/>
           </w:tcPr>
           <w:p>
             <w:pPr>
-              <w:spacing w:after="60"/>
+              <w:spacing w:before="40" w:after="40"/>
             </w:pPr>
             <w:r>
               <w:rPr>
                 <w:b/>
                 <w:color w:val="8A2B2B"/>
-                <w:sz w:val="19"/>
+                <w:sz w:val="21"/>
               </w:rPr>
               <w:t>IMPORTANT</w:t>
             </w:r>
@@ -1007,36 +949,36 @@
         </w:tc>
         <w:tc>
           <w:tcPr>
-            <w:tcW w:w="3742" w:type="dxa"/>
+            <w:tcW w:w="3912" w:type="dxa"/>
             <w:shd w:val="clear" w:color="auto" w:fill="F6E6E4"/>
           </w:tcPr>
           <w:p>
             <w:pPr>
-              <w:spacing w:after="60"/>
+              <w:spacing w:before="40" w:after="40"/>
             </w:pPr>
             <w:r>
               <w:rPr>
                 <w:b/>
-                <w:sz w:val="19"/>
+                <w:sz w:val="21"/>
               </w:rPr>
-              <w:t>La scène dégagée pendant notre passage, le backline du groupe s'installant à l'entracte</w:t>
+              <w:t>La scène dégagée pendant notre passage, le backline s'installant à l'entracte</w:t>
             </w:r>
           </w:p>
         </w:tc>
         <w:tc>
           <w:tcPr>
-            <w:tcW w:w="4365" w:type="dxa"/>
+            <w:tcW w:w="4082" w:type="dxa"/>
             <w:shd w:val="clear" w:color="auto" w:fill="F6E6E4"/>
           </w:tcPr>
           <w:p>
             <w:pPr>
-              <w:spacing w:after="60"/>
+              <w:spacing w:before="40" w:after="40"/>
             </w:pPr>
             <w:r>
               <w:rPr>
-                <w:sz w:val="19"/>
+                <w:sz w:val="21"/>
               </w:rPr>
-              <w:t>Toute la mise en scène repose dessus : les six chanteurs circulent d'un bout à l'autre du plateau, du début à la fin.</w:t>
+              <w:t>Toute la mise en scène repose dessus : les six chanteurs circulent d'un bout à l'autre du plateau.</w:t>
             </w:r>
           </w:p>
         </w:tc>
@@ -1047,18 +989,18 @@
         </w:trPr>
         <w:tc>
           <w:tcPr>
-            <w:tcW w:w="1531" w:type="dxa"/>
+            <w:tcW w:w="1644" w:type="dxa"/>
             <w:shd w:val="clear" w:color="auto" w:fill="F6E6E4"/>
           </w:tcPr>
           <w:p>
             <w:pPr>
-              <w:spacing w:after="60"/>
+              <w:spacing w:before="40" w:after="40"/>
             </w:pPr>
             <w:r>
               <w:rPr>
                 <w:b/>
                 <w:color w:val="8A2B2B"/>
-                <w:sz w:val="19"/>
+                <w:sz w:val="21"/>
               </w:rPr>
               <w:t>IMPORTANT</w:t>
             </w:r>
@@ -1066,17 +1008,17 @@
         </w:tc>
         <w:tc>
           <w:tcPr>
-            <w:tcW w:w="3742" w:type="dxa"/>
+            <w:tcW w:w="3912" w:type="dxa"/>
             <w:shd w:val="clear" w:color="auto" w:fill="F6E6E4"/>
           </w:tcPr>
           <w:p>
             <w:pPr>
-              <w:spacing w:after="60"/>
+              <w:spacing w:before="40" w:after="40"/>
             </w:pPr>
             <w:r>
               <w:rPr>
                 <w:b/>
-                <w:sz w:val="19"/>
+                <w:sz w:val="21"/>
               </w:rPr>
               <w:t>6 micros HF main, tous du même modèle, six canaux ouverts en même temps</w:t>
             </w:r>
@@ -1084,16 +1026,16 @@
         </w:tc>
         <w:tc>
           <w:tcPr>
-            <w:tcW w:w="4365" w:type="dxa"/>
+            <w:tcW w:w="4082" w:type="dxa"/>
             <w:shd w:val="clear" w:color="auto" w:fill="F6E6E4"/>
           </w:tcPr>
           <w:p>
             <w:pPr>
-              <w:spacing w:after="60"/>
+              <w:spacing w:before="40" w:after="40"/>
             </w:pPr>
             <w:r>
               <w:rPr>
-                <w:sz w:val="19"/>
+                <w:sz w:val="21"/>
               </w:rPr>
               <w:t>Les six chantent ensemble sur plusieurs titres ; des capsules différentes donneraient des timbres hétérogènes.</w:t>
             </w:r>
@@ -1106,18 +1048,18 @@
         </w:trPr>
         <w:tc>
           <w:tcPr>
-            <w:tcW w:w="1531" w:type="dxa"/>
+            <w:tcW w:w="1644" w:type="dxa"/>
             <w:shd w:val="clear" w:color="auto" w:fill="F6E6E4"/>
           </w:tcPr>
           <w:p>
             <w:pPr>
-              <w:spacing w:after="60"/>
+              <w:spacing w:before="40" w:after="40"/>
             </w:pPr>
             <w:r>
               <w:rPr>
                 <w:b/>
                 <w:color w:val="8A2B2B"/>
-                <w:sz w:val="19"/>
+                <w:sz w:val="21"/>
               </w:rPr>
               <w:t>IMPORTANT</w:t>
             </w:r>
@@ -1125,17 +1067,17 @@
         </w:tc>
         <w:tc>
           <w:tcPr>
-            <w:tcW w:w="3742" w:type="dxa"/>
+            <w:tcW w:w="3912" w:type="dxa"/>
             <w:shd w:val="clear" w:color="auto" w:fill="F6E6E4"/>
           </w:tcPr>
           <w:p>
             <w:pPr>
-              <w:spacing w:after="60"/>
+              <w:spacing w:before="40" w:after="40"/>
             </w:pPr>
             <w:r>
               <w:rPr>
                 <w:b/>
-                <w:sz w:val="19"/>
+                <w:sz w:val="21"/>
               </w:rPr>
               <w:t>Des douches sur des points fixes numérotés, complétées en face</w:t>
             </w:r>
@@ -1143,16 +1085,16 @@
         </w:tc>
         <w:tc>
           <w:tcPr>
-            <w:tcW w:w="4365" w:type="dxa"/>
+            <w:tcW w:w="4082" w:type="dxa"/>
             <w:shd w:val="clear" w:color="auto" w:fill="F6E6E4"/>
           </w:tcPr>
           <w:p>
             <w:pPr>
-              <w:spacing w:after="60"/>
+              <w:spacing w:before="40" w:after="40"/>
             </w:pPr>
             <w:r>
               <w:rPr>
-                <w:sz w:val="19"/>
+                <w:sz w:val="21"/>
               </w:rPr>
               <w:t>C'est l'outil principal du spectacle, qui alterne sans cesse solos, duos et ensembles.</w:t>
             </w:r>
@@ -1165,18 +1107,18 @@
         </w:trPr>
         <w:tc>
           <w:tcPr>
-            <w:tcW w:w="1531" w:type="dxa"/>
+            <w:tcW w:w="1644" w:type="dxa"/>
             <w:shd w:val="clear" w:color="auto" w:fill="F6E6E4"/>
           </w:tcPr>
           <w:p>
             <w:pPr>
-              <w:spacing w:after="60"/>
+              <w:spacing w:before="40" w:after="40"/>
             </w:pPr>
             <w:r>
               <w:rPr>
                 <w:b/>
                 <w:color w:val="8A2B2B"/>
-                <w:sz w:val="19"/>
+                <w:sz w:val="21"/>
               </w:rPr>
               <w:t>IMPORTANT</w:t>
             </w:r>
@@ -1184,17 +1126,17 @@
         </w:tc>
         <w:tc>
           <w:tcPr>
-            <w:tcW w:w="3742" w:type="dxa"/>
+            <w:tcW w:w="3912" w:type="dxa"/>
             <w:shd w:val="clear" w:color="auto" w:fill="F6E6E4"/>
           </w:tcPr>
           <w:p>
             <w:pPr>
-              <w:spacing w:after="60"/>
+              <w:spacing w:before="40" w:after="40"/>
             </w:pPr>
             <w:r>
               <w:rPr>
                 <w:b/>
-                <w:sz w:val="19"/>
+                <w:sz w:val="21"/>
               </w:rPr>
               <w:t>Une poursuite et son poursuiteur, cadrage médaillon</w:t>
             </w:r>
@@ -1202,16 +1144,16 @@
         </w:tc>
         <w:tc>
           <w:tcPr>
-            <w:tcW w:w="4365" w:type="dxa"/>
+            <w:tcW w:w="4082" w:type="dxa"/>
             <w:shd w:val="clear" w:color="auto" w:fill="F6E6E4"/>
           </w:tcPr>
           <w:p>
             <w:pPr>
-              <w:spacing w:after="60"/>
+              <w:spacing w:before="40" w:after="40"/>
             </w:pPr>
             <w:r>
               <w:rPr>
-                <w:sz w:val="19"/>
+                <w:sz w:val="21"/>
               </w:rPr>
               <w:t>Plusieurs solistes se déplacent en chantant : une douche fixe ne peut pas les cueillir en mouvement.</w:t>
             </w:r>
@@ -1224,18 +1166,18 @@
         </w:trPr>
         <w:tc>
           <w:tcPr>
-            <w:tcW w:w="1531" w:type="dxa"/>
+            <w:tcW w:w="1644" w:type="dxa"/>
             <w:shd w:val="clear" w:color="auto" w:fill="FBF0DC"/>
           </w:tcPr>
           <w:p>
             <w:pPr>
-              <w:spacing w:after="60"/>
+              <w:spacing w:before="40" w:after="40"/>
             </w:pPr>
             <w:r>
               <w:rPr>
                 <w:b/>
                 <w:color w:val="8A6312"/>
-                <w:sz w:val="19"/>
+                <w:sz w:val="21"/>
               </w:rPr>
               <w:t>TRÈS SOUHAITÉ</w:t>
             </w:r>
@@ -1243,17 +1185,17 @@
         </w:tc>
         <w:tc>
           <w:tcPr>
-            <w:tcW w:w="3742" w:type="dxa"/>
+            <w:tcW w:w="3912" w:type="dxa"/>
             <w:shd w:val="clear" w:color="auto" w:fill="FBF0DC"/>
           </w:tcPr>
           <w:p>
             <w:pPr>
-              <w:spacing w:after="60"/>
+              <w:spacing w:before="40" w:after="40"/>
             </w:pPr>
             <w:r>
               <w:rPr>
                 <w:b/>
-                <w:sz w:val="19"/>
+                <w:sz w:val="21"/>
               </w:rPr>
               <w:t>De la fumée lourde, deux envois minimum</w:t>
             </w:r>
@@ -1261,16 +1203,16 @@
         </w:tc>
         <w:tc>
           <w:tcPr>
-            <w:tcW w:w="4365" w:type="dxa"/>
+            <w:tcW w:w="4082" w:type="dxa"/>
             <w:shd w:val="clear" w:color="auto" w:fill="FBF0DC"/>
           </w:tcPr>
           <w:p>
             <w:pPr>
-              <w:spacing w:after="60"/>
+              <w:spacing w:before="40" w:after="40"/>
             </w:pPr>
             <w:r>
               <w:rPr>
-                <w:sz w:val="19"/>
+                <w:sz w:val="21"/>
               </w:rPr>
               <w:t>L'ouverture du spectacle, et la suspension du temps vers 23:00. D'autres pourront s'ajouter.</w:t>
             </w:r>
@@ -1283,18 +1225,18 @@
         </w:trPr>
         <w:tc>
           <w:tcPr>
-            <w:tcW w:w="1531" w:type="dxa"/>
+            <w:tcW w:w="1644" w:type="dxa"/>
             <w:shd w:val="clear" w:color="auto" w:fill="FBF0DC"/>
           </w:tcPr>
           <w:p>
             <w:pPr>
-              <w:spacing w:after="60"/>
+              <w:spacing w:before="40" w:after="40"/>
             </w:pPr>
             <w:r>
               <w:rPr>
                 <w:b/>
                 <w:color w:val="8A6312"/>
-                <w:sz w:val="19"/>
+                <w:sz w:val="21"/>
               </w:rPr>
               <w:t>TRÈS SOUHAITÉ</w:t>
             </w:r>
@@ -1302,17 +1244,17 @@
         </w:tc>
         <w:tc>
           <w:tcPr>
-            <w:tcW w:w="3742" w:type="dxa"/>
+            <w:tcW w:w="3912" w:type="dxa"/>
             <w:shd w:val="clear" w:color="auto" w:fill="FBF0DC"/>
           </w:tcPr>
           <w:p>
             <w:pPr>
-              <w:spacing w:after="60"/>
+              <w:spacing w:before="40" w:after="40"/>
             </w:pPr>
             <w:r>
               <w:rPr>
                 <w:b/>
-                <w:sz w:val="19"/>
+                <w:sz w:val="21"/>
               </w:rPr>
               <w:t>De la couleur sur le cyclorama, une par univers</w:t>
             </w:r>
@@ -1320,16 +1262,16 @@
         </w:tc>
         <w:tc>
           <w:tcPr>
-            <w:tcW w:w="4365" w:type="dxa"/>
+            <w:tcW w:w="4082" w:type="dxa"/>
             <w:shd w:val="clear" w:color="auto" w:fill="FBF0DC"/>
           </w:tcPr>
           <w:p>
             <w:pPr>
-              <w:spacing w:after="60"/>
+              <w:spacing w:before="40" w:after="40"/>
             </w:pPr>
             <w:r>
               <w:rPr>
-                <w:sz w:val="19"/>
+                <w:sz w:val="21"/>
               </w:rPr>
               <w:t>C'est le marqueur le plus lisible des ruptures entre les trois œuvres.</w:t>
             </w:r>
@@ -1342,18 +1284,18 @@
         </w:trPr>
         <w:tc>
           <w:tcPr>
-            <w:tcW w:w="1531" w:type="dxa"/>
+            <w:tcW w:w="1644" w:type="dxa"/>
             <w:shd w:val="clear" w:color="auto" w:fill="FBF0DC"/>
           </w:tcPr>
           <w:p>
             <w:pPr>
-              <w:spacing w:after="60"/>
+              <w:spacing w:before="40" w:after="40"/>
             </w:pPr>
             <w:r>
               <w:rPr>
                 <w:b/>
                 <w:color w:val="8A6312"/>
-                <w:sz w:val="19"/>
+                <w:sz w:val="21"/>
               </w:rPr>
               <w:t>TRÈS SOUHAITÉ</w:t>
             </w:r>
@@ -1361,17 +1303,17 @@
         </w:tc>
         <w:tc>
           <w:tcPr>
-            <w:tcW w:w="3742" w:type="dxa"/>
+            <w:tcW w:w="3912" w:type="dxa"/>
             <w:shd w:val="clear" w:color="auto" w:fill="FBF0DC"/>
           </w:tcPr>
           <w:p>
             <w:pPr>
-              <w:spacing w:after="60"/>
+              <w:spacing w:before="40" w:after="40"/>
             </w:pPr>
             <w:r>
               <w:rPr>
                 <w:b/>
-                <w:sz w:val="19"/>
+                <w:sz w:val="21"/>
               </w:rPr>
               <w:t>Un écran ou une surface de projection</w:t>
             </w:r>
@@ -1379,16 +1321,16 @@
         </w:tc>
         <w:tc>
           <w:tcPr>
-            <w:tcW w:w="4365" w:type="dxa"/>
+            <w:tcW w:w="4082" w:type="dxa"/>
             <w:shd w:val="clear" w:color="auto" w:fill="FBF0DC"/>
           </w:tcPr>
           <w:p>
             <w:pPr>
-              <w:spacing w:after="60"/>
+              <w:spacing w:before="40" w:after="40"/>
             </w:pPr>
             <w:r>
               <w:rPr>
-                <w:sz w:val="19"/>
+                <w:sz w:val="21"/>
               </w:rPr>
               <w:t>Il tiendrait lieu de décor, le spectacle n'en comportant aucun.</w:t>
             </w:r>
@@ -1401,18 +1343,18 @@
         </w:trPr>
         <w:tc>
           <w:tcPr>
-            <w:tcW w:w="1531" w:type="dxa"/>
+            <w:tcW w:w="1644" w:type="dxa"/>
             <w:shd w:val="clear" w:color="auto" w:fill="E7F0F8"/>
           </w:tcPr>
           <w:p>
             <w:pPr>
-              <w:spacing w:after="60"/>
+              <w:spacing w:before="40" w:after="40"/>
             </w:pPr>
             <w:r>
               <w:rPr>
                 <w:b/>
                 <w:color w:val="2D5586"/>
-                <w:sz w:val="19"/>
+                <w:sz w:val="21"/>
               </w:rPr>
               <w:t>SOUHAITÉ</w:t>
             </w:r>
@@ -1420,17 +1362,17 @@
         </w:tc>
         <w:tc>
           <w:tcPr>
-            <w:tcW w:w="3742" w:type="dxa"/>
+            <w:tcW w:w="3912" w:type="dxa"/>
             <w:shd w:val="clear" w:color="auto" w:fill="E7F0F8"/>
           </w:tcPr>
           <w:p>
             <w:pPr>
-              <w:spacing w:after="60"/>
+              <w:spacing w:before="40" w:after="40"/>
             </w:pPr>
             <w:r>
               <w:rPr>
                 <w:b/>
-                <w:sz w:val="19"/>
+                <w:sz w:val="21"/>
               </w:rPr>
               <w:t>2 à 3 micros de secours, allumés et réglés, en coulisse</w:t>
             </w:r>
@@ -1438,18 +1380,18 @@
         </w:tc>
         <w:tc>
           <w:tcPr>
-            <w:tcW w:w="4365" w:type="dxa"/>
+            <w:tcW w:w="4082" w:type="dxa"/>
             <w:shd w:val="clear" w:color="auto" w:fill="E7F0F8"/>
           </w:tcPr>
           <w:p>
             <w:pPr>
-              <w:spacing w:after="60"/>
+              <w:spacing w:before="40" w:after="40"/>
             </w:pPr>
             <w:r>
               <w:rPr>
-                <w:sz w:val="19"/>
+                <w:sz w:val="21"/>
               </w:rPr>
-              <w:t>Le medley s'enchaîne sans la moindre pause : si un micro lâchait, aucun moment pour aller en chercher un.</w:t>
+              <w:t>Le medley s'enchaîne sans la moindre pause : aucun moment pour aller en chercher un.</w:t>
             </w:r>
           </w:p>
         </w:tc>
@@ -1460,18 +1402,18 @@
         </w:trPr>
         <w:tc>
           <w:tcPr>
-            <w:tcW w:w="1531" w:type="dxa"/>
+            <w:tcW w:w="1644" w:type="dxa"/>
             <w:shd w:val="clear" w:color="auto" w:fill="E7F0F8"/>
           </w:tcPr>
           <w:p>
             <w:pPr>
-              <w:spacing w:after="60"/>
+              <w:spacing w:before="40" w:after="40"/>
             </w:pPr>
             <w:r>
               <w:rPr>
                 <w:b/>
                 <w:color w:val="2D5586"/>
-                <w:sz w:val="19"/>
+                <w:sz w:val="21"/>
               </w:rPr>
               <w:t>SOUHAITÉ</w:t>
             </w:r>
@@ -1479,34 +1421,34 @@
         </w:tc>
         <w:tc>
           <w:tcPr>
-            <w:tcW w:w="3742" w:type="dxa"/>
+            <w:tcW w:w="3912" w:type="dxa"/>
             <w:shd w:val="clear" w:color="auto" w:fill="E7F0F8"/>
           </w:tcPr>
           <w:p>
             <w:pPr>
-              <w:spacing w:after="60"/>
+              <w:spacing w:before="40" w:after="40"/>
             </w:pPr>
             <w:r>
               <w:rPr>
                 <w:b/>
-                <w:sz w:val="19"/>
+                <w:sz w:val="21"/>
               </w:rPr>
-              <w:t>Des retours de plateau, placés hors des zones où l'on joue au sol</w:t>
+              <w:t>Des retours de plateau, hors des zones où l'on joue au sol</w:t>
             </w:r>
           </w:p>
         </w:tc>
         <w:tc>
           <w:tcPr>
-            <w:tcW w:w="4365" w:type="dxa"/>
+            <w:tcW w:w="4082" w:type="dxa"/>
             <w:shd w:val="clear" w:color="auto" w:fill="E7F0F8"/>
           </w:tcPr>
           <w:p>
             <w:pPr>
-              <w:spacing w:after="60"/>
+              <w:spacing w:before="40" w:after="40"/>
             </w:pPr>
             <w:r>
               <w:rPr>
-                <w:sz w:val="19"/>
+                <w:sz w:val="21"/>
               </w:rPr>
               <w:t>Plusieurs passages se jouent à genoux, notamment Les Sans-papiers.</w:t>
             </w:r>
@@ -1519,18 +1461,18 @@
         </w:trPr>
         <w:tc>
           <w:tcPr>
-            <w:tcW w:w="1531" w:type="dxa"/>
+            <w:tcW w:w="1644" w:type="dxa"/>
             <w:shd w:val="clear" w:color="auto" w:fill="E7F0F8"/>
           </w:tcPr>
           <w:p>
             <w:pPr>
-              <w:spacing w:after="60"/>
+              <w:spacing w:before="40" w:after="40"/>
             </w:pPr>
             <w:r>
               <w:rPr>
                 <w:b/>
                 <w:color w:val="2D5586"/>
-                <w:sz w:val="19"/>
+                <w:sz w:val="21"/>
               </w:rPr>
               <w:t>SOUHAITÉ</w:t>
             </w:r>
@@ -1538,17 +1480,17 @@
         </w:tc>
         <w:tc>
           <w:tcPr>
-            <w:tcW w:w="3742" w:type="dxa"/>
+            <w:tcW w:w="3912" w:type="dxa"/>
             <w:shd w:val="clear" w:color="auto" w:fill="E7F0F8"/>
           </w:tcPr>
           <w:p>
             <w:pPr>
-              <w:spacing w:after="60"/>
+              <w:spacing w:before="40" w:after="40"/>
             </w:pPr>
             <w:r>
               <w:rPr>
                 <w:b/>
-                <w:sz w:val="19"/>
+                <w:sz w:val="21"/>
               </w:rPr>
               <w:t>Des marques au sol discrètes, invisibles du public</w:t>
             </w:r>
@@ -1556,16 +1498,16 @@
         </w:tc>
         <w:tc>
           <w:tcPr>
-            <w:tcW w:w="4365" w:type="dxa"/>
+            <w:tcW w:w="4082" w:type="dxa"/>
             <w:shd w:val="clear" w:color="auto" w:fill="E7F0F8"/>
           </w:tcPr>
           <w:p>
             <w:pPr>
-              <w:spacing w:after="60"/>
+              <w:spacing w:before="40" w:after="40"/>
             </w:pPr>
             <w:r>
               <w:rPr>
-                <w:sz w:val="19"/>
+                <w:sz w:val="21"/>
               </w:rPr>
               <w:t>Pour que chacun retrouve sa position numérotée sans avoir à la chercher.</w:t>
             </w:r>
@@ -1578,18 +1520,18 @@
         </w:trPr>
         <w:tc>
           <w:tcPr>
-            <w:tcW w:w="1531" w:type="dxa"/>
+            <w:tcW w:w="1644" w:type="dxa"/>
             <w:shd w:val="clear" w:color="auto" w:fill="E7F0F8"/>
           </w:tcPr>
           <w:p>
             <w:pPr>
-              <w:spacing w:after="60"/>
+              <w:spacing w:before="40" w:after="40"/>
             </w:pPr>
             <w:r>
               <w:rPr>
                 <w:b/>
                 <w:color w:val="2D5586"/>
-                <w:sz w:val="19"/>
+                <w:sz w:val="21"/>
               </w:rPr>
               <w:t>SOUHAITÉ</w:t>
             </w:r>
@@ -1597,17 +1539,17 @@
         </w:tc>
         <w:tc>
           <w:tcPr>
-            <w:tcW w:w="3742" w:type="dxa"/>
+            <w:tcW w:w="3912" w:type="dxa"/>
             <w:shd w:val="clear" w:color="auto" w:fill="E7F0F8"/>
           </w:tcPr>
           <w:p>
             <w:pPr>
-              <w:spacing w:after="60"/>
+              <w:spacing w:before="40" w:after="40"/>
             </w:pPr>
             <w:r>
               <w:rPr>
                 <w:b/>
-                <w:sz w:val="19"/>
+                <w:sz w:val="21"/>
               </w:rPr>
               <w:t>Un hazer, brume légère en fond de plateau</w:t>
             </w:r>
@@ -1615,16 +1557,16 @@
         </w:tc>
         <w:tc>
           <w:tcPr>
-            <w:tcW w:w="4365" w:type="dxa"/>
+            <w:tcW w:w="4082" w:type="dxa"/>
             <w:shd w:val="clear" w:color="auto" w:fill="E7F0F8"/>
           </w:tcPr>
           <w:p>
             <w:pPr>
-              <w:spacing w:after="60"/>
+              <w:spacing w:before="40" w:after="40"/>
             </w:pPr>
             <w:r>
               <w:rPr>
-                <w:sz w:val="19"/>
+                <w:sz w:val="21"/>
               </w:rPr>
               <w:t>Pour donner du corps aux faisceaux et rendre les douches visibles dans l'air.</w:t>
             </w:r>
@@ -1637,18 +1579,18 @@
         </w:trPr>
         <w:tc>
           <w:tcPr>
-            <w:tcW w:w="1531" w:type="dxa"/>
+            <w:tcW w:w="1644" w:type="dxa"/>
             <w:shd w:val="clear" w:color="auto" w:fill="EDEFEC"/>
           </w:tcPr>
           <w:p>
             <w:pPr>
-              <w:spacing w:after="60"/>
+              <w:spacing w:before="40" w:after="40"/>
             </w:pPr>
             <w:r>
               <w:rPr>
                 <w:b/>
                 <w:color w:val="3B6B50"/>
-                <w:sz w:val="19"/>
+                <w:sz w:val="21"/>
               </w:rPr>
               <w:t>À CALER</w:t>
             </w:r>
@@ -1656,17 +1598,17 @@
         </w:tc>
         <w:tc>
           <w:tcPr>
-            <w:tcW w:w="3742" w:type="dxa"/>
+            <w:tcW w:w="3912" w:type="dxa"/>
             <w:shd w:val="clear" w:color="auto" w:fill="EDEFEC"/>
           </w:tcPr>
           <w:p>
             <w:pPr>
-              <w:spacing w:after="60"/>
+              <w:spacing w:before="40" w:after="40"/>
             </w:pPr>
             <w:r>
               <w:rPr>
                 <w:b/>
-                <w:sz w:val="19"/>
+                <w:sz w:val="21"/>
               </w:rPr>
               <w:t>La lecture d'un fichier unique, lancé une seule fois</w:t>
             </w:r>
@@ -1674,18 +1616,18 @@
         </w:tc>
         <w:tc>
           <w:tcPr>
-            <w:tcW w:w="4365" w:type="dxa"/>
+            <w:tcW w:w="4082" w:type="dxa"/>
             <w:shd w:val="clear" w:color="auto" w:fill="EDEFEC"/>
           </w:tcPr>
           <w:p>
             <w:pPr>
-              <w:spacing w:after="60"/>
+              <w:spacing w:before="40" w:after="40"/>
             </w:pPr>
             <w:r>
               <w:rPr>
-                <w:sz w:val="19"/>
+                <w:sz w:val="21"/>
               </w:rPr>
-              <w:t>Un seul départ en début de spectacle, aucune relance. Reste à convenir du format et du support.</w:t>
+              <w:t>Un seul départ, aucune relance. Reste à convenir du format et du support.</w:t>
             </w:r>
           </w:p>
         </w:tc>
@@ -1696,18 +1638,18 @@
         </w:trPr>
         <w:tc>
           <w:tcPr>
-            <w:tcW w:w="1531" w:type="dxa"/>
+            <w:tcW w:w="1644" w:type="dxa"/>
             <w:shd w:val="clear" w:color="auto" w:fill="EDEFEC"/>
           </w:tcPr>
           <w:p>
             <w:pPr>
-              <w:spacing w:after="60"/>
+              <w:spacing w:before="40" w:after="40"/>
             </w:pPr>
             <w:r>
               <w:rPr>
                 <w:b/>
                 <w:color w:val="3B6B50"/>
-                <w:sz w:val="19"/>
+                <w:sz w:val="21"/>
               </w:rPr>
               <w:t>À CALER</w:t>
             </w:r>
@@ -1715,17 +1657,17 @@
         </w:tc>
         <w:tc>
           <w:tcPr>
-            <w:tcW w:w="3742" w:type="dxa"/>
+            <w:tcW w:w="3912" w:type="dxa"/>
             <w:shd w:val="clear" w:color="auto" w:fill="EDEFEC"/>
           </w:tcPr>
           <w:p>
             <w:pPr>
-              <w:spacing w:after="60"/>
+              <w:spacing w:before="40" w:after="40"/>
             </w:pPr>
             <w:r>
               <w:rPr>
                 <w:b/>
-                <w:sz w:val="19"/>
+                <w:sz w:val="21"/>
               </w:rPr>
               <w:t>Un temps de plateau, et si possible une répétition</w:t>
             </w:r>
@@ -1733,16 +1675,16 @@
         </w:tc>
         <w:tc>
           <w:tcPr>
-            <w:tcW w:w="4365" w:type="dxa"/>
+            <w:tcW w:w="4082" w:type="dxa"/>
             <w:shd w:val="clear" w:color="auto" w:fill="EDEFEC"/>
           </w:tcPr>
           <w:p>
             <w:pPr>
-              <w:spacing w:after="60"/>
+              <w:spacing w:before="40" w:after="40"/>
             </w:pPr>
             <w:r>
               <w:rPr>
-                <w:sz w:val="19"/>
+                <w:sz w:val="21"/>
               </w:rPr>
               <w:t>Six chanteurs à placer et une conduite lumière de 30 à 45 états.</w:t>
             </w:r>
@@ -1755,18 +1697,18 @@
         </w:trPr>
         <w:tc>
           <w:tcPr>
-            <w:tcW w:w="1531" w:type="dxa"/>
+            <w:tcW w:w="1644" w:type="dxa"/>
             <w:shd w:val="clear" w:color="auto" w:fill="EFE8F4"/>
           </w:tcPr>
           <w:p>
             <w:pPr>
-              <w:spacing w:after="60"/>
+              <w:spacing w:before="40" w:after="40"/>
             </w:pPr>
             <w:r>
               <w:rPr>
                 <w:b/>
                 <w:color w:val="5B3E7E"/>
-                <w:sz w:val="19"/>
+                <w:sz w:val="21"/>
               </w:rPr>
               <w:t>VOTRE AVIS</w:t>
             </w:r>
@@ -1774,17 +1716,17 @@
         </w:tc>
         <w:tc>
           <w:tcPr>
-            <w:tcW w:w="3742" w:type="dxa"/>
+            <w:tcW w:w="3912" w:type="dxa"/>
             <w:shd w:val="clear" w:color="auto" w:fill="EFE8F4"/>
           </w:tcPr>
           <w:p>
             <w:pPr>
-              <w:spacing w:after="60"/>
+              <w:spacing w:before="40" w:after="40"/>
             </w:pPr>
             <w:r>
               <w:rPr>
                 <w:b/>
-                <w:sz w:val="19"/>
+                <w:sz w:val="21"/>
               </w:rPr>
               <w:t>Ce que vous, vous me proposeriez</w:t>
             </w:r>
@@ -1792,18 +1734,18 @@
         </w:tc>
         <w:tc>
           <w:tcPr>
-            <w:tcW w:w="4365" w:type="dxa"/>
+            <w:tcW w:w="4082" w:type="dxa"/>
             <w:shd w:val="clear" w:color="auto" w:fill="EFE8F4"/>
           </w:tcPr>
           <w:p>
             <w:pPr>
-              <w:spacing w:after="60"/>
+              <w:spacing w:before="40" w:after="40"/>
             </w:pPr>
             <w:r>
               <w:rPr>
-                <w:sz w:val="19"/>
+                <w:sz w:val="21"/>
               </w:rPr>
-              <w:t>Ce tableau dit mes idées. Si vous voyez autre chose qui servirait mieux ce spectacle, ou dont vous disposez déjà et auquel je n'ai pas pensé, je suis tout ouïe : c'est vous le professionnel.</w:t>
+              <w:t>Ce tableau dit mes idées. Si vous voyez autre chose qui servirait mieux ce spectacle, ou dont vous disposez déjà et auquel je n'ai pas pensé, je suis tout ouïe.</w:t>
             </w:r>
           </w:p>
         </w:tc>
@@ -1811,20 +1753,22 @@
     </w:tbl>
     <w:p>
       <w:pPr>
-        <w:spacing w:after="100"/>
+        <w:spacing w:after="60"/>
       </w:pPr>
     </w:p>
     <w:p>
       <w:pPr>
-        <w:spacing w:before="240" w:after="100"/>
+        <w:pageBreakBefore/>
+        <w:spacing w:after="160"/>
       </w:pPr>
       <w:r>
         <w:rPr>
           <w:b/>
           <w:color w:val="666B76"/>
-          <w:spacing w:val="60"/>
-          <w:sz w:val="18"/>
+          <w:spacing w:val="70"/>
+          <w:sz w:val="19"/>
         </w:rPr>
+        <w:lastRenderedPageBreak/>
         <w:t>VOS NOTES</w:t>
       </w:r>
     </w:p>
@@ -1833,11 +1777,11 @@
         <w:tblW w:w="0" w:type="auto"/>
         <w:jc w:val="center"/>
         <w:tblBorders>
-          <w:top w:val="single" w:sz="8" w:space="0" w:color="8A9099"/>
-          <w:left w:val="single" w:sz="8" w:space="0" w:color="8A9099"/>
-          <w:bottom w:val="single" w:sz="8" w:space="0" w:color="8A9099"/>
-          <w:right w:val="single" w:sz="8" w:space="0" w:color="8A9099"/>
-          <w:insideH w:val="dotted" w:sz="6" w:space="0" w:color="AEB4BE"/>
+          <w:top w:val="nil"/>
+          <w:left w:val="nil"/>
+          <w:bottom w:val="nil"/>
+          <w:right w:val="nil"/>
+          <w:insideH w:val="dotted" w:sz="8" w:space="0" w:color="A9B0BA"/>
           <w:insideV w:val="nil"/>
         </w:tblBorders>
         <w:tblLook w:val="04A0" w:firstRow="1" w:lastRow="0" w:firstColumn="1" w:lastColumn="0" w:noHBand="0" w:noVBand="1"/>
@@ -1847,119 +1791,293 @@
       </w:tblGrid>
       <w:tr>
         <w:trPr>
-          <w:trHeight w:hRule="exact" w:val="520"/>
-          <w:jc w:val="center"/>
-        </w:trPr>
-        <w:tc>
-          <w:tcPr>
-            <w:tcW w:w="9638" w:type="dxa"/>
-          </w:tcPr>
-          <w:p>
-            <w:pPr>
-              <w:spacing w:before="80" w:after="80"/>
-            </w:pPr>
-          </w:p>
-        </w:tc>
-      </w:tr>
-      <w:tr>
-        <w:trPr>
-          <w:trHeight w:hRule="exact" w:val="520"/>
-          <w:jc w:val="center"/>
-        </w:trPr>
-        <w:tc>
-          <w:tcPr>
-            <w:tcW w:w="9638" w:type="dxa"/>
-          </w:tcPr>
-          <w:p>
-            <w:pPr>
-              <w:spacing w:before="80" w:after="80"/>
-            </w:pPr>
-          </w:p>
-        </w:tc>
-      </w:tr>
-      <w:tr>
-        <w:trPr>
-          <w:trHeight w:hRule="exact" w:val="520"/>
-          <w:jc w:val="center"/>
-        </w:trPr>
-        <w:tc>
-          <w:tcPr>
-            <w:tcW w:w="9638" w:type="dxa"/>
-          </w:tcPr>
-          <w:p>
-            <w:pPr>
-              <w:spacing w:before="80" w:after="80"/>
-            </w:pPr>
-          </w:p>
-        </w:tc>
-      </w:tr>
-      <w:tr>
-        <w:trPr>
-          <w:trHeight w:hRule="exact" w:val="520"/>
-          <w:jc w:val="center"/>
-        </w:trPr>
-        <w:tc>
-          <w:tcPr>
-            <w:tcW w:w="9638" w:type="dxa"/>
-          </w:tcPr>
-          <w:p>
-            <w:pPr>
-              <w:spacing w:before="80" w:after="80"/>
-            </w:pPr>
-          </w:p>
-        </w:tc>
-      </w:tr>
-      <w:tr>
-        <w:trPr>
-          <w:trHeight w:hRule="exact" w:val="520"/>
-          <w:jc w:val="center"/>
-        </w:trPr>
-        <w:tc>
-          <w:tcPr>
-            <w:tcW w:w="9638" w:type="dxa"/>
-          </w:tcPr>
-          <w:p>
-            <w:pPr>
-              <w:spacing w:before="80" w:after="80"/>
-            </w:pPr>
-          </w:p>
-        </w:tc>
-      </w:tr>
-      <w:tr>
-        <w:trPr>
-          <w:trHeight w:hRule="exact" w:val="520"/>
-          <w:jc w:val="center"/>
-        </w:trPr>
-        <w:tc>
-          <w:tcPr>
-            <w:tcW w:w="9638" w:type="dxa"/>
-          </w:tcPr>
-          <w:p>
-            <w:pPr>
-              <w:spacing w:before="80" w:after="80"/>
-            </w:pPr>
-          </w:p>
+          <w:trHeight w:val="595"/>
+          <w:jc w:val="center"/>
+        </w:trPr>
+        <w:tc>
+          <w:tcPr>
+            <w:tcW w:w="9638" w:type="dxa"/>
+          </w:tcPr>
+          <w:p/>
+        </w:tc>
+      </w:tr>
+      <w:tr>
+        <w:trPr>
+          <w:trHeight w:val="595"/>
+          <w:jc w:val="center"/>
+        </w:trPr>
+        <w:tc>
+          <w:tcPr>
+            <w:tcW w:w="9638" w:type="dxa"/>
+          </w:tcPr>
+          <w:p/>
+        </w:tc>
+      </w:tr>
+      <w:tr>
+        <w:trPr>
+          <w:trHeight w:val="595"/>
+          <w:jc w:val="center"/>
+        </w:trPr>
+        <w:tc>
+          <w:tcPr>
+            <w:tcW w:w="9638" w:type="dxa"/>
+          </w:tcPr>
+          <w:p/>
+        </w:tc>
+      </w:tr>
+      <w:tr>
+        <w:trPr>
+          <w:trHeight w:val="595"/>
+          <w:jc w:val="center"/>
+        </w:trPr>
+        <w:tc>
+          <w:tcPr>
+            <w:tcW w:w="9638" w:type="dxa"/>
+          </w:tcPr>
+          <w:p/>
+        </w:tc>
+      </w:tr>
+      <w:tr>
+        <w:trPr>
+          <w:trHeight w:val="595"/>
+          <w:jc w:val="center"/>
+        </w:trPr>
+        <w:tc>
+          <w:tcPr>
+            <w:tcW w:w="9638" w:type="dxa"/>
+          </w:tcPr>
+          <w:p/>
+        </w:tc>
+      </w:tr>
+      <w:tr>
+        <w:trPr>
+          <w:trHeight w:val="595"/>
+          <w:jc w:val="center"/>
+        </w:trPr>
+        <w:tc>
+          <w:tcPr>
+            <w:tcW w:w="9638" w:type="dxa"/>
+          </w:tcPr>
+          <w:p/>
+        </w:tc>
+      </w:tr>
+      <w:tr>
+        <w:trPr>
+          <w:trHeight w:val="595"/>
+          <w:jc w:val="center"/>
+        </w:trPr>
+        <w:tc>
+          <w:tcPr>
+            <w:tcW w:w="9638" w:type="dxa"/>
+          </w:tcPr>
+          <w:p/>
+        </w:tc>
+      </w:tr>
+      <w:tr>
+        <w:trPr>
+          <w:trHeight w:val="595"/>
+          <w:jc w:val="center"/>
+        </w:trPr>
+        <w:tc>
+          <w:tcPr>
+            <w:tcW w:w="9638" w:type="dxa"/>
+          </w:tcPr>
+          <w:p/>
+        </w:tc>
+      </w:tr>
+      <w:tr>
+        <w:trPr>
+          <w:trHeight w:val="595"/>
+          <w:jc w:val="center"/>
+        </w:trPr>
+        <w:tc>
+          <w:tcPr>
+            <w:tcW w:w="9638" w:type="dxa"/>
+          </w:tcPr>
+          <w:p/>
+        </w:tc>
+      </w:tr>
+      <w:tr>
+        <w:trPr>
+          <w:trHeight w:val="595"/>
+          <w:jc w:val="center"/>
+        </w:trPr>
+        <w:tc>
+          <w:tcPr>
+            <w:tcW w:w="9638" w:type="dxa"/>
+          </w:tcPr>
+          <w:p/>
+        </w:tc>
+      </w:tr>
+      <w:tr>
+        <w:trPr>
+          <w:trHeight w:val="595"/>
+          <w:jc w:val="center"/>
+        </w:trPr>
+        <w:tc>
+          <w:tcPr>
+            <w:tcW w:w="9638" w:type="dxa"/>
+          </w:tcPr>
+          <w:p/>
+        </w:tc>
+      </w:tr>
+      <w:tr>
+        <w:trPr>
+          <w:trHeight w:val="595"/>
+          <w:jc w:val="center"/>
+        </w:trPr>
+        <w:tc>
+          <w:tcPr>
+            <w:tcW w:w="9638" w:type="dxa"/>
+          </w:tcPr>
+          <w:p/>
+        </w:tc>
+      </w:tr>
+      <w:tr>
+        <w:trPr>
+          <w:trHeight w:val="595"/>
+          <w:jc w:val="center"/>
+        </w:trPr>
+        <w:tc>
+          <w:tcPr>
+            <w:tcW w:w="9638" w:type="dxa"/>
+          </w:tcPr>
+          <w:p/>
+        </w:tc>
+      </w:tr>
+      <w:tr>
+        <w:trPr>
+          <w:trHeight w:val="595"/>
+          <w:jc w:val="center"/>
+        </w:trPr>
+        <w:tc>
+          <w:tcPr>
+            <w:tcW w:w="9638" w:type="dxa"/>
+          </w:tcPr>
+          <w:p/>
+        </w:tc>
+      </w:tr>
+      <w:tr>
+        <w:trPr>
+          <w:trHeight w:val="595"/>
+          <w:jc w:val="center"/>
+        </w:trPr>
+        <w:tc>
+          <w:tcPr>
+            <w:tcW w:w="9638" w:type="dxa"/>
+          </w:tcPr>
+          <w:p/>
+        </w:tc>
+      </w:tr>
+      <w:tr>
+        <w:trPr>
+          <w:trHeight w:val="595"/>
+          <w:jc w:val="center"/>
+        </w:trPr>
+        <w:tc>
+          <w:tcPr>
+            <w:tcW w:w="9638" w:type="dxa"/>
+          </w:tcPr>
+          <w:p/>
+        </w:tc>
+      </w:tr>
+      <w:tr>
+        <w:trPr>
+          <w:trHeight w:val="595"/>
+          <w:jc w:val="center"/>
+        </w:trPr>
+        <w:tc>
+          <w:tcPr>
+            <w:tcW w:w="9638" w:type="dxa"/>
+          </w:tcPr>
+          <w:p/>
+        </w:tc>
+      </w:tr>
+      <w:tr>
+        <w:trPr>
+          <w:trHeight w:val="595"/>
+          <w:jc w:val="center"/>
+        </w:trPr>
+        <w:tc>
+          <w:tcPr>
+            <w:tcW w:w="9638" w:type="dxa"/>
+          </w:tcPr>
+          <w:p/>
+        </w:tc>
+      </w:tr>
+      <w:tr>
+        <w:trPr>
+          <w:trHeight w:val="595"/>
+          <w:jc w:val="center"/>
+        </w:trPr>
+        <w:tc>
+          <w:tcPr>
+            <w:tcW w:w="9638" w:type="dxa"/>
+          </w:tcPr>
+          <w:p/>
+        </w:tc>
+      </w:tr>
+      <w:tr>
+        <w:trPr>
+          <w:trHeight w:val="595"/>
+          <w:jc w:val="center"/>
+        </w:trPr>
+        <w:tc>
+          <w:tcPr>
+            <w:tcW w:w="9638" w:type="dxa"/>
+          </w:tcPr>
+          <w:p/>
+        </w:tc>
+      </w:tr>
+      <w:tr>
+        <w:trPr>
+          <w:trHeight w:val="595"/>
+          <w:jc w:val="center"/>
+        </w:trPr>
+        <w:tc>
+          <w:tcPr>
+            <w:tcW w:w="9638" w:type="dxa"/>
+          </w:tcPr>
+          <w:p/>
+        </w:tc>
+      </w:tr>
+      <w:tr>
+        <w:trPr>
+          <w:trHeight w:val="595"/>
+          <w:jc w:val="center"/>
+        </w:trPr>
+        <w:tc>
+          <w:tcPr>
+            <w:tcW w:w="9638" w:type="dxa"/>
+          </w:tcPr>
+          <w:p/>
+        </w:tc>
+      </w:tr>
+      <w:tr>
+        <w:trPr>
+          <w:trHeight w:val="595"/>
+          <w:jc w:val="center"/>
+        </w:trPr>
+        <w:tc>
+          <w:tcPr>
+            <w:tcW w:w="9638" w:type="dxa"/>
+          </w:tcPr>
+          <w:p/>
         </w:tc>
       </w:tr>
     </w:tbl>
     <w:p>
       <w:pPr>
-        <w:spacing w:after="80"/>
-      </w:pPr>
-    </w:p>
-    <w:p>
-      <w:r>
-        <w:br w:type="page"/>
-      </w:r>
-    </w:p>
-    <w:p>
-      <w:pPr>
         <w:pStyle w:val="Titre1"/>
+        <w:pageBreakBefore/>
       </w:pPr>
       <w:bookmarkStart w:id="4" w:name="son"/>
-      <w:bookmarkStart w:id="5" w:name="_Toc238716196"/>
+      <w:bookmarkStart w:id="5" w:name="_Toc238725072"/>
       <w:r>
         <w:lastRenderedPageBreak/>
+        <w:t xml:space="preserve">2.  </w:t>
+      </w:r>
+      <w:r>
         <w:t>Son</w:t>
       </w:r>
       <w:bookmarkEnd w:id="4"/>
@@ -1967,7 +2085,7 @@
     </w:p>
     <w:p>
       <w:pPr>
-        <w:spacing w:after="180"/>
+        <w:spacing w:after="160"/>
       </w:pPr>
       <w:hyperlink w:anchor="sommaire">
         <w:r>
@@ -2002,8 +2120,8 @@
         <w:tblLook w:val="04A0" w:firstRow="1" w:lastRow="0" w:firstColumn="1" w:lastColumn="0" w:noHBand="0" w:noVBand="1"/>
       </w:tblPr>
       <w:tblGrid>
-        <w:gridCol w:w="2381"/>
-        <w:gridCol w:w="7257"/>
+        <w:gridCol w:w="2268"/>
+        <w:gridCol w:w="7370"/>
       </w:tblGrid>
       <w:tr>
         <w:trPr>
@@ -2011,7 +2129,7 @@
         </w:trPr>
         <w:tc>
           <w:tcPr>
-            <w:tcW w:w="2381" w:type="dxa"/>
+            <w:tcW w:w="2268" w:type="dxa"/>
             <w:shd w:val="clear" w:color="auto" w:fill="F2F1EE"/>
           </w:tcPr>
           <w:p>
@@ -2019,7 +2137,7 @@
               <w:rPr>
                 <w:b/>
                 <w:color w:val="666B76"/>
-                <w:sz w:val="17"/>
+                <w:sz w:val="18"/>
               </w:rPr>
               <w:t>Souhait</w:t>
             </w:r>
@@ -2027,7 +2145,7 @@
         </w:tc>
         <w:tc>
           <w:tcPr>
-            <w:tcW w:w="7257" w:type="dxa"/>
+            <w:tcW w:w="7370" w:type="dxa"/>
             <w:shd w:val="clear" w:color="auto" w:fill="F2F1EE"/>
           </w:tcPr>
           <w:p>
@@ -2035,7 +2153,7 @@
               <w:rPr>
                 <w:b/>
                 <w:color w:val="666B76"/>
-                <w:sz w:val="17"/>
+                <w:sz w:val="18"/>
               </w:rPr>
               <w:t>Détail</w:t>
             </w:r>
@@ -2048,16 +2166,16 @@
         </w:trPr>
         <w:tc>
           <w:tcPr>
-            <w:tcW w:w="2381" w:type="dxa"/>
+            <w:tcW w:w="2268" w:type="dxa"/>
           </w:tcPr>
           <w:p>
             <w:pPr>
-              <w:spacing w:after="60"/>
+              <w:spacing w:before="40" w:after="40"/>
             </w:pPr>
             <w:r>
               <w:rPr>
                 <w:b/>
-                <w:sz w:val="19"/>
+                <w:sz w:val="20"/>
               </w:rPr>
               <w:t>6 micros HF main</w:t>
             </w:r>
@@ -2065,17 +2183,17 @@
         </w:tc>
         <w:tc>
           <w:tcPr>
-            <w:tcW w:w="7257" w:type="dxa"/>
+            <w:tcW w:w="7370" w:type="dxa"/>
           </w:tcPr>
           <w:p>
             <w:pPr>
-              <w:spacing w:after="60"/>
+              <w:spacing w:before="40" w:after="40"/>
             </w:pPr>
             <w:r>
               <w:rPr>
-                <w:sz w:val="19"/>
+                <w:sz w:val="20"/>
               </w:rPr>
-              <w:t>Six canaux ouverts simultanément, les six chanteurs chantant ensemble sur plusieurs titres.</w:t>
+              <w:t>Six canaux ouverts simultanément, les six chantant ensemble sur plusieurs titres.</w:t>
             </w:r>
           </w:p>
         </w:tc>
@@ -2086,16 +2204,16 @@
         </w:trPr>
         <w:tc>
           <w:tcPr>
-            <w:tcW w:w="2381" w:type="dxa"/>
+            <w:tcW w:w="2268" w:type="dxa"/>
           </w:tcPr>
           <w:p>
             <w:pPr>
-              <w:spacing w:after="60"/>
+              <w:spacing w:before="40" w:after="40"/>
             </w:pPr>
             <w:r>
               <w:rPr>
                 <w:b/>
-                <w:sz w:val="19"/>
+                <w:sz w:val="20"/>
               </w:rPr>
               <w:t>Modèle souhaité</w:t>
             </w:r>
@@ -2103,17 +2221,17 @@
         </w:tc>
         <w:tc>
           <w:tcPr>
-            <w:tcW w:w="7257" w:type="dxa"/>
+            <w:tcW w:w="7370" w:type="dxa"/>
           </w:tcPr>
           <w:p>
             <w:pPr>
-              <w:spacing w:after="60"/>
+              <w:spacing w:before="40" w:after="40"/>
             </w:pPr>
             <w:r>
               <w:rPr>
-                <w:sz w:val="19"/>
+                <w:sz w:val="20"/>
               </w:rPr>
-              <w:t>Shure Beta 87A, ou tout modèle équivalent ou supérieur de votre parc (Shure KSM9, Sennheiser e965, Neumann KK 105…). J'apprécie une capsule statique, plus détaillée sur les voix lyriques. Si vous disposez de mieux pour le chant, je suivrai votre préconisation.</w:t>
+              <w:t>Shure Beta 87A, ou tout équivalent ou supérieur de votre parc (KSM9, e965, KK 105…). J'apprécie une capsule statique, plus détaillée sur les voix lyriques. Si vous disposez de mieux pour le chant, je suivrai votre préconisation.</w:t>
             </w:r>
           </w:p>
         </w:tc>
@@ -2124,33 +2242,33 @@
         </w:trPr>
         <w:tc>
           <w:tcPr>
-            <w:tcW w:w="2381" w:type="dxa"/>
+            <w:tcW w:w="2268" w:type="dxa"/>
           </w:tcPr>
           <w:p>
             <w:pPr>
-              <w:spacing w:after="60"/>
+              <w:spacing w:before="40" w:after="40"/>
             </w:pPr>
             <w:r>
               <w:rPr>
-                <w:sz w:val="19"/>
+                <w:sz w:val="20"/>
               </w:rPr>
-              <w:t>Six micros du même modèle</w:t>
+              <w:t>Tous du même modèle</w:t>
             </w:r>
           </w:p>
         </w:tc>
         <w:tc>
           <w:tcPr>
-            <w:tcW w:w="7257" w:type="dxa"/>
+            <w:tcW w:w="7370" w:type="dxa"/>
           </w:tcPr>
           <w:p>
             <w:pPr>
-              <w:spacing w:after="60"/>
+              <w:spacing w:before="40" w:after="40"/>
             </w:pPr>
             <w:r>
               <w:rPr>
-                <w:sz w:val="19"/>
+                <w:sz w:val="20"/>
               </w:rPr>
-              <w:t>Des capsules différentes donneraient des timbres hétérogènes sur les passages à plusieurs voix.</w:t>
+              <w:t>Des capsules différentes donneraient des timbres hétérogènes à plusieurs voix.</w:t>
             </w:r>
           </w:p>
         </w:tc>
@@ -2161,34 +2279,34 @@
         </w:trPr>
         <w:tc>
           <w:tcPr>
-            <w:tcW w:w="2381" w:type="dxa"/>
+            <w:tcW w:w="2268" w:type="dxa"/>
           </w:tcPr>
           <w:p>
             <w:pPr>
-              <w:spacing w:after="60"/>
+              <w:spacing w:before="40" w:after="40"/>
             </w:pPr>
             <w:r>
               <w:rPr>
                 <w:b/>
-                <w:sz w:val="19"/>
+                <w:sz w:val="20"/>
               </w:rPr>
-              <w:t>2 à 3 micros de secours</w:t>
+              <w:t>2 à 3 secours</w:t>
             </w:r>
           </w:p>
         </w:tc>
         <w:tc>
           <w:tcPr>
-            <w:tcW w:w="7257" w:type="dxa"/>
+            <w:tcW w:w="7370" w:type="dxa"/>
           </w:tcPr>
           <w:p>
             <w:pPr>
-              <w:spacing w:after="60"/>
+              <w:spacing w:before="40" w:after="40"/>
             </w:pPr>
             <w:r>
               <w:rPr>
-                <w:sz w:val="19"/>
+                <w:sz w:val="20"/>
               </w:rPr>
-              <w:t>Même modèle, allumés et réglés, disponibles en coulisse pendant toute la durée du spectacle.</w:t>
+              <w:t>Même modèle, allumés et réglés, en coulisse pendant toute la durée du spectacle.</w:t>
             </w:r>
           </w:p>
         </w:tc>
@@ -2199,15 +2317,15 @@
         </w:trPr>
         <w:tc>
           <w:tcPr>
-            <w:tcW w:w="2381" w:type="dxa"/>
+            <w:tcW w:w="2268" w:type="dxa"/>
           </w:tcPr>
           <w:p>
             <w:pPr>
-              <w:spacing w:after="60"/>
+              <w:spacing w:before="40" w:after="40"/>
             </w:pPr>
             <w:r>
               <w:rPr>
-                <w:sz w:val="19"/>
+                <w:sz w:val="20"/>
               </w:rPr>
               <w:t>Batteries ou piles</w:t>
             </w:r>
@@ -2215,17 +2333,17 @@
         </w:tc>
         <w:tc>
           <w:tcPr>
-            <w:tcW w:w="7257" w:type="dxa"/>
+            <w:tcW w:w="7370" w:type="dxa"/>
           </w:tcPr>
           <w:p>
             <w:pPr>
-              <w:spacing w:after="60"/>
+              <w:spacing w:before="40" w:after="40"/>
             </w:pPr>
             <w:r>
               <w:rPr>
-                <w:sz w:val="19"/>
+                <w:sz w:val="20"/>
               </w:rPr>
-              <w:t>Accus pleinement chargés ou piles neuves avant l'entrée en scène, sur les six micros comme sur les secours.</w:t>
+              <w:t>Accus chargés ou piles neuves avant l'entrée, sur les six comme sur les secours.</w:t>
             </w:r>
           </w:p>
         </w:tc>
@@ -2236,34 +2354,34 @@
         </w:trPr>
         <w:tc>
           <w:tcPr>
-            <w:tcW w:w="2381" w:type="dxa"/>
+            <w:tcW w:w="2268" w:type="dxa"/>
           </w:tcPr>
           <w:p>
             <w:pPr>
-              <w:spacing w:after="60"/>
+              <w:spacing w:before="40" w:after="40"/>
             </w:pPr>
             <w:r>
               <w:rPr>
                 <w:b/>
-                <w:sz w:val="19"/>
+                <w:sz w:val="20"/>
               </w:rPr>
-              <w:t>6 pieds de micro, en coulisse</w:t>
+              <w:t>6 pieds, en coulisse</w:t>
             </w:r>
           </w:p>
         </w:tc>
         <w:tc>
           <w:tcPr>
-            <w:tcW w:w="7257" w:type="dxa"/>
+            <w:tcW w:w="7370" w:type="dxa"/>
           </w:tcPr>
           <w:p>
             <w:pPr>
-              <w:spacing w:after="60"/>
+              <w:spacing w:before="40" w:after="40"/>
             </w:pPr>
             <w:r>
               <w:rPr>
-                <w:sz w:val="19"/>
+                <w:sz w:val="20"/>
               </w:rPr>
-              <w:t>Un par chanteur, pour y poser son micro avant l'entrée. Aucun pied sur le plateau.</w:t>
+              <w:t>Un par chanteur, pour y poser son micro avant l'entrée. Aucun sur le plateau.</w:t>
             </w:r>
           </w:p>
         </w:tc>
@@ -2271,7 +2389,7 @@
     </w:tbl>
     <w:p>
       <w:pPr>
-        <w:spacing w:after="100"/>
+        <w:spacing w:after="60"/>
       </w:pPr>
     </w:p>
     <w:tbl>
@@ -2306,14 +2424,15 @@
               <w:rPr>
                 <w:b/>
                 <w:color w:val="8A2B2B"/>
+                <w:sz w:val="20"/>
               </w:rPr>
               <w:t xml:space="preserve">Pourquoi le micro main plutôt que le serre-tête. </w:t>
             </w:r>
             <w:r>
-              <w:t>Ce medley tient à la fois de la comédie musicale et du concert : il y a du jeu, des déplacements, des personnages. Le serre-tête donnerait davantage de liberté aux mains, mais il demande un réglage précis voix par voix et un temps de pose dont nous ne disposerons sans doute pas. Le micro main est plus simple et plus sûr, et il laisse chaque chanteur doser lui-même son niveau en jouant sur la distance. Cela dit, si vous êtes bien équipés en serre-têtes et que vous les jugez préférables ici, dites-le-moi : je</w:t>
-            </w:r>
-            <w:r>
-              <w:t xml:space="preserve"> suivrai vos conseils.</w:t>
+              <w:rPr>
+                <w:sz w:val="20"/>
+              </w:rPr>
+              <w:t>Ce medley tient de la comédie musicale et du concert : du jeu, des déplacements, des personnages. Le serre-tête donnerait plus de liberté aux mains, mais il demande un réglage voix par voix et un temps de pose dont nous ne disposerons sans doute pas. Le micro main est plus simple et plus sûr, et chacun dose son niveau à la distance. Cela dit, si vous êtes bien équipés en serre-têtes et que vous les jugez préférables ici, je suivrai vos conseils.</w:t>
             </w:r>
           </w:p>
         </w:tc>
@@ -2321,7 +2440,7 @@
     </w:tbl>
     <w:p>
       <w:pPr>
-        <w:spacing w:after="80"/>
+        <w:spacing w:after="40"/>
       </w:pPr>
     </w:p>
     <w:p>
@@ -2333,8 +2452,11 @@
       </w:r>
     </w:p>
     <w:p>
+      <w:pPr>
+        <w:spacing w:after="80"/>
+      </w:pPr>
       <w:r>
-        <w:t>La bande couvre l'intégralité des 26 min 50. Un seul départ, aucune relance.</w:t>
+        <w:t>La bande couvre les 26 min 50. Un seul départ, aucune relance.</w:t>
       </w:r>
     </w:p>
     <w:tbl>
@@ -2345,8 +2467,8 @@
         <w:tblLook w:val="04A0" w:firstRow="1" w:lastRow="0" w:firstColumn="1" w:lastColumn="0" w:noHBand="0" w:noVBand="1"/>
       </w:tblPr>
       <w:tblGrid>
-        <w:gridCol w:w="2041"/>
-        <w:gridCol w:w="7597"/>
+        <w:gridCol w:w="1928"/>
+        <w:gridCol w:w="7710"/>
       </w:tblGrid>
       <w:tr>
         <w:trPr>
@@ -2354,7 +2476,7 @@
         </w:trPr>
         <w:tc>
           <w:tcPr>
-            <w:tcW w:w="2041" w:type="dxa"/>
+            <w:tcW w:w="1928" w:type="dxa"/>
             <w:shd w:val="clear" w:color="auto" w:fill="F2F1EE"/>
           </w:tcPr>
           <w:p>
@@ -2362,7 +2484,7 @@
               <w:rPr>
                 <w:b/>
                 <w:color w:val="666B76"/>
-                <w:sz w:val="17"/>
+                <w:sz w:val="18"/>
               </w:rPr>
               <w:t>Option</w:t>
             </w:r>
@@ -2370,7 +2492,7 @@
         </w:tc>
         <w:tc>
           <w:tcPr>
-            <w:tcW w:w="7597" w:type="dxa"/>
+            <w:tcW w:w="7710" w:type="dxa"/>
             <w:shd w:val="clear" w:color="auto" w:fill="F2F1EE"/>
           </w:tcPr>
           <w:p>
@@ -2378,7 +2500,7 @@
               <w:rPr>
                 <w:b/>
                 <w:color w:val="666B76"/>
-                <w:sz w:val="17"/>
+                <w:sz w:val="18"/>
               </w:rPr>
               <w:t>Livraison</w:t>
             </w:r>
@@ -2391,18 +2513,18 @@
         </w:trPr>
         <w:tc>
           <w:tcPr>
-            <w:tcW w:w="2041" w:type="dxa"/>
+            <w:tcW w:w="1928" w:type="dxa"/>
             <w:shd w:val="clear" w:color="auto" w:fill="FBF0DC"/>
           </w:tcPr>
           <w:p>
             <w:pPr>
-              <w:spacing w:after="60"/>
+              <w:spacing w:before="40" w:after="40"/>
             </w:pPr>
             <w:r>
               <w:rPr>
                 <w:b/>
                 <w:color w:val="8A6312"/>
-                <w:sz w:val="19"/>
+                <w:sz w:val="20"/>
               </w:rPr>
               <w:t>A — avec écran</w:t>
             </w:r>
@@ -2410,18 +2532,18 @@
         </w:tc>
         <w:tc>
           <w:tcPr>
-            <w:tcW w:w="7597" w:type="dxa"/>
+            <w:tcW w:w="7710" w:type="dxa"/>
             <w:shd w:val="clear" w:color="auto" w:fill="FBF0DC"/>
           </w:tcPr>
           <w:p>
             <w:pPr>
-              <w:spacing w:after="60"/>
+              <w:spacing w:before="40" w:after="40"/>
             </w:pPr>
             <w:r>
               <w:rPr>
-                <w:sz w:val="19"/>
+                <w:sz w:val="20"/>
               </w:rPr>
-              <w:t>Un fichier unique réunissant l'image et le son : MP4, H.264, 1920 × 1080, 25 images par seconde, débit élevé, audio en 48 kHz. La synchronisation est acquise par construction. Si votre régie préfère un autre format, dites-le-moi et je m'adapte.</w:t>
+              <w:t>Un fichier unique image + son : MP4, H.264, 1920 × 1080, 25 i/s, débit élevé, audio 48 kHz. La synchronisation est acquise par construction. Autre format possible si vous préférez.</w:t>
             </w:r>
           </w:p>
         </w:tc>
@@ -2432,18 +2554,18 @@
         </w:trPr>
         <w:tc>
           <w:tcPr>
-            <w:tcW w:w="2041" w:type="dxa"/>
+            <w:tcW w:w="1928" w:type="dxa"/>
             <w:shd w:val="clear" w:color="auto" w:fill="E7F0F8"/>
           </w:tcPr>
           <w:p>
             <w:pPr>
-              <w:spacing w:after="60"/>
+              <w:spacing w:before="40" w:after="40"/>
             </w:pPr>
             <w:r>
               <w:rPr>
                 <w:b/>
                 <w:color w:val="2D5586"/>
-                <w:sz w:val="19"/>
+                <w:sz w:val="20"/>
               </w:rPr>
               <w:t>B — sans écran</w:t>
             </w:r>
@@ -2451,16 +2573,16 @@
         </w:tc>
         <w:tc>
           <w:tcPr>
-            <w:tcW w:w="7597" w:type="dxa"/>
+            <w:tcW w:w="7710" w:type="dxa"/>
             <w:shd w:val="clear" w:color="auto" w:fill="E7F0F8"/>
           </w:tcPr>
           <w:p>
             <w:pPr>
-              <w:spacing w:after="60"/>
+              <w:spacing w:before="40" w:after="40"/>
             </w:pPr>
             <w:r>
               <w:rPr>
-                <w:sz w:val="19"/>
+                <w:sz w:val="20"/>
               </w:rPr>
               <w:t>Un fichier audio unique, en WAV 24 bits.</w:t>
             </w:r>
@@ -2470,12 +2592,15 @@
     </w:tbl>
     <w:p>
       <w:pPr>
-        <w:spacing w:after="100"/>
+        <w:spacing w:after="60"/>
       </w:pPr>
     </w:p>
     <w:p>
+      <w:pPr>
+        <w:spacing w:after="80"/>
+      </w:pPr>
       <w:r>
-        <w:t>Dans les deux cas, j'apporte une clé USB de secours le jour du spectacle. Le fichier définitif vous sera envoyé environ une semaine avant.</w:t>
+        <w:t>Clé USB de secours apportée le jour même. Fichier définitif envoyé une semaine avant.</w:t>
       </w:r>
     </w:p>
     <w:p>
@@ -2483,26 +2608,27 @@
         <w:pStyle w:val="Titre2"/>
       </w:pPr>
       <w:r>
-        <w:lastRenderedPageBreak/>
         <w:t>Retours</w:t>
       </w:r>
     </w:p>
     <w:p>
       <w:r>
-        <w:t>Des retours de plateau me conviennent parfaitement. Si vous travaillez plutôt en oreillettes dans cette salle, je suivrai vos conseils. Un point d'attention sur leur emplacement : la mise en scène comporte des moments où plusieurs chanteurs se mettent à genoux ou au sol.</w:t>
+        <w:t>Des retours de plateau me conviennent parfaitement ; si vous travaillez en oreillettes dans cette salle, je suivrai vos conseils. Un point d'attention sur leur emplacement : plusieurs passages se jouent à genoux ou au sol, il faudrait qu'ils ne masquent personne à ces moments-là.</w:t>
       </w:r>
     </w:p>
     <w:p>
       <w:pPr>
-        <w:spacing w:before="240" w:after="100"/>
+        <w:pageBreakBefore/>
+        <w:spacing w:after="160"/>
       </w:pPr>
       <w:r>
         <w:rPr>
           <w:b/>
           <w:color w:val="666B76"/>
-          <w:spacing w:val="60"/>
-          <w:sz w:val="18"/>
+          <w:spacing w:val="70"/>
+          <w:sz w:val="19"/>
         </w:rPr>
+        <w:lastRenderedPageBreak/>
         <w:t>VOS NOTES</w:t>
       </w:r>
     </w:p>
@@ -2511,11 +2637,11 @@
         <w:tblW w:w="0" w:type="auto"/>
         <w:jc w:val="center"/>
         <w:tblBorders>
-          <w:top w:val="single" w:sz="8" w:space="0" w:color="8A9099"/>
-          <w:left w:val="single" w:sz="8" w:space="0" w:color="8A9099"/>
-          <w:bottom w:val="single" w:sz="8" w:space="0" w:color="8A9099"/>
-          <w:right w:val="single" w:sz="8" w:space="0" w:color="8A9099"/>
-          <w:insideH w:val="dotted" w:sz="6" w:space="0" w:color="AEB4BE"/>
+          <w:top w:val="nil"/>
+          <w:left w:val="nil"/>
+          <w:bottom w:val="nil"/>
+          <w:right w:val="nil"/>
+          <w:insideH w:val="dotted" w:sz="8" w:space="0" w:color="A9B0BA"/>
           <w:insideV w:val="nil"/>
         </w:tblBorders>
         <w:tblLook w:val="04A0" w:firstRow="1" w:lastRow="0" w:firstColumn="1" w:lastColumn="0" w:noHBand="0" w:noVBand="1"/>
@@ -2525,135 +2651,293 @@
       </w:tblGrid>
       <w:tr>
         <w:trPr>
-          <w:trHeight w:hRule="exact" w:val="520"/>
-          <w:jc w:val="center"/>
-        </w:trPr>
-        <w:tc>
-          <w:tcPr>
-            <w:tcW w:w="9638" w:type="dxa"/>
-          </w:tcPr>
-          <w:p>
-            <w:pPr>
-              <w:spacing w:before="80" w:after="80"/>
-            </w:pPr>
-          </w:p>
-        </w:tc>
-      </w:tr>
-      <w:tr>
-        <w:trPr>
-          <w:trHeight w:hRule="exact" w:val="520"/>
-          <w:jc w:val="center"/>
-        </w:trPr>
-        <w:tc>
-          <w:tcPr>
-            <w:tcW w:w="9638" w:type="dxa"/>
-          </w:tcPr>
-          <w:p>
-            <w:pPr>
-              <w:spacing w:before="80" w:after="80"/>
-            </w:pPr>
-          </w:p>
-        </w:tc>
-      </w:tr>
-      <w:tr>
-        <w:trPr>
-          <w:trHeight w:hRule="exact" w:val="520"/>
-          <w:jc w:val="center"/>
-        </w:trPr>
-        <w:tc>
-          <w:tcPr>
-            <w:tcW w:w="9638" w:type="dxa"/>
-          </w:tcPr>
-          <w:p>
-            <w:pPr>
-              <w:spacing w:before="80" w:after="80"/>
-            </w:pPr>
-          </w:p>
-        </w:tc>
-      </w:tr>
-      <w:tr>
-        <w:trPr>
-          <w:trHeight w:hRule="exact" w:val="520"/>
-          <w:jc w:val="center"/>
-        </w:trPr>
-        <w:tc>
-          <w:tcPr>
-            <w:tcW w:w="9638" w:type="dxa"/>
-          </w:tcPr>
-          <w:p>
-            <w:pPr>
-              <w:spacing w:before="80" w:after="80"/>
-            </w:pPr>
-          </w:p>
-        </w:tc>
-      </w:tr>
-      <w:tr>
-        <w:trPr>
-          <w:trHeight w:hRule="exact" w:val="520"/>
-          <w:jc w:val="center"/>
-        </w:trPr>
-        <w:tc>
-          <w:tcPr>
-            <w:tcW w:w="9638" w:type="dxa"/>
-          </w:tcPr>
-          <w:p>
-            <w:pPr>
-              <w:spacing w:before="80" w:after="80"/>
-            </w:pPr>
-          </w:p>
-        </w:tc>
-      </w:tr>
-      <w:tr>
-        <w:trPr>
-          <w:trHeight w:hRule="exact" w:val="520"/>
-          <w:jc w:val="center"/>
-        </w:trPr>
-        <w:tc>
-          <w:tcPr>
-            <w:tcW w:w="9638" w:type="dxa"/>
-          </w:tcPr>
-          <w:p>
-            <w:pPr>
-              <w:spacing w:before="80" w:after="80"/>
-            </w:pPr>
-          </w:p>
-        </w:tc>
-      </w:tr>
-      <w:tr>
-        <w:trPr>
-          <w:trHeight w:hRule="exact" w:val="520"/>
-          <w:jc w:val="center"/>
-        </w:trPr>
-        <w:tc>
-          <w:tcPr>
-            <w:tcW w:w="9638" w:type="dxa"/>
-          </w:tcPr>
-          <w:p>
-            <w:pPr>
-              <w:spacing w:before="80" w:after="80"/>
-            </w:pPr>
-          </w:p>
+          <w:trHeight w:val="595"/>
+          <w:jc w:val="center"/>
+        </w:trPr>
+        <w:tc>
+          <w:tcPr>
+            <w:tcW w:w="9638" w:type="dxa"/>
+          </w:tcPr>
+          <w:p/>
+        </w:tc>
+      </w:tr>
+      <w:tr>
+        <w:trPr>
+          <w:trHeight w:val="595"/>
+          <w:jc w:val="center"/>
+        </w:trPr>
+        <w:tc>
+          <w:tcPr>
+            <w:tcW w:w="9638" w:type="dxa"/>
+          </w:tcPr>
+          <w:p/>
+        </w:tc>
+      </w:tr>
+      <w:tr>
+        <w:trPr>
+          <w:trHeight w:val="595"/>
+          <w:jc w:val="center"/>
+        </w:trPr>
+        <w:tc>
+          <w:tcPr>
+            <w:tcW w:w="9638" w:type="dxa"/>
+          </w:tcPr>
+          <w:p/>
+        </w:tc>
+      </w:tr>
+      <w:tr>
+        <w:trPr>
+          <w:trHeight w:val="595"/>
+          <w:jc w:val="center"/>
+        </w:trPr>
+        <w:tc>
+          <w:tcPr>
+            <w:tcW w:w="9638" w:type="dxa"/>
+          </w:tcPr>
+          <w:p/>
+        </w:tc>
+      </w:tr>
+      <w:tr>
+        <w:trPr>
+          <w:trHeight w:val="595"/>
+          <w:jc w:val="center"/>
+        </w:trPr>
+        <w:tc>
+          <w:tcPr>
+            <w:tcW w:w="9638" w:type="dxa"/>
+          </w:tcPr>
+          <w:p/>
+        </w:tc>
+      </w:tr>
+      <w:tr>
+        <w:trPr>
+          <w:trHeight w:val="595"/>
+          <w:jc w:val="center"/>
+        </w:trPr>
+        <w:tc>
+          <w:tcPr>
+            <w:tcW w:w="9638" w:type="dxa"/>
+          </w:tcPr>
+          <w:p/>
+        </w:tc>
+      </w:tr>
+      <w:tr>
+        <w:trPr>
+          <w:trHeight w:val="595"/>
+          <w:jc w:val="center"/>
+        </w:trPr>
+        <w:tc>
+          <w:tcPr>
+            <w:tcW w:w="9638" w:type="dxa"/>
+          </w:tcPr>
+          <w:p/>
+        </w:tc>
+      </w:tr>
+      <w:tr>
+        <w:trPr>
+          <w:trHeight w:val="595"/>
+          <w:jc w:val="center"/>
+        </w:trPr>
+        <w:tc>
+          <w:tcPr>
+            <w:tcW w:w="9638" w:type="dxa"/>
+          </w:tcPr>
+          <w:p/>
+        </w:tc>
+      </w:tr>
+      <w:tr>
+        <w:trPr>
+          <w:trHeight w:val="595"/>
+          <w:jc w:val="center"/>
+        </w:trPr>
+        <w:tc>
+          <w:tcPr>
+            <w:tcW w:w="9638" w:type="dxa"/>
+          </w:tcPr>
+          <w:p/>
+        </w:tc>
+      </w:tr>
+      <w:tr>
+        <w:trPr>
+          <w:trHeight w:val="595"/>
+          <w:jc w:val="center"/>
+        </w:trPr>
+        <w:tc>
+          <w:tcPr>
+            <w:tcW w:w="9638" w:type="dxa"/>
+          </w:tcPr>
+          <w:p/>
+        </w:tc>
+      </w:tr>
+      <w:tr>
+        <w:trPr>
+          <w:trHeight w:val="595"/>
+          <w:jc w:val="center"/>
+        </w:trPr>
+        <w:tc>
+          <w:tcPr>
+            <w:tcW w:w="9638" w:type="dxa"/>
+          </w:tcPr>
+          <w:p/>
+        </w:tc>
+      </w:tr>
+      <w:tr>
+        <w:trPr>
+          <w:trHeight w:val="595"/>
+          <w:jc w:val="center"/>
+        </w:trPr>
+        <w:tc>
+          <w:tcPr>
+            <w:tcW w:w="9638" w:type="dxa"/>
+          </w:tcPr>
+          <w:p/>
+        </w:tc>
+      </w:tr>
+      <w:tr>
+        <w:trPr>
+          <w:trHeight w:val="595"/>
+          <w:jc w:val="center"/>
+        </w:trPr>
+        <w:tc>
+          <w:tcPr>
+            <w:tcW w:w="9638" w:type="dxa"/>
+          </w:tcPr>
+          <w:p/>
+        </w:tc>
+      </w:tr>
+      <w:tr>
+        <w:trPr>
+          <w:trHeight w:val="595"/>
+          <w:jc w:val="center"/>
+        </w:trPr>
+        <w:tc>
+          <w:tcPr>
+            <w:tcW w:w="9638" w:type="dxa"/>
+          </w:tcPr>
+          <w:p/>
+        </w:tc>
+      </w:tr>
+      <w:tr>
+        <w:trPr>
+          <w:trHeight w:val="595"/>
+          <w:jc w:val="center"/>
+        </w:trPr>
+        <w:tc>
+          <w:tcPr>
+            <w:tcW w:w="9638" w:type="dxa"/>
+          </w:tcPr>
+          <w:p/>
+        </w:tc>
+      </w:tr>
+      <w:tr>
+        <w:trPr>
+          <w:trHeight w:val="595"/>
+          <w:jc w:val="center"/>
+        </w:trPr>
+        <w:tc>
+          <w:tcPr>
+            <w:tcW w:w="9638" w:type="dxa"/>
+          </w:tcPr>
+          <w:p/>
+        </w:tc>
+      </w:tr>
+      <w:tr>
+        <w:trPr>
+          <w:trHeight w:val="595"/>
+          <w:jc w:val="center"/>
+        </w:trPr>
+        <w:tc>
+          <w:tcPr>
+            <w:tcW w:w="9638" w:type="dxa"/>
+          </w:tcPr>
+          <w:p/>
+        </w:tc>
+      </w:tr>
+      <w:tr>
+        <w:trPr>
+          <w:trHeight w:val="595"/>
+          <w:jc w:val="center"/>
+        </w:trPr>
+        <w:tc>
+          <w:tcPr>
+            <w:tcW w:w="9638" w:type="dxa"/>
+          </w:tcPr>
+          <w:p/>
+        </w:tc>
+      </w:tr>
+      <w:tr>
+        <w:trPr>
+          <w:trHeight w:val="595"/>
+          <w:jc w:val="center"/>
+        </w:trPr>
+        <w:tc>
+          <w:tcPr>
+            <w:tcW w:w="9638" w:type="dxa"/>
+          </w:tcPr>
+          <w:p/>
+        </w:tc>
+      </w:tr>
+      <w:tr>
+        <w:trPr>
+          <w:trHeight w:val="595"/>
+          <w:jc w:val="center"/>
+        </w:trPr>
+        <w:tc>
+          <w:tcPr>
+            <w:tcW w:w="9638" w:type="dxa"/>
+          </w:tcPr>
+          <w:p/>
+        </w:tc>
+      </w:tr>
+      <w:tr>
+        <w:trPr>
+          <w:trHeight w:val="595"/>
+          <w:jc w:val="center"/>
+        </w:trPr>
+        <w:tc>
+          <w:tcPr>
+            <w:tcW w:w="9638" w:type="dxa"/>
+          </w:tcPr>
+          <w:p/>
+        </w:tc>
+      </w:tr>
+      <w:tr>
+        <w:trPr>
+          <w:trHeight w:val="595"/>
+          <w:jc w:val="center"/>
+        </w:trPr>
+        <w:tc>
+          <w:tcPr>
+            <w:tcW w:w="9638" w:type="dxa"/>
+          </w:tcPr>
+          <w:p/>
+        </w:tc>
+      </w:tr>
+      <w:tr>
+        <w:trPr>
+          <w:trHeight w:val="595"/>
+          <w:jc w:val="center"/>
+        </w:trPr>
+        <w:tc>
+          <w:tcPr>
+            <w:tcW w:w="9638" w:type="dxa"/>
+          </w:tcPr>
+          <w:p/>
         </w:tc>
       </w:tr>
     </w:tbl>
     <w:p>
       <w:pPr>
-        <w:spacing w:after="80"/>
-      </w:pPr>
-    </w:p>
-    <w:p>
-      <w:r>
-        <w:br w:type="page"/>
-      </w:r>
-    </w:p>
-    <w:p>
-      <w:pPr>
         <w:pStyle w:val="Titre1"/>
+        <w:pageBreakBefore/>
       </w:pPr>
       <w:bookmarkStart w:id="6" w:name="plateau"/>
-      <w:bookmarkStart w:id="7" w:name="_Toc238716197"/>
+      <w:bookmarkStart w:id="7" w:name="_Toc238725073"/>
       <w:r>
         <w:lastRenderedPageBreak/>
+        <w:t xml:space="preserve">3.  </w:t>
+      </w:r>
+      <w:r>
         <w:t>Plateau</w:t>
       </w:r>
       <w:bookmarkEnd w:id="6"/>
@@ -2661,7 +2945,7 @@
     </w:p>
     <w:p>
       <w:pPr>
-        <w:spacing w:after="180"/>
+        <w:spacing w:after="160"/>
       </w:pPr>
       <w:hyperlink w:anchor="sommaire">
         <w:r>
@@ -2677,7 +2961,7 @@
     </w:p>
     <w:p>
       <w:r>
-        <w:t>Le spectacle ne comporte aucun décor, aucun accessoire, aucun élément à monter. Six chanteurs, six micros, rien d'autre. En revanche, il occupe tout l'espace : les chanteurs entrent et sortent, se déplacent d'un point à l'autre, disparaissent dans le fond pendant qu'un autre reste seul dans la lumière. Chaque placement a été choisi en fonction de tous les autres, et la conduite lumière en découle directement.</w:t>
+        <w:t>Aucun décor, aucun accessoire, aucun élément à monter. Six chanteurs, six micros, rien d'autre. En revanche le spectacle occupe tout l'espace : les chanteurs entrent et sortent, se déplacent d'un point à l'autre, disparaissent dans le fond pendant qu'un autre reste seul dans la lumière. Chaque placement a été choisi en fonction de tous les autres, et la conduite lumière en découle.</w:t>
       </w:r>
     </w:p>
     <w:p>
@@ -2689,16 +2973,16 @@
       </w:r>
     </w:p>
     <w:p>
+      <w:pPr>
+        <w:spacing w:after="80"/>
+      </w:pPr>
       <w:r>
-        <w:t>Les chanteurs ne sont jamais au même endroit d'un titre à l'autre, et un projecteur, lui, ne se déplace pas. Je propose donc de définir quelques points fixes du plateau, numérotés, sur lesquels ils viendront se placer. Chaque point recevrait sa douche, réglée une fois pour toutes pendant le montage. La conduite indiquerait alors simplement quels points s'allument, et non quel chanteur éclairer. L'avantage est décisif : si un placement change à la dernière répétition, on ne retouche rien au matériel, on chan</w:t>
-      </w:r>
-      <w:r>
-        <w:t>ge seulement quel numéro s'allume.</w:t>
+        <w:t>Les chanteurs ne sont jamais au même endroit d'un titre à l'autre, et un projecteur ne se déplace pas. Je propose donc des points fixes numérotés, chacun recevant sa douche réglée une fois pour toutes pendant le montage. La conduite dit alors quels points s'allument, et non quel chanteur éclairer : si un placement change à la dernière répétition, on ne retouche rien au matériel, on change seulement quel numéro s'allume.</w:t>
       </w:r>
     </w:p>
     <w:p>
       <w:pPr>
-        <w:spacing w:before="100" w:after="40"/>
+        <w:spacing w:before="80" w:after="20"/>
         <w:jc w:val="center"/>
       </w:pPr>
       <w:r>
@@ -2706,8 +2990,8 @@
           <w:noProof/>
         </w:rPr>
         <w:drawing>
-          <wp:inline distT="0" distB="0" distL="0" distR="0" wp14:anchorId="3C920908" wp14:editId="49715198">
-            <wp:extent cx="4680000" cy="3694353"/>
+          <wp:inline distT="0" distB="0" distL="0" distR="0" wp14:anchorId="53455FF0" wp14:editId="277E4FFB">
+            <wp:extent cx="4392000" cy="3467008"/>
             <wp:effectExtent l="0" t="0" r="0" b="0"/>
             <wp:docPr id="1" name="Picture 1"/>
             <wp:cNvGraphicFramePr>
@@ -2721,7 +3005,7 @@
                     <pic:cNvPicPr/>
                   </pic:nvPicPr>
                   <pic:blipFill>
-                    <a:blip r:embed="rId8"/>
+                    <a:blip r:embed="rId11"/>
                     <a:stretch>
                       <a:fillRect/>
                     </a:stretch>
@@ -2729,7 +3013,7 @@
                   <pic:spPr>
                     <a:xfrm>
                       <a:off x="0" y="0"/>
-                      <a:ext cx="4680000" cy="3694353"/>
+                      <a:ext cx="4392000" cy="3467008"/>
                     </a:xfrm>
                     <a:prstGeom prst="rect">
                       <a:avLst/>
@@ -2744,14 +3028,14 @@
     </w:p>
     <w:p>
       <w:pPr>
-        <w:spacing w:after="160"/>
+        <w:spacing w:after="120"/>
         <w:jc w:val="center"/>
       </w:pPr>
       <w:r>
         <w:rPr>
           <w:i/>
           <w:color w:val="666B76"/>
-          <w:sz w:val="17"/>
+          <w:sz w:val="16"/>
         </w:rPr>
         <w:t>Plateau vu de dessus, à l'échelle sur les 14 m d'ouverture d'exploitation. Zone représentée : les 10 premiers mètres, sur 13,70 m de profondeur totale. Répartition indicative.</w:t>
       </w:r>
@@ -2788,10 +3072,14 @@
               <w:rPr>
                 <w:b/>
                 <w:color w:val="2D5586"/>
+                <w:sz w:val="20"/>
               </w:rPr>
               <w:t xml:space="preserve">À suivre : </w:t>
             </w:r>
             <w:r>
+              <w:rPr>
+                <w:sz w:val="20"/>
+              </w:rPr>
               <w:t>le plan de placement titre par titre, indiquant qui se trouve sur quelle position à chaque moment, vous sera transmis avec la conduite complète.</w:t>
             </w:r>
           </w:p>
@@ -2800,20 +3088,22 @@
     </w:tbl>
     <w:p>
       <w:pPr>
-        <w:spacing w:after="80"/>
+        <w:spacing w:after="40"/>
       </w:pPr>
     </w:p>
     <w:p>
       <w:pPr>
-        <w:spacing w:before="240" w:after="100"/>
+        <w:pageBreakBefore/>
+        <w:spacing w:after="160"/>
       </w:pPr>
       <w:r>
         <w:rPr>
           <w:b/>
           <w:color w:val="666B76"/>
-          <w:spacing w:val="60"/>
-          <w:sz w:val="18"/>
+          <w:spacing w:val="70"/>
+          <w:sz w:val="19"/>
         </w:rPr>
+        <w:lastRenderedPageBreak/>
         <w:t>VOS NOTES</w:t>
       </w:r>
     </w:p>
@@ -2822,11 +3112,11 @@
         <w:tblW w:w="0" w:type="auto"/>
         <w:jc w:val="center"/>
         <w:tblBorders>
-          <w:top w:val="single" w:sz="8" w:space="0" w:color="8A9099"/>
-          <w:left w:val="single" w:sz="8" w:space="0" w:color="8A9099"/>
-          <w:bottom w:val="single" w:sz="8" w:space="0" w:color="8A9099"/>
-          <w:right w:val="single" w:sz="8" w:space="0" w:color="8A9099"/>
-          <w:insideH w:val="dotted" w:sz="6" w:space="0" w:color="AEB4BE"/>
+          <w:top w:val="nil"/>
+          <w:left w:val="nil"/>
+          <w:bottom w:val="nil"/>
+          <w:right w:val="nil"/>
+          <w:insideH w:val="dotted" w:sz="8" w:space="0" w:color="A9B0BA"/>
           <w:insideV w:val="nil"/>
         </w:tblBorders>
         <w:tblLook w:val="04A0" w:firstRow="1" w:lastRow="0" w:firstColumn="1" w:lastColumn="0" w:noHBand="0" w:noVBand="1"/>
@@ -2836,119 +3126,293 @@
       </w:tblGrid>
       <w:tr>
         <w:trPr>
-          <w:trHeight w:hRule="exact" w:val="520"/>
-          <w:jc w:val="center"/>
-        </w:trPr>
-        <w:tc>
-          <w:tcPr>
-            <w:tcW w:w="9638" w:type="dxa"/>
-          </w:tcPr>
-          <w:p>
-            <w:pPr>
-              <w:spacing w:before="80" w:after="80"/>
-            </w:pPr>
-          </w:p>
-        </w:tc>
-      </w:tr>
-      <w:tr>
-        <w:trPr>
-          <w:trHeight w:hRule="exact" w:val="520"/>
-          <w:jc w:val="center"/>
-        </w:trPr>
-        <w:tc>
-          <w:tcPr>
-            <w:tcW w:w="9638" w:type="dxa"/>
-          </w:tcPr>
-          <w:p>
-            <w:pPr>
-              <w:spacing w:before="80" w:after="80"/>
-            </w:pPr>
-          </w:p>
-        </w:tc>
-      </w:tr>
-      <w:tr>
-        <w:trPr>
-          <w:trHeight w:hRule="exact" w:val="520"/>
-          <w:jc w:val="center"/>
-        </w:trPr>
-        <w:tc>
-          <w:tcPr>
-            <w:tcW w:w="9638" w:type="dxa"/>
-          </w:tcPr>
-          <w:p>
-            <w:pPr>
-              <w:spacing w:before="80" w:after="80"/>
-            </w:pPr>
-          </w:p>
-        </w:tc>
-      </w:tr>
-      <w:tr>
-        <w:trPr>
-          <w:trHeight w:hRule="exact" w:val="520"/>
-          <w:jc w:val="center"/>
-        </w:trPr>
-        <w:tc>
-          <w:tcPr>
-            <w:tcW w:w="9638" w:type="dxa"/>
-          </w:tcPr>
-          <w:p>
-            <w:pPr>
-              <w:spacing w:before="80" w:after="80"/>
-            </w:pPr>
-          </w:p>
-        </w:tc>
-      </w:tr>
-      <w:tr>
-        <w:trPr>
-          <w:trHeight w:hRule="exact" w:val="520"/>
-          <w:jc w:val="center"/>
-        </w:trPr>
-        <w:tc>
-          <w:tcPr>
-            <w:tcW w:w="9638" w:type="dxa"/>
-          </w:tcPr>
-          <w:p>
-            <w:pPr>
-              <w:spacing w:before="80" w:after="80"/>
-            </w:pPr>
-          </w:p>
-        </w:tc>
-      </w:tr>
-      <w:tr>
-        <w:trPr>
-          <w:trHeight w:hRule="exact" w:val="520"/>
-          <w:jc w:val="center"/>
-        </w:trPr>
-        <w:tc>
-          <w:tcPr>
-            <w:tcW w:w="9638" w:type="dxa"/>
-          </w:tcPr>
-          <w:p>
-            <w:pPr>
-              <w:spacing w:before="80" w:after="80"/>
-            </w:pPr>
-          </w:p>
+          <w:trHeight w:val="595"/>
+          <w:jc w:val="center"/>
+        </w:trPr>
+        <w:tc>
+          <w:tcPr>
+            <w:tcW w:w="9638" w:type="dxa"/>
+          </w:tcPr>
+          <w:p/>
+        </w:tc>
+      </w:tr>
+      <w:tr>
+        <w:trPr>
+          <w:trHeight w:val="595"/>
+          <w:jc w:val="center"/>
+        </w:trPr>
+        <w:tc>
+          <w:tcPr>
+            <w:tcW w:w="9638" w:type="dxa"/>
+          </w:tcPr>
+          <w:p/>
+        </w:tc>
+      </w:tr>
+      <w:tr>
+        <w:trPr>
+          <w:trHeight w:val="595"/>
+          <w:jc w:val="center"/>
+        </w:trPr>
+        <w:tc>
+          <w:tcPr>
+            <w:tcW w:w="9638" w:type="dxa"/>
+          </w:tcPr>
+          <w:p/>
+        </w:tc>
+      </w:tr>
+      <w:tr>
+        <w:trPr>
+          <w:trHeight w:val="595"/>
+          <w:jc w:val="center"/>
+        </w:trPr>
+        <w:tc>
+          <w:tcPr>
+            <w:tcW w:w="9638" w:type="dxa"/>
+          </w:tcPr>
+          <w:p/>
+        </w:tc>
+      </w:tr>
+      <w:tr>
+        <w:trPr>
+          <w:trHeight w:val="595"/>
+          <w:jc w:val="center"/>
+        </w:trPr>
+        <w:tc>
+          <w:tcPr>
+            <w:tcW w:w="9638" w:type="dxa"/>
+          </w:tcPr>
+          <w:p/>
+        </w:tc>
+      </w:tr>
+      <w:tr>
+        <w:trPr>
+          <w:trHeight w:val="595"/>
+          <w:jc w:val="center"/>
+        </w:trPr>
+        <w:tc>
+          <w:tcPr>
+            <w:tcW w:w="9638" w:type="dxa"/>
+          </w:tcPr>
+          <w:p/>
+        </w:tc>
+      </w:tr>
+      <w:tr>
+        <w:trPr>
+          <w:trHeight w:val="595"/>
+          <w:jc w:val="center"/>
+        </w:trPr>
+        <w:tc>
+          <w:tcPr>
+            <w:tcW w:w="9638" w:type="dxa"/>
+          </w:tcPr>
+          <w:p/>
+        </w:tc>
+      </w:tr>
+      <w:tr>
+        <w:trPr>
+          <w:trHeight w:val="595"/>
+          <w:jc w:val="center"/>
+        </w:trPr>
+        <w:tc>
+          <w:tcPr>
+            <w:tcW w:w="9638" w:type="dxa"/>
+          </w:tcPr>
+          <w:p/>
+        </w:tc>
+      </w:tr>
+      <w:tr>
+        <w:trPr>
+          <w:trHeight w:val="595"/>
+          <w:jc w:val="center"/>
+        </w:trPr>
+        <w:tc>
+          <w:tcPr>
+            <w:tcW w:w="9638" w:type="dxa"/>
+          </w:tcPr>
+          <w:p/>
+        </w:tc>
+      </w:tr>
+      <w:tr>
+        <w:trPr>
+          <w:trHeight w:val="595"/>
+          <w:jc w:val="center"/>
+        </w:trPr>
+        <w:tc>
+          <w:tcPr>
+            <w:tcW w:w="9638" w:type="dxa"/>
+          </w:tcPr>
+          <w:p/>
+        </w:tc>
+      </w:tr>
+      <w:tr>
+        <w:trPr>
+          <w:trHeight w:val="595"/>
+          <w:jc w:val="center"/>
+        </w:trPr>
+        <w:tc>
+          <w:tcPr>
+            <w:tcW w:w="9638" w:type="dxa"/>
+          </w:tcPr>
+          <w:p/>
+        </w:tc>
+      </w:tr>
+      <w:tr>
+        <w:trPr>
+          <w:trHeight w:val="595"/>
+          <w:jc w:val="center"/>
+        </w:trPr>
+        <w:tc>
+          <w:tcPr>
+            <w:tcW w:w="9638" w:type="dxa"/>
+          </w:tcPr>
+          <w:p/>
+        </w:tc>
+      </w:tr>
+      <w:tr>
+        <w:trPr>
+          <w:trHeight w:val="595"/>
+          <w:jc w:val="center"/>
+        </w:trPr>
+        <w:tc>
+          <w:tcPr>
+            <w:tcW w:w="9638" w:type="dxa"/>
+          </w:tcPr>
+          <w:p/>
+        </w:tc>
+      </w:tr>
+      <w:tr>
+        <w:trPr>
+          <w:trHeight w:val="595"/>
+          <w:jc w:val="center"/>
+        </w:trPr>
+        <w:tc>
+          <w:tcPr>
+            <w:tcW w:w="9638" w:type="dxa"/>
+          </w:tcPr>
+          <w:p/>
+        </w:tc>
+      </w:tr>
+      <w:tr>
+        <w:trPr>
+          <w:trHeight w:val="595"/>
+          <w:jc w:val="center"/>
+        </w:trPr>
+        <w:tc>
+          <w:tcPr>
+            <w:tcW w:w="9638" w:type="dxa"/>
+          </w:tcPr>
+          <w:p/>
+        </w:tc>
+      </w:tr>
+      <w:tr>
+        <w:trPr>
+          <w:trHeight w:val="595"/>
+          <w:jc w:val="center"/>
+        </w:trPr>
+        <w:tc>
+          <w:tcPr>
+            <w:tcW w:w="9638" w:type="dxa"/>
+          </w:tcPr>
+          <w:p/>
+        </w:tc>
+      </w:tr>
+      <w:tr>
+        <w:trPr>
+          <w:trHeight w:val="595"/>
+          <w:jc w:val="center"/>
+        </w:trPr>
+        <w:tc>
+          <w:tcPr>
+            <w:tcW w:w="9638" w:type="dxa"/>
+          </w:tcPr>
+          <w:p/>
+        </w:tc>
+      </w:tr>
+      <w:tr>
+        <w:trPr>
+          <w:trHeight w:val="595"/>
+          <w:jc w:val="center"/>
+        </w:trPr>
+        <w:tc>
+          <w:tcPr>
+            <w:tcW w:w="9638" w:type="dxa"/>
+          </w:tcPr>
+          <w:p/>
+        </w:tc>
+      </w:tr>
+      <w:tr>
+        <w:trPr>
+          <w:trHeight w:val="595"/>
+          <w:jc w:val="center"/>
+        </w:trPr>
+        <w:tc>
+          <w:tcPr>
+            <w:tcW w:w="9638" w:type="dxa"/>
+          </w:tcPr>
+          <w:p/>
+        </w:tc>
+      </w:tr>
+      <w:tr>
+        <w:trPr>
+          <w:trHeight w:val="595"/>
+          <w:jc w:val="center"/>
+        </w:trPr>
+        <w:tc>
+          <w:tcPr>
+            <w:tcW w:w="9638" w:type="dxa"/>
+          </w:tcPr>
+          <w:p/>
+        </w:tc>
+      </w:tr>
+      <w:tr>
+        <w:trPr>
+          <w:trHeight w:val="595"/>
+          <w:jc w:val="center"/>
+        </w:trPr>
+        <w:tc>
+          <w:tcPr>
+            <w:tcW w:w="9638" w:type="dxa"/>
+          </w:tcPr>
+          <w:p/>
+        </w:tc>
+      </w:tr>
+      <w:tr>
+        <w:trPr>
+          <w:trHeight w:val="595"/>
+          <w:jc w:val="center"/>
+        </w:trPr>
+        <w:tc>
+          <w:tcPr>
+            <w:tcW w:w="9638" w:type="dxa"/>
+          </w:tcPr>
+          <w:p/>
+        </w:tc>
+      </w:tr>
+      <w:tr>
+        <w:trPr>
+          <w:trHeight w:val="595"/>
+          <w:jc w:val="center"/>
+        </w:trPr>
+        <w:tc>
+          <w:tcPr>
+            <w:tcW w:w="9638" w:type="dxa"/>
+          </w:tcPr>
+          <w:p/>
         </w:tc>
       </w:tr>
     </w:tbl>
     <w:p>
       <w:pPr>
-        <w:spacing w:after="80"/>
-      </w:pPr>
-    </w:p>
-    <w:p>
-      <w:r>
-        <w:br w:type="page"/>
-      </w:r>
-    </w:p>
-    <w:p>
-      <w:pPr>
         <w:pStyle w:val="Titre1"/>
+        <w:pageBreakBefore/>
       </w:pPr>
       <w:bookmarkStart w:id="8" w:name="lumiere"/>
-      <w:bookmarkStart w:id="9" w:name="_Toc238716198"/>
+      <w:bookmarkStart w:id="9" w:name="_Toc238725074"/>
       <w:r>
         <w:lastRenderedPageBreak/>
+        <w:t xml:space="preserve">4.  </w:t>
+      </w:r>
+      <w:r>
         <w:t>Lumière</w:t>
       </w:r>
       <w:bookmarkEnd w:id="8"/>
@@ -2956,7 +3420,7 @@
     </w:p>
     <w:p>
       <w:pPr>
-        <w:spacing w:after="180"/>
+        <w:spacing w:after="160"/>
       </w:pPr>
       <w:hyperlink w:anchor="sommaire">
         <w:r>
@@ -2971,309 +3435,11 @@
       </w:hyperlink>
     </w:p>
     <w:p>
-      <w:r>
-        <w:t>C'est le domaine où votre expérience me sera la plus précieuse. Le medley traverse quatre univers très différents. Les images qui suivent disent l'intention ; vous saurez mieux que moi comment l'obtenir dans cette salle. La conduite complète, avec les tops écrits en repères audibles, suivra dans un document séparé : entre 30 et 45 états.</w:t>
-      </w:r>
-    </w:p>
-    <w:p>
       <w:pPr>
-        <w:spacing w:before="100" w:after="40"/>
-        <w:jc w:val="center"/>
+        <w:spacing w:after="120"/>
       </w:pPr>
       <w:r>
-        <w:rPr>
-          <w:noProof/>
-        </w:rPr>
-        <w:drawing>
-          <wp:inline distT="0" distB="0" distL="0" distR="0" wp14:anchorId="1B541E52" wp14:editId="051BEB10">
-            <wp:extent cx="3780000" cy="2112075"/>
-            <wp:effectExtent l="0" t="0" r="0" b="0"/>
-            <wp:docPr id="2" name="Picture 2"/>
-            <wp:cNvGraphicFramePr>
-              <a:graphicFrameLocks xmlns:a="http://schemas.openxmlformats.org/drawingml/2006/main" noChangeAspect="1"/>
-            </wp:cNvGraphicFramePr>
-            <a:graphic xmlns:a="http://schemas.openxmlformats.org/drawingml/2006/main">
-              <a:graphicData uri="http://schemas.openxmlformats.org/drawingml/2006/picture">
-                <pic:pic xmlns:pic="http://schemas.openxmlformats.org/drawingml/2006/picture">
-                  <pic:nvPicPr>
-                    <pic:cNvPr id="0" name="fumee.jpg"/>
-                    <pic:cNvPicPr/>
-                  </pic:nvPicPr>
-                  <pic:blipFill>
-                    <a:blip r:embed="rId9"/>
-                    <a:stretch>
-                      <a:fillRect/>
-                    </a:stretch>
-                  </pic:blipFill>
-                  <pic:spPr>
-                    <a:xfrm>
-                      <a:off x="0" y="0"/>
-                      <a:ext cx="3780000" cy="2112075"/>
-                    </a:xfrm>
-                    <a:prstGeom prst="rect">
-                      <a:avLst/>
-                    </a:prstGeom>
-                  </pic:spPr>
-                </pic:pic>
-              </a:graphicData>
-            </a:graphic>
-          </wp:inline>
-        </w:drawing>
-      </w:r>
-    </w:p>
-    <w:p>
-      <w:pPr>
-        <w:jc w:val="center"/>
-      </w:pPr>
-      <w:r>
-        <w:rPr>
-          <w:i/>
-          <w:color w:val="666B76"/>
-          <w:sz w:val="17"/>
-        </w:rPr>
-        <w:t>L'ouverture — noir, fumée lourde au sol, une voix seule. Les chanteurs émergent de la nappe. (0:00)</w:t>
-      </w:r>
-    </w:p>
-    <w:p>
-      <w:pPr>
-        <w:spacing w:before="100" w:after="40"/>
-        <w:jc w:val="center"/>
-      </w:pPr>
-      <w:r>
-        <w:rPr>
-          <w:noProof/>
-        </w:rPr>
-        <w:drawing>
-          <wp:inline distT="0" distB="0" distL="0" distR="0" wp14:anchorId="1B156BED" wp14:editId="1FDA35E5">
-            <wp:extent cx="3780000" cy="2112075"/>
-            <wp:effectExtent l="0" t="0" r="0" b="0"/>
-            <wp:docPr id="3" name="Picture 3"/>
-            <wp:cNvGraphicFramePr>
-              <a:graphicFrameLocks xmlns:a="http://schemas.openxmlformats.org/drawingml/2006/main" noChangeAspect="1"/>
-            </wp:cNvGraphicFramePr>
-            <a:graphic xmlns:a="http://schemas.openxmlformats.org/drawingml/2006/main">
-              <a:graphicData uri="http://schemas.openxmlformats.org/drawingml/2006/picture">
-                <pic:pic xmlns:pic="http://schemas.openxmlformats.org/drawingml/2006/picture">
-                  <pic:nvPicPr>
-                    <pic:cNvPr id="0" name="flash.jpg"/>
-                    <pic:cNvPicPr/>
-                  </pic:nvPicPr>
-                  <pic:blipFill>
-                    <a:blip r:embed="rId10"/>
-                    <a:stretch>
-                      <a:fillRect/>
-                    </a:stretch>
-                  </pic:blipFill>
-                  <pic:spPr>
-                    <a:xfrm>
-                      <a:off x="0" y="0"/>
-                      <a:ext cx="3780000" cy="2112075"/>
-                    </a:xfrm>
-                    <a:prstGeom prst="rect">
-                      <a:avLst/>
-                    </a:prstGeom>
-                  </pic:spPr>
-                </pic:pic>
-              </a:graphicData>
-            </a:graphic>
-          </wp:inline>
-        </w:drawing>
-      </w:r>
-    </w:p>
-    <w:p>
-      <w:pPr>
-        <w:jc w:val="center"/>
-      </w:pPr>
-      <w:r>
-        <w:rPr>
-          <w:i/>
-          <w:color w:val="666B76"/>
-          <w:sz w:val="17"/>
-        </w:rPr>
-        <w:t>« Un éclair dans le brouillard » — flash blanc : on découvre cinq silhouettes. (1:20)</w:t>
-      </w:r>
-    </w:p>
-    <w:p>
-      <w:pPr>
-        <w:spacing w:before="100" w:after="40"/>
-        <w:jc w:val="center"/>
-      </w:pPr>
-      <w:r>
-        <w:rPr>
-          <w:noProof/>
-        </w:rPr>
-        <w:drawing>
-          <wp:inline distT="0" distB="0" distL="0" distR="0" wp14:anchorId="11526105" wp14:editId="2060B397">
-            <wp:extent cx="3780000" cy="2112075"/>
-            <wp:effectExtent l="0" t="0" r="0" b="0"/>
-            <wp:docPr id="4" name="Picture 4"/>
-            <wp:cNvGraphicFramePr>
-              <a:graphicFrameLocks xmlns:a="http://schemas.openxmlformats.org/drawingml/2006/main" noChangeAspect="1"/>
-            </wp:cNvGraphicFramePr>
-            <a:graphic xmlns:a="http://schemas.openxmlformats.org/drawingml/2006/main">
-              <a:graphicData uri="http://schemas.openxmlformats.org/drawingml/2006/picture">
-                <pic:pic xmlns:pic="http://schemas.openxmlformats.org/drawingml/2006/picture">
-                  <pic:nvPicPr>
-                    <pic:cNvPr id="0" name="douche.jpg"/>
-                    <pic:cNvPicPr/>
-                  </pic:nvPicPr>
-                  <pic:blipFill>
-                    <a:blip r:embed="rId11"/>
-                    <a:stretch>
-                      <a:fillRect/>
-                    </a:stretch>
-                  </pic:blipFill>
-                  <pic:spPr>
-                    <a:xfrm>
-                      <a:off x="0" y="0"/>
-                      <a:ext cx="3780000" cy="2112075"/>
-                    </a:xfrm>
-                    <a:prstGeom prst="rect">
-                      <a:avLst/>
-                    </a:prstGeom>
-                  </pic:spPr>
-                </pic:pic>
-              </a:graphicData>
-            </a:graphic>
-          </wp:inline>
-        </w:drawing>
-      </w:r>
-    </w:p>
-    <w:p>
-      <w:pPr>
-        <w:jc w:val="center"/>
-      </w:pPr>
-      <w:r>
-        <w:rPr>
-          <w:i/>
-          <w:color w:val="666B76"/>
-          <w:sz w:val="17"/>
-        </w:rPr>
-        <w:t>La douche serrée — une chanteuse seule au monde. Ziggy (1:57), et la signature du spectacle.</w:t>
-      </w:r>
-    </w:p>
-    <w:p>
-      <w:r>
-        <w:br w:type="page"/>
-      </w:r>
-    </w:p>
-    <w:p>
-      <w:pPr>
-        <w:spacing w:before="100" w:after="40"/>
-        <w:jc w:val="center"/>
-      </w:pPr>
-      <w:r>
-        <w:rPr>
-          <w:noProof/>
-        </w:rPr>
-        <w:lastRenderedPageBreak/>
-        <w:drawing>
-          <wp:inline distT="0" distB="0" distL="0" distR="0" wp14:anchorId="38D6793A" wp14:editId="16F589F4">
-            <wp:extent cx="3780000" cy="2112075"/>
-            <wp:effectExtent l="0" t="0" r="0" b="0"/>
-            <wp:docPr id="5" name="Picture 5"/>
-            <wp:cNvGraphicFramePr>
-              <a:graphicFrameLocks xmlns:a="http://schemas.openxmlformats.org/drawingml/2006/main" noChangeAspect="1"/>
-            </wp:cNvGraphicFramePr>
-            <a:graphic xmlns:a="http://schemas.openxmlformats.org/drawingml/2006/main">
-              <a:graphicData uri="http://schemas.openxmlformats.org/drawingml/2006/picture">
-                <pic:pic xmlns:pic="http://schemas.openxmlformats.org/drawingml/2006/picture">
-                  <pic:nvPicPr>
-                    <pic:cNvPr id="0" name="puits.jpg"/>
-                    <pic:cNvPicPr/>
-                  </pic:nvPicPr>
-                  <pic:blipFill>
-                    <a:blip r:embed="rId12"/>
-                    <a:stretch>
-                      <a:fillRect/>
-                    </a:stretch>
-                  </pic:blipFill>
-                  <pic:spPr>
-                    <a:xfrm>
-                      <a:off x="0" y="0"/>
-                      <a:ext cx="3780000" cy="2112075"/>
-                    </a:xfrm>
-                    <a:prstGeom prst="rect">
-                      <a:avLst/>
-                    </a:prstGeom>
-                  </pic:spPr>
-                </pic:pic>
-              </a:graphicData>
-            </a:graphic>
-          </wp:inline>
-        </w:drawing>
-      </w:r>
-    </w:p>
-    <w:p>
-      <w:pPr>
-        <w:jc w:val="center"/>
-      </w:pPr>
-      <w:r>
-        <w:rPr>
-          <w:i/>
-          <w:color w:val="666B76"/>
-          <w:sz w:val="17"/>
-        </w:rPr>
-        <w:t>Quatre solitudes côte à côte — quatre puits à peine teintés, du noir entre eux. (8:46)</w:t>
-      </w:r>
-    </w:p>
-    <w:p>
-      <w:pPr>
-        <w:spacing w:before="100" w:after="40"/>
-        <w:jc w:val="center"/>
-      </w:pPr>
-      <w:r>
-        <w:rPr>
-          <w:noProof/>
-        </w:rPr>
-        <w:drawing>
-          <wp:inline distT="0" distB="0" distL="0" distR="0" wp14:anchorId="64BA0DFC" wp14:editId="50B76D2A">
-            <wp:extent cx="3780000" cy="2112075"/>
-            <wp:effectExtent l="0" t="0" r="0" b="0"/>
-            <wp:docPr id="6" name="Picture 6"/>
-            <wp:cNvGraphicFramePr>
-              <a:graphicFrameLocks xmlns:a="http://schemas.openxmlformats.org/drawingml/2006/main" noChangeAspect="1"/>
-            </wp:cNvGraphicFramePr>
-            <a:graphic xmlns:a="http://schemas.openxmlformats.org/drawingml/2006/main">
-              <a:graphicData uri="http://schemas.openxmlformats.org/drawingml/2006/picture">
-                <pic:pic xmlns:pic="http://schemas.openxmlformats.org/drawingml/2006/picture">
-                  <pic:nvPicPr>
-                    <pic:cNvPr id="0" name="vitrail.jpg"/>
-                    <pic:cNvPicPr/>
-                  </pic:nvPicPr>
-                  <pic:blipFill>
-                    <a:blip r:embed="rId13"/>
-                    <a:stretch>
-                      <a:fillRect/>
-                    </a:stretch>
-                  </pic:blipFill>
-                  <pic:spPr>
-                    <a:xfrm>
-                      <a:off x="0" y="0"/>
-                      <a:ext cx="3780000" cy="2112075"/>
-                    </a:xfrm>
-                    <a:prstGeom prst="rect">
-                      <a:avLst/>
-                    </a:prstGeom>
-                  </pic:spPr>
-                </pic:pic>
-              </a:graphicData>
-            </a:graphic>
-          </wp:inline>
-        </w:drawing>
-      </w:r>
-    </w:p>
-    <w:p>
-      <w:pPr>
-        <w:jc w:val="center"/>
-      </w:pPr>
-      <w:r>
-        <w:rPr>
-          <w:i/>
-          <w:color w:val="666B76"/>
-          <w:sz w:val="17"/>
-        </w:rPr>
-        <w:t>La pierre et le vitrail — or et ambre, le Moyen Âge. Le Temps des Cathédrales (10:27)</w:t>
+        <w:t>C'est le domaine où votre expérience me sera la plus précieuse. Le medley traverse quatre univers très différents. Les images qui suivent disent l'intention ; vous saurez mieux que moi comment l'obtenir dans cette salle. La conduite complète, tops écrits en repères audibles, suivra dans un document séparé : entre 30 et 45 états.</w:t>
       </w:r>
     </w:p>
     <w:tbl>
@@ -3283,7 +3449,8 @@
         <w:tblLook w:val="04A0" w:firstRow="1" w:lastRow="0" w:firstColumn="1" w:lastColumn="0" w:noHBand="0" w:noVBand="1"/>
       </w:tblPr>
       <w:tblGrid>
-        <w:gridCol w:w="9638"/>
+        <w:gridCol w:w="4762"/>
+        <w:gridCol w:w="4876"/>
       </w:tblGrid>
       <w:tr>
         <w:trPr>
@@ -3291,7 +3458,349 @@
         </w:trPr>
         <w:tc>
           <w:tcPr>
-            <w:tcW w:w="9638" w:type="dxa"/>
+            <w:tcW w:w="4762" w:type="dxa"/>
+          </w:tcPr>
+          <w:p>
+            <w:pPr>
+              <w:spacing w:before="40" w:after="20"/>
+              <w:jc w:val="center"/>
+            </w:pPr>
+            <w:r>
+              <w:rPr>
+                <w:noProof/>
+              </w:rPr>
+              <w:drawing>
+                <wp:inline distT="0" distB="0" distL="0" distR="0" wp14:anchorId="33CF2933" wp14:editId="2D6C5B47">
+                  <wp:extent cx="2844000" cy="1589085"/>
+                  <wp:effectExtent l="0" t="0" r="0" b="0"/>
+                  <wp:docPr id="2" name="Picture 2"/>
+                  <wp:cNvGraphicFramePr>
+                    <a:graphicFrameLocks xmlns:a="http://schemas.openxmlformats.org/drawingml/2006/main" noChangeAspect="1"/>
+                  </wp:cNvGraphicFramePr>
+                  <a:graphic xmlns:a="http://schemas.openxmlformats.org/drawingml/2006/main">
+                    <a:graphicData uri="http://schemas.openxmlformats.org/drawingml/2006/picture">
+                      <pic:pic xmlns:pic="http://schemas.openxmlformats.org/drawingml/2006/picture">
+                        <pic:nvPicPr>
+                          <pic:cNvPr id="0" name="fumee.jpg"/>
+                          <pic:cNvPicPr/>
+                        </pic:nvPicPr>
+                        <pic:blipFill>
+                          <a:blip r:embed="rId12"/>
+                          <a:stretch>
+                            <a:fillRect/>
+                          </a:stretch>
+                        </pic:blipFill>
+                        <pic:spPr>
+                          <a:xfrm>
+                            <a:off x="0" y="0"/>
+                            <a:ext cx="2844000" cy="1589085"/>
+                          </a:xfrm>
+                          <a:prstGeom prst="rect">
+                            <a:avLst/>
+                          </a:prstGeom>
+                        </pic:spPr>
+                      </pic:pic>
+                    </a:graphicData>
+                  </a:graphic>
+                </wp:inline>
+              </w:drawing>
+            </w:r>
+          </w:p>
+          <w:p>
+            <w:pPr>
+              <w:spacing w:after="120"/>
+              <w:jc w:val="center"/>
+            </w:pPr>
+            <w:r>
+              <w:rPr>
+                <w:i/>
+                <w:color w:val="666B76"/>
+                <w:sz w:val="15"/>
+              </w:rPr>
+              <w:t>L'ouverture — noir, fumée lourde au sol, une voix seule. (0:00)</w:t>
+            </w:r>
+          </w:p>
+        </w:tc>
+        <w:tc>
+          <w:tcPr>
+            <w:tcW w:w="4762" w:type="dxa"/>
+          </w:tcPr>
+          <w:p>
+            <w:pPr>
+              <w:spacing w:before="40" w:after="20"/>
+              <w:jc w:val="center"/>
+            </w:pPr>
+            <w:r>
+              <w:rPr>
+                <w:noProof/>
+              </w:rPr>
+              <w:drawing>
+                <wp:inline distT="0" distB="0" distL="0" distR="0" wp14:anchorId="30F66CCA" wp14:editId="78B84B7C">
+                  <wp:extent cx="2844000" cy="1589085"/>
+                  <wp:effectExtent l="0" t="0" r="0" b="0"/>
+                  <wp:docPr id="3" name="Picture 3"/>
+                  <wp:cNvGraphicFramePr>
+                    <a:graphicFrameLocks xmlns:a="http://schemas.openxmlformats.org/drawingml/2006/main" noChangeAspect="1"/>
+                  </wp:cNvGraphicFramePr>
+                  <a:graphic xmlns:a="http://schemas.openxmlformats.org/drawingml/2006/main">
+                    <a:graphicData uri="http://schemas.openxmlformats.org/drawingml/2006/picture">
+                      <pic:pic xmlns:pic="http://schemas.openxmlformats.org/drawingml/2006/picture">
+                        <pic:nvPicPr>
+                          <pic:cNvPr id="0" name="flash.jpg"/>
+                          <pic:cNvPicPr/>
+                        </pic:nvPicPr>
+                        <pic:blipFill>
+                          <a:blip r:embed="rId13"/>
+                          <a:stretch>
+                            <a:fillRect/>
+                          </a:stretch>
+                        </pic:blipFill>
+                        <pic:spPr>
+                          <a:xfrm>
+                            <a:off x="0" y="0"/>
+                            <a:ext cx="2844000" cy="1589085"/>
+                          </a:xfrm>
+                          <a:prstGeom prst="rect">
+                            <a:avLst/>
+                          </a:prstGeom>
+                        </pic:spPr>
+                      </pic:pic>
+                    </a:graphicData>
+                  </a:graphic>
+                </wp:inline>
+              </w:drawing>
+            </w:r>
+          </w:p>
+          <w:p>
+            <w:pPr>
+              <w:spacing w:after="120"/>
+              <w:jc w:val="center"/>
+            </w:pPr>
+            <w:r>
+              <w:rPr>
+                <w:i/>
+                <w:color w:val="666B76"/>
+                <w:sz w:val="15"/>
+              </w:rPr>
+              <w:t>« Un éclair dans le brouillard » — flash blanc, cinq silhouettes. (1:20)</w:t>
+            </w:r>
+          </w:p>
+        </w:tc>
+      </w:tr>
+      <w:tr>
+        <w:trPr>
+          <w:jc w:val="center"/>
+        </w:trPr>
+        <w:tc>
+          <w:tcPr>
+            <w:tcW w:w="4762" w:type="dxa"/>
+          </w:tcPr>
+          <w:p>
+            <w:pPr>
+              <w:spacing w:before="40" w:after="20"/>
+              <w:jc w:val="center"/>
+            </w:pPr>
+            <w:r>
+              <w:rPr>
+                <w:noProof/>
+              </w:rPr>
+              <w:drawing>
+                <wp:inline distT="0" distB="0" distL="0" distR="0" wp14:anchorId="5134C689" wp14:editId="70B16496">
+                  <wp:extent cx="2844000" cy="1589085"/>
+                  <wp:effectExtent l="0" t="0" r="0" b="0"/>
+                  <wp:docPr id="4" name="Picture 4"/>
+                  <wp:cNvGraphicFramePr>
+                    <a:graphicFrameLocks xmlns:a="http://schemas.openxmlformats.org/drawingml/2006/main" noChangeAspect="1"/>
+                  </wp:cNvGraphicFramePr>
+                  <a:graphic xmlns:a="http://schemas.openxmlformats.org/drawingml/2006/main">
+                    <a:graphicData uri="http://schemas.openxmlformats.org/drawingml/2006/picture">
+                      <pic:pic xmlns:pic="http://schemas.openxmlformats.org/drawingml/2006/picture">
+                        <pic:nvPicPr>
+                          <pic:cNvPr id="0" name="douche.jpg"/>
+                          <pic:cNvPicPr/>
+                        </pic:nvPicPr>
+                        <pic:blipFill>
+                          <a:blip r:embed="rId14"/>
+                          <a:stretch>
+                            <a:fillRect/>
+                          </a:stretch>
+                        </pic:blipFill>
+                        <pic:spPr>
+                          <a:xfrm>
+                            <a:off x="0" y="0"/>
+                            <a:ext cx="2844000" cy="1589085"/>
+                          </a:xfrm>
+                          <a:prstGeom prst="rect">
+                            <a:avLst/>
+                          </a:prstGeom>
+                        </pic:spPr>
+                      </pic:pic>
+                    </a:graphicData>
+                  </a:graphic>
+                </wp:inline>
+              </w:drawing>
+            </w:r>
+          </w:p>
+          <w:p>
+            <w:pPr>
+              <w:spacing w:after="120"/>
+              <w:jc w:val="center"/>
+            </w:pPr>
+            <w:r>
+              <w:rPr>
+                <w:i/>
+                <w:color w:val="666B76"/>
+                <w:sz w:val="15"/>
+              </w:rPr>
+              <w:t>La douche serrée — une chanteuse seule au monde. Ziggy (1:57)</w:t>
+            </w:r>
+          </w:p>
+        </w:tc>
+        <w:tc>
+          <w:tcPr>
+            <w:tcW w:w="4762" w:type="dxa"/>
+          </w:tcPr>
+          <w:p>
+            <w:pPr>
+              <w:spacing w:before="40" w:after="20"/>
+              <w:jc w:val="center"/>
+            </w:pPr>
+            <w:r>
+              <w:rPr>
+                <w:noProof/>
+              </w:rPr>
+              <w:drawing>
+                <wp:inline distT="0" distB="0" distL="0" distR="0" wp14:anchorId="606CC121" wp14:editId="473A0BE5">
+                  <wp:extent cx="2844000" cy="1589085"/>
+                  <wp:effectExtent l="0" t="0" r="0" b="0"/>
+                  <wp:docPr id="5" name="Picture 5"/>
+                  <wp:cNvGraphicFramePr>
+                    <a:graphicFrameLocks xmlns:a="http://schemas.openxmlformats.org/drawingml/2006/main" noChangeAspect="1"/>
+                  </wp:cNvGraphicFramePr>
+                  <a:graphic xmlns:a="http://schemas.openxmlformats.org/drawingml/2006/main">
+                    <a:graphicData uri="http://schemas.openxmlformats.org/drawingml/2006/picture">
+                      <pic:pic xmlns:pic="http://schemas.openxmlformats.org/drawingml/2006/picture">
+                        <pic:nvPicPr>
+                          <pic:cNvPr id="0" name="puits.jpg"/>
+                          <pic:cNvPicPr/>
+                        </pic:nvPicPr>
+                        <pic:blipFill>
+                          <a:blip r:embed="rId15"/>
+                          <a:stretch>
+                            <a:fillRect/>
+                          </a:stretch>
+                        </pic:blipFill>
+                        <pic:spPr>
+                          <a:xfrm>
+                            <a:off x="0" y="0"/>
+                            <a:ext cx="2844000" cy="1589085"/>
+                          </a:xfrm>
+                          <a:prstGeom prst="rect">
+                            <a:avLst/>
+                          </a:prstGeom>
+                        </pic:spPr>
+                      </pic:pic>
+                    </a:graphicData>
+                  </a:graphic>
+                </wp:inline>
+              </w:drawing>
+            </w:r>
+          </w:p>
+          <w:p>
+            <w:pPr>
+              <w:spacing w:after="120"/>
+              <w:jc w:val="center"/>
+            </w:pPr>
+            <w:r>
+              <w:rPr>
+                <w:i/>
+                <w:color w:val="666B76"/>
+                <w:sz w:val="15"/>
+              </w:rPr>
+              <w:t>Quatre solitudes — quatre puits à peine teintés. (8:46)</w:t>
+            </w:r>
+          </w:p>
+        </w:tc>
+      </w:tr>
+      <w:tr>
+        <w:trPr>
+          <w:jc w:val="center"/>
+        </w:trPr>
+        <w:tc>
+          <w:tcPr>
+            <w:tcW w:w="9524" w:type="dxa"/>
+            <w:gridSpan w:val="2"/>
+          </w:tcPr>
+          <w:p>
+            <w:pPr>
+              <w:spacing w:before="40" w:after="20"/>
+              <w:jc w:val="center"/>
+            </w:pPr>
+            <w:r>
+              <w:rPr>
+                <w:noProof/>
+              </w:rPr>
+              <w:drawing>
+                <wp:inline distT="0" distB="0" distL="0" distR="0" wp14:anchorId="18E7222A" wp14:editId="76167428">
+                  <wp:extent cx="2844000" cy="1589085"/>
+                  <wp:effectExtent l="0" t="0" r="0" b="0"/>
+                  <wp:docPr id="6" name="Picture 6"/>
+                  <wp:cNvGraphicFramePr>
+                    <a:graphicFrameLocks xmlns:a="http://schemas.openxmlformats.org/drawingml/2006/main" noChangeAspect="1"/>
+                  </wp:cNvGraphicFramePr>
+                  <a:graphic xmlns:a="http://schemas.openxmlformats.org/drawingml/2006/main">
+                    <a:graphicData uri="http://schemas.openxmlformats.org/drawingml/2006/picture">
+                      <pic:pic xmlns:pic="http://schemas.openxmlformats.org/drawingml/2006/picture">
+                        <pic:nvPicPr>
+                          <pic:cNvPr id="0" name="vitrail.jpg"/>
+                          <pic:cNvPicPr/>
+                        </pic:nvPicPr>
+                        <pic:blipFill>
+                          <a:blip r:embed="rId16"/>
+                          <a:stretch>
+                            <a:fillRect/>
+                          </a:stretch>
+                        </pic:blipFill>
+                        <pic:spPr>
+                          <a:xfrm>
+                            <a:off x="0" y="0"/>
+                            <a:ext cx="2844000" cy="1589085"/>
+                          </a:xfrm>
+                          <a:prstGeom prst="rect">
+                            <a:avLst/>
+                          </a:prstGeom>
+                        </pic:spPr>
+                      </pic:pic>
+                    </a:graphicData>
+                  </a:graphic>
+                </wp:inline>
+              </w:drawing>
+            </w:r>
+          </w:p>
+          <w:p>
+            <w:pPr>
+              <w:spacing w:after="120"/>
+              <w:jc w:val="center"/>
+            </w:pPr>
+            <w:r>
+              <w:rPr>
+                <w:i/>
+                <w:color w:val="666B76"/>
+                <w:sz w:val="15"/>
+              </w:rPr>
+              <w:t>La pierre et le vitrail — or et ambre. Le Temps des Cathédrales (10:27)</w:t>
+            </w:r>
+          </w:p>
+        </w:tc>
+      </w:tr>
+      <w:tr>
+        <w:trPr>
+          <w:jc w:val="center"/>
+        </w:trPr>
+        <w:tc>
+          <w:tcPr>
+            <w:tcW w:w="9638" w:type="dxa"/>
+            <w:gridSpan w:val="2"/>
             <w:tcBorders>
               <w:top w:val="nil"/>
               <w:left w:val="single" w:sz="18" w:space="0" w:color="8A2B2B"/>
@@ -3308,10 +3817,14 @@
               <w:rPr>
                 <w:b/>
                 <w:color w:val="8A2B2B"/>
+                <w:sz w:val="20"/>
               </w:rPr>
               <w:t xml:space="preserve">Une précision importante : </w:t>
             </w:r>
             <w:r>
+              <w:rPr>
+                <w:sz w:val="20"/>
+              </w:rPr>
               <w:t>ce ne sont que des intentions. C'est vous les professionnels de la lumière : si vous pensez qu'autre chose rendrait mieux au Debussy, je suis preneur, et je vous suivrai volontiers.</w:t>
             </w:r>
           </w:p>
@@ -3320,20 +3833,22 @@
     </w:tbl>
     <w:p>
       <w:pPr>
-        <w:spacing w:after="80"/>
+        <w:spacing w:after="40"/>
       </w:pPr>
     </w:p>
     <w:p>
       <w:pPr>
-        <w:spacing w:before="240" w:after="100"/>
+        <w:pageBreakBefore/>
+        <w:spacing w:after="160"/>
       </w:pPr>
       <w:r>
         <w:rPr>
           <w:b/>
           <w:color w:val="666B76"/>
-          <w:spacing w:val="60"/>
-          <w:sz w:val="18"/>
+          <w:spacing w:val="70"/>
+          <w:sz w:val="19"/>
         </w:rPr>
+        <w:lastRenderedPageBreak/>
         <w:t>VOS NOTES</w:t>
       </w:r>
     </w:p>
@@ -3342,11 +3857,11 @@
         <w:tblW w:w="0" w:type="auto"/>
         <w:jc w:val="center"/>
         <w:tblBorders>
-          <w:top w:val="single" w:sz="8" w:space="0" w:color="8A9099"/>
-          <w:left w:val="single" w:sz="8" w:space="0" w:color="8A9099"/>
-          <w:bottom w:val="single" w:sz="8" w:space="0" w:color="8A9099"/>
-          <w:right w:val="single" w:sz="8" w:space="0" w:color="8A9099"/>
-          <w:insideH w:val="dotted" w:sz="6" w:space="0" w:color="AEB4BE"/>
+          <w:top w:val="nil"/>
+          <w:left w:val="nil"/>
+          <w:bottom w:val="nil"/>
+          <w:right w:val="nil"/>
+          <w:insideH w:val="dotted" w:sz="8" w:space="0" w:color="A9B0BA"/>
           <w:insideV w:val="nil"/>
         </w:tblBorders>
         <w:tblLook w:val="04A0" w:firstRow="1" w:lastRow="0" w:firstColumn="1" w:lastColumn="0" w:noHBand="0" w:noVBand="1"/>
@@ -3356,119 +3871,293 @@
       </w:tblGrid>
       <w:tr>
         <w:trPr>
-          <w:trHeight w:hRule="exact" w:val="520"/>
-          <w:jc w:val="center"/>
-        </w:trPr>
-        <w:tc>
-          <w:tcPr>
-            <w:tcW w:w="9638" w:type="dxa"/>
-          </w:tcPr>
-          <w:p>
-            <w:pPr>
-              <w:spacing w:before="80" w:after="80"/>
-            </w:pPr>
-          </w:p>
-        </w:tc>
-      </w:tr>
-      <w:tr>
-        <w:trPr>
-          <w:trHeight w:hRule="exact" w:val="520"/>
-          <w:jc w:val="center"/>
-        </w:trPr>
-        <w:tc>
-          <w:tcPr>
-            <w:tcW w:w="9638" w:type="dxa"/>
-          </w:tcPr>
-          <w:p>
-            <w:pPr>
-              <w:spacing w:before="80" w:after="80"/>
-            </w:pPr>
-          </w:p>
-        </w:tc>
-      </w:tr>
-      <w:tr>
-        <w:trPr>
-          <w:trHeight w:hRule="exact" w:val="520"/>
-          <w:jc w:val="center"/>
-        </w:trPr>
-        <w:tc>
-          <w:tcPr>
-            <w:tcW w:w="9638" w:type="dxa"/>
-          </w:tcPr>
-          <w:p>
-            <w:pPr>
-              <w:spacing w:before="80" w:after="80"/>
-            </w:pPr>
-          </w:p>
-        </w:tc>
-      </w:tr>
-      <w:tr>
-        <w:trPr>
-          <w:trHeight w:hRule="exact" w:val="520"/>
-          <w:jc w:val="center"/>
-        </w:trPr>
-        <w:tc>
-          <w:tcPr>
-            <w:tcW w:w="9638" w:type="dxa"/>
-          </w:tcPr>
-          <w:p>
-            <w:pPr>
-              <w:spacing w:before="80" w:after="80"/>
-            </w:pPr>
-          </w:p>
-        </w:tc>
-      </w:tr>
-      <w:tr>
-        <w:trPr>
-          <w:trHeight w:hRule="exact" w:val="520"/>
-          <w:jc w:val="center"/>
-        </w:trPr>
-        <w:tc>
-          <w:tcPr>
-            <w:tcW w:w="9638" w:type="dxa"/>
-          </w:tcPr>
-          <w:p>
-            <w:pPr>
-              <w:spacing w:before="80" w:after="80"/>
-            </w:pPr>
-          </w:p>
-        </w:tc>
-      </w:tr>
-      <w:tr>
-        <w:trPr>
-          <w:trHeight w:hRule="exact" w:val="520"/>
-          <w:jc w:val="center"/>
-        </w:trPr>
-        <w:tc>
-          <w:tcPr>
-            <w:tcW w:w="9638" w:type="dxa"/>
-          </w:tcPr>
-          <w:p>
-            <w:pPr>
-              <w:spacing w:before="80" w:after="80"/>
-            </w:pPr>
-          </w:p>
+          <w:trHeight w:val="595"/>
+          <w:jc w:val="center"/>
+        </w:trPr>
+        <w:tc>
+          <w:tcPr>
+            <w:tcW w:w="9638" w:type="dxa"/>
+          </w:tcPr>
+          <w:p/>
+        </w:tc>
+      </w:tr>
+      <w:tr>
+        <w:trPr>
+          <w:trHeight w:val="595"/>
+          <w:jc w:val="center"/>
+        </w:trPr>
+        <w:tc>
+          <w:tcPr>
+            <w:tcW w:w="9638" w:type="dxa"/>
+          </w:tcPr>
+          <w:p/>
+        </w:tc>
+      </w:tr>
+      <w:tr>
+        <w:trPr>
+          <w:trHeight w:val="595"/>
+          <w:jc w:val="center"/>
+        </w:trPr>
+        <w:tc>
+          <w:tcPr>
+            <w:tcW w:w="9638" w:type="dxa"/>
+          </w:tcPr>
+          <w:p/>
+        </w:tc>
+      </w:tr>
+      <w:tr>
+        <w:trPr>
+          <w:trHeight w:val="595"/>
+          <w:jc w:val="center"/>
+        </w:trPr>
+        <w:tc>
+          <w:tcPr>
+            <w:tcW w:w="9638" w:type="dxa"/>
+          </w:tcPr>
+          <w:p/>
+        </w:tc>
+      </w:tr>
+      <w:tr>
+        <w:trPr>
+          <w:trHeight w:val="595"/>
+          <w:jc w:val="center"/>
+        </w:trPr>
+        <w:tc>
+          <w:tcPr>
+            <w:tcW w:w="9638" w:type="dxa"/>
+          </w:tcPr>
+          <w:p/>
+        </w:tc>
+      </w:tr>
+      <w:tr>
+        <w:trPr>
+          <w:trHeight w:val="595"/>
+          <w:jc w:val="center"/>
+        </w:trPr>
+        <w:tc>
+          <w:tcPr>
+            <w:tcW w:w="9638" w:type="dxa"/>
+          </w:tcPr>
+          <w:p/>
+        </w:tc>
+      </w:tr>
+      <w:tr>
+        <w:trPr>
+          <w:trHeight w:val="595"/>
+          <w:jc w:val="center"/>
+        </w:trPr>
+        <w:tc>
+          <w:tcPr>
+            <w:tcW w:w="9638" w:type="dxa"/>
+          </w:tcPr>
+          <w:p/>
+        </w:tc>
+      </w:tr>
+      <w:tr>
+        <w:trPr>
+          <w:trHeight w:val="595"/>
+          <w:jc w:val="center"/>
+        </w:trPr>
+        <w:tc>
+          <w:tcPr>
+            <w:tcW w:w="9638" w:type="dxa"/>
+          </w:tcPr>
+          <w:p/>
+        </w:tc>
+      </w:tr>
+      <w:tr>
+        <w:trPr>
+          <w:trHeight w:val="595"/>
+          <w:jc w:val="center"/>
+        </w:trPr>
+        <w:tc>
+          <w:tcPr>
+            <w:tcW w:w="9638" w:type="dxa"/>
+          </w:tcPr>
+          <w:p/>
+        </w:tc>
+      </w:tr>
+      <w:tr>
+        <w:trPr>
+          <w:trHeight w:val="595"/>
+          <w:jc w:val="center"/>
+        </w:trPr>
+        <w:tc>
+          <w:tcPr>
+            <w:tcW w:w="9638" w:type="dxa"/>
+          </w:tcPr>
+          <w:p/>
+        </w:tc>
+      </w:tr>
+      <w:tr>
+        <w:trPr>
+          <w:trHeight w:val="595"/>
+          <w:jc w:val="center"/>
+        </w:trPr>
+        <w:tc>
+          <w:tcPr>
+            <w:tcW w:w="9638" w:type="dxa"/>
+          </w:tcPr>
+          <w:p/>
+        </w:tc>
+      </w:tr>
+      <w:tr>
+        <w:trPr>
+          <w:trHeight w:val="595"/>
+          <w:jc w:val="center"/>
+        </w:trPr>
+        <w:tc>
+          <w:tcPr>
+            <w:tcW w:w="9638" w:type="dxa"/>
+          </w:tcPr>
+          <w:p/>
+        </w:tc>
+      </w:tr>
+      <w:tr>
+        <w:trPr>
+          <w:trHeight w:val="595"/>
+          <w:jc w:val="center"/>
+        </w:trPr>
+        <w:tc>
+          <w:tcPr>
+            <w:tcW w:w="9638" w:type="dxa"/>
+          </w:tcPr>
+          <w:p/>
+        </w:tc>
+      </w:tr>
+      <w:tr>
+        <w:trPr>
+          <w:trHeight w:val="595"/>
+          <w:jc w:val="center"/>
+        </w:trPr>
+        <w:tc>
+          <w:tcPr>
+            <w:tcW w:w="9638" w:type="dxa"/>
+          </w:tcPr>
+          <w:p/>
+        </w:tc>
+      </w:tr>
+      <w:tr>
+        <w:trPr>
+          <w:trHeight w:val="595"/>
+          <w:jc w:val="center"/>
+        </w:trPr>
+        <w:tc>
+          <w:tcPr>
+            <w:tcW w:w="9638" w:type="dxa"/>
+          </w:tcPr>
+          <w:p/>
+        </w:tc>
+      </w:tr>
+      <w:tr>
+        <w:trPr>
+          <w:trHeight w:val="595"/>
+          <w:jc w:val="center"/>
+        </w:trPr>
+        <w:tc>
+          <w:tcPr>
+            <w:tcW w:w="9638" w:type="dxa"/>
+          </w:tcPr>
+          <w:p/>
+        </w:tc>
+      </w:tr>
+      <w:tr>
+        <w:trPr>
+          <w:trHeight w:val="595"/>
+          <w:jc w:val="center"/>
+        </w:trPr>
+        <w:tc>
+          <w:tcPr>
+            <w:tcW w:w="9638" w:type="dxa"/>
+          </w:tcPr>
+          <w:p/>
+        </w:tc>
+      </w:tr>
+      <w:tr>
+        <w:trPr>
+          <w:trHeight w:val="595"/>
+          <w:jc w:val="center"/>
+        </w:trPr>
+        <w:tc>
+          <w:tcPr>
+            <w:tcW w:w="9638" w:type="dxa"/>
+          </w:tcPr>
+          <w:p/>
+        </w:tc>
+      </w:tr>
+      <w:tr>
+        <w:trPr>
+          <w:trHeight w:val="595"/>
+          <w:jc w:val="center"/>
+        </w:trPr>
+        <w:tc>
+          <w:tcPr>
+            <w:tcW w:w="9638" w:type="dxa"/>
+          </w:tcPr>
+          <w:p/>
+        </w:tc>
+      </w:tr>
+      <w:tr>
+        <w:trPr>
+          <w:trHeight w:val="595"/>
+          <w:jc w:val="center"/>
+        </w:trPr>
+        <w:tc>
+          <w:tcPr>
+            <w:tcW w:w="9638" w:type="dxa"/>
+          </w:tcPr>
+          <w:p/>
+        </w:tc>
+      </w:tr>
+      <w:tr>
+        <w:trPr>
+          <w:trHeight w:val="595"/>
+          <w:jc w:val="center"/>
+        </w:trPr>
+        <w:tc>
+          <w:tcPr>
+            <w:tcW w:w="9638" w:type="dxa"/>
+          </w:tcPr>
+          <w:p/>
+        </w:tc>
+      </w:tr>
+      <w:tr>
+        <w:trPr>
+          <w:trHeight w:val="595"/>
+          <w:jc w:val="center"/>
+        </w:trPr>
+        <w:tc>
+          <w:tcPr>
+            <w:tcW w:w="9638" w:type="dxa"/>
+          </w:tcPr>
+          <w:p/>
+        </w:tc>
+      </w:tr>
+      <w:tr>
+        <w:trPr>
+          <w:trHeight w:val="595"/>
+          <w:jc w:val="center"/>
+        </w:trPr>
+        <w:tc>
+          <w:tcPr>
+            <w:tcW w:w="9638" w:type="dxa"/>
+          </w:tcPr>
+          <w:p/>
         </w:tc>
       </w:tr>
     </w:tbl>
     <w:p>
       <w:pPr>
-        <w:spacing w:after="80"/>
-      </w:pPr>
-    </w:p>
-    <w:p>
-      <w:r>
-        <w:br w:type="page"/>
-      </w:r>
-    </w:p>
-    <w:p>
-      <w:pPr>
         <w:pStyle w:val="Titre1"/>
+        <w:pageBreakBefore/>
       </w:pPr>
       <w:bookmarkStart w:id="10" w:name="effets"/>
-      <w:bookmarkStart w:id="11" w:name="_Toc238716199"/>
+      <w:bookmarkStart w:id="11" w:name="_Toc238725075"/>
       <w:r>
         <w:lastRenderedPageBreak/>
+        <w:t xml:space="preserve">5.  </w:t>
+      </w:r>
+      <w:r>
         <w:t>Effets et vidéo</w:t>
       </w:r>
       <w:bookmarkEnd w:id="10"/>
@@ -3476,7 +4165,7 @@
     </w:p>
     <w:p>
       <w:pPr>
-        <w:spacing w:after="180"/>
+        <w:spacing w:after="160"/>
       </w:pPr>
       <w:hyperlink w:anchor="sommaire">
         <w:r>
@@ -3505,7 +4194,7 @@
     </w:p>
     <w:p>
       <w:r>
-        <w:t>Quelle machine utilisez-vous, et quelle procédure faut-il suivre auprès du chargé de sécurité ? Je fournirai tout document nécessaire. Je note la présence d'une fosse d'orchestre et reste attentif à la question de la ventilation.</w:t>
+        <w:t>Quelle machine utilisez-vous, et quelle procédure auprès du chargé de sécurité ? Je fournirai tout document nécessaire. Je note la fosse d'orchestre et reste attentif à la ventilation.</w:t>
       </w:r>
     </w:p>
     <w:p>
@@ -3531,12 +4220,12 @@
     </w:p>
     <w:p>
       <w:r>
-        <w:t>Un écran de fond ou une projection sur cyclorama est-il envisageable ? Le spectacle n'ayant aucun décor, l'image en tiendrait lieu : elle changerait d'univers en même temps que la musique, et la conduite lumière en tiendrait compte.</w:t>
+        <w:t>Un écran de fond ou une projection sur cyclorama est-il envisageable ? Le spectacle n'ayant aucun décor, l'image en tiendrait lieu : elle changerait d'univers avec la musique, et la conduite lumière en tiendrait compte.</w:t>
       </w:r>
     </w:p>
     <w:p>
       <w:r>
-        <w:t>Ce qui compte pour moi n'est pas tant que la toile soit tout au fond que de conserver devant elle une dizaine de mètres de profondeur de jeu : mes positions les plus reculées se situent à 8 m du nez de scène. Deux points sur lesquels vos conseils me seraient précieux : le mode de projection, car si l'image vient de la salle les chanteurs porteront leur ombre dessus ; et la hauteur d'image réellement visible depuis le balcon.</w:t>
+        <w:t>Ce qui compte n'est pas tant que la toile soit au fond que de conserver devant elle une dizaine de mètres de profondeur de jeu : mes positions les plus reculées sont à 8 m du nez de scène. Deux points où vos conseils me seraient précieux : le mode de projection, car si l'image vient de la salle les chanteurs porteront leur ombre dessus ; et la hauteur d'image réellement visible depuis le balcon.</w:t>
       </w:r>
     </w:p>
     <w:tbl>
@@ -3571,10 +4260,14 @@
               <w:rPr>
                 <w:b/>
                 <w:color w:val="8A2B2B"/>
+                <w:sz w:val="20"/>
               </w:rPr>
               <w:t xml:space="preserve">Et surtout : </w:t>
             </w:r>
             <w:r>
+              <w:rPr>
+                <w:sz w:val="20"/>
+              </w:rPr>
               <w:t>si la projection n'est pas possible, ce n'est pas un problème : je préfère de loin garder la profondeur de jeu. Le décor se fera par la lumière et les couleurs.</w:t>
             </w:r>
           </w:p>
@@ -3583,20 +4276,22 @@
     </w:tbl>
     <w:p>
       <w:pPr>
-        <w:spacing w:after="80"/>
+        <w:spacing w:after="40"/>
       </w:pPr>
     </w:p>
     <w:p>
       <w:pPr>
-        <w:spacing w:before="240" w:after="100"/>
+        <w:pageBreakBefore/>
+        <w:spacing w:after="160"/>
       </w:pPr>
       <w:r>
         <w:rPr>
           <w:b/>
           <w:color w:val="666B76"/>
-          <w:spacing w:val="60"/>
-          <w:sz w:val="18"/>
+          <w:spacing w:val="70"/>
+          <w:sz w:val="19"/>
         </w:rPr>
+        <w:lastRenderedPageBreak/>
         <w:t>VOS NOTES</w:t>
       </w:r>
     </w:p>
@@ -3605,11 +4300,11 @@
         <w:tblW w:w="0" w:type="auto"/>
         <w:jc w:val="center"/>
         <w:tblBorders>
-          <w:top w:val="single" w:sz="8" w:space="0" w:color="8A9099"/>
-          <w:left w:val="single" w:sz="8" w:space="0" w:color="8A9099"/>
-          <w:bottom w:val="single" w:sz="8" w:space="0" w:color="8A9099"/>
-          <w:right w:val="single" w:sz="8" w:space="0" w:color="8A9099"/>
-          <w:insideH w:val="dotted" w:sz="6" w:space="0" w:color="AEB4BE"/>
+          <w:top w:val="nil"/>
+          <w:left w:val="nil"/>
+          <w:bottom w:val="nil"/>
+          <w:right w:val="nil"/>
+          <w:insideH w:val="dotted" w:sz="8" w:space="0" w:color="A9B0BA"/>
           <w:insideV w:val="nil"/>
         </w:tblBorders>
         <w:tblLook w:val="04A0" w:firstRow="1" w:lastRow="0" w:firstColumn="1" w:lastColumn="0" w:noHBand="0" w:noVBand="1"/>
@@ -3619,135 +4314,293 @@
       </w:tblGrid>
       <w:tr>
         <w:trPr>
-          <w:trHeight w:hRule="exact" w:val="520"/>
-          <w:jc w:val="center"/>
-        </w:trPr>
-        <w:tc>
-          <w:tcPr>
-            <w:tcW w:w="9638" w:type="dxa"/>
-          </w:tcPr>
-          <w:p>
-            <w:pPr>
-              <w:spacing w:before="80" w:after="80"/>
-            </w:pPr>
-          </w:p>
-        </w:tc>
-      </w:tr>
-      <w:tr>
-        <w:trPr>
-          <w:trHeight w:hRule="exact" w:val="520"/>
-          <w:jc w:val="center"/>
-        </w:trPr>
-        <w:tc>
-          <w:tcPr>
-            <w:tcW w:w="9638" w:type="dxa"/>
-          </w:tcPr>
-          <w:p>
-            <w:pPr>
-              <w:spacing w:before="80" w:after="80"/>
-            </w:pPr>
-          </w:p>
-        </w:tc>
-      </w:tr>
-      <w:tr>
-        <w:trPr>
-          <w:trHeight w:hRule="exact" w:val="520"/>
-          <w:jc w:val="center"/>
-        </w:trPr>
-        <w:tc>
-          <w:tcPr>
-            <w:tcW w:w="9638" w:type="dxa"/>
-          </w:tcPr>
-          <w:p>
-            <w:pPr>
-              <w:spacing w:before="80" w:after="80"/>
-            </w:pPr>
-          </w:p>
-        </w:tc>
-      </w:tr>
-      <w:tr>
-        <w:trPr>
-          <w:trHeight w:hRule="exact" w:val="520"/>
-          <w:jc w:val="center"/>
-        </w:trPr>
-        <w:tc>
-          <w:tcPr>
-            <w:tcW w:w="9638" w:type="dxa"/>
-          </w:tcPr>
-          <w:p>
-            <w:pPr>
-              <w:spacing w:before="80" w:after="80"/>
-            </w:pPr>
-          </w:p>
-        </w:tc>
-      </w:tr>
-      <w:tr>
-        <w:trPr>
-          <w:trHeight w:hRule="exact" w:val="520"/>
-          <w:jc w:val="center"/>
-        </w:trPr>
-        <w:tc>
-          <w:tcPr>
-            <w:tcW w:w="9638" w:type="dxa"/>
-          </w:tcPr>
-          <w:p>
-            <w:pPr>
-              <w:spacing w:before="80" w:after="80"/>
-            </w:pPr>
-          </w:p>
-        </w:tc>
-      </w:tr>
-      <w:tr>
-        <w:trPr>
-          <w:trHeight w:hRule="exact" w:val="520"/>
-          <w:jc w:val="center"/>
-        </w:trPr>
-        <w:tc>
-          <w:tcPr>
-            <w:tcW w:w="9638" w:type="dxa"/>
-          </w:tcPr>
-          <w:p>
-            <w:pPr>
-              <w:spacing w:before="80" w:after="80"/>
-            </w:pPr>
-          </w:p>
-        </w:tc>
-      </w:tr>
-      <w:tr>
-        <w:trPr>
-          <w:trHeight w:hRule="exact" w:val="520"/>
-          <w:jc w:val="center"/>
-        </w:trPr>
-        <w:tc>
-          <w:tcPr>
-            <w:tcW w:w="9638" w:type="dxa"/>
-          </w:tcPr>
-          <w:p>
-            <w:pPr>
-              <w:spacing w:before="80" w:after="80"/>
-            </w:pPr>
-          </w:p>
+          <w:trHeight w:val="595"/>
+          <w:jc w:val="center"/>
+        </w:trPr>
+        <w:tc>
+          <w:tcPr>
+            <w:tcW w:w="9638" w:type="dxa"/>
+          </w:tcPr>
+          <w:p/>
+        </w:tc>
+      </w:tr>
+      <w:tr>
+        <w:trPr>
+          <w:trHeight w:val="595"/>
+          <w:jc w:val="center"/>
+        </w:trPr>
+        <w:tc>
+          <w:tcPr>
+            <w:tcW w:w="9638" w:type="dxa"/>
+          </w:tcPr>
+          <w:p/>
+        </w:tc>
+      </w:tr>
+      <w:tr>
+        <w:trPr>
+          <w:trHeight w:val="595"/>
+          <w:jc w:val="center"/>
+        </w:trPr>
+        <w:tc>
+          <w:tcPr>
+            <w:tcW w:w="9638" w:type="dxa"/>
+          </w:tcPr>
+          <w:p/>
+        </w:tc>
+      </w:tr>
+      <w:tr>
+        <w:trPr>
+          <w:trHeight w:val="595"/>
+          <w:jc w:val="center"/>
+        </w:trPr>
+        <w:tc>
+          <w:tcPr>
+            <w:tcW w:w="9638" w:type="dxa"/>
+          </w:tcPr>
+          <w:p/>
+        </w:tc>
+      </w:tr>
+      <w:tr>
+        <w:trPr>
+          <w:trHeight w:val="595"/>
+          <w:jc w:val="center"/>
+        </w:trPr>
+        <w:tc>
+          <w:tcPr>
+            <w:tcW w:w="9638" w:type="dxa"/>
+          </w:tcPr>
+          <w:p/>
+        </w:tc>
+      </w:tr>
+      <w:tr>
+        <w:trPr>
+          <w:trHeight w:val="595"/>
+          <w:jc w:val="center"/>
+        </w:trPr>
+        <w:tc>
+          <w:tcPr>
+            <w:tcW w:w="9638" w:type="dxa"/>
+          </w:tcPr>
+          <w:p/>
+        </w:tc>
+      </w:tr>
+      <w:tr>
+        <w:trPr>
+          <w:trHeight w:val="595"/>
+          <w:jc w:val="center"/>
+        </w:trPr>
+        <w:tc>
+          <w:tcPr>
+            <w:tcW w:w="9638" w:type="dxa"/>
+          </w:tcPr>
+          <w:p/>
+        </w:tc>
+      </w:tr>
+      <w:tr>
+        <w:trPr>
+          <w:trHeight w:val="595"/>
+          <w:jc w:val="center"/>
+        </w:trPr>
+        <w:tc>
+          <w:tcPr>
+            <w:tcW w:w="9638" w:type="dxa"/>
+          </w:tcPr>
+          <w:p/>
+        </w:tc>
+      </w:tr>
+      <w:tr>
+        <w:trPr>
+          <w:trHeight w:val="595"/>
+          <w:jc w:val="center"/>
+        </w:trPr>
+        <w:tc>
+          <w:tcPr>
+            <w:tcW w:w="9638" w:type="dxa"/>
+          </w:tcPr>
+          <w:p/>
+        </w:tc>
+      </w:tr>
+      <w:tr>
+        <w:trPr>
+          <w:trHeight w:val="595"/>
+          <w:jc w:val="center"/>
+        </w:trPr>
+        <w:tc>
+          <w:tcPr>
+            <w:tcW w:w="9638" w:type="dxa"/>
+          </w:tcPr>
+          <w:p/>
+        </w:tc>
+      </w:tr>
+      <w:tr>
+        <w:trPr>
+          <w:trHeight w:val="595"/>
+          <w:jc w:val="center"/>
+        </w:trPr>
+        <w:tc>
+          <w:tcPr>
+            <w:tcW w:w="9638" w:type="dxa"/>
+          </w:tcPr>
+          <w:p/>
+        </w:tc>
+      </w:tr>
+      <w:tr>
+        <w:trPr>
+          <w:trHeight w:val="595"/>
+          <w:jc w:val="center"/>
+        </w:trPr>
+        <w:tc>
+          <w:tcPr>
+            <w:tcW w:w="9638" w:type="dxa"/>
+          </w:tcPr>
+          <w:p/>
+        </w:tc>
+      </w:tr>
+      <w:tr>
+        <w:trPr>
+          <w:trHeight w:val="595"/>
+          <w:jc w:val="center"/>
+        </w:trPr>
+        <w:tc>
+          <w:tcPr>
+            <w:tcW w:w="9638" w:type="dxa"/>
+          </w:tcPr>
+          <w:p/>
+        </w:tc>
+      </w:tr>
+      <w:tr>
+        <w:trPr>
+          <w:trHeight w:val="595"/>
+          <w:jc w:val="center"/>
+        </w:trPr>
+        <w:tc>
+          <w:tcPr>
+            <w:tcW w:w="9638" w:type="dxa"/>
+          </w:tcPr>
+          <w:p/>
+        </w:tc>
+      </w:tr>
+      <w:tr>
+        <w:trPr>
+          <w:trHeight w:val="595"/>
+          <w:jc w:val="center"/>
+        </w:trPr>
+        <w:tc>
+          <w:tcPr>
+            <w:tcW w:w="9638" w:type="dxa"/>
+          </w:tcPr>
+          <w:p/>
+        </w:tc>
+      </w:tr>
+      <w:tr>
+        <w:trPr>
+          <w:trHeight w:val="595"/>
+          <w:jc w:val="center"/>
+        </w:trPr>
+        <w:tc>
+          <w:tcPr>
+            <w:tcW w:w="9638" w:type="dxa"/>
+          </w:tcPr>
+          <w:p/>
+        </w:tc>
+      </w:tr>
+      <w:tr>
+        <w:trPr>
+          <w:trHeight w:val="595"/>
+          <w:jc w:val="center"/>
+        </w:trPr>
+        <w:tc>
+          <w:tcPr>
+            <w:tcW w:w="9638" w:type="dxa"/>
+          </w:tcPr>
+          <w:p/>
+        </w:tc>
+      </w:tr>
+      <w:tr>
+        <w:trPr>
+          <w:trHeight w:val="595"/>
+          <w:jc w:val="center"/>
+        </w:trPr>
+        <w:tc>
+          <w:tcPr>
+            <w:tcW w:w="9638" w:type="dxa"/>
+          </w:tcPr>
+          <w:p/>
+        </w:tc>
+      </w:tr>
+      <w:tr>
+        <w:trPr>
+          <w:trHeight w:val="595"/>
+          <w:jc w:val="center"/>
+        </w:trPr>
+        <w:tc>
+          <w:tcPr>
+            <w:tcW w:w="9638" w:type="dxa"/>
+          </w:tcPr>
+          <w:p/>
+        </w:tc>
+      </w:tr>
+      <w:tr>
+        <w:trPr>
+          <w:trHeight w:val="595"/>
+          <w:jc w:val="center"/>
+        </w:trPr>
+        <w:tc>
+          <w:tcPr>
+            <w:tcW w:w="9638" w:type="dxa"/>
+          </w:tcPr>
+          <w:p/>
+        </w:tc>
+      </w:tr>
+      <w:tr>
+        <w:trPr>
+          <w:trHeight w:val="595"/>
+          <w:jc w:val="center"/>
+        </w:trPr>
+        <w:tc>
+          <w:tcPr>
+            <w:tcW w:w="9638" w:type="dxa"/>
+          </w:tcPr>
+          <w:p/>
+        </w:tc>
+      </w:tr>
+      <w:tr>
+        <w:trPr>
+          <w:trHeight w:val="595"/>
+          <w:jc w:val="center"/>
+        </w:trPr>
+        <w:tc>
+          <w:tcPr>
+            <w:tcW w:w="9638" w:type="dxa"/>
+          </w:tcPr>
+          <w:p/>
+        </w:tc>
+      </w:tr>
+      <w:tr>
+        <w:trPr>
+          <w:trHeight w:val="595"/>
+          <w:jc w:val="center"/>
+        </w:trPr>
+        <w:tc>
+          <w:tcPr>
+            <w:tcW w:w="9638" w:type="dxa"/>
+          </w:tcPr>
+          <w:p/>
         </w:tc>
       </w:tr>
     </w:tbl>
     <w:p>
       <w:pPr>
-        <w:spacing w:after="80"/>
-      </w:pPr>
-    </w:p>
-    <w:p>
-      <w:r>
-        <w:br w:type="page"/>
-      </w:r>
-    </w:p>
-    <w:p>
-      <w:pPr>
         <w:pStyle w:val="Titre1"/>
+        <w:pageBreakBefore/>
       </w:pPr>
       <w:bookmarkStart w:id="12" w:name="deroule"/>
-      <w:bookmarkStart w:id="13" w:name="_Toc238716200"/>
+      <w:bookmarkStart w:id="13" w:name="_Toc238725076"/>
       <w:r>
         <w:lastRenderedPageBreak/>
+        <w:t xml:space="preserve">6.  </w:t>
+      </w:r>
+      <w:r>
         <w:t>Déroulé minuté</w:t>
       </w:r>
       <w:bookmarkEnd w:id="12"/>
@@ -3755,7 +4608,7 @@
     </w:p>
     <w:p>
       <w:pPr>
-        <w:spacing w:after="180"/>
+        <w:spacing w:after="160"/>
       </w:pPr>
       <w:hyperlink w:anchor="sommaire">
         <w:r>
@@ -3770,6 +4623,9 @@
       </w:hyperlink>
     </w:p>
     <w:p>
+      <w:pPr>
+        <w:spacing w:after="120"/>
+      </w:pPr>
       <w:r>
         <w:rPr>
           <w:color w:val="666B76"/>
@@ -3785,9 +4641,9 @@
         <w:tblLook w:val="04A0" w:firstRow="1" w:lastRow="0" w:firstColumn="1" w:lastColumn="0" w:noHBand="0" w:noVBand="1"/>
       </w:tblPr>
       <w:tblGrid>
-        <w:gridCol w:w="1191"/>
-        <w:gridCol w:w="3969"/>
-        <w:gridCol w:w="4479"/>
+        <w:gridCol w:w="1134"/>
+        <w:gridCol w:w="3685"/>
+        <w:gridCol w:w="4819"/>
       </w:tblGrid>
       <w:tr>
         <w:trPr>
@@ -3795,7 +4651,7 @@
         </w:trPr>
         <w:tc>
           <w:tcPr>
-            <w:tcW w:w="1191" w:type="dxa"/>
+            <w:tcW w:w="1134" w:type="dxa"/>
             <w:shd w:val="clear" w:color="auto" w:fill="F2F1EE"/>
           </w:tcPr>
           <w:p>
@@ -3803,7 +4659,7 @@
               <w:rPr>
                 <w:b/>
                 <w:color w:val="666B76"/>
-                <w:sz w:val="17"/>
+                <w:sz w:val="18"/>
               </w:rPr>
               <w:t>Temps</w:t>
             </w:r>
@@ -3811,7 +4667,7 @@
         </w:tc>
         <w:tc>
           <w:tcPr>
-            <w:tcW w:w="3969" w:type="dxa"/>
+            <w:tcW w:w="3685" w:type="dxa"/>
             <w:shd w:val="clear" w:color="auto" w:fill="F2F1EE"/>
           </w:tcPr>
           <w:p>
@@ -3819,7 +4675,7 @@
               <w:rPr>
                 <w:b/>
                 <w:color w:val="666B76"/>
-                <w:sz w:val="17"/>
+                <w:sz w:val="18"/>
               </w:rPr>
               <w:t>Titre</w:t>
             </w:r>
@@ -3827,7 +4683,7 @@
         </w:tc>
         <w:tc>
           <w:tcPr>
-            <w:tcW w:w="4479" w:type="dxa"/>
+            <w:tcW w:w="4819" w:type="dxa"/>
             <w:shd w:val="clear" w:color="auto" w:fill="F2F1EE"/>
           </w:tcPr>
           <w:p>
@@ -3835,7 +4691,7 @@
               <w:rPr>
                 <w:b/>
                 <w:color w:val="666B76"/>
-                <w:sz w:val="17"/>
+                <w:sz w:val="18"/>
               </w:rPr>
               <w:t>Sur scène</w:t>
             </w:r>
@@ -3848,11 +4704,11 @@
         </w:trPr>
         <w:tc>
           <w:tcPr>
-            <w:tcW w:w="1191" w:type="dxa"/>
+            <w:tcW w:w="1134" w:type="dxa"/>
           </w:tcPr>
           <w:p>
             <w:pPr>
-              <w:spacing w:after="60"/>
+              <w:spacing w:before="40" w:after="40"/>
             </w:pPr>
             <w:r>
               <w:rPr>
@@ -3865,11 +4721,11 @@
         </w:tc>
         <w:tc>
           <w:tcPr>
-            <w:tcW w:w="3969" w:type="dxa"/>
+            <w:tcW w:w="3685" w:type="dxa"/>
           </w:tcPr>
           <w:p>
             <w:pPr>
-              <w:spacing w:after="60"/>
+              <w:spacing w:before="40" w:after="40"/>
             </w:pPr>
             <w:r>
               <w:rPr>
@@ -3882,11 +4738,11 @@
         </w:tc>
         <w:tc>
           <w:tcPr>
-            <w:tcW w:w="4479" w:type="dxa"/>
+            <w:tcW w:w="4819" w:type="dxa"/>
           </w:tcPr>
           <w:p>
             <w:pPr>
-              <w:spacing w:after="60"/>
+              <w:spacing w:before="40" w:after="40"/>
             </w:pPr>
             <w:r>
               <w:rPr>
@@ -3903,11 +4759,11 @@
         </w:trPr>
         <w:tc>
           <w:tcPr>
-            <w:tcW w:w="1191" w:type="dxa"/>
+            <w:tcW w:w="1134" w:type="dxa"/>
           </w:tcPr>
           <w:p>
             <w:pPr>
-              <w:spacing w:after="60"/>
+              <w:spacing w:before="40" w:after="40"/>
             </w:pPr>
             <w:r>
               <w:rPr>
@@ -3920,11 +4776,11 @@
         </w:tc>
         <w:tc>
           <w:tcPr>
-            <w:tcW w:w="3969" w:type="dxa"/>
+            <w:tcW w:w="3685" w:type="dxa"/>
           </w:tcPr>
           <w:p>
             <w:pPr>
-              <w:spacing w:after="60"/>
+              <w:spacing w:before="40" w:after="40"/>
             </w:pPr>
             <w:r>
               <w:rPr>
@@ -3937,11 +4793,11 @@
         </w:tc>
         <w:tc>
           <w:tcPr>
-            <w:tcW w:w="4479" w:type="dxa"/>
+            <w:tcW w:w="4819" w:type="dxa"/>
           </w:tcPr>
           <w:p>
             <w:pPr>
-              <w:spacing w:after="60"/>
+              <w:spacing w:before="40" w:after="40"/>
             </w:pPr>
             <w:r>
               <w:rPr>
@@ -3958,12 +4814,12 @@
         </w:trPr>
         <w:tc>
           <w:tcPr>
-            <w:tcW w:w="1191" w:type="dxa"/>
+            <w:tcW w:w="1134" w:type="dxa"/>
             <w:shd w:val="clear" w:color="auto" w:fill="F4F5F3"/>
           </w:tcPr>
           <w:p>
             <w:pPr>
-              <w:spacing w:after="60"/>
+              <w:spacing w:before="40" w:after="40"/>
             </w:pPr>
             <w:r>
               <w:rPr>
@@ -3977,12 +4833,12 @@
         </w:tc>
         <w:tc>
           <w:tcPr>
-            <w:tcW w:w="3969" w:type="dxa"/>
+            <w:tcW w:w="3685" w:type="dxa"/>
             <w:shd w:val="clear" w:color="auto" w:fill="F4F5F3"/>
           </w:tcPr>
           <w:p>
             <w:pPr>
-              <w:spacing w:after="60"/>
+              <w:spacing w:before="40" w:after="40"/>
             </w:pPr>
             <w:r>
               <w:rPr>
@@ -3994,12 +4850,12 @@
         </w:tc>
         <w:tc>
           <w:tcPr>
-            <w:tcW w:w="4479" w:type="dxa"/>
+            <w:tcW w:w="4819" w:type="dxa"/>
             <w:shd w:val="clear" w:color="auto" w:fill="F4F5F3"/>
           </w:tcPr>
           <w:p>
             <w:pPr>
-              <w:spacing w:after="60"/>
+              <w:spacing w:before="40" w:after="40"/>
             </w:pPr>
             <w:r>
               <w:rPr>
@@ -4016,11 +4872,11 @@
         </w:trPr>
         <w:tc>
           <w:tcPr>
-            <w:tcW w:w="1191" w:type="dxa"/>
+            <w:tcW w:w="1134" w:type="dxa"/>
           </w:tcPr>
           <w:p>
             <w:pPr>
-              <w:spacing w:after="60"/>
+              <w:spacing w:before="40" w:after="40"/>
             </w:pPr>
             <w:r>
               <w:rPr>
@@ -4033,11 +4889,11 @@
         </w:tc>
         <w:tc>
           <w:tcPr>
-            <w:tcW w:w="3969" w:type="dxa"/>
+            <w:tcW w:w="3685" w:type="dxa"/>
           </w:tcPr>
           <w:p>
             <w:pPr>
-              <w:spacing w:after="60"/>
+              <w:spacing w:before="40" w:after="40"/>
             </w:pPr>
             <w:r>
               <w:rPr>
@@ -4050,11 +4906,11 @@
         </w:tc>
         <w:tc>
           <w:tcPr>
-            <w:tcW w:w="4479" w:type="dxa"/>
+            <w:tcW w:w="4819" w:type="dxa"/>
           </w:tcPr>
           <w:p>
             <w:pPr>
-              <w:spacing w:after="60"/>
+              <w:spacing w:before="40" w:after="40"/>
             </w:pPr>
             <w:r>
               <w:rPr>
@@ -4071,11 +4927,11 @@
         </w:trPr>
         <w:tc>
           <w:tcPr>
-            <w:tcW w:w="1191" w:type="dxa"/>
+            <w:tcW w:w="1134" w:type="dxa"/>
           </w:tcPr>
           <w:p>
             <w:pPr>
-              <w:spacing w:after="60"/>
+              <w:spacing w:before="40" w:after="40"/>
             </w:pPr>
             <w:r>
               <w:rPr>
@@ -4088,11 +4944,11 @@
         </w:tc>
         <w:tc>
           <w:tcPr>
-            <w:tcW w:w="3969" w:type="dxa"/>
+            <w:tcW w:w="3685" w:type="dxa"/>
           </w:tcPr>
           <w:p>
             <w:pPr>
-              <w:spacing w:after="60"/>
+              <w:spacing w:before="40" w:after="40"/>
             </w:pPr>
             <w:r>
               <w:rPr>
@@ -4105,11 +4961,11 @@
         </w:tc>
         <w:tc>
           <w:tcPr>
-            <w:tcW w:w="4479" w:type="dxa"/>
+            <w:tcW w:w="4819" w:type="dxa"/>
           </w:tcPr>
           <w:p>
             <w:pPr>
-              <w:spacing w:after="60"/>
+              <w:spacing w:before="40" w:after="40"/>
             </w:pPr>
             <w:r>
               <w:rPr>
@@ -4126,12 +4982,12 @@
         </w:trPr>
         <w:tc>
           <w:tcPr>
-            <w:tcW w:w="1191" w:type="dxa"/>
+            <w:tcW w:w="1134" w:type="dxa"/>
             <w:shd w:val="clear" w:color="auto" w:fill="F4F5F3"/>
           </w:tcPr>
           <w:p>
             <w:pPr>
-              <w:spacing w:after="60"/>
+              <w:spacing w:before="40" w:after="40"/>
             </w:pPr>
             <w:r>
               <w:rPr>
@@ -4145,12 +5001,12 @@
         </w:tc>
         <w:tc>
           <w:tcPr>
-            <w:tcW w:w="3969" w:type="dxa"/>
+            <w:tcW w:w="3685" w:type="dxa"/>
             <w:shd w:val="clear" w:color="auto" w:fill="F4F5F3"/>
           </w:tcPr>
           <w:p>
             <w:pPr>
-              <w:spacing w:after="60"/>
+              <w:spacing w:before="40" w:after="40"/>
             </w:pPr>
             <w:r>
               <w:rPr>
@@ -4162,12 +5018,12 @@
         </w:tc>
         <w:tc>
           <w:tcPr>
-            <w:tcW w:w="4479" w:type="dxa"/>
+            <w:tcW w:w="4819" w:type="dxa"/>
             <w:shd w:val="clear" w:color="auto" w:fill="F4F5F3"/>
           </w:tcPr>
           <w:p>
             <w:pPr>
-              <w:spacing w:after="60"/>
+              <w:spacing w:before="40" w:after="40"/>
             </w:pPr>
             <w:r>
               <w:rPr>
@@ -4184,11 +5040,11 @@
         </w:trPr>
         <w:tc>
           <w:tcPr>
-            <w:tcW w:w="1191" w:type="dxa"/>
+            <w:tcW w:w="1134" w:type="dxa"/>
           </w:tcPr>
           <w:p>
             <w:pPr>
-              <w:spacing w:after="60"/>
+              <w:spacing w:before="40" w:after="40"/>
             </w:pPr>
             <w:r>
               <w:rPr>
@@ -4201,11 +5057,11 @@
         </w:tc>
         <w:tc>
           <w:tcPr>
-            <w:tcW w:w="3969" w:type="dxa"/>
+            <w:tcW w:w="3685" w:type="dxa"/>
           </w:tcPr>
           <w:p>
             <w:pPr>
-              <w:spacing w:after="60"/>
+              <w:spacing w:before="40" w:after="40"/>
             </w:pPr>
             <w:r>
               <w:rPr>
@@ -4218,17 +5074,17 @@
         </w:tc>
         <w:tc>
           <w:tcPr>
-            <w:tcW w:w="4479" w:type="dxa"/>
+            <w:tcW w:w="4819" w:type="dxa"/>
           </w:tcPr>
           <w:p>
             <w:pPr>
-              <w:spacing w:after="60"/>
+              <w:spacing w:before="40" w:after="40"/>
             </w:pPr>
             <w:r>
               <w:rPr>
                 <w:sz w:val="19"/>
               </w:rPr>
-              <w:t>Adrien, Mickaël, Bry · les voix féminines en réponse</w:t>
+              <w:t>Mickaël, Bry et Adrien · Élie sur le refrain · les voix féminines en réponse</w:t>
             </w:r>
           </w:p>
         </w:tc>
@@ -4239,12 +5095,12 @@
         </w:trPr>
         <w:tc>
           <w:tcPr>
-            <w:tcW w:w="1191" w:type="dxa"/>
+            <w:tcW w:w="1134" w:type="dxa"/>
             <w:shd w:val="clear" w:color="auto" w:fill="F4F5F3"/>
           </w:tcPr>
           <w:p>
             <w:pPr>
-              <w:spacing w:after="60"/>
+              <w:spacing w:before="40" w:after="40"/>
             </w:pPr>
             <w:r>
               <w:rPr>
@@ -4258,12 +5114,12 @@
         </w:tc>
         <w:tc>
           <w:tcPr>
-            <w:tcW w:w="3969" w:type="dxa"/>
+            <w:tcW w:w="3685" w:type="dxa"/>
             <w:shd w:val="clear" w:color="auto" w:fill="F4F5F3"/>
           </w:tcPr>
           <w:p>
             <w:pPr>
-              <w:spacing w:after="60"/>
+              <w:spacing w:before="40" w:after="40"/>
             </w:pPr>
             <w:r>
               <w:rPr>
@@ -4275,12 +5131,12 @@
         </w:tc>
         <w:tc>
           <w:tcPr>
-            <w:tcW w:w="4479" w:type="dxa"/>
+            <w:tcW w:w="4819" w:type="dxa"/>
             <w:shd w:val="clear" w:color="auto" w:fill="F4F5F3"/>
           </w:tcPr>
           <w:p>
             <w:pPr>
-              <w:spacing w:after="60"/>
+              <w:spacing w:before="40" w:after="40"/>
             </w:pPr>
             <w:r>
               <w:rPr>
@@ -4297,11 +5153,11 @@
         </w:trPr>
         <w:tc>
           <w:tcPr>
-            <w:tcW w:w="1191" w:type="dxa"/>
+            <w:tcW w:w="1134" w:type="dxa"/>
           </w:tcPr>
           <w:p>
             <w:pPr>
-              <w:spacing w:after="60"/>
+              <w:spacing w:before="40" w:after="40"/>
             </w:pPr>
             <w:r>
               <w:rPr>
@@ -4314,11 +5170,11 @@
         </w:tc>
         <w:tc>
           <w:tcPr>
-            <w:tcW w:w="3969" w:type="dxa"/>
+            <w:tcW w:w="3685" w:type="dxa"/>
           </w:tcPr>
           <w:p>
             <w:pPr>
-              <w:spacing w:after="60"/>
+              <w:spacing w:before="40" w:after="40"/>
             </w:pPr>
             <w:r>
               <w:rPr>
@@ -4331,11 +5187,11 @@
         </w:tc>
         <w:tc>
           <w:tcPr>
-            <w:tcW w:w="4479" w:type="dxa"/>
+            <w:tcW w:w="4819" w:type="dxa"/>
           </w:tcPr>
           <w:p>
             <w:pPr>
-              <w:spacing w:after="60"/>
+              <w:spacing w:before="40" w:after="40"/>
             </w:pPr>
             <w:r>
               <w:rPr>
@@ -4352,12 +5208,12 @@
         </w:trPr>
         <w:tc>
           <w:tcPr>
-            <w:tcW w:w="1191" w:type="dxa"/>
+            <w:tcW w:w="1134" w:type="dxa"/>
             <w:shd w:val="clear" w:color="auto" w:fill="F4F5F3"/>
           </w:tcPr>
           <w:p>
             <w:pPr>
-              <w:spacing w:after="60"/>
+              <w:spacing w:before="40" w:after="40"/>
             </w:pPr>
             <w:r>
               <w:rPr>
@@ -4371,12 +5227,12 @@
         </w:tc>
         <w:tc>
           <w:tcPr>
-            <w:tcW w:w="3969" w:type="dxa"/>
+            <w:tcW w:w="3685" w:type="dxa"/>
             <w:shd w:val="clear" w:color="auto" w:fill="F4F5F3"/>
           </w:tcPr>
           <w:p>
             <w:pPr>
-              <w:spacing w:after="60"/>
+              <w:spacing w:before="40" w:after="40"/>
             </w:pPr>
             <w:r>
               <w:rPr>
@@ -4388,12 +5244,12 @@
         </w:tc>
         <w:tc>
           <w:tcPr>
-            <w:tcW w:w="4479" w:type="dxa"/>
+            <w:tcW w:w="4819" w:type="dxa"/>
             <w:shd w:val="clear" w:color="auto" w:fill="F4F5F3"/>
           </w:tcPr>
           <w:p>
             <w:pPr>
-              <w:spacing w:after="60"/>
+              <w:spacing w:before="40" w:after="40"/>
             </w:pPr>
             <w:r>
               <w:rPr>
@@ -4410,11 +5266,11 @@
         </w:trPr>
         <w:tc>
           <w:tcPr>
-            <w:tcW w:w="1191" w:type="dxa"/>
+            <w:tcW w:w="1134" w:type="dxa"/>
           </w:tcPr>
           <w:p>
             <w:pPr>
-              <w:spacing w:after="60"/>
+              <w:spacing w:before="40" w:after="40"/>
             </w:pPr>
             <w:r>
               <w:rPr>
@@ -4427,11 +5283,11 @@
         </w:tc>
         <w:tc>
           <w:tcPr>
-            <w:tcW w:w="3969" w:type="dxa"/>
+            <w:tcW w:w="3685" w:type="dxa"/>
           </w:tcPr>
           <w:p>
             <w:pPr>
-              <w:spacing w:after="60"/>
+              <w:spacing w:before="40" w:after="40"/>
             </w:pPr>
             <w:r>
               <w:rPr>
@@ -4444,11 +5300,11 @@
         </w:tc>
         <w:tc>
           <w:tcPr>
-            <w:tcW w:w="4479" w:type="dxa"/>
+            <w:tcW w:w="4819" w:type="dxa"/>
           </w:tcPr>
           <w:p>
             <w:pPr>
-              <w:spacing w:after="60"/>
+              <w:spacing w:before="40" w:after="40"/>
             </w:pPr>
             <w:r>
               <w:rPr>
@@ -4465,12 +5321,12 @@
         </w:trPr>
         <w:tc>
           <w:tcPr>
-            <w:tcW w:w="1191" w:type="dxa"/>
+            <w:tcW w:w="1134" w:type="dxa"/>
             <w:shd w:val="clear" w:color="auto" w:fill="F4F5F3"/>
           </w:tcPr>
           <w:p>
             <w:pPr>
-              <w:spacing w:after="60"/>
+              <w:spacing w:before="40" w:after="40"/>
             </w:pPr>
             <w:r>
               <w:rPr>
@@ -4484,12 +5340,12 @@
         </w:tc>
         <w:tc>
           <w:tcPr>
-            <w:tcW w:w="3969" w:type="dxa"/>
+            <w:tcW w:w="3685" w:type="dxa"/>
             <w:shd w:val="clear" w:color="auto" w:fill="F4F5F3"/>
           </w:tcPr>
           <w:p>
             <w:pPr>
-              <w:spacing w:after="60"/>
+              <w:spacing w:before="40" w:after="40"/>
             </w:pPr>
             <w:r>
               <w:rPr>
@@ -4501,12 +5357,12 @@
         </w:tc>
         <w:tc>
           <w:tcPr>
-            <w:tcW w:w="4479" w:type="dxa"/>
+            <w:tcW w:w="4819" w:type="dxa"/>
             <w:shd w:val="clear" w:color="auto" w:fill="F4F5F3"/>
           </w:tcPr>
           <w:p>
             <w:pPr>
-              <w:spacing w:after="60"/>
+              <w:spacing w:before="40" w:after="40"/>
             </w:pPr>
             <w:r>
               <w:rPr>
@@ -4523,11 +5379,11 @@
         </w:trPr>
         <w:tc>
           <w:tcPr>
-            <w:tcW w:w="1191" w:type="dxa"/>
+            <w:tcW w:w="1134" w:type="dxa"/>
           </w:tcPr>
           <w:p>
             <w:pPr>
-              <w:spacing w:after="60"/>
+              <w:spacing w:before="40" w:after="40"/>
             </w:pPr>
             <w:r>
               <w:rPr>
@@ -4540,11 +5396,11 @@
         </w:tc>
         <w:tc>
           <w:tcPr>
-            <w:tcW w:w="3969" w:type="dxa"/>
+            <w:tcW w:w="3685" w:type="dxa"/>
           </w:tcPr>
           <w:p>
             <w:pPr>
-              <w:spacing w:after="60"/>
+              <w:spacing w:before="40" w:after="40"/>
             </w:pPr>
             <w:r>
               <w:rPr>
@@ -4557,11 +5413,11 @@
         </w:tc>
         <w:tc>
           <w:tcPr>
-            <w:tcW w:w="4479" w:type="dxa"/>
+            <w:tcW w:w="4819" w:type="dxa"/>
           </w:tcPr>
           <w:p>
             <w:pPr>
-              <w:spacing w:after="60"/>
+              <w:spacing w:before="40" w:after="40"/>
             </w:pPr>
             <w:r>
               <w:rPr>
@@ -4578,11 +5434,11 @@
         </w:trPr>
         <w:tc>
           <w:tcPr>
-            <w:tcW w:w="1191" w:type="dxa"/>
+            <w:tcW w:w="1134" w:type="dxa"/>
           </w:tcPr>
           <w:p>
             <w:pPr>
-              <w:spacing w:after="60"/>
+              <w:spacing w:before="40" w:after="40"/>
             </w:pPr>
             <w:r>
               <w:rPr>
@@ -4595,11 +5451,11 @@
         </w:tc>
         <w:tc>
           <w:tcPr>
-            <w:tcW w:w="3969" w:type="dxa"/>
+            <w:tcW w:w="3685" w:type="dxa"/>
           </w:tcPr>
           <w:p>
             <w:pPr>
-              <w:spacing w:after="60"/>
+              <w:spacing w:before="40" w:after="40"/>
             </w:pPr>
             <w:r>
               <w:rPr>
@@ -4612,11 +5468,11 @@
         </w:tc>
         <w:tc>
           <w:tcPr>
-            <w:tcW w:w="4479" w:type="dxa"/>
+            <w:tcW w:w="4819" w:type="dxa"/>
           </w:tcPr>
           <w:p>
             <w:pPr>
-              <w:spacing w:after="60"/>
+              <w:spacing w:before="40" w:after="40"/>
             </w:pPr>
             <w:r>
               <w:rPr>
@@ -4633,11 +5489,11 @@
         </w:trPr>
         <w:tc>
           <w:tcPr>
-            <w:tcW w:w="1191" w:type="dxa"/>
+            <w:tcW w:w="1134" w:type="dxa"/>
           </w:tcPr>
           <w:p>
             <w:pPr>
-              <w:spacing w:after="60"/>
+              <w:spacing w:before="40" w:after="40"/>
             </w:pPr>
             <w:r>
               <w:rPr>
@@ -4650,11 +5506,11 @@
         </w:tc>
         <w:tc>
           <w:tcPr>
-            <w:tcW w:w="3969" w:type="dxa"/>
+            <w:tcW w:w="3685" w:type="dxa"/>
           </w:tcPr>
           <w:p>
             <w:pPr>
-              <w:spacing w:after="60"/>
+              <w:spacing w:before="40" w:after="40"/>
             </w:pPr>
             <w:r>
               <w:rPr>
@@ -4667,11 +5523,11 @@
         </w:tc>
         <w:tc>
           <w:tcPr>
-            <w:tcW w:w="4479" w:type="dxa"/>
+            <w:tcW w:w="4819" w:type="dxa"/>
           </w:tcPr>
           <w:p>
             <w:pPr>
-              <w:spacing w:after="60"/>
+              <w:spacing w:before="40" w:after="40"/>
             </w:pPr>
             <w:r>
               <w:rPr>
@@ -4688,11 +5544,11 @@
         </w:trPr>
         <w:tc>
           <w:tcPr>
-            <w:tcW w:w="1191" w:type="dxa"/>
+            <w:tcW w:w="1134" w:type="dxa"/>
           </w:tcPr>
           <w:p>
             <w:pPr>
-              <w:spacing w:after="60"/>
+              <w:spacing w:before="40" w:after="40"/>
             </w:pPr>
             <w:r>
               <w:rPr>
@@ -4705,11 +5561,11 @@
         </w:tc>
         <w:tc>
           <w:tcPr>
-            <w:tcW w:w="3969" w:type="dxa"/>
+            <w:tcW w:w="3685" w:type="dxa"/>
           </w:tcPr>
           <w:p>
             <w:pPr>
-              <w:spacing w:after="60"/>
+              <w:spacing w:before="40" w:after="40"/>
             </w:pPr>
             <w:r>
               <w:rPr>
@@ -4722,11 +5578,11 @@
         </w:tc>
         <w:tc>
           <w:tcPr>
-            <w:tcW w:w="4479" w:type="dxa"/>
+            <w:tcW w:w="4819" w:type="dxa"/>
           </w:tcPr>
           <w:p>
             <w:pPr>
-              <w:spacing w:after="60"/>
+              <w:spacing w:before="40" w:after="40"/>
             </w:pPr>
             <w:r>
               <w:rPr>
@@ -4743,11 +5599,11 @@
         </w:trPr>
         <w:tc>
           <w:tcPr>
-            <w:tcW w:w="1191" w:type="dxa"/>
+            <w:tcW w:w="1134" w:type="dxa"/>
           </w:tcPr>
           <w:p>
             <w:pPr>
-              <w:spacing w:after="60"/>
+              <w:spacing w:before="40" w:after="40"/>
             </w:pPr>
             <w:r>
               <w:rPr>
@@ -4760,11 +5616,11 @@
         </w:tc>
         <w:tc>
           <w:tcPr>
-            <w:tcW w:w="3969" w:type="dxa"/>
+            <w:tcW w:w="3685" w:type="dxa"/>
           </w:tcPr>
           <w:p>
             <w:pPr>
-              <w:spacing w:after="60"/>
+              <w:spacing w:before="40" w:after="40"/>
             </w:pPr>
             <w:r>
               <w:rPr>
@@ -4777,11 +5633,11 @@
         </w:tc>
         <w:tc>
           <w:tcPr>
-            <w:tcW w:w="4479" w:type="dxa"/>
+            <w:tcW w:w="4819" w:type="dxa"/>
           </w:tcPr>
           <w:p>
             <w:pPr>
-              <w:spacing w:after="60"/>
+              <w:spacing w:before="40" w:after="40"/>
             </w:pPr>
             <w:r>
               <w:rPr>
@@ -4798,12 +5654,12 @@
         </w:trPr>
         <w:tc>
           <w:tcPr>
-            <w:tcW w:w="1191" w:type="dxa"/>
+            <w:tcW w:w="1134" w:type="dxa"/>
             <w:shd w:val="clear" w:color="auto" w:fill="F4F5F3"/>
           </w:tcPr>
           <w:p>
             <w:pPr>
-              <w:spacing w:after="60"/>
+              <w:spacing w:before="40" w:after="40"/>
             </w:pPr>
             <w:r>
               <w:rPr>
@@ -4817,12 +5673,12 @@
         </w:tc>
         <w:tc>
           <w:tcPr>
-            <w:tcW w:w="3969" w:type="dxa"/>
+            <w:tcW w:w="3685" w:type="dxa"/>
             <w:shd w:val="clear" w:color="auto" w:fill="F4F5F3"/>
           </w:tcPr>
           <w:p>
             <w:pPr>
-              <w:spacing w:after="60"/>
+              <w:spacing w:before="40" w:after="40"/>
             </w:pPr>
             <w:r>
               <w:rPr>
@@ -4834,12 +5690,12 @@
         </w:tc>
         <w:tc>
           <w:tcPr>
-            <w:tcW w:w="4479" w:type="dxa"/>
+            <w:tcW w:w="4819" w:type="dxa"/>
             <w:shd w:val="clear" w:color="auto" w:fill="F4F5F3"/>
           </w:tcPr>
           <w:p>
             <w:pPr>
-              <w:spacing w:after="60"/>
+              <w:spacing w:before="40" w:after="40"/>
             </w:pPr>
             <w:r>
               <w:rPr>
@@ -4856,11 +5712,11 @@
         </w:trPr>
         <w:tc>
           <w:tcPr>
-            <w:tcW w:w="1191" w:type="dxa"/>
+            <w:tcW w:w="1134" w:type="dxa"/>
           </w:tcPr>
           <w:p>
             <w:pPr>
-              <w:spacing w:after="60"/>
+              <w:spacing w:before="40" w:after="40"/>
             </w:pPr>
             <w:r>
               <w:rPr>
@@ -4873,11 +5729,11 @@
         </w:tc>
         <w:tc>
           <w:tcPr>
-            <w:tcW w:w="3969" w:type="dxa"/>
+            <w:tcW w:w="3685" w:type="dxa"/>
           </w:tcPr>
           <w:p>
             <w:pPr>
-              <w:spacing w:after="60"/>
+              <w:spacing w:before="40" w:after="40"/>
             </w:pPr>
             <w:r>
               <w:rPr>
@@ -4890,11 +5746,11 @@
         </w:tc>
         <w:tc>
           <w:tcPr>
-            <w:tcW w:w="4479" w:type="dxa"/>
+            <w:tcW w:w="4819" w:type="dxa"/>
           </w:tcPr>
           <w:p>
             <w:pPr>
-              <w:spacing w:after="60"/>
+              <w:spacing w:before="40" w:after="40"/>
             </w:pPr>
             <w:r>
               <w:rPr>
@@ -4911,11 +5767,11 @@
         </w:trPr>
         <w:tc>
           <w:tcPr>
-            <w:tcW w:w="1191" w:type="dxa"/>
+            <w:tcW w:w="1134" w:type="dxa"/>
           </w:tcPr>
           <w:p>
             <w:pPr>
-              <w:spacing w:after="60"/>
+              <w:spacing w:before="40" w:after="40"/>
             </w:pPr>
             <w:r>
               <w:rPr>
@@ -4928,11 +5784,11 @@
         </w:tc>
         <w:tc>
           <w:tcPr>
-            <w:tcW w:w="3969" w:type="dxa"/>
+            <w:tcW w:w="3685" w:type="dxa"/>
           </w:tcPr>
           <w:p>
             <w:pPr>
-              <w:spacing w:after="60"/>
+              <w:spacing w:before="40" w:after="40"/>
             </w:pPr>
             <w:r>
               <w:rPr>
@@ -4945,11 +5801,11 @@
         </w:tc>
         <w:tc>
           <w:tcPr>
-            <w:tcW w:w="4479" w:type="dxa"/>
+            <w:tcW w:w="4819" w:type="dxa"/>
           </w:tcPr>
           <w:p>
             <w:pPr>
-              <w:spacing w:after="60"/>
+              <w:spacing w:before="40" w:after="40"/>
             </w:pPr>
             <w:r>
               <w:rPr>
@@ -4966,11 +5822,11 @@
         </w:trPr>
         <w:tc>
           <w:tcPr>
-            <w:tcW w:w="1191" w:type="dxa"/>
+            <w:tcW w:w="1134" w:type="dxa"/>
           </w:tcPr>
           <w:p>
             <w:pPr>
-              <w:spacing w:after="60"/>
+              <w:spacing w:before="40" w:after="40"/>
             </w:pPr>
             <w:r>
               <w:rPr>
@@ -4983,11 +5839,11 @@
         </w:tc>
         <w:tc>
           <w:tcPr>
-            <w:tcW w:w="3969" w:type="dxa"/>
+            <w:tcW w:w="3685" w:type="dxa"/>
           </w:tcPr>
           <w:p>
             <w:pPr>
-              <w:spacing w:after="60"/>
+              <w:spacing w:before="40" w:after="40"/>
             </w:pPr>
             <w:r>
               <w:rPr>
@@ -5000,11 +5856,11 @@
         </w:tc>
         <w:tc>
           <w:tcPr>
-            <w:tcW w:w="4479" w:type="dxa"/>
+            <w:tcW w:w="4819" w:type="dxa"/>
           </w:tcPr>
           <w:p>
             <w:pPr>
-              <w:spacing w:after="60"/>
+              <w:spacing w:before="40" w:after="40"/>
             </w:pPr>
             <w:r>
               <w:rPr>
@@ -5021,12 +5877,12 @@
         </w:trPr>
         <w:tc>
           <w:tcPr>
-            <w:tcW w:w="1191" w:type="dxa"/>
+            <w:tcW w:w="1134" w:type="dxa"/>
             <w:shd w:val="clear" w:color="auto" w:fill="F4F5F3"/>
           </w:tcPr>
           <w:p>
             <w:pPr>
-              <w:spacing w:after="60"/>
+              <w:spacing w:before="40" w:after="40"/>
             </w:pPr>
             <w:r>
               <w:rPr>
@@ -5040,12 +5896,12 @@
         </w:tc>
         <w:tc>
           <w:tcPr>
-            <w:tcW w:w="3969" w:type="dxa"/>
+            <w:tcW w:w="3685" w:type="dxa"/>
             <w:shd w:val="clear" w:color="auto" w:fill="F4F5F3"/>
           </w:tcPr>
           <w:p>
             <w:pPr>
-              <w:spacing w:after="60"/>
+              <w:spacing w:before="40" w:after="40"/>
             </w:pPr>
             <w:r>
               <w:rPr>
@@ -5057,12 +5913,12 @@
         </w:tc>
         <w:tc>
           <w:tcPr>
-            <w:tcW w:w="4479" w:type="dxa"/>
+            <w:tcW w:w="4819" w:type="dxa"/>
             <w:shd w:val="clear" w:color="auto" w:fill="F4F5F3"/>
           </w:tcPr>
           <w:p>
             <w:pPr>
-              <w:spacing w:after="60"/>
+              <w:spacing w:before="40" w:after="40"/>
             </w:pPr>
             <w:r>
               <w:rPr>
@@ -5076,20 +5932,22 @@
     </w:tbl>
     <w:p>
       <w:pPr>
-        <w:spacing w:after="100"/>
+        <w:spacing w:after="60"/>
       </w:pPr>
     </w:p>
     <w:p>
       <w:pPr>
-        <w:spacing w:before="240" w:after="100"/>
+        <w:pageBreakBefore/>
+        <w:spacing w:after="160"/>
       </w:pPr>
       <w:r>
         <w:rPr>
           <w:b/>
           <w:color w:val="666B76"/>
-          <w:spacing w:val="60"/>
-          <w:sz w:val="18"/>
+          <w:spacing w:val="70"/>
+          <w:sz w:val="19"/>
         </w:rPr>
+        <w:lastRenderedPageBreak/>
         <w:t>VOS NOTES</w:t>
       </w:r>
     </w:p>
@@ -5098,11 +5956,11 @@
         <w:tblW w:w="0" w:type="auto"/>
         <w:jc w:val="center"/>
         <w:tblBorders>
-          <w:top w:val="single" w:sz="8" w:space="0" w:color="8A9099"/>
-          <w:left w:val="single" w:sz="8" w:space="0" w:color="8A9099"/>
-          <w:bottom w:val="single" w:sz="8" w:space="0" w:color="8A9099"/>
-          <w:right w:val="single" w:sz="8" w:space="0" w:color="8A9099"/>
-          <w:insideH w:val="dotted" w:sz="6" w:space="0" w:color="AEB4BE"/>
+          <w:top w:val="nil"/>
+          <w:left w:val="nil"/>
+          <w:bottom w:val="nil"/>
+          <w:right w:val="nil"/>
+          <w:insideH w:val="dotted" w:sz="8" w:space="0" w:color="A9B0BA"/>
           <w:insideV w:val="nil"/>
         </w:tblBorders>
         <w:tblLook w:val="04A0" w:firstRow="1" w:lastRow="0" w:firstColumn="1" w:lastColumn="0" w:noHBand="0" w:noVBand="1"/>
@@ -5112,87 +5970,293 @@
       </w:tblGrid>
       <w:tr>
         <w:trPr>
-          <w:trHeight w:hRule="exact" w:val="520"/>
-          <w:jc w:val="center"/>
-        </w:trPr>
-        <w:tc>
-          <w:tcPr>
-            <w:tcW w:w="9638" w:type="dxa"/>
-          </w:tcPr>
-          <w:p>
-            <w:pPr>
-              <w:spacing w:before="80" w:after="80"/>
-            </w:pPr>
-          </w:p>
-        </w:tc>
-      </w:tr>
-      <w:tr>
-        <w:trPr>
-          <w:trHeight w:hRule="exact" w:val="520"/>
-          <w:jc w:val="center"/>
-        </w:trPr>
-        <w:tc>
-          <w:tcPr>
-            <w:tcW w:w="9638" w:type="dxa"/>
-          </w:tcPr>
-          <w:p>
-            <w:pPr>
-              <w:spacing w:before="80" w:after="80"/>
-            </w:pPr>
-          </w:p>
-        </w:tc>
-      </w:tr>
-      <w:tr>
-        <w:trPr>
-          <w:trHeight w:hRule="exact" w:val="520"/>
-          <w:jc w:val="center"/>
-        </w:trPr>
-        <w:tc>
-          <w:tcPr>
-            <w:tcW w:w="9638" w:type="dxa"/>
-          </w:tcPr>
-          <w:p>
-            <w:pPr>
-              <w:spacing w:before="80" w:after="80"/>
-            </w:pPr>
-          </w:p>
-        </w:tc>
-      </w:tr>
-      <w:tr>
-        <w:trPr>
-          <w:trHeight w:hRule="exact" w:val="520"/>
-          <w:jc w:val="center"/>
-        </w:trPr>
-        <w:tc>
-          <w:tcPr>
-            <w:tcW w:w="9638" w:type="dxa"/>
-          </w:tcPr>
-          <w:p>
-            <w:pPr>
-              <w:spacing w:before="80" w:after="80"/>
-            </w:pPr>
-          </w:p>
+          <w:trHeight w:val="595"/>
+          <w:jc w:val="center"/>
+        </w:trPr>
+        <w:tc>
+          <w:tcPr>
+            <w:tcW w:w="9638" w:type="dxa"/>
+          </w:tcPr>
+          <w:p/>
+        </w:tc>
+      </w:tr>
+      <w:tr>
+        <w:trPr>
+          <w:trHeight w:val="595"/>
+          <w:jc w:val="center"/>
+        </w:trPr>
+        <w:tc>
+          <w:tcPr>
+            <w:tcW w:w="9638" w:type="dxa"/>
+          </w:tcPr>
+          <w:p/>
+        </w:tc>
+      </w:tr>
+      <w:tr>
+        <w:trPr>
+          <w:trHeight w:val="595"/>
+          <w:jc w:val="center"/>
+        </w:trPr>
+        <w:tc>
+          <w:tcPr>
+            <w:tcW w:w="9638" w:type="dxa"/>
+          </w:tcPr>
+          <w:p/>
+        </w:tc>
+      </w:tr>
+      <w:tr>
+        <w:trPr>
+          <w:trHeight w:val="595"/>
+          <w:jc w:val="center"/>
+        </w:trPr>
+        <w:tc>
+          <w:tcPr>
+            <w:tcW w:w="9638" w:type="dxa"/>
+          </w:tcPr>
+          <w:p/>
+        </w:tc>
+      </w:tr>
+      <w:tr>
+        <w:trPr>
+          <w:trHeight w:val="595"/>
+          <w:jc w:val="center"/>
+        </w:trPr>
+        <w:tc>
+          <w:tcPr>
+            <w:tcW w:w="9638" w:type="dxa"/>
+          </w:tcPr>
+          <w:p/>
+        </w:tc>
+      </w:tr>
+      <w:tr>
+        <w:trPr>
+          <w:trHeight w:val="595"/>
+          <w:jc w:val="center"/>
+        </w:trPr>
+        <w:tc>
+          <w:tcPr>
+            <w:tcW w:w="9638" w:type="dxa"/>
+          </w:tcPr>
+          <w:p/>
+        </w:tc>
+      </w:tr>
+      <w:tr>
+        <w:trPr>
+          <w:trHeight w:val="595"/>
+          <w:jc w:val="center"/>
+        </w:trPr>
+        <w:tc>
+          <w:tcPr>
+            <w:tcW w:w="9638" w:type="dxa"/>
+          </w:tcPr>
+          <w:p/>
+        </w:tc>
+      </w:tr>
+      <w:tr>
+        <w:trPr>
+          <w:trHeight w:val="595"/>
+          <w:jc w:val="center"/>
+        </w:trPr>
+        <w:tc>
+          <w:tcPr>
+            <w:tcW w:w="9638" w:type="dxa"/>
+          </w:tcPr>
+          <w:p/>
+        </w:tc>
+      </w:tr>
+      <w:tr>
+        <w:trPr>
+          <w:trHeight w:val="595"/>
+          <w:jc w:val="center"/>
+        </w:trPr>
+        <w:tc>
+          <w:tcPr>
+            <w:tcW w:w="9638" w:type="dxa"/>
+          </w:tcPr>
+          <w:p/>
+        </w:tc>
+      </w:tr>
+      <w:tr>
+        <w:trPr>
+          <w:trHeight w:val="595"/>
+          <w:jc w:val="center"/>
+        </w:trPr>
+        <w:tc>
+          <w:tcPr>
+            <w:tcW w:w="9638" w:type="dxa"/>
+          </w:tcPr>
+          <w:p/>
+        </w:tc>
+      </w:tr>
+      <w:tr>
+        <w:trPr>
+          <w:trHeight w:val="595"/>
+          <w:jc w:val="center"/>
+        </w:trPr>
+        <w:tc>
+          <w:tcPr>
+            <w:tcW w:w="9638" w:type="dxa"/>
+          </w:tcPr>
+          <w:p/>
+        </w:tc>
+      </w:tr>
+      <w:tr>
+        <w:trPr>
+          <w:trHeight w:val="595"/>
+          <w:jc w:val="center"/>
+        </w:trPr>
+        <w:tc>
+          <w:tcPr>
+            <w:tcW w:w="9638" w:type="dxa"/>
+          </w:tcPr>
+          <w:p/>
+        </w:tc>
+      </w:tr>
+      <w:tr>
+        <w:trPr>
+          <w:trHeight w:val="595"/>
+          <w:jc w:val="center"/>
+        </w:trPr>
+        <w:tc>
+          <w:tcPr>
+            <w:tcW w:w="9638" w:type="dxa"/>
+          </w:tcPr>
+          <w:p/>
+        </w:tc>
+      </w:tr>
+      <w:tr>
+        <w:trPr>
+          <w:trHeight w:val="595"/>
+          <w:jc w:val="center"/>
+        </w:trPr>
+        <w:tc>
+          <w:tcPr>
+            <w:tcW w:w="9638" w:type="dxa"/>
+          </w:tcPr>
+          <w:p/>
+        </w:tc>
+      </w:tr>
+      <w:tr>
+        <w:trPr>
+          <w:trHeight w:val="595"/>
+          <w:jc w:val="center"/>
+        </w:trPr>
+        <w:tc>
+          <w:tcPr>
+            <w:tcW w:w="9638" w:type="dxa"/>
+          </w:tcPr>
+          <w:p/>
+        </w:tc>
+      </w:tr>
+      <w:tr>
+        <w:trPr>
+          <w:trHeight w:val="595"/>
+          <w:jc w:val="center"/>
+        </w:trPr>
+        <w:tc>
+          <w:tcPr>
+            <w:tcW w:w="9638" w:type="dxa"/>
+          </w:tcPr>
+          <w:p/>
+        </w:tc>
+      </w:tr>
+      <w:tr>
+        <w:trPr>
+          <w:trHeight w:val="595"/>
+          <w:jc w:val="center"/>
+        </w:trPr>
+        <w:tc>
+          <w:tcPr>
+            <w:tcW w:w="9638" w:type="dxa"/>
+          </w:tcPr>
+          <w:p/>
+        </w:tc>
+      </w:tr>
+      <w:tr>
+        <w:trPr>
+          <w:trHeight w:val="595"/>
+          <w:jc w:val="center"/>
+        </w:trPr>
+        <w:tc>
+          <w:tcPr>
+            <w:tcW w:w="9638" w:type="dxa"/>
+          </w:tcPr>
+          <w:p/>
+        </w:tc>
+      </w:tr>
+      <w:tr>
+        <w:trPr>
+          <w:trHeight w:val="595"/>
+          <w:jc w:val="center"/>
+        </w:trPr>
+        <w:tc>
+          <w:tcPr>
+            <w:tcW w:w="9638" w:type="dxa"/>
+          </w:tcPr>
+          <w:p/>
+        </w:tc>
+      </w:tr>
+      <w:tr>
+        <w:trPr>
+          <w:trHeight w:val="595"/>
+          <w:jc w:val="center"/>
+        </w:trPr>
+        <w:tc>
+          <w:tcPr>
+            <w:tcW w:w="9638" w:type="dxa"/>
+          </w:tcPr>
+          <w:p/>
+        </w:tc>
+      </w:tr>
+      <w:tr>
+        <w:trPr>
+          <w:trHeight w:val="595"/>
+          <w:jc w:val="center"/>
+        </w:trPr>
+        <w:tc>
+          <w:tcPr>
+            <w:tcW w:w="9638" w:type="dxa"/>
+          </w:tcPr>
+          <w:p/>
+        </w:tc>
+      </w:tr>
+      <w:tr>
+        <w:trPr>
+          <w:trHeight w:val="595"/>
+          <w:jc w:val="center"/>
+        </w:trPr>
+        <w:tc>
+          <w:tcPr>
+            <w:tcW w:w="9638" w:type="dxa"/>
+          </w:tcPr>
+          <w:p/>
+        </w:tc>
+      </w:tr>
+      <w:tr>
+        <w:trPr>
+          <w:trHeight w:val="595"/>
+          <w:jc w:val="center"/>
+        </w:trPr>
+        <w:tc>
+          <w:tcPr>
+            <w:tcW w:w="9638" w:type="dxa"/>
+          </w:tcPr>
+          <w:p/>
         </w:tc>
       </w:tr>
     </w:tbl>
     <w:p>
       <w:pPr>
-        <w:spacing w:after="80"/>
-      </w:pPr>
-    </w:p>
-    <w:p>
-      <w:r>
-        <w:br w:type="page"/>
-      </w:r>
-    </w:p>
-    <w:p>
-      <w:pPr>
         <w:pStyle w:val="Titre1"/>
+        <w:pageBreakBefore/>
       </w:pPr>
       <w:bookmarkStart w:id="14" w:name="jourj"/>
-      <w:bookmarkStart w:id="15" w:name="_Toc238716201"/>
+      <w:bookmarkStart w:id="15" w:name="_Toc238725077"/>
       <w:r>
         <w:lastRenderedPageBreak/>
+        <w:t xml:space="preserve">7.  </w:t>
+      </w:r>
+      <w:r>
         <w:t>Le jour du spectacle</w:t>
       </w:r>
       <w:bookmarkEnd w:id="14"/>
@@ -5200,7 +6264,7 @@
     </w:p>
     <w:p>
       <w:pPr>
-        <w:spacing w:after="180"/>
+        <w:spacing w:after="160"/>
       </w:pPr>
       <w:hyperlink w:anchor="sommaire">
         <w:r>
@@ -5244,7 +6308,7 @@
               <w:rPr>
                 <w:b/>
                 <w:color w:val="666B76"/>
-                <w:sz w:val="17"/>
+                <w:sz w:val="18"/>
               </w:rPr>
               <w:t>Étape</w:t>
             </w:r>
@@ -5260,7 +6324,7 @@
               <w:rPr>
                 <w:b/>
                 <w:color w:val="666B76"/>
-                <w:sz w:val="17"/>
+                <w:sz w:val="18"/>
               </w:rPr>
               <w:t>Ce qu'on y fait</w:t>
             </w:r>
@@ -5277,12 +6341,12 @@
           </w:tcPr>
           <w:p>
             <w:pPr>
-              <w:spacing w:after="60"/>
+              <w:spacing w:before="40" w:after="40"/>
             </w:pPr>
             <w:r>
               <w:rPr>
                 <w:b/>
-                <w:sz w:val="19"/>
+                <w:sz w:val="21"/>
               </w:rPr>
               <w:t>Arrivée</w:t>
             </w:r>
@@ -5294,11 +6358,11 @@
           </w:tcPr>
           <w:p>
             <w:pPr>
-              <w:spacing w:after="60"/>
+              <w:spacing w:before="40" w:after="40"/>
             </w:pPr>
             <w:r>
               <w:rPr>
-                <w:sz w:val="19"/>
+                <w:sz w:val="21"/>
               </w:rPr>
               <w:t>L'équipe technique et moi</w:t>
             </w:r>
@@ -5315,12 +6379,12 @@
           </w:tcPr>
           <w:p>
             <w:pPr>
-              <w:spacing w:after="60"/>
+              <w:spacing w:before="40" w:after="40"/>
             </w:pPr>
             <w:r>
               <w:rPr>
                 <w:b/>
-                <w:sz w:val="19"/>
+                <w:sz w:val="21"/>
               </w:rPr>
               <w:t>Réglages</w:t>
             </w:r>
@@ -5332,11 +6396,11 @@
           </w:tcPr>
           <w:p>
             <w:pPr>
-              <w:spacing w:after="60"/>
+              <w:spacing w:before="40" w:after="40"/>
             </w:pPr>
             <w:r>
               <w:rPr>
-                <w:sz w:val="19"/>
+                <w:sz w:val="21"/>
               </w:rPr>
               <w:t>Les douches sur P1 à P7, les couleurs</w:t>
             </w:r>
@@ -5353,12 +6417,12 @@
           </w:tcPr>
           <w:p>
             <w:pPr>
-              <w:spacing w:after="60"/>
+              <w:spacing w:before="40" w:after="40"/>
             </w:pPr>
             <w:r>
               <w:rPr>
                 <w:b/>
-                <w:sz w:val="19"/>
+                <w:sz w:val="21"/>
               </w:rPr>
               <w:t>Balances</w:t>
             </w:r>
@@ -5370,11 +6434,11 @@
           </w:tcPr>
           <w:p>
             <w:pPr>
-              <w:spacing w:after="60"/>
+              <w:spacing w:before="40" w:after="40"/>
             </w:pPr>
             <w:r>
               <w:rPr>
-                <w:sz w:val="19"/>
+                <w:sz w:val="21"/>
               </w:rPr>
               <w:t>Les six micros, les six voix</w:t>
             </w:r>
@@ -5391,12 +6455,12 @@
           </w:tcPr>
           <w:p>
             <w:pPr>
-              <w:spacing w:after="60"/>
+              <w:spacing w:before="40" w:after="40"/>
             </w:pPr>
             <w:r>
               <w:rPr>
                 <w:b/>
-                <w:sz w:val="19"/>
+                <w:sz w:val="21"/>
               </w:rPr>
               <w:t>Filage</w:t>
             </w:r>
@@ -5408,11 +6472,11 @@
           </w:tcPr>
           <w:p>
             <w:pPr>
-              <w:spacing w:after="60"/>
+              <w:spacing w:before="40" w:after="40"/>
             </w:pPr>
             <w:r>
               <w:rPr>
-                <w:sz w:val="19"/>
+                <w:sz w:val="21"/>
               </w:rPr>
               <w:t>Le medley en entier, avec la bande</w:t>
             </w:r>
@@ -5429,12 +6493,12 @@
           </w:tcPr>
           <w:p>
             <w:pPr>
-              <w:spacing w:after="60"/>
+              <w:spacing w:before="40" w:after="40"/>
             </w:pPr>
             <w:r>
               <w:rPr>
                 <w:b/>
-                <w:sz w:val="19"/>
+                <w:sz w:val="21"/>
               </w:rPr>
               <w:t>Raccord</w:t>
             </w:r>
@@ -5446,11 +6510,11 @@
           </w:tcPr>
           <w:p>
             <w:pPr>
-              <w:spacing w:after="60"/>
+              <w:spacing w:before="40" w:after="40"/>
             </w:pPr>
             <w:r>
               <w:rPr>
-                <w:sz w:val="19"/>
+                <w:sz w:val="21"/>
               </w:rPr>
               <w:t>On cale les tops de la conduite</w:t>
             </w:r>
@@ -5467,12 +6531,12 @@
           </w:tcPr>
           <w:p>
             <w:pPr>
-              <w:spacing w:after="60"/>
+              <w:spacing w:before="40" w:after="40"/>
             </w:pPr>
             <w:r>
               <w:rPr>
                 <w:b/>
-                <w:sz w:val="19"/>
+                <w:sz w:val="21"/>
               </w:rPr>
               <w:t>Loges</w:t>
             </w:r>
@@ -5484,11 +6548,11 @@
           </w:tcPr>
           <w:p>
             <w:pPr>
-              <w:spacing w:after="60"/>
+              <w:spacing w:before="40" w:after="40"/>
             </w:pPr>
             <w:r>
               <w:rPr>
-                <w:sz w:val="19"/>
+                <w:sz w:val="21"/>
               </w:rPr>
               <w:t>Six personnes</w:t>
             </w:r>
@@ -5505,12 +6569,12 @@
           </w:tcPr>
           <w:p>
             <w:pPr>
-              <w:spacing w:after="60"/>
+              <w:spacing w:before="40" w:after="40"/>
             </w:pPr>
             <w:r>
               <w:rPr>
                 <w:b/>
-                <w:sz w:val="19"/>
+                <w:sz w:val="21"/>
               </w:rPr>
               <w:t>Spectacle</w:t>
             </w:r>
@@ -5522,11 +6586,11 @@
           </w:tcPr>
           <w:p>
             <w:pPr>
-              <w:spacing w:after="60"/>
+              <w:spacing w:before="40" w:after="40"/>
             </w:pPr>
             <w:r>
               <w:rPr>
-                <w:sz w:val="19"/>
+                <w:sz w:val="21"/>
               </w:rPr>
               <w:t>26 min 50, en continu</w:t>
             </w:r>
@@ -5536,20 +6600,22 @@
     </w:tbl>
     <w:p>
       <w:pPr>
-        <w:spacing w:after="100"/>
+        <w:spacing w:after="60"/>
       </w:pPr>
     </w:p>
     <w:p>
       <w:pPr>
-        <w:spacing w:before="240" w:after="100"/>
+        <w:pageBreakBefore/>
+        <w:spacing w:after="160"/>
       </w:pPr>
       <w:r>
         <w:rPr>
           <w:b/>
           <w:color w:val="666B76"/>
-          <w:spacing w:val="60"/>
-          <w:sz w:val="18"/>
+          <w:spacing w:val="70"/>
+          <w:sz w:val="19"/>
         </w:rPr>
+        <w:lastRenderedPageBreak/>
         <w:t>VOS NOTES</w:t>
       </w:r>
     </w:p>
@@ -5558,11 +6624,11 @@
         <w:tblW w:w="0" w:type="auto"/>
         <w:jc w:val="center"/>
         <w:tblBorders>
-          <w:top w:val="single" w:sz="8" w:space="0" w:color="8A9099"/>
-          <w:left w:val="single" w:sz="8" w:space="0" w:color="8A9099"/>
-          <w:bottom w:val="single" w:sz="8" w:space="0" w:color="8A9099"/>
-          <w:right w:val="single" w:sz="8" w:space="0" w:color="8A9099"/>
-          <w:insideH w:val="dotted" w:sz="6" w:space="0" w:color="AEB4BE"/>
+          <w:top w:val="nil"/>
+          <w:left w:val="nil"/>
+          <w:bottom w:val="nil"/>
+          <w:right w:val="nil"/>
+          <w:insideH w:val="dotted" w:sz="8" w:space="0" w:color="A9B0BA"/>
           <w:insideV w:val="nil"/>
         </w:tblBorders>
         <w:tblLook w:val="04A0" w:firstRow="1" w:lastRow="0" w:firstColumn="1" w:lastColumn="0" w:noHBand="0" w:noVBand="1"/>
@@ -5572,167 +6638,293 @@
       </w:tblGrid>
       <w:tr>
         <w:trPr>
-          <w:trHeight w:hRule="exact" w:val="520"/>
-          <w:jc w:val="center"/>
-        </w:trPr>
-        <w:tc>
-          <w:tcPr>
-            <w:tcW w:w="9638" w:type="dxa"/>
-          </w:tcPr>
-          <w:p>
-            <w:pPr>
-              <w:spacing w:before="80" w:after="80"/>
-            </w:pPr>
-          </w:p>
-        </w:tc>
-      </w:tr>
-      <w:tr>
-        <w:trPr>
-          <w:trHeight w:hRule="exact" w:val="520"/>
-          <w:jc w:val="center"/>
-        </w:trPr>
-        <w:tc>
-          <w:tcPr>
-            <w:tcW w:w="9638" w:type="dxa"/>
-          </w:tcPr>
-          <w:p>
-            <w:pPr>
-              <w:spacing w:before="80" w:after="80"/>
-            </w:pPr>
-          </w:p>
-        </w:tc>
-      </w:tr>
-      <w:tr>
-        <w:trPr>
-          <w:trHeight w:hRule="exact" w:val="520"/>
-          <w:jc w:val="center"/>
-        </w:trPr>
-        <w:tc>
-          <w:tcPr>
-            <w:tcW w:w="9638" w:type="dxa"/>
-          </w:tcPr>
-          <w:p>
-            <w:pPr>
-              <w:spacing w:before="80" w:after="80"/>
-            </w:pPr>
-          </w:p>
-        </w:tc>
-      </w:tr>
-      <w:tr>
-        <w:trPr>
-          <w:trHeight w:hRule="exact" w:val="520"/>
-          <w:jc w:val="center"/>
-        </w:trPr>
-        <w:tc>
-          <w:tcPr>
-            <w:tcW w:w="9638" w:type="dxa"/>
-          </w:tcPr>
-          <w:p>
-            <w:pPr>
-              <w:spacing w:before="80" w:after="80"/>
-            </w:pPr>
-          </w:p>
-        </w:tc>
-      </w:tr>
-      <w:tr>
-        <w:trPr>
-          <w:trHeight w:hRule="exact" w:val="520"/>
-          <w:jc w:val="center"/>
-        </w:trPr>
-        <w:tc>
-          <w:tcPr>
-            <w:tcW w:w="9638" w:type="dxa"/>
-          </w:tcPr>
-          <w:p>
-            <w:pPr>
-              <w:spacing w:before="80" w:after="80"/>
-            </w:pPr>
-          </w:p>
-        </w:tc>
-      </w:tr>
-      <w:tr>
-        <w:trPr>
-          <w:trHeight w:hRule="exact" w:val="520"/>
-          <w:jc w:val="center"/>
-        </w:trPr>
-        <w:tc>
-          <w:tcPr>
-            <w:tcW w:w="9638" w:type="dxa"/>
-          </w:tcPr>
-          <w:p>
-            <w:pPr>
-              <w:spacing w:before="80" w:after="80"/>
-            </w:pPr>
-          </w:p>
-        </w:tc>
-      </w:tr>
-      <w:tr>
-        <w:trPr>
-          <w:trHeight w:hRule="exact" w:val="520"/>
-          <w:jc w:val="center"/>
-        </w:trPr>
-        <w:tc>
-          <w:tcPr>
-            <w:tcW w:w="9638" w:type="dxa"/>
-          </w:tcPr>
-          <w:p>
-            <w:pPr>
-              <w:spacing w:before="80" w:after="80"/>
-            </w:pPr>
-          </w:p>
-        </w:tc>
-      </w:tr>
-      <w:tr>
-        <w:trPr>
-          <w:trHeight w:hRule="exact" w:val="520"/>
-          <w:jc w:val="center"/>
-        </w:trPr>
-        <w:tc>
-          <w:tcPr>
-            <w:tcW w:w="9638" w:type="dxa"/>
-          </w:tcPr>
-          <w:p>
-            <w:pPr>
-              <w:spacing w:before="80" w:after="80"/>
-            </w:pPr>
-          </w:p>
-        </w:tc>
-      </w:tr>
-      <w:tr>
-        <w:trPr>
-          <w:trHeight w:hRule="exact" w:val="520"/>
-          <w:jc w:val="center"/>
-        </w:trPr>
-        <w:tc>
-          <w:tcPr>
-            <w:tcW w:w="9638" w:type="dxa"/>
-          </w:tcPr>
-          <w:p>
-            <w:pPr>
-              <w:spacing w:before="80" w:after="80"/>
-            </w:pPr>
-          </w:p>
+          <w:trHeight w:val="595"/>
+          <w:jc w:val="center"/>
+        </w:trPr>
+        <w:tc>
+          <w:tcPr>
+            <w:tcW w:w="9638" w:type="dxa"/>
+          </w:tcPr>
+          <w:p/>
+        </w:tc>
+      </w:tr>
+      <w:tr>
+        <w:trPr>
+          <w:trHeight w:val="595"/>
+          <w:jc w:val="center"/>
+        </w:trPr>
+        <w:tc>
+          <w:tcPr>
+            <w:tcW w:w="9638" w:type="dxa"/>
+          </w:tcPr>
+          <w:p/>
+        </w:tc>
+      </w:tr>
+      <w:tr>
+        <w:trPr>
+          <w:trHeight w:val="595"/>
+          <w:jc w:val="center"/>
+        </w:trPr>
+        <w:tc>
+          <w:tcPr>
+            <w:tcW w:w="9638" w:type="dxa"/>
+          </w:tcPr>
+          <w:p/>
+        </w:tc>
+      </w:tr>
+      <w:tr>
+        <w:trPr>
+          <w:trHeight w:val="595"/>
+          <w:jc w:val="center"/>
+        </w:trPr>
+        <w:tc>
+          <w:tcPr>
+            <w:tcW w:w="9638" w:type="dxa"/>
+          </w:tcPr>
+          <w:p/>
+        </w:tc>
+      </w:tr>
+      <w:tr>
+        <w:trPr>
+          <w:trHeight w:val="595"/>
+          <w:jc w:val="center"/>
+        </w:trPr>
+        <w:tc>
+          <w:tcPr>
+            <w:tcW w:w="9638" w:type="dxa"/>
+          </w:tcPr>
+          <w:p/>
+        </w:tc>
+      </w:tr>
+      <w:tr>
+        <w:trPr>
+          <w:trHeight w:val="595"/>
+          <w:jc w:val="center"/>
+        </w:trPr>
+        <w:tc>
+          <w:tcPr>
+            <w:tcW w:w="9638" w:type="dxa"/>
+          </w:tcPr>
+          <w:p/>
+        </w:tc>
+      </w:tr>
+      <w:tr>
+        <w:trPr>
+          <w:trHeight w:val="595"/>
+          <w:jc w:val="center"/>
+        </w:trPr>
+        <w:tc>
+          <w:tcPr>
+            <w:tcW w:w="9638" w:type="dxa"/>
+          </w:tcPr>
+          <w:p/>
+        </w:tc>
+      </w:tr>
+      <w:tr>
+        <w:trPr>
+          <w:trHeight w:val="595"/>
+          <w:jc w:val="center"/>
+        </w:trPr>
+        <w:tc>
+          <w:tcPr>
+            <w:tcW w:w="9638" w:type="dxa"/>
+          </w:tcPr>
+          <w:p/>
+        </w:tc>
+      </w:tr>
+      <w:tr>
+        <w:trPr>
+          <w:trHeight w:val="595"/>
+          <w:jc w:val="center"/>
+        </w:trPr>
+        <w:tc>
+          <w:tcPr>
+            <w:tcW w:w="9638" w:type="dxa"/>
+          </w:tcPr>
+          <w:p/>
+        </w:tc>
+      </w:tr>
+      <w:tr>
+        <w:trPr>
+          <w:trHeight w:val="595"/>
+          <w:jc w:val="center"/>
+        </w:trPr>
+        <w:tc>
+          <w:tcPr>
+            <w:tcW w:w="9638" w:type="dxa"/>
+          </w:tcPr>
+          <w:p/>
+        </w:tc>
+      </w:tr>
+      <w:tr>
+        <w:trPr>
+          <w:trHeight w:val="595"/>
+          <w:jc w:val="center"/>
+        </w:trPr>
+        <w:tc>
+          <w:tcPr>
+            <w:tcW w:w="9638" w:type="dxa"/>
+          </w:tcPr>
+          <w:p/>
+        </w:tc>
+      </w:tr>
+      <w:tr>
+        <w:trPr>
+          <w:trHeight w:val="595"/>
+          <w:jc w:val="center"/>
+        </w:trPr>
+        <w:tc>
+          <w:tcPr>
+            <w:tcW w:w="9638" w:type="dxa"/>
+          </w:tcPr>
+          <w:p/>
+        </w:tc>
+      </w:tr>
+      <w:tr>
+        <w:trPr>
+          <w:trHeight w:val="595"/>
+          <w:jc w:val="center"/>
+        </w:trPr>
+        <w:tc>
+          <w:tcPr>
+            <w:tcW w:w="9638" w:type="dxa"/>
+          </w:tcPr>
+          <w:p/>
+        </w:tc>
+      </w:tr>
+      <w:tr>
+        <w:trPr>
+          <w:trHeight w:val="595"/>
+          <w:jc w:val="center"/>
+        </w:trPr>
+        <w:tc>
+          <w:tcPr>
+            <w:tcW w:w="9638" w:type="dxa"/>
+          </w:tcPr>
+          <w:p/>
+        </w:tc>
+      </w:tr>
+      <w:tr>
+        <w:trPr>
+          <w:trHeight w:val="595"/>
+          <w:jc w:val="center"/>
+        </w:trPr>
+        <w:tc>
+          <w:tcPr>
+            <w:tcW w:w="9638" w:type="dxa"/>
+          </w:tcPr>
+          <w:p/>
+        </w:tc>
+      </w:tr>
+      <w:tr>
+        <w:trPr>
+          <w:trHeight w:val="595"/>
+          <w:jc w:val="center"/>
+        </w:trPr>
+        <w:tc>
+          <w:tcPr>
+            <w:tcW w:w="9638" w:type="dxa"/>
+          </w:tcPr>
+          <w:p/>
+        </w:tc>
+      </w:tr>
+      <w:tr>
+        <w:trPr>
+          <w:trHeight w:val="595"/>
+          <w:jc w:val="center"/>
+        </w:trPr>
+        <w:tc>
+          <w:tcPr>
+            <w:tcW w:w="9638" w:type="dxa"/>
+          </w:tcPr>
+          <w:p/>
+        </w:tc>
+      </w:tr>
+      <w:tr>
+        <w:trPr>
+          <w:trHeight w:val="595"/>
+          <w:jc w:val="center"/>
+        </w:trPr>
+        <w:tc>
+          <w:tcPr>
+            <w:tcW w:w="9638" w:type="dxa"/>
+          </w:tcPr>
+          <w:p/>
+        </w:tc>
+      </w:tr>
+      <w:tr>
+        <w:trPr>
+          <w:trHeight w:val="595"/>
+          <w:jc w:val="center"/>
+        </w:trPr>
+        <w:tc>
+          <w:tcPr>
+            <w:tcW w:w="9638" w:type="dxa"/>
+          </w:tcPr>
+          <w:p/>
+        </w:tc>
+      </w:tr>
+      <w:tr>
+        <w:trPr>
+          <w:trHeight w:val="595"/>
+          <w:jc w:val="center"/>
+        </w:trPr>
+        <w:tc>
+          <w:tcPr>
+            <w:tcW w:w="9638" w:type="dxa"/>
+          </w:tcPr>
+          <w:p/>
+        </w:tc>
+      </w:tr>
+      <w:tr>
+        <w:trPr>
+          <w:trHeight w:val="595"/>
+          <w:jc w:val="center"/>
+        </w:trPr>
+        <w:tc>
+          <w:tcPr>
+            <w:tcW w:w="9638" w:type="dxa"/>
+          </w:tcPr>
+          <w:p/>
+        </w:tc>
+      </w:tr>
+      <w:tr>
+        <w:trPr>
+          <w:trHeight w:val="595"/>
+          <w:jc w:val="center"/>
+        </w:trPr>
+        <w:tc>
+          <w:tcPr>
+            <w:tcW w:w="9638" w:type="dxa"/>
+          </w:tcPr>
+          <w:p/>
+        </w:tc>
+      </w:tr>
+      <w:tr>
+        <w:trPr>
+          <w:trHeight w:val="595"/>
+          <w:jc w:val="center"/>
+        </w:trPr>
+        <w:tc>
+          <w:tcPr>
+            <w:tcW w:w="9638" w:type="dxa"/>
+          </w:tcPr>
+          <w:p/>
         </w:tc>
       </w:tr>
     </w:tbl>
     <w:p>
       <w:pPr>
-        <w:spacing w:after="80"/>
-      </w:pPr>
-    </w:p>
-    <w:p>
-      <w:r>
-        <w:br w:type="page"/>
-      </w:r>
-    </w:p>
-    <w:p>
-      <w:pPr>
         <w:pStyle w:val="Titre1"/>
+        <w:pageBreakBefore/>
       </w:pPr>
       <w:bookmarkStart w:id="16" w:name="questions"/>
-      <w:bookmarkStart w:id="17" w:name="_Toc238716202"/>
+      <w:bookmarkStart w:id="17" w:name="_Toc238725078"/>
       <w:r>
         <w:lastRenderedPageBreak/>
+        <w:t xml:space="preserve">8.  </w:t>
+      </w:r>
+      <w:r>
         <w:t>Mes questions</w:t>
       </w:r>
       <w:bookmarkEnd w:id="16"/>
@@ -5740,7 +6932,7 @@
     </w:p>
     <w:p>
       <w:pPr>
-        <w:spacing w:after="180"/>
+        <w:spacing w:after="160"/>
       </w:pPr>
       <w:hyperlink w:anchor="sommaire">
         <w:r>
@@ -5766,12 +6958,12 @@
       <w:r>
         <w:t xml:space="preserve">Elles sont ici : </w:t>
       </w:r>
-      <w:hyperlink r:id="rId14" w:anchor="questions">
+      <w:hyperlink r:id="rId17" w:anchor="questions">
         <w:r>
           <w:rPr>
             <w:b/>
             <w:color w:val="2D5586"/>
-            <w:sz w:val="22"/>
+            <w:sz w:val="23"/>
             <w:u w:val="single"/>
           </w:rPr>
           <w:t>ouvrir la liste des questions</w:t>
@@ -5779,6 +6971,9 @@
       </w:hyperlink>
     </w:p>
     <w:p>
+      <w:pPr>
+        <w:spacing w:after="120"/>
+      </w:pPr>
       <w:r>
         <w:t>Si vous préférez le papier, l'essentiel tient en quatre points :</w:t>
       </w:r>
@@ -5815,7 +7010,7 @@
               <w:rPr>
                 <w:b/>
                 <w:color w:val="666B76"/>
-                <w:sz w:val="17"/>
+                <w:sz w:val="18"/>
               </w:rPr>
               <w:t>L'essentiel de ce que j'attends de vous</w:t>
             </w:r>
@@ -5833,13 +7028,13 @@
           </w:tcPr>
           <w:p>
             <w:pPr>
-              <w:spacing w:after="60"/>
+              <w:spacing w:before="40" w:after="40"/>
             </w:pPr>
             <w:r>
               <w:rPr>
                 <w:b/>
                 <w:color w:val="8A2B2B"/>
-                <w:sz w:val="20"/>
+                <w:sz w:val="21"/>
               </w:rPr>
               <w:t>1</w:t>
             </w:r>
@@ -5852,12 +7047,12 @@
           </w:tcPr>
           <w:p>
             <w:pPr>
-              <w:spacing w:after="60"/>
+              <w:spacing w:before="40" w:after="40"/>
             </w:pPr>
             <w:r>
               <w:rPr>
                 <w:b/>
-                <w:sz w:val="20"/>
+                <w:sz w:val="21"/>
               </w:rPr>
               <w:t>Le plateau est-il bien dégagé pendant la première partie, l'installation du groupe se faisant à l'entracte ? C'est le point dont tout le reste dépend.</w:t>
             </w:r>
@@ -5875,13 +7070,13 @@
           </w:tcPr>
           <w:p>
             <w:pPr>
-              <w:spacing w:after="60"/>
+              <w:spacing w:before="40" w:after="40"/>
             </w:pPr>
             <w:r>
               <w:rPr>
                 <w:b/>
                 <w:color w:val="8A2B2B"/>
-                <w:sz w:val="20"/>
+                <w:sz w:val="21"/>
               </w:rPr>
               <w:t>2</w:t>
             </w:r>
@@ -5894,12 +7089,12 @@
           </w:tcPr>
           <w:p>
             <w:pPr>
-              <w:spacing w:after="60"/>
+              <w:spacing w:before="40" w:after="40"/>
             </w:pPr>
             <w:r>
               <w:rPr>
                 <w:b/>
-                <w:sz w:val="20"/>
+                <w:sz w:val="21"/>
               </w:rPr>
               <w:t>Que pouvez-vous nous accorder côté lumière : des douches sur des positions que nous définirions ensemble, une poursuite, de la couleur sur le cyclorama, un écran ?</w:t>
             </w:r>
@@ -5917,13 +7112,13 @@
           </w:tcPr>
           <w:p>
             <w:pPr>
-              <w:spacing w:after="60"/>
+              <w:spacing w:before="40" w:after="40"/>
             </w:pPr>
             <w:r>
               <w:rPr>
                 <w:b/>
                 <w:color w:val="8A6312"/>
-                <w:sz w:val="20"/>
+                <w:sz w:val="21"/>
               </w:rPr>
               <w:t>3</w:t>
             </w:r>
@@ -5936,12 +7131,12 @@
           </w:tcPr>
           <w:p>
             <w:pPr>
-              <w:spacing w:after="60"/>
+              <w:spacing w:before="40" w:after="40"/>
             </w:pPr>
             <w:r>
               <w:rPr>
                 <w:b/>
-                <w:sz w:val="20"/>
+                <w:sz w:val="21"/>
               </w:rPr>
               <w:t>Fumée lourde : quelle machine, et quelle procédure auprès du chargé de sécurité ?</w:t>
             </w:r>
@@ -5959,13 +7154,13 @@
           </w:tcPr>
           <w:p>
             <w:pPr>
-              <w:spacing w:after="60"/>
+              <w:spacing w:before="40" w:after="40"/>
             </w:pPr>
             <w:r>
               <w:rPr>
                 <w:b/>
                 <w:color w:val="3B6B50"/>
-                <w:sz w:val="20"/>
+                <w:sz w:val="21"/>
               </w:rPr>
               <w:t>4</w:t>
             </w:r>
@@ -5978,12 +7173,12 @@
           </w:tcPr>
           <w:p>
             <w:pPr>
-              <w:spacing w:after="60"/>
+              <w:spacing w:before="40" w:after="40"/>
             </w:pPr>
             <w:r>
               <w:rPr>
                 <w:b/>
-                <w:sz w:val="20"/>
+                <w:sz w:val="21"/>
               </w:rPr>
               <w:t>Quel temps de plateau nous est réservé le jour J, et à quelle heure ?</w:t>
             </w:r>
@@ -5993,7 +7188,7 @@
     </w:tbl>
     <w:p>
       <w:pPr>
-        <w:spacing w:after="100"/>
+        <w:spacing w:after="60"/>
       </w:pPr>
     </w:p>
     <w:tbl>
@@ -6028,10 +7223,14 @@
               <w:rPr>
                 <w:b/>
                 <w:color w:val="5B3E7E"/>
+                <w:sz w:val="20"/>
               </w:rPr>
               <w:t xml:space="preserve">Et surtout : que me proposeriez-vous, vous ? </w:t>
             </w:r>
             <w:r>
+              <w:rPr>
+                <w:sz w:val="20"/>
+              </w:rPr>
               <w:t>Ce document dit mes idées, mais c'est vous les professionnels de la lumière et du son. Si vous voyez des choses qui serviraient mieux ce spectacle, je suis tout ouïe.</w:t>
             </w:r>
           </w:p>
@@ -6040,20 +7239,22 @@
     </w:tbl>
     <w:p>
       <w:pPr>
-        <w:spacing w:after="80"/>
+        <w:spacing w:after="40"/>
       </w:pPr>
     </w:p>
     <w:p>
       <w:pPr>
-        <w:spacing w:before="240" w:after="100"/>
+        <w:pageBreakBefore/>
+        <w:spacing w:after="160"/>
       </w:pPr>
       <w:r>
         <w:rPr>
           <w:b/>
           <w:color w:val="666B76"/>
-          <w:spacing w:val="60"/>
-          <w:sz w:val="18"/>
+          <w:spacing w:val="70"/>
+          <w:sz w:val="19"/>
         </w:rPr>
+        <w:lastRenderedPageBreak/>
         <w:t>VOS NOTES</w:t>
       </w:r>
     </w:p>
@@ -6062,11 +7263,11 @@
         <w:tblW w:w="0" w:type="auto"/>
         <w:jc w:val="center"/>
         <w:tblBorders>
-          <w:top w:val="single" w:sz="8" w:space="0" w:color="8A9099"/>
-          <w:left w:val="single" w:sz="8" w:space="0" w:color="8A9099"/>
-          <w:bottom w:val="single" w:sz="8" w:space="0" w:color="8A9099"/>
-          <w:right w:val="single" w:sz="8" w:space="0" w:color="8A9099"/>
-          <w:insideH w:val="dotted" w:sz="6" w:space="0" w:color="AEB4BE"/>
+          <w:top w:val="nil"/>
+          <w:left w:val="nil"/>
+          <w:bottom w:val="nil"/>
+          <w:right w:val="nil"/>
+          <w:insideH w:val="dotted" w:sz="8" w:space="0" w:color="A9B0BA"/>
           <w:insideV w:val="nil"/>
         </w:tblBorders>
         <w:tblLook w:val="04A0" w:firstRow="1" w:lastRow="0" w:firstColumn="1" w:lastColumn="0" w:noHBand="0" w:noVBand="1"/>
@@ -6076,135 +7277,293 @@
       </w:tblGrid>
       <w:tr>
         <w:trPr>
-          <w:trHeight w:hRule="exact" w:val="520"/>
-          <w:jc w:val="center"/>
-        </w:trPr>
-        <w:tc>
-          <w:tcPr>
-            <w:tcW w:w="9638" w:type="dxa"/>
-          </w:tcPr>
-          <w:p>
-            <w:pPr>
-              <w:spacing w:before="80" w:after="80"/>
-            </w:pPr>
-          </w:p>
-        </w:tc>
-      </w:tr>
-      <w:tr>
-        <w:trPr>
-          <w:trHeight w:hRule="exact" w:val="520"/>
-          <w:jc w:val="center"/>
-        </w:trPr>
-        <w:tc>
-          <w:tcPr>
-            <w:tcW w:w="9638" w:type="dxa"/>
-          </w:tcPr>
-          <w:p>
-            <w:pPr>
-              <w:spacing w:before="80" w:after="80"/>
-            </w:pPr>
-          </w:p>
-        </w:tc>
-      </w:tr>
-      <w:tr>
-        <w:trPr>
-          <w:trHeight w:hRule="exact" w:val="520"/>
-          <w:jc w:val="center"/>
-        </w:trPr>
-        <w:tc>
-          <w:tcPr>
-            <w:tcW w:w="9638" w:type="dxa"/>
-          </w:tcPr>
-          <w:p>
-            <w:pPr>
-              <w:spacing w:before="80" w:after="80"/>
-            </w:pPr>
-          </w:p>
-        </w:tc>
-      </w:tr>
-      <w:tr>
-        <w:trPr>
-          <w:trHeight w:hRule="exact" w:val="520"/>
-          <w:jc w:val="center"/>
-        </w:trPr>
-        <w:tc>
-          <w:tcPr>
-            <w:tcW w:w="9638" w:type="dxa"/>
-          </w:tcPr>
-          <w:p>
-            <w:pPr>
-              <w:spacing w:before="80" w:after="80"/>
-            </w:pPr>
-          </w:p>
-        </w:tc>
-      </w:tr>
-      <w:tr>
-        <w:trPr>
-          <w:trHeight w:hRule="exact" w:val="520"/>
-          <w:jc w:val="center"/>
-        </w:trPr>
-        <w:tc>
-          <w:tcPr>
-            <w:tcW w:w="9638" w:type="dxa"/>
-          </w:tcPr>
-          <w:p>
-            <w:pPr>
-              <w:spacing w:before="80" w:after="80"/>
-            </w:pPr>
-          </w:p>
-        </w:tc>
-      </w:tr>
-      <w:tr>
-        <w:trPr>
-          <w:trHeight w:hRule="exact" w:val="520"/>
-          <w:jc w:val="center"/>
-        </w:trPr>
-        <w:tc>
-          <w:tcPr>
-            <w:tcW w:w="9638" w:type="dxa"/>
-          </w:tcPr>
-          <w:p>
-            <w:pPr>
-              <w:spacing w:before="80" w:after="80"/>
-            </w:pPr>
-          </w:p>
-        </w:tc>
-      </w:tr>
-      <w:tr>
-        <w:trPr>
-          <w:trHeight w:hRule="exact" w:val="520"/>
-          <w:jc w:val="center"/>
-        </w:trPr>
-        <w:tc>
-          <w:tcPr>
-            <w:tcW w:w="9638" w:type="dxa"/>
-          </w:tcPr>
-          <w:p>
-            <w:pPr>
-              <w:spacing w:before="80" w:after="80"/>
-            </w:pPr>
-          </w:p>
+          <w:trHeight w:val="595"/>
+          <w:jc w:val="center"/>
+        </w:trPr>
+        <w:tc>
+          <w:tcPr>
+            <w:tcW w:w="9638" w:type="dxa"/>
+          </w:tcPr>
+          <w:p/>
+        </w:tc>
+      </w:tr>
+      <w:tr>
+        <w:trPr>
+          <w:trHeight w:val="595"/>
+          <w:jc w:val="center"/>
+        </w:trPr>
+        <w:tc>
+          <w:tcPr>
+            <w:tcW w:w="9638" w:type="dxa"/>
+          </w:tcPr>
+          <w:p/>
+        </w:tc>
+      </w:tr>
+      <w:tr>
+        <w:trPr>
+          <w:trHeight w:val="595"/>
+          <w:jc w:val="center"/>
+        </w:trPr>
+        <w:tc>
+          <w:tcPr>
+            <w:tcW w:w="9638" w:type="dxa"/>
+          </w:tcPr>
+          <w:p/>
+        </w:tc>
+      </w:tr>
+      <w:tr>
+        <w:trPr>
+          <w:trHeight w:val="595"/>
+          <w:jc w:val="center"/>
+        </w:trPr>
+        <w:tc>
+          <w:tcPr>
+            <w:tcW w:w="9638" w:type="dxa"/>
+          </w:tcPr>
+          <w:p/>
+        </w:tc>
+      </w:tr>
+      <w:tr>
+        <w:trPr>
+          <w:trHeight w:val="595"/>
+          <w:jc w:val="center"/>
+        </w:trPr>
+        <w:tc>
+          <w:tcPr>
+            <w:tcW w:w="9638" w:type="dxa"/>
+          </w:tcPr>
+          <w:p/>
+        </w:tc>
+      </w:tr>
+      <w:tr>
+        <w:trPr>
+          <w:trHeight w:val="595"/>
+          <w:jc w:val="center"/>
+        </w:trPr>
+        <w:tc>
+          <w:tcPr>
+            <w:tcW w:w="9638" w:type="dxa"/>
+          </w:tcPr>
+          <w:p/>
+        </w:tc>
+      </w:tr>
+      <w:tr>
+        <w:trPr>
+          <w:trHeight w:val="595"/>
+          <w:jc w:val="center"/>
+        </w:trPr>
+        <w:tc>
+          <w:tcPr>
+            <w:tcW w:w="9638" w:type="dxa"/>
+          </w:tcPr>
+          <w:p/>
+        </w:tc>
+      </w:tr>
+      <w:tr>
+        <w:trPr>
+          <w:trHeight w:val="595"/>
+          <w:jc w:val="center"/>
+        </w:trPr>
+        <w:tc>
+          <w:tcPr>
+            <w:tcW w:w="9638" w:type="dxa"/>
+          </w:tcPr>
+          <w:p/>
+        </w:tc>
+      </w:tr>
+      <w:tr>
+        <w:trPr>
+          <w:trHeight w:val="595"/>
+          <w:jc w:val="center"/>
+        </w:trPr>
+        <w:tc>
+          <w:tcPr>
+            <w:tcW w:w="9638" w:type="dxa"/>
+          </w:tcPr>
+          <w:p/>
+        </w:tc>
+      </w:tr>
+      <w:tr>
+        <w:trPr>
+          <w:trHeight w:val="595"/>
+          <w:jc w:val="center"/>
+        </w:trPr>
+        <w:tc>
+          <w:tcPr>
+            <w:tcW w:w="9638" w:type="dxa"/>
+          </w:tcPr>
+          <w:p/>
+        </w:tc>
+      </w:tr>
+      <w:tr>
+        <w:trPr>
+          <w:trHeight w:val="595"/>
+          <w:jc w:val="center"/>
+        </w:trPr>
+        <w:tc>
+          <w:tcPr>
+            <w:tcW w:w="9638" w:type="dxa"/>
+          </w:tcPr>
+          <w:p/>
+        </w:tc>
+      </w:tr>
+      <w:tr>
+        <w:trPr>
+          <w:trHeight w:val="595"/>
+          <w:jc w:val="center"/>
+        </w:trPr>
+        <w:tc>
+          <w:tcPr>
+            <w:tcW w:w="9638" w:type="dxa"/>
+          </w:tcPr>
+          <w:p/>
+        </w:tc>
+      </w:tr>
+      <w:tr>
+        <w:trPr>
+          <w:trHeight w:val="595"/>
+          <w:jc w:val="center"/>
+        </w:trPr>
+        <w:tc>
+          <w:tcPr>
+            <w:tcW w:w="9638" w:type="dxa"/>
+          </w:tcPr>
+          <w:p/>
+        </w:tc>
+      </w:tr>
+      <w:tr>
+        <w:trPr>
+          <w:trHeight w:val="595"/>
+          <w:jc w:val="center"/>
+        </w:trPr>
+        <w:tc>
+          <w:tcPr>
+            <w:tcW w:w="9638" w:type="dxa"/>
+          </w:tcPr>
+          <w:p/>
+        </w:tc>
+      </w:tr>
+      <w:tr>
+        <w:trPr>
+          <w:trHeight w:val="595"/>
+          <w:jc w:val="center"/>
+        </w:trPr>
+        <w:tc>
+          <w:tcPr>
+            <w:tcW w:w="9638" w:type="dxa"/>
+          </w:tcPr>
+          <w:p/>
+        </w:tc>
+      </w:tr>
+      <w:tr>
+        <w:trPr>
+          <w:trHeight w:val="595"/>
+          <w:jc w:val="center"/>
+        </w:trPr>
+        <w:tc>
+          <w:tcPr>
+            <w:tcW w:w="9638" w:type="dxa"/>
+          </w:tcPr>
+          <w:p/>
+        </w:tc>
+      </w:tr>
+      <w:tr>
+        <w:trPr>
+          <w:trHeight w:val="595"/>
+          <w:jc w:val="center"/>
+        </w:trPr>
+        <w:tc>
+          <w:tcPr>
+            <w:tcW w:w="9638" w:type="dxa"/>
+          </w:tcPr>
+          <w:p/>
+        </w:tc>
+      </w:tr>
+      <w:tr>
+        <w:trPr>
+          <w:trHeight w:val="595"/>
+          <w:jc w:val="center"/>
+        </w:trPr>
+        <w:tc>
+          <w:tcPr>
+            <w:tcW w:w="9638" w:type="dxa"/>
+          </w:tcPr>
+          <w:p/>
+        </w:tc>
+      </w:tr>
+      <w:tr>
+        <w:trPr>
+          <w:trHeight w:val="595"/>
+          <w:jc w:val="center"/>
+        </w:trPr>
+        <w:tc>
+          <w:tcPr>
+            <w:tcW w:w="9638" w:type="dxa"/>
+          </w:tcPr>
+          <w:p/>
+        </w:tc>
+      </w:tr>
+      <w:tr>
+        <w:trPr>
+          <w:trHeight w:val="595"/>
+          <w:jc w:val="center"/>
+        </w:trPr>
+        <w:tc>
+          <w:tcPr>
+            <w:tcW w:w="9638" w:type="dxa"/>
+          </w:tcPr>
+          <w:p/>
+        </w:tc>
+      </w:tr>
+      <w:tr>
+        <w:trPr>
+          <w:trHeight w:val="595"/>
+          <w:jc w:val="center"/>
+        </w:trPr>
+        <w:tc>
+          <w:tcPr>
+            <w:tcW w:w="9638" w:type="dxa"/>
+          </w:tcPr>
+          <w:p/>
+        </w:tc>
+      </w:tr>
+      <w:tr>
+        <w:trPr>
+          <w:trHeight w:val="595"/>
+          <w:jc w:val="center"/>
+        </w:trPr>
+        <w:tc>
+          <w:tcPr>
+            <w:tcW w:w="9638" w:type="dxa"/>
+          </w:tcPr>
+          <w:p/>
+        </w:tc>
+      </w:tr>
+      <w:tr>
+        <w:trPr>
+          <w:trHeight w:val="595"/>
+          <w:jc w:val="center"/>
+        </w:trPr>
+        <w:tc>
+          <w:tcPr>
+            <w:tcW w:w="9638" w:type="dxa"/>
+          </w:tcPr>
+          <w:p/>
         </w:tc>
       </w:tr>
     </w:tbl>
     <w:p>
       <w:pPr>
-        <w:spacing w:after="80"/>
-      </w:pPr>
-    </w:p>
-    <w:p>
-      <w:r>
-        <w:br w:type="page"/>
-      </w:r>
-    </w:p>
-    <w:p>
-      <w:pPr>
         <w:pStyle w:val="Titre1"/>
+        <w:pageBreakBefore/>
       </w:pPr>
       <w:bookmarkStart w:id="18" w:name="contacts"/>
-      <w:bookmarkStart w:id="19" w:name="_Toc238716203"/>
+      <w:bookmarkStart w:id="19" w:name="_Toc238725079"/>
       <w:r>
         <w:lastRenderedPageBreak/>
+        <w:t xml:space="preserve">9.  </w:t>
+      </w:r>
+      <w:r>
         <w:t>Contacts</w:t>
       </w:r>
       <w:bookmarkEnd w:id="18"/>
@@ -6212,7 +7571,7 @@
     </w:p>
     <w:p>
       <w:pPr>
-        <w:spacing w:after="180"/>
+        <w:spacing w:after="160"/>
       </w:pPr>
       <w:hyperlink w:anchor="sommaire">
         <w:r>
@@ -6234,9 +7593,9 @@
         <w:tblLook w:val="04A0" w:firstRow="1" w:lastRow="0" w:firstColumn="1" w:lastColumn="0" w:noHBand="0" w:noVBand="1"/>
       </w:tblPr>
       <w:tblGrid>
-        <w:gridCol w:w="3855"/>
-        <w:gridCol w:w="2494"/>
-        <w:gridCol w:w="3636"/>
+        <w:gridCol w:w="3659"/>
+        <w:gridCol w:w="2389"/>
+        <w:gridCol w:w="3806"/>
       </w:tblGrid>
       <w:tr>
         <w:trPr>
@@ -6252,7 +7611,7 @@
               <w:rPr>
                 <w:b/>
                 <w:color w:val="666B76"/>
-                <w:sz w:val="17"/>
+                <w:sz w:val="18"/>
               </w:rPr>
               <w:t>Rôle</w:t>
             </w:r>
@@ -6268,7 +7627,7 @@
               <w:rPr>
                 <w:b/>
                 <w:color w:val="666B76"/>
-                <w:sz w:val="17"/>
+                <w:sz w:val="18"/>
               </w:rPr>
               <w:t>Nom</w:t>
             </w:r>
@@ -6284,7 +7643,7 @@
               <w:rPr>
                 <w:b/>
                 <w:color w:val="666B76"/>
-                <w:sz w:val="17"/>
+                <w:sz w:val="18"/>
               </w:rPr>
               <w:t>Coordonnées</w:t>
             </w:r>
@@ -6301,19 +7660,19 @@
           </w:tcPr>
           <w:p>
             <w:pPr>
-              <w:spacing w:after="60"/>
+              <w:spacing w:before="40" w:after="40"/>
             </w:pPr>
             <w:r>
               <w:rPr>
                 <w:b/>
-                <w:sz w:val="20"/>
+                <w:sz w:val="21"/>
               </w:rPr>
               <w:t>Chanteur et direction artistique</w:t>
             </w:r>
             <w:r>
               <w:rPr>
                 <w:b/>
-                <w:sz w:val="20"/>
+                <w:sz w:val="21"/>
               </w:rPr>
               <w:br/>
               <w:t>Votre interlocuteur pour tout ce document.</w:t>
@@ -6326,12 +7685,12 @@
           </w:tcPr>
           <w:p>
             <w:pPr>
-              <w:spacing w:after="60"/>
+              <w:spacing w:before="40" w:after="40"/>
             </w:pPr>
             <w:r>
               <w:rPr>
                 <w:b/>
-                <w:sz w:val="20"/>
+                <w:sz w:val="21"/>
               </w:rPr>
               <w:t>Mickaël Guedj</w:t>
             </w:r>
@@ -6343,17 +7702,17 @@
           </w:tcPr>
           <w:p>
             <w:pPr>
-              <w:spacing w:after="60"/>
+              <w:spacing w:before="40" w:after="40"/>
             </w:pPr>
             <w:r>
               <w:rPr>
-                <w:sz w:val="20"/>
+                <w:sz w:val="21"/>
               </w:rPr>
               <w:t>06 63 42 13 26</w:t>
             </w:r>
             <w:r>
               <w:rPr>
-                <w:sz w:val="20"/>
+                <w:sz w:val="21"/>
               </w:rPr>
               <w:br/>
               <w:t>caidj90@hotmail.com</w:t>
@@ -6371,17 +7730,17 @@
           </w:tcPr>
           <w:p>
             <w:pPr>
-              <w:spacing w:after="60"/>
+              <w:spacing w:before="40" w:after="40"/>
             </w:pPr>
             <w:r>
               <w:rPr>
-                <w:sz w:val="20"/>
+                <w:sz w:val="21"/>
               </w:rPr>
               <w:t>Production</w:t>
             </w:r>
             <w:r>
               <w:rPr>
-                <w:sz w:val="20"/>
+                <w:sz w:val="21"/>
               </w:rPr>
               <w:br/>
               <w:t>Également chanteur de la première partie.</w:t>
@@ -6394,17 +7753,17 @@
           </w:tcPr>
           <w:p>
             <w:pPr>
-              <w:spacing w:after="60"/>
+              <w:spacing w:before="40" w:after="40"/>
             </w:pPr>
             <w:r>
               <w:rPr>
-                <w:sz w:val="20"/>
+                <w:sz w:val="21"/>
               </w:rPr>
               <w:t>Patrick Élie Féré</w:t>
             </w:r>
             <w:r>
               <w:rPr>
-                <w:sz w:val="20"/>
+                <w:sz w:val="21"/>
               </w:rPr>
               <w:br/>
               <w:t>Bohème Production</w:t>
@@ -6417,17 +7776,17 @@
           </w:tcPr>
           <w:p>
             <w:pPr>
-              <w:spacing w:after="60"/>
+              <w:spacing w:before="40" w:after="40"/>
             </w:pPr>
             <w:r>
               <w:rPr>
-                <w:sz w:val="20"/>
+                <w:sz w:val="21"/>
               </w:rPr>
               <w:t>06 08 72 71 26</w:t>
             </w:r>
             <w:r>
               <w:rPr>
-                <w:sz w:val="20"/>
+                <w:sz w:val="21"/>
               </w:rPr>
               <w:br/>
               <w:t>bohemeproduction.president@gmail.com</w:t>
@@ -6438,7 +7797,7 @@
     </w:tbl>
     <w:p>
       <w:pPr>
-        <w:spacing w:after="100"/>
+        <w:spacing w:after="60"/>
       </w:pPr>
     </w:p>
     <w:p>
@@ -6448,7 +7807,7 @@
       <w:r>
         <w:t xml:space="preserve">La version consultable, avec la bande écoutable et la vidéo de la conduite : </w:t>
       </w:r>
-      <w:hyperlink r:id="rId15">
+      <w:hyperlink r:id="rId18">
         <w:r>
           <w:rPr>
             <w:b/>
@@ -6461,15 +7820,17 @@
     </w:p>
     <w:p>
       <w:pPr>
-        <w:spacing w:before="240" w:after="100"/>
+        <w:pageBreakBefore/>
+        <w:spacing w:after="160"/>
       </w:pPr>
       <w:r>
         <w:rPr>
           <w:b/>
           <w:color w:val="666B76"/>
-          <w:spacing w:val="60"/>
-          <w:sz w:val="18"/>
+          <w:spacing w:val="70"/>
+          <w:sz w:val="19"/>
         </w:rPr>
+        <w:lastRenderedPageBreak/>
         <w:t>VOS NOTES</w:t>
       </w:r>
     </w:p>
@@ -6478,11 +7839,11 @@
         <w:tblW w:w="0" w:type="auto"/>
         <w:jc w:val="center"/>
         <w:tblBorders>
-          <w:top w:val="single" w:sz="8" w:space="0" w:color="8A9099"/>
-          <w:left w:val="single" w:sz="8" w:space="0" w:color="8A9099"/>
-          <w:bottom w:val="single" w:sz="8" w:space="0" w:color="8A9099"/>
-          <w:right w:val="single" w:sz="8" w:space="0" w:color="8A9099"/>
-          <w:insideH w:val="dotted" w:sz="6" w:space="0" w:color="AEB4BE"/>
+          <w:top w:val="nil"/>
+          <w:left w:val="nil"/>
+          <w:bottom w:val="nil"/>
+          <w:right w:val="nil"/>
+          <w:insideH w:val="dotted" w:sz="8" w:space="0" w:color="A9B0BA"/>
           <w:insideV w:val="nil"/>
         </w:tblBorders>
         <w:tblLook w:val="04A0" w:firstRow="1" w:lastRow="0" w:firstColumn="1" w:lastColumn="0" w:noHBand="0" w:noVBand="1"/>
@@ -6492,160 +7853,359 @@
       </w:tblGrid>
       <w:tr>
         <w:trPr>
-          <w:trHeight w:hRule="exact" w:val="520"/>
-          <w:jc w:val="center"/>
-        </w:trPr>
-        <w:tc>
-          <w:tcPr>
-            <w:tcW w:w="9638" w:type="dxa"/>
-          </w:tcPr>
-          <w:p>
-            <w:pPr>
-              <w:spacing w:before="80" w:after="80"/>
-            </w:pPr>
-          </w:p>
-        </w:tc>
-      </w:tr>
-      <w:tr>
-        <w:trPr>
-          <w:trHeight w:hRule="exact" w:val="520"/>
-          <w:jc w:val="center"/>
-        </w:trPr>
-        <w:tc>
-          <w:tcPr>
-            <w:tcW w:w="9638" w:type="dxa"/>
-          </w:tcPr>
-          <w:p>
-            <w:pPr>
-              <w:spacing w:before="80" w:after="80"/>
-            </w:pPr>
-          </w:p>
-        </w:tc>
-      </w:tr>
-      <w:tr>
-        <w:trPr>
-          <w:trHeight w:hRule="exact" w:val="520"/>
-          <w:jc w:val="center"/>
-        </w:trPr>
-        <w:tc>
-          <w:tcPr>
-            <w:tcW w:w="9638" w:type="dxa"/>
-          </w:tcPr>
-          <w:p>
-            <w:pPr>
-              <w:spacing w:before="80" w:after="80"/>
-            </w:pPr>
-          </w:p>
-        </w:tc>
-      </w:tr>
-      <w:tr>
-        <w:trPr>
-          <w:trHeight w:hRule="exact" w:val="520"/>
-          <w:jc w:val="center"/>
-        </w:trPr>
-        <w:tc>
-          <w:tcPr>
-            <w:tcW w:w="9638" w:type="dxa"/>
-          </w:tcPr>
-          <w:p>
-            <w:pPr>
-              <w:spacing w:before="80" w:after="80"/>
-            </w:pPr>
-          </w:p>
-        </w:tc>
-      </w:tr>
-      <w:tr>
-        <w:trPr>
-          <w:trHeight w:hRule="exact" w:val="520"/>
-          <w:jc w:val="center"/>
-        </w:trPr>
-        <w:tc>
-          <w:tcPr>
-            <w:tcW w:w="9638" w:type="dxa"/>
-          </w:tcPr>
-          <w:p>
-            <w:pPr>
-              <w:spacing w:before="80" w:after="80"/>
-            </w:pPr>
-          </w:p>
-        </w:tc>
-      </w:tr>
-      <w:tr>
-        <w:trPr>
-          <w:trHeight w:hRule="exact" w:val="520"/>
-          <w:jc w:val="center"/>
-        </w:trPr>
-        <w:tc>
-          <w:tcPr>
-            <w:tcW w:w="9638" w:type="dxa"/>
-          </w:tcPr>
-          <w:p>
-            <w:pPr>
-              <w:spacing w:before="80" w:after="80"/>
-            </w:pPr>
-          </w:p>
-        </w:tc>
-      </w:tr>
-      <w:tr>
-        <w:trPr>
-          <w:trHeight w:hRule="exact" w:val="520"/>
-          <w:jc w:val="center"/>
-        </w:trPr>
-        <w:tc>
-          <w:tcPr>
-            <w:tcW w:w="9638" w:type="dxa"/>
-          </w:tcPr>
-          <w:p>
-            <w:pPr>
-              <w:spacing w:before="80" w:after="80"/>
-            </w:pPr>
-          </w:p>
-        </w:tc>
-      </w:tr>
-      <w:tr>
-        <w:trPr>
-          <w:trHeight w:hRule="exact" w:val="520"/>
-          <w:jc w:val="center"/>
-        </w:trPr>
-        <w:tc>
-          <w:tcPr>
-            <w:tcW w:w="9638" w:type="dxa"/>
-          </w:tcPr>
-          <w:p>
-            <w:pPr>
-              <w:spacing w:before="80" w:after="80"/>
-            </w:pPr>
-          </w:p>
+          <w:trHeight w:val="595"/>
+          <w:jc w:val="center"/>
+        </w:trPr>
+        <w:tc>
+          <w:tcPr>
+            <w:tcW w:w="9638" w:type="dxa"/>
+          </w:tcPr>
+          <w:p/>
+        </w:tc>
+      </w:tr>
+      <w:tr>
+        <w:trPr>
+          <w:trHeight w:val="595"/>
+          <w:jc w:val="center"/>
+        </w:trPr>
+        <w:tc>
+          <w:tcPr>
+            <w:tcW w:w="9638" w:type="dxa"/>
+          </w:tcPr>
+          <w:p/>
+        </w:tc>
+      </w:tr>
+      <w:tr>
+        <w:trPr>
+          <w:trHeight w:val="595"/>
+          <w:jc w:val="center"/>
+        </w:trPr>
+        <w:tc>
+          <w:tcPr>
+            <w:tcW w:w="9638" w:type="dxa"/>
+          </w:tcPr>
+          <w:p/>
+        </w:tc>
+      </w:tr>
+      <w:tr>
+        <w:trPr>
+          <w:trHeight w:val="595"/>
+          <w:jc w:val="center"/>
+        </w:trPr>
+        <w:tc>
+          <w:tcPr>
+            <w:tcW w:w="9638" w:type="dxa"/>
+          </w:tcPr>
+          <w:p/>
+        </w:tc>
+      </w:tr>
+      <w:tr>
+        <w:trPr>
+          <w:trHeight w:val="595"/>
+          <w:jc w:val="center"/>
+        </w:trPr>
+        <w:tc>
+          <w:tcPr>
+            <w:tcW w:w="9638" w:type="dxa"/>
+          </w:tcPr>
+          <w:p/>
+        </w:tc>
+      </w:tr>
+      <w:tr>
+        <w:trPr>
+          <w:trHeight w:val="595"/>
+          <w:jc w:val="center"/>
+        </w:trPr>
+        <w:tc>
+          <w:tcPr>
+            <w:tcW w:w="9638" w:type="dxa"/>
+          </w:tcPr>
+          <w:p/>
+        </w:tc>
+      </w:tr>
+      <w:tr>
+        <w:trPr>
+          <w:trHeight w:val="595"/>
+          <w:jc w:val="center"/>
+        </w:trPr>
+        <w:tc>
+          <w:tcPr>
+            <w:tcW w:w="9638" w:type="dxa"/>
+          </w:tcPr>
+          <w:p/>
+        </w:tc>
+      </w:tr>
+      <w:tr>
+        <w:trPr>
+          <w:trHeight w:val="595"/>
+          <w:jc w:val="center"/>
+        </w:trPr>
+        <w:tc>
+          <w:tcPr>
+            <w:tcW w:w="9638" w:type="dxa"/>
+          </w:tcPr>
+          <w:p/>
+        </w:tc>
+      </w:tr>
+      <w:tr>
+        <w:trPr>
+          <w:trHeight w:val="595"/>
+          <w:jc w:val="center"/>
+        </w:trPr>
+        <w:tc>
+          <w:tcPr>
+            <w:tcW w:w="9638" w:type="dxa"/>
+          </w:tcPr>
+          <w:p/>
+        </w:tc>
+      </w:tr>
+      <w:tr>
+        <w:trPr>
+          <w:trHeight w:val="595"/>
+          <w:jc w:val="center"/>
+        </w:trPr>
+        <w:tc>
+          <w:tcPr>
+            <w:tcW w:w="9638" w:type="dxa"/>
+          </w:tcPr>
+          <w:p/>
+        </w:tc>
+      </w:tr>
+      <w:tr>
+        <w:trPr>
+          <w:trHeight w:val="595"/>
+          <w:jc w:val="center"/>
+        </w:trPr>
+        <w:tc>
+          <w:tcPr>
+            <w:tcW w:w="9638" w:type="dxa"/>
+          </w:tcPr>
+          <w:p/>
+        </w:tc>
+      </w:tr>
+      <w:tr>
+        <w:trPr>
+          <w:trHeight w:val="595"/>
+          <w:jc w:val="center"/>
+        </w:trPr>
+        <w:tc>
+          <w:tcPr>
+            <w:tcW w:w="9638" w:type="dxa"/>
+          </w:tcPr>
+          <w:p/>
+        </w:tc>
+      </w:tr>
+      <w:tr>
+        <w:trPr>
+          <w:trHeight w:val="595"/>
+          <w:jc w:val="center"/>
+        </w:trPr>
+        <w:tc>
+          <w:tcPr>
+            <w:tcW w:w="9638" w:type="dxa"/>
+          </w:tcPr>
+          <w:p/>
+        </w:tc>
+      </w:tr>
+      <w:tr>
+        <w:trPr>
+          <w:trHeight w:val="595"/>
+          <w:jc w:val="center"/>
+        </w:trPr>
+        <w:tc>
+          <w:tcPr>
+            <w:tcW w:w="9638" w:type="dxa"/>
+          </w:tcPr>
+          <w:p/>
+        </w:tc>
+      </w:tr>
+      <w:tr>
+        <w:trPr>
+          <w:trHeight w:val="595"/>
+          <w:jc w:val="center"/>
+        </w:trPr>
+        <w:tc>
+          <w:tcPr>
+            <w:tcW w:w="9638" w:type="dxa"/>
+          </w:tcPr>
+          <w:p/>
+        </w:tc>
+      </w:tr>
+      <w:tr>
+        <w:trPr>
+          <w:trHeight w:val="595"/>
+          <w:jc w:val="center"/>
+        </w:trPr>
+        <w:tc>
+          <w:tcPr>
+            <w:tcW w:w="9638" w:type="dxa"/>
+          </w:tcPr>
+          <w:p/>
+        </w:tc>
+      </w:tr>
+      <w:tr>
+        <w:trPr>
+          <w:trHeight w:val="595"/>
+          <w:jc w:val="center"/>
+        </w:trPr>
+        <w:tc>
+          <w:tcPr>
+            <w:tcW w:w="9638" w:type="dxa"/>
+          </w:tcPr>
+          <w:p/>
+        </w:tc>
+      </w:tr>
+      <w:tr>
+        <w:trPr>
+          <w:trHeight w:val="595"/>
+          <w:jc w:val="center"/>
+        </w:trPr>
+        <w:tc>
+          <w:tcPr>
+            <w:tcW w:w="9638" w:type="dxa"/>
+          </w:tcPr>
+          <w:p/>
+        </w:tc>
+      </w:tr>
+      <w:tr>
+        <w:trPr>
+          <w:trHeight w:val="595"/>
+          <w:jc w:val="center"/>
+        </w:trPr>
+        <w:tc>
+          <w:tcPr>
+            <w:tcW w:w="9638" w:type="dxa"/>
+          </w:tcPr>
+          <w:p/>
+        </w:tc>
+      </w:tr>
+      <w:tr>
+        <w:trPr>
+          <w:trHeight w:val="595"/>
+          <w:jc w:val="center"/>
+        </w:trPr>
+        <w:tc>
+          <w:tcPr>
+            <w:tcW w:w="9638" w:type="dxa"/>
+          </w:tcPr>
+          <w:p/>
+        </w:tc>
+      </w:tr>
+      <w:tr>
+        <w:trPr>
+          <w:trHeight w:val="595"/>
+          <w:jc w:val="center"/>
+        </w:trPr>
+        <w:tc>
+          <w:tcPr>
+            <w:tcW w:w="9638" w:type="dxa"/>
+          </w:tcPr>
+          <w:p/>
+        </w:tc>
+      </w:tr>
+      <w:tr>
+        <w:trPr>
+          <w:trHeight w:val="595"/>
+          <w:jc w:val="center"/>
+        </w:trPr>
+        <w:tc>
+          <w:tcPr>
+            <w:tcW w:w="9638" w:type="dxa"/>
+          </w:tcPr>
+          <w:p/>
         </w:tc>
       </w:tr>
     </w:tbl>
     <w:p>
       <w:pPr>
-        <w:spacing w:after="80"/>
+        <w:spacing w:after="0" w:line="240" w:lineRule="auto"/>
       </w:pPr>
     </w:p>
-    <w:p>
-      <w:pPr>
-        <w:spacing w:before="280"/>
-        <w:jc w:val="center"/>
-      </w:pPr>
-      <w:r>
-        <w:rPr>
-          <w:i/>
-          <w:color w:val="666B76"/>
-          <w:sz w:val="17"/>
-        </w:rPr>
-        <w:t>Bohème Production · Première partie du dimanche 4 octobre 2026 · Théâtre Claude Debussy, Palais des Festivals, Cannes</w:t>
-      </w:r>
-    </w:p>
     <w:sectPr>
-      <w:pgSz w:w="12240" w:h="15840"/>
-      <w:pgMar w:top="1134" w:right="1134" w:bottom="964" w:left="1134" w:header="720" w:footer="720" w:gutter="0"/>
+      <w:pgSz w:w="11906" w:h="16838"/>
+      <w:pgMar w:top="1077" w:right="1134" w:bottom="907" w:left="1134" w:header="720" w:footer="720" w:gutter="0"/>
+      <w:pgNumType w:start="1"/>
       <w:cols w:space="720"/>
       <w:docGrid w:linePitch="360"/>
     </w:sectPr>
   </w:body>
 </w:document>
+</file>
+
+<file path=word/endnotes.xml><?xml version="1.0" encoding="utf-8"?>
+<w:endnotes xmlns:wpc="http://schemas.microsoft.com/office/word/2010/wordprocessingCanvas" xmlns:cx="http://schemas.microsoft.com/office/drawing/2014/chartex" xmlns:cx1="http://schemas.microsoft.com/office/drawing/2015/9/8/chartex" xmlns:cx2="http://schemas.microsoft.com/office/drawing/2015/10/21/chartex" xmlns:cx3="http://schemas.microsoft.com/office/drawing/2016/5/9/chartex" xmlns:cx4="http://schemas.microsoft.com/office/drawing/2016/5/10/chartex" xmlns:cx5="http://schemas.microsoft.com/office/drawing/2016/5/11/chartex" xmlns:cx6="http://schemas.microsoft.com/office/drawing/2016/5/12/chartex" xmlns:cx7="http://schemas.microsoft.com/office/drawing/2016/5/13/chartex" xmlns:cx8="http://schemas.microsoft.com/office/drawing/2016/5/14/chartex" xmlns:mc="http://schemas.openxmlformats.org/markup-compatibility/2006" xmlns:aink="http://schemas.microsoft.com/office/drawing/2016/ink" xmlns:am3d="http://schemas.microsoft.com/office/drawing/2017/model3d" xmlns:o="urn:schemas-microsoft-com:office:office" xmlns:oel="http://schemas.microsoft.com/office/2019/extlst" xmlns:r="http://schemas.openxmlformats.org/officeDocument/2006/relationships" xmlns:m="http://schemas.openxmlformats.org/officeDocument/2006/math" xmlns:v="urn:schemas-microsoft-com:vml" xmlns:wp14="http://schemas.microsoft.com/office/word/2010/wordprocessingDrawing" xmlns:wp="http://schemas.openxmlformats.org/drawingml/2006/wordprocessingDrawing" xmlns:w10="urn:schemas-microsoft-com:office:word" xmlns:w="http://schemas.openxmlformats.org/wordprocessingml/2006/main" xmlns:w14="http://schemas.microsoft.com/office/word/2010/wordml" xmlns:w15="http://schemas.microsoft.com/office/word/2012/wordml" xmlns:w16cex="http://schemas.microsoft.com/office/word/2018/wordml/cex" xmlns:w16cid="http://schemas.microsoft.com/office/word/2016/wordml/cid" xmlns:w16="http://schemas.microsoft.com/office/word/2018/wordml" xmlns:w16du="http://schemas.microsoft.com/office/word/2023/wordml/word16du" xmlns:w16sdtdh="http://schemas.microsoft.com/office/word/2020/wordml/sdtdatahash" xmlns:w16sdtfl="http://schemas.microsoft.com/office/word/2024/wordml/sdtformatlock" xmlns:w16se="http://schemas.microsoft.com/office/word/2015/wordml/symex" xmlns:wpg="http://schemas.microsoft.com/office/word/2010/wordprocessingGroup" xmlns:wpi="http://schemas.microsoft.com/office/word/2010/wordprocessingInk" xmlns:wne="http://schemas.microsoft.com/office/word/2006/wordml" xmlns:wps="http://schemas.microsoft.com/office/word/2010/wordprocessingShape" mc:Ignorable="w14 w15 w16se w16cid w16 w16cex w16sdtdh w16sdtfl w16du wp14">
+  <w:endnote w:type="separator" w:id="-1">
+    <w:p>
+      <w:pPr>
+        <w:spacing w:after="0" w:line="240" w:lineRule="auto"/>
+      </w:pPr>
+      <w:r>
+        <w:separator/>
+      </w:r>
+    </w:p>
+  </w:endnote>
+  <w:endnote w:type="continuationSeparator" w:id="0">
+    <w:p>
+      <w:pPr>
+        <w:spacing w:after="0" w:line="240" w:lineRule="auto"/>
+      </w:pPr>
+      <w:r>
+        <w:continuationSeparator/>
+      </w:r>
+    </w:p>
+  </w:endnote>
+</w:endnotes>
+</file>
+
+<file path=word/footer1.xml><?xml version="1.0" encoding="utf-8"?>
+<w:ftr xmlns:wpc="http://schemas.microsoft.com/office/word/2010/wordprocessingCanvas" xmlns:cx="http://schemas.microsoft.com/office/drawing/2014/chartex" xmlns:cx1="http://schemas.microsoft.com/office/drawing/2015/9/8/chartex" xmlns:cx2="http://schemas.microsoft.com/office/drawing/2015/10/21/chartex" xmlns:cx3="http://schemas.microsoft.com/office/drawing/2016/5/9/chartex" xmlns:cx4="http://schemas.microsoft.com/office/drawing/2016/5/10/chartex" xmlns:cx5="http://schemas.microsoft.com/office/drawing/2016/5/11/chartex" xmlns:cx6="http://schemas.microsoft.com/office/drawing/2016/5/12/chartex" xmlns:cx7="http://schemas.microsoft.com/office/drawing/2016/5/13/chartex" xmlns:cx8="http://schemas.microsoft.com/office/drawing/2016/5/14/chartex" xmlns:mc="http://schemas.openxmlformats.org/markup-compatibility/2006" xmlns:aink="http://schemas.microsoft.com/office/drawing/2016/ink" xmlns:am3d="http://schemas.microsoft.com/office/drawing/2017/model3d" xmlns:o="urn:schemas-microsoft-com:office:office" xmlns:oel="http://schemas.microsoft.com/office/2019/extlst" xmlns:r="http://schemas.openxmlformats.org/officeDocument/2006/relationships" xmlns:m="http://schemas.openxmlformats.org/officeDocument/2006/math" xmlns:v="urn:schemas-microsoft-com:vml" xmlns:wp14="http://schemas.microsoft.com/office/word/2010/wordprocessingDrawing" xmlns:wp="http://schemas.openxmlformats.org/drawingml/2006/wordprocessingDrawing" xmlns:w10="urn:schemas-microsoft-com:office:word" xmlns:w="http://schemas.openxmlformats.org/wordprocessingml/2006/main" xmlns:w14="http://schemas.microsoft.com/office/word/2010/wordml" xmlns:w15="http://schemas.microsoft.com/office/word/2012/wordml" xmlns:w16cex="http://schemas.microsoft.com/office/word/2018/wordml/cex" xmlns:w16cid="http://schemas.microsoft.com/office/word/2016/wordml/cid" xmlns:w16="http://schemas.microsoft.com/office/word/2018/wordml" xmlns:w16du="http://schemas.microsoft.com/office/word/2023/wordml/word16du" xmlns:w16sdtdh="http://schemas.microsoft.com/office/word/2020/wordml/sdtdatahash" xmlns:w16sdtfl="http://schemas.microsoft.com/office/word/2024/wordml/sdtformatlock" xmlns:w16se="http://schemas.microsoft.com/office/word/2015/wordml/symex" xmlns:wpg="http://schemas.microsoft.com/office/word/2010/wordprocessingGroup" xmlns:wpi="http://schemas.microsoft.com/office/word/2010/wordprocessingInk" xmlns:wne="http://schemas.microsoft.com/office/word/2006/wordml" xmlns:wps="http://schemas.microsoft.com/office/word/2010/wordprocessingShape" mc:Ignorable="w14 w15 w16se w16cid w16 w16cex w16sdtdh w16sdtfl w16du wp14">
+  <w:p>
+    <w:pPr>
+      <w:pStyle w:val="Pieddepage"/>
+      <w:jc w:val="center"/>
+    </w:pPr>
+    <w:r>
+      <w:fldChar w:fldCharType="begin"/>
+    </w:r>
+    <w:r>
+      <w:instrText>PAGE</w:instrText>
+    </w:r>
+    <w:r>
+      <w:fldChar w:fldCharType="separate"/>
+    </w:r>
+    <w:r>
+      <w:t>1</w:t>
+    </w:r>
+    <w:r>
+      <w:fldChar w:fldCharType="end"/>
+    </w:r>
+  </w:p>
+</w:ftr>
+</file>
+
+<file path=word/footnotes.xml><?xml version="1.0" encoding="utf-8"?>
+<w:footnotes xmlns:wpc="http://schemas.microsoft.com/office/word/2010/wordprocessingCanvas" xmlns:cx="http://schemas.microsoft.com/office/drawing/2014/chartex" xmlns:cx1="http://schemas.microsoft.com/office/drawing/2015/9/8/chartex" xmlns:cx2="http://schemas.microsoft.com/office/drawing/2015/10/21/chartex" xmlns:cx3="http://schemas.microsoft.com/office/drawing/2016/5/9/chartex" xmlns:cx4="http://schemas.microsoft.com/office/drawing/2016/5/10/chartex" xmlns:cx5="http://schemas.microsoft.com/office/drawing/2016/5/11/chartex" xmlns:cx6="http://schemas.microsoft.com/office/drawing/2016/5/12/chartex" xmlns:cx7="http://schemas.microsoft.com/office/drawing/2016/5/13/chartex" xmlns:cx8="http://schemas.microsoft.com/office/drawing/2016/5/14/chartex" xmlns:mc="http://schemas.openxmlformats.org/markup-compatibility/2006" xmlns:aink="http://schemas.microsoft.com/office/drawing/2016/ink" xmlns:am3d="http://schemas.microsoft.com/office/drawing/2017/model3d" xmlns:o="urn:schemas-microsoft-com:office:office" xmlns:oel="http://schemas.microsoft.com/office/2019/extlst" xmlns:r="http://schemas.openxmlformats.org/officeDocument/2006/relationships" xmlns:m="http://schemas.openxmlformats.org/officeDocument/2006/math" xmlns:v="urn:schemas-microsoft-com:vml" xmlns:wp14="http://schemas.microsoft.com/office/word/2010/wordprocessingDrawing" xmlns:wp="http://schemas.openxmlformats.org/drawingml/2006/wordprocessingDrawing" xmlns:w10="urn:schemas-microsoft-com:office:word" xmlns:w="http://schemas.openxmlformats.org/wordprocessingml/2006/main" xmlns:w14="http://schemas.microsoft.com/office/word/2010/wordml" xmlns:w15="http://schemas.microsoft.com/office/word/2012/wordml" xmlns:w16cex="http://schemas.microsoft.com/office/word/2018/wordml/cex" xmlns:w16cid="http://schemas.microsoft.com/office/word/2016/wordml/cid" xmlns:w16="http://schemas.microsoft.com/office/word/2018/wordml" xmlns:w16du="http://schemas.microsoft.com/office/word/2023/wordml/word16du" xmlns:w16sdtdh="http://schemas.microsoft.com/office/word/2020/wordml/sdtdatahash" xmlns:w16sdtfl="http://schemas.microsoft.com/office/word/2024/wordml/sdtformatlock" xmlns:w16se="http://schemas.microsoft.com/office/word/2015/wordml/symex" xmlns:wpg="http://schemas.microsoft.com/office/word/2010/wordprocessingGroup" xmlns:wpi="http://schemas.microsoft.com/office/word/2010/wordprocessingInk" xmlns:wne="http://schemas.microsoft.com/office/word/2006/wordml" xmlns:wps="http://schemas.microsoft.com/office/word/2010/wordprocessingShape" mc:Ignorable="w14 w15 w16se w16cid w16 w16cex w16sdtdh w16sdtfl w16du wp14">
+  <w:footnote w:type="separator" w:id="-1">
+    <w:p>
+      <w:pPr>
+        <w:spacing w:after="0" w:line="240" w:lineRule="auto"/>
+      </w:pPr>
+      <w:r>
+        <w:separator/>
+      </w:r>
+    </w:p>
+  </w:footnote>
+  <w:footnote w:type="continuationSeparator" w:id="0">
+    <w:p>
+      <w:pPr>
+        <w:spacing w:after="0" w:line="240" w:lineRule="auto"/>
+      </w:pPr>
+      <w:r>
+        <w:continuationSeparator/>
+      </w:r>
+    </w:p>
+  </w:footnote>
+</w:footnotes>
 </file>
 
 <file path=word/numbering.xml><?xml version="1.0" encoding="utf-8"?>
@@ -6821,31 +8381,31 @@
       </w:rPr>
     </w:lvl>
   </w:abstractNum>
-  <w:num w:numId="1" w16cid:durableId="109395048">
+  <w:num w:numId="1" w16cid:durableId="54857950">
     <w:abstractNumId w:val="8"/>
   </w:num>
-  <w:num w:numId="2" w16cid:durableId="1408384354">
+  <w:num w:numId="2" w16cid:durableId="1561211357">
     <w:abstractNumId w:val="6"/>
   </w:num>
-  <w:num w:numId="3" w16cid:durableId="187986381">
+  <w:num w:numId="3" w16cid:durableId="1311977241">
     <w:abstractNumId w:val="5"/>
   </w:num>
-  <w:num w:numId="4" w16cid:durableId="1979604286">
+  <w:num w:numId="4" w16cid:durableId="383482196">
     <w:abstractNumId w:val="4"/>
   </w:num>
-  <w:num w:numId="5" w16cid:durableId="741954661">
+  <w:num w:numId="5" w16cid:durableId="1467965469">
     <w:abstractNumId w:val="7"/>
   </w:num>
-  <w:num w:numId="6" w16cid:durableId="31423117">
+  <w:num w:numId="6" w16cid:durableId="1753162341">
     <w:abstractNumId w:val="3"/>
   </w:num>
-  <w:num w:numId="7" w16cid:durableId="1654870245">
+  <w:num w:numId="7" w16cid:durableId="2120637834">
     <w:abstractNumId w:val="2"/>
   </w:num>
-  <w:num w:numId="8" w16cid:durableId="653066908">
+  <w:num w:numId="8" w16cid:durableId="427695514">
     <w:abstractNumId w:val="1"/>
   </w:num>
-  <w:num w:numId="9" w16cid:durableId="996807310">
+  <w:num w:numId="9" w16cid:durableId="2127386459">
     <w:abstractNumId w:val="0"/>
   </w:num>
 </w:numbering>
@@ -7242,11 +8802,10 @@
     <w:qFormat/>
     <w:rsid w:val="00FC693F"/>
     <w:pPr>
-      <w:spacing w:after="140" w:line="271" w:lineRule="auto"/>
+      <w:spacing w:after="140" w:line="274" w:lineRule="auto"/>
     </w:pPr>
     <w:rPr>
       <w:rFonts w:ascii="Calibri" w:hAnsi="Calibri"/>
-      <w:sz w:val="21"/>
       <w:lang w:val="fr-FR" w:eastAsia="fr-FR" w:bidi="fr-FR"/>
     </w:rPr>
   </w:style>
@@ -7261,7 +8820,7 @@
     <w:pPr>
       <w:keepNext/>
       <w:keepLines/>
-      <w:spacing w:before="320" w:after="60"/>
+      <w:spacing w:after="60"/>
       <w:outlineLvl w:val="0"/>
     </w:pPr>
     <w:rPr>
@@ -7269,7 +8828,7 @@
       <w:b/>
       <w:bCs/>
       <w:color w:val="8A2B2B"/>
-      <w:sz w:val="32"/>
+      <w:sz w:val="34"/>
       <w:szCs w:val="28"/>
     </w:rPr>
   </w:style>
@@ -7285,7 +8844,7 @@
     <w:pPr>
       <w:keepNext/>
       <w:keepLines/>
-      <w:spacing w:before="240" w:after="60"/>
+      <w:spacing w:before="220" w:after="60"/>
       <w:outlineLvl w:val="1"/>
     </w:pPr>
     <w:rPr>
@@ -7293,7 +8852,7 @@
       <w:b/>
       <w:bCs/>
       <w:color w:val="2D5586"/>
-      <w:sz w:val="24"/>
+      <w:sz w:val="25"/>
       <w:szCs w:val="26"/>
     </w:rPr>
   </w:style>
@@ -18246,7 +19805,7 @@
     <w:autoRedefine/>
     <w:uiPriority w:val="39"/>
     <w:unhideWhenUsed/>
-    <w:rsid w:val="00C7780A"/>
+    <w:rsid w:val="00A92F52"/>
     <w:pPr>
       <w:spacing w:after="100"/>
     </w:pPr>
@@ -18256,7 +19815,7 @@
     <w:basedOn w:val="Policepardfaut"/>
     <w:uiPriority w:val="99"/>
     <w:unhideWhenUsed/>
-    <w:rsid w:val="00C7780A"/>
+    <w:rsid w:val="00A92F52"/>
     <w:rPr>
       <w:color w:val="0000FF" w:themeColor="hyperlink"/>
       <w:u w:val="single"/>
